--- a/Smart_Parking_Management_System_Code.docx
+++ b/Smart_Parking_Management_System_Code.docx
@@ -4,7 +4,7 @@
   <w:body>
     <w:p>
       <w:pPr>
-        <w:spacing w:before="720" w:after="240"/>
+        <w:spacing w:before="480" w:after="160"/>
         <w:jc w:val="center"/>
       </w:pPr>
       <w:r>
@@ -12,14 +12,14 @@
           <w:rFonts w:ascii="Arial" w:hAnsi="Arial"/>
           <w:b/>
           <w:color w:val="1E3A8A"/>
-          <w:sz w:val="48"/>
+          <w:sz w:val="44"/>
         </w:rPr>
         <w:t>SMART PARKING MANAGEMENT SYSTEM</w:t>
       </w:r>
     </w:p>
     <w:p>
       <w:pPr>
-        <w:spacing w:after="480"/>
+        <w:spacing w:after="360"/>
         <w:jc w:val="center"/>
       </w:pPr>
       <w:r>
@@ -27,53 +27,52 @@
           <w:rFonts w:ascii="Arial" w:hAnsi="Arial"/>
           <w:i/>
           <w:color w:val="64748B"/>
-          <w:sz w:val="24"/>
+          <w:sz w:val="22"/>
         </w:rPr>
         <w:t>Data Structures, Algorithms (DSA) &amp; AI Demand Forecasting in C (C99)</w:t>
         <w:br/>
-        <w:t>GitHub Repository: raamveesam/SmartParkingManagementSystem</w:t>
+        <w:t>GitHub: github.com/raamveesam/SmartParkingManagementSystem</w:t>
       </w:r>
     </w:p>
     <w:p>
       <w:pPr>
         <w:pStyle w:val="Heading1"/>
-        <w:spacing w:before="320" w:after="160"/>
+        <w:spacing w:before="240" w:after="120"/>
       </w:pPr>
       <w:r>
-        <w:t>Project Abstract &amp; Overview</w:t>
+        <w:t>1. Project Abstract &amp; Objectives</w:t>
       </w:r>
     </w:p>
     <w:p>
       <w:pPr>
-        <w:spacing w:line="300" w:lineRule="auto" w:after="360"/>
+        <w:spacing w:line="288" w:lineRule="auto" w:after="240"/>
       </w:pPr>
       <w:r>
-        <w:t>The Smart Parking Management System is an end-to-end multi-floor parking automation infrastructure implemented in standard C (C99). It integrates foundational Data Structures and Algorithms (DSA) with an Artificial Intelligence demand forecasting extension:</w:t>
+        <w:t>This project implements a concise and practical Smart Parking Management System in C (C99 standard).</w:t>
         <w:br/>
         <w:br/>
-        <w:t>• Arrays: Real-time 3-floor parking layout grid (30 slots) categorized for 2-wheelers, 4-wheelers, and heavy vehicles.</w:t>
+        <w:t>Key Objectives &amp; DSA Extensions:</w:t>
         <w:br/>
-        <w:t>• Linked Lists: Dynamic Vehicle Registry database supporting O(1) insertions, and historical billing transactions log.</w:t>
+        <w:t>• Manage Parking Slots (Arrays): 20 slots across 2 floors categorized for 2-wheelers and 4-wheelers.</w:t>
         <w:br/>
-        <w:t>• FIFO Queues: Overflow traffic waiting line that automatically enqueues arriving vehicles when capacity is saturated, and automatically dequeues and allocates slots when parked vehicles exit.</w:t>
+        <w:t>• Manage Overflow Traffic (FIFO Queue): Waiting queue using linked nodes (front and rear pointers).</w:t>
         <w:br/>
-        <w:t>• Searching &amp; Sorting: Linear search for active vehicles, Binary search for ticket queries, Quick Sort for revenue rankings, and Merge Sort for chronological session ordering.</w:t>
+        <w:t>• Historical Transactions (Linked List): Dynamic session log for duration and billing.</w:t>
         <w:br/>
-        <w:t>• AI Demand Prediction: Combines an urban diurnal traffic curve prior with Ordinary Least Squares (OLS) regression to forecast hourly occupancy and compute dynamic surge pricing (0.85x off-peak to 1.50x peak rush).</w:t>
-      </w:r>
-    </w:p>
-    <w:p>
-      <w:r>
-        <w:br w:type="page"/>
+        <w:t>• Searching &amp; Sorting: Linear search by vehicle plate and sorting transactions by revenue.</w:t>
+        <w:br/>
+        <w:t>• AI Demand Prediction: Heuristic model that forecasts 24-hour urban congestion curves and computes dynamic surge pricing (0.85x to 1.50x).</w:t>
+        <w:br/>
+        <w:t>• Automatic Dispatch: When a parked car exits, the freed slot is immediately auto-allocated to the next queued vehicle.</w:t>
       </w:r>
     </w:p>
     <w:p>
       <w:pPr>
-        <w:pStyle w:val="Heading2"/>
+        <w:pStyle w:val="Heading1"/>
         <w:spacing w:before="280" w:after="120"/>
       </w:pPr>
       <w:r>
-        <w:t>Architecture &amp; Usage Guide (README.md)</w:t>
+        <w:t>2. Complete Source Code (main.c)</w:t>
       </w:r>
     </w:p>
     <w:tbl>
@@ -90,18 +89,18 @@
         <w:tc>
           <w:tcPr>
             <w:tcW w:type="dxa" w:w="9360"/>
-            <w:shd w:fill="F4F5F7"/>
+            <w:shd w:fill="F8FAFC"/>
             <w:tcMar>
-              <w:top w:w="120" w:type="dxa"/>
-              <w:bottom w:w="120" w:type="dxa"/>
-              <w:left w:w="180" w:type="dxa"/>
-              <w:right w:w="180" w:type="dxa"/>
+              <w:top w:w="100" w:type="dxa"/>
+              <w:bottom w:w="100" w:type="dxa"/>
+              <w:left w:w="150" w:type="dxa"/>
+              <w:right w:w="150" w:type="dxa"/>
             </w:tcMar>
             <w:tcBorders>
-              <w:top w:val="single" w:sz="4" w:space="0" w:color="D1D5DB"/>
-              <w:left w:val="single" w:sz="18" w:space="0" w:color="2563EB"/>
-              <w:bottom w:val="single" w:sz="4" w:space="0" w:color="D1D5DB"/>
-              <w:right w:val="single" w:sz="4" w:space="0" w:color="D1D5DB"/>
+              <w:top w:val="single" w:sz="4" w:space="0" w:color="CBD5E1"/>
+              <w:left w:val="single" w:sz="18" w:space="0" w:color="1D4ED8"/>
+              <w:bottom w:val="single" w:sz="4" w:space="0" w:color="CBD5E1"/>
+              <w:right w:val="single" w:sz="4" w:space="0" w:color="CBD5E1"/>
             </w:tcBorders>
           </w:tcPr>
           <w:p>
@@ -114,256 +113,847 @@
                 <w:color w:val="1E293B"/>
                 <w:sz w:val="17"/>
               </w:rPr>
-              <w:t># Smart Parking Management System</w:t>
-              <w:br/>
-              <w:br/>
-              <w:t>A modular, high-performance parking management system developed in **C (C99 standard)**. The system models a multi-floor parking structure with categorized vehicle spaces, active session management, automated billing with AI-driven dynamic surge pricing, overflow handling via a FIFO waiting queue, and data analytics using fundamental Data Structures and Algorithms (DSA).</w:t>
-              <w:br/>
-              <w:br/>
-              <w:t>---</w:t>
-              <w:br/>
-              <w:br/>
-              <w:t>## 📌 Objectives &amp; Core Features</w:t>
-              <w:br/>
-              <w:br/>
-              <w:t>| Module | Data Structure / Algorithm | Technical Implementation |</w:t>
-              <w:br/>
-              <w:t>| :--- | :--- | :--- |</w:t>
-              <w:br/>
-              <w:t>| **Parking Slot Grid** | **1D/2D Array** | Fixed-capacity grid organized into 3 floors with dedicated zones for Two-Wheelers, Four-Wheelers, and Heavy Commercial vehicles. |</w:t>
-              <w:br/>
-              <w:t>| **Vehicle Registry** | **Singly Linked List** | Dynamic vehicle registration database supporting quick insertions ($O(1)$) and case-insensitive license plate search. |</w:t>
-              <w:br/>
-              <w:t>| **Overflow Traffic** | **FIFO Queue** | Waiting line implemented using dynamic nodes with `front` and `rear` pointers. When a vehicle exits, the system automatically dequeues the next eligible waiting vehicle and allocates the freed slot. |</w:t>
-              <w:br/>
-              <w:t>| **Session Billing** | **Linked List** | Detailed audit log of completed parking sessions recording timestamps, duration, base tariffs, surge factors, and total receipts. |</w:t>
-              <w:br/>
-              <w:t>| **Searching** | **Linear &amp; Binary Search** | Linear search for real-time slot occupancy by plate number; Binary Search on sorted transaction logs by ticket ID ($O(\log N)$). |</w:t>
-              <w:br/>
-              <w:t>| **Sorting** | **Quick Sort &amp; Merge Sort** | Custom Quick Sort to rank transactions by revenue (descending/ascending) and Merge Sort to organize records chronologically. |</w:t>
-              <w:br/>
-              <w:t>| **AI Demand Forecast** | **Statistical OLS Regression** | Hourly demand estimation model combining urban diurnal traffic distribution priors with Ordinary Least Squares (OLS) regression to calculate dynamic surge tariffs. |</w:t>
-              <w:br/>
-              <w:t>| **Data Persistence** | **File I/O** | State serialization to `data/parking_state.txt` allowing system recovery across sessions. |</w:t>
-              <w:br/>
-              <w:br/>
-              <w:t>---</w:t>
-              <w:br/>
-              <w:br/>
-              <w:t>## 🏗️ Project Architecture</w:t>
-              <w:br/>
-              <w:br/>
-              <w:t>```</w:t>
-              <w:br/>
-              <w:t>SmartParkingManagementSystem/</w:t>
-              <w:br/>
-              <w:t>├── include/</w:t>
-              <w:br/>
-              <w:t>│   └── parking_system.h       # Structs, enums, constants, and function declarations</w:t>
-              <w:br/>
-              <w:t>├── src/</w:t>
-              <w:br/>
-              <w:t>│   ├── main.c                 # Interactive CLI menu &amp; entry point</w:t>
-              <w:br/>
-              <w:t>│   ├── slot_manager.c         # Array-based slot allocation &amp; ASCII 2D grid visualization</w:t>
-              <w:br/>
-              <w:t>│   ├── vehicle_registry.c     # Dynamic linked list for vehicle records</w:t>
-              <w:br/>
-              <w:t>│   ├── waiting_queue.c        # FIFO queue for overflow traffic management</w:t>
-              <w:br/>
-              <w:t>│   ├── billing.c              # Tiered tariff calculations, invoice generation &amp; history</w:t>
-              <w:br/>
-              <w:t>│   ├── entry_exit.c           # Entry pass issuance, check-out flow &amp; auto-queue dispatch</w:t>
-              <w:br/>
-              <w:t>│   ├── search_sort.c          # Linear search, Binary search, Quick Sort &amp; Merge Sort</w:t>
-              <w:br/>
-              <w:t>│   ├── ai_predictor.c         # AI demand forecasting &amp; dynamic pricing engine</w:t>
-              <w:br/>
-              <w:t>│   ├── statistics.c           # Capacity utilization, revenue metrics &amp; analytics</w:t>
-              <w:br/>
-              <w:t>│   ├── file_io.c              # Disk persistence (save &amp; load state)</w:t>
-              <w:br/>
-              <w:t>│   ├── demo.c                 # Automated end-to-end simulation runner</w:t>
-              <w:br/>
-              <w:t>│   └── utils.c                # Timestamp formatting &amp; string utilities</w:t>
-              <w:br/>
-              <w:t>├── data/</w:t>
-              <w:br/>
-              <w:t>│   └── parking_state.txt      # Persisted database (auto-generated)</w:t>
-              <w:br/>
-              <w:t>├── Makefile                   # Build automation configuration</w:t>
-              <w:br/>
-              <w:t>└── README.md                  # System documentation</w:t>
-              <w:br/>
-              <w:t>```</w:t>
-              <w:br/>
-              <w:br/>
-              <w:t>---</w:t>
-              <w:br/>
-              <w:br/>
-              <w:t>## ⚙️ Compilation &amp; Execution</w:t>
-              <w:br/>
-              <w:br/>
-              <w:t>### Prerequisites</w:t>
-              <w:br/>
-              <w:t>- GCC Compiler (MinGW on Windows, or GCC on Linux/macOS)</w:t>
-              <w:br/>
-              <w:t>- `make` utility (optional, direct GCC command provided)</w:t>
-              <w:br/>
-              <w:br/>
-              <w:t>### Build Instructions</w:t>
-              <w:br/>
-              <w:br/>
-              <w:t>#### Using Make:</w:t>
-              <w:br/>
-              <w:t>```bash</w:t>
-              <w:br/>
-              <w:t>make</w:t>
-              <w:br/>
-              <w:t>```</w:t>
-              <w:br/>
-              <w:br/>
-              <w:t>#### Using GCC directly:</w:t>
-              <w:br/>
-              <w:t>```bash</w:t>
-              <w:br/>
-              <w:t>gcc -Wall -Wextra -std=c99 -Iinclude src/*.c -o smart_parking.exe -lm</w:t>
-              <w:br/>
-              <w:t>```</w:t>
-              <w:br/>
-              <w:br/>
-              <w:t>### Running the System</w:t>
-              <w:br/>
-              <w:br/>
-              <w:t>#### Interactive CLI Mode:</w:t>
-              <w:br/>
-              <w:t>```bash</w:t>
-              <w:br/>
-              <w:t>./smart_parking.exe</w:t>
-              <w:br/>
-              <w:t>```</w:t>
-              <w:br/>
-              <w:br/>
-              <w:t>#### Automated End-to-End Simulation Demo:</w:t>
-              <w:br/>
-              <w:t>```bash</w:t>
-              <w:br/>
-              <w:t>./smart_parking.exe --demo</w:t>
-              <w:br/>
-              <w:t>```</w:t>
-              <w:br/>
-              <w:br/>
-              <w:t>---</w:t>
-              <w:br/>
-              <w:br/>
-              <w:t>## 🧠 AI Demand Prediction &amp; Dynamic Pricing Heuristic</w:t>
-              <w:br/>
-              <w:br/>
-              <w:t>The system models urban traffic load throughout a 24-hour cycle:</w:t>
-              <w:br/>
-              <w:t>1. **Diurnal Prior Curve**: Accounts for predictable morning commutes (08:00 - 10:00) and evening rush hours (17:00 - 19:00).</w:t>
-              <w:br/>
-              <w:t>2. **Trend Regression (OLS)**: Fits a linear trend ($y = mx + b$) over active hours based on real transaction arrivals.</w:t>
-              <w:br/>
-              <w:t>3. **Dynamic Tariff Tiers**:</w:t>
-              <w:br/>
-              <w:t xml:space="preserve">   - **Peak Congestion ($\ge 85\%$)**: $1.50\times$ Surge multiplier to encourage turnover.</w:t>
-              <w:br/>
-              <w:t xml:space="preserve">   - **Moderate Rush ($\ge 70\%$)**: $1.25\times$ Surge multiplier.</w:t>
-              <w:br/>
-              <w:t xml:space="preserve">   - **Standard ($26\% - 69\%$)**: $1.00\times$ Base tariff.</w:t>
-              <w:br/>
-              <w:t xml:space="preserve">   - **Off-Peak Discount ($\le 25\%$)**: $0.85\times$ Tariff incentive.</w:t>
-              <w:br/>
-              <w:br/>
-              <w:t>---</w:t>
-              <w:br/>
-              <w:br/>
-              <w:t>## 📊 Sample ASCII Layout &amp; Receipt Preview</w:t>
-              <w:br/>
-              <w:br/>
-              <w:t>### 2D Real-Time Grid Map</w:t>
-              <w:br/>
-              <w:t>```text</w:t>
-              <w:br/>
-              <w:t>+===========================================================================+</w:t>
-              <w:br/>
-              <w:t>|                    PARKING LOT REAL-TIME 2D GRID MAP                     |</w:t>
-              <w:br/>
-              <w:t>+===========================================================================+</w:t>
-              <w:br/>
-              <w:t>| FLOOR 1:                                                                  |</w:t>
-              <w:br/>
-              <w:t>|   [01: V ] [02: V ] [03: V ] [04: V ] [05: O ] [06: V ] ...               |</w:t>
-              <w:br/>
-              <w:t>| FLOOR 2:                                                                  |</w:t>
-              <w:br/>
-              <w:t>|   [11: V ] [12: V ] [13: V ] [14: V ] [15: V ] [16: V ] ...               |</w:t>
-              <w:br/>
-              <w:t>| FLOOR 3:                                                                  |</w:t>
-              <w:br/>
-              <w:t>|   [21: V ] [22: V ] [23: V ] [24: V ] [25: V ] [26: O ] ...               |</w:t>
-              <w:br/>
-              <w:t>+---------------------------------------------------------------------------+</w:t>
-              <w:br/>
-              <w:t>| Legend: [ V ] = Vacant (Available)  |  [ O ] = Occupied  |  [ M ] = Maint |</w:t>
-              <w:br/>
-              <w:t>+===========================================================================+</w:t>
-              <w:br/>
-              <w:t>```</w:t>
-              <w:br/>
-              <w:br/>
-              <w:t>### Generated Invoice</w:t>
-              <w:br/>
-              <w:t>```text</w:t>
-              <w:br/>
-              <w:t>*************************************************************</w:t>
-              <w:br/>
-              <w:t>*               SMART PARKING RECEIPT &amp; INVOICE             *</w:t>
-              <w:br/>
-              <w:t>*************************************************************</w:t>
-              <w:br/>
-              <w:t xml:space="preserve"> Ticket Number     : #1001</w:t>
-              <w:br/>
-              <w:t xml:space="preserve"> Vehicle Plate     : KA-01-AB-1234</w:t>
-              <w:br/>
-              <w:t xml:space="preserve"> Vehicle Type      : 4-Wheeler (Car/Sedan/SUV)</w:t>
-              <w:br/>
-              <w:t xml:space="preserve"> Allocated Slot    : Floor 1, Slot #05</w:t>
-              <w:br/>
-              <w:t>-------------------------------------------------------------</w:t>
-              <w:br/>
-              <w:t xml:space="preserve"> Entry Time        : 2026-10-04 16:17:47</w:t>
-              <w:br/>
-              <w:t xml:space="preserve"> Exit Time         : 2026-10-04 18:17:47</w:t>
-              <w:br/>
-              <w:t xml:space="preserve"> Duration (Hours)  : 2.00 hrs</w:t>
-              <w:br/>
-              <w:t xml:space="preserve"> Base Hourly Rate  : $30.00 / hr</w:t>
-              <w:br/>
-              <w:t xml:space="preserve"> AI Dynamic Surge  : 1.50x</w:t>
-              <w:br/>
-              <w:t>-------------------------------------------------------------</w:t>
-              <w:br/>
-              <w:t xml:space="preserve"> TOTAL DUE / PAID  : $90.00</w:t>
-              <w:br/>
-              <w:t>*************************************************************</w:t>
-              <w:br/>
-              <w:t xml:space="preserve">              Thank you for parking with us!                 </w:t>
-              <w:br/>
-              <w:t>*************************************************************</w:t>
-              <w:br/>
-              <w:t>```</w:t>
-              <w:br/>
-              <w:br/>
-              <w:t>---</w:t>
-              <w:br/>
-              <w:br/>
-              <w:t>## 🛡️ Authenticity &amp; Academic Integrity</w:t>
-              <w:br/>
-              <w:t>- **100% Custom Implementation**: Written completely from foundational principles in standard C without external dependencies.</w:t>
-              <w:br/>
-              <w:t>- **Original Architecture**: Custom node definitions, tailored partitioning heuristics for Quick Sort, and realistic urban demand modeling ensure zero plagiarism overlap with generic online tutorials.</w:t>
+              <w:t>/*</w:t>
+              <w:br/>
+              <w:t xml:space="preserve"> * Smart Parking Management System</w:t>
+              <w:br/>
+              <w:t xml:space="preserve"> * Data Structures &amp; AI Project in C (C99)</w:t>
+              <w:br/>
+              <w:t xml:space="preserve"> * Features: Arrays (Slots), Linked List (History), Queue (Waiting Line),</w:t>
+              <w:br/>
+              <w:t xml:space="preserve"> *           Linear &amp; Binary Search, QuickSort, AI Demand Prediction.</w:t>
+              <w:br/>
+              <w:t xml:space="preserve"> */</w:t>
+              <w:br/>
+              <w:br/>
+              <w:t>#include &lt;stdio.h&gt;</w:t>
+              <w:br/>
+              <w:t>#include &lt;stdlib.h&gt;</w:t>
+              <w:br/>
+              <w:t>#include &lt;string.h&gt;</w:t>
+              <w:br/>
+              <w:t>#include &lt;stdbool.h&gt;</w:t>
+              <w:br/>
+              <w:t>#include &lt;time.h&gt;</w:t>
+              <w:br/>
+              <w:t>#include &lt;math.h&gt;</w:t>
+              <w:br/>
+              <w:br/>
+              <w:t>#define TOTAL_SLOTS 20</w:t>
+              <w:br/>
+              <w:t>#define SLOTS_PER_FLOOR 10</w:t>
+              <w:br/>
+              <w:t>#define RATE_2W 15.0</w:t>
+              <w:br/>
+              <w:t>#define RATE_4W 30.0</w:t>
+              <w:br/>
+              <w:br/>
+              <w:t>typedef enum { TYPE_2W = 1, TYPE_4W = 2 } VehicleType;</w:t>
+              <w:br/>
+              <w:br/>
+              <w:t>/* Structure for Vehicle Information */</w:t>
+              <w:br/>
+              <w:t>typedef struct {</w:t>
+              <w:br/>
+              <w:t xml:space="preserve">    char plate[16];</w:t>
+              <w:br/>
+              <w:t xml:space="preserve">    char owner[32];</w:t>
+              <w:br/>
+              <w:t xml:space="preserve">    VehicleType type;</w:t>
+              <w:br/>
+              <w:t>} Vehicle;</w:t>
+              <w:br/>
+              <w:br/>
+              <w:t>/* Array Element: Parking Slot */</w:t>
+              <w:br/>
+              <w:t>typedef struct {</w:t>
+              <w:br/>
+              <w:t xml:space="preserve">    int id;</w:t>
+              <w:br/>
+              <w:t xml:space="preserve">    int floor;</w:t>
+              <w:br/>
+              <w:t xml:space="preserve">    VehicleType type;</w:t>
+              <w:br/>
+              <w:t xml:space="preserve">    bool isOccupied;</w:t>
+              <w:br/>
+              <w:t xml:space="preserve">    char plate[16];</w:t>
+              <w:br/>
+              <w:t xml:space="preserve">    int ticketId;</w:t>
+              <w:br/>
+              <w:t xml:space="preserve">    time_t entryTime;</w:t>
+              <w:br/>
+              <w:t>} Slot;</w:t>
+              <w:br/>
+              <w:br/>
+              <w:t>/* Queue Node: FIFO Waiting Queue for Overflow Vehicles */</w:t>
+              <w:br/>
+              <w:t>typedef struct QueueNode {</w:t>
+              <w:br/>
+              <w:t xml:space="preserve">    Vehicle vehicle;</w:t>
+              <w:br/>
+              <w:t xml:space="preserve">    struct QueueNode* next;</w:t>
+              <w:br/>
+              <w:t>} QueueNode;</w:t>
+              <w:br/>
+              <w:br/>
+              <w:t>typedef struct {</w:t>
+              <w:br/>
+              <w:t xml:space="preserve">    QueueNode* front;</w:t>
+              <w:br/>
+              <w:t xml:space="preserve">    QueueNode* rear;</w:t>
+              <w:br/>
+              <w:t xml:space="preserve">    int count;</w:t>
+              <w:br/>
+              <w:t>} WaitingQueue;</w:t>
+              <w:br/>
+              <w:br/>
+              <w:t>/* Linked List Node: Billing &amp; Transaction History */</w:t>
+              <w:br/>
+              <w:t>typedef struct RecordNode {</w:t>
+              <w:br/>
+              <w:t xml:space="preserve">    int ticketId;</w:t>
+              <w:br/>
+              <w:t xml:space="preserve">    char plate[16];</w:t>
+              <w:br/>
+              <w:t xml:space="preserve">    VehicleType type;</w:t>
+              <w:br/>
+              <w:t xml:space="preserve">    int slotId;</w:t>
+              <w:br/>
+              <w:t xml:space="preserve">    time_t entryTime;</w:t>
+              <w:br/>
+              <w:t xml:space="preserve">    time_t exitTime;</w:t>
+              <w:br/>
+              <w:t xml:space="preserve">    double durationHours;</w:t>
+              <w:br/>
+              <w:t xml:space="preserve">    double surgeFactor;</w:t>
+              <w:br/>
+              <w:t xml:space="preserve">    double amount;</w:t>
+              <w:br/>
+              <w:t xml:space="preserve">    struct RecordNode* next;</w:t>
+              <w:br/>
+              <w:t>} RecordNode;</w:t>
+              <w:br/>
+              <w:br/>
+              <w:t>/* Global State */</w:t>
+              <w:br/>
+              <w:t>static Slot slots[TOTAL_SLOTS];</w:t>
+              <w:br/>
+              <w:t>static WaitingQueue waitQueue = { NULL, NULL, 0 };</w:t>
+              <w:br/>
+              <w:t>static RecordNode* historyHead = NULL;</w:t>
+              <w:br/>
+              <w:t>static int nextTicket = 1001;</w:t>
+              <w:br/>
+              <w:t>static double totalRevenue = 0.0;</w:t>
+              <w:br/>
+              <w:t>static int completedSessions = 0;</w:t>
+              <w:br/>
+              <w:br/>
+              <w:t>/* --- Utility Functions --- */</w:t>
+              <w:br/>
+              <w:t>static const char* type_name(VehicleType t) {</w:t>
+              <w:br/>
+              <w:t xml:space="preserve">    return (t == TYPE_2W) ? "2-Wheeler" : "4-Wheeler";</w:t>
+              <w:br/>
+              <w:t>}</w:t>
+              <w:br/>
+              <w:br/>
+              <w:t>static bool str_equals_ignore_case(const char* a, const char* b) {</w:t>
+              <w:br/>
+              <w:t xml:space="preserve">    while (*a &amp;&amp; *b) {</w:t>
+              <w:br/>
+              <w:t xml:space="preserve">        char ca = (*a &gt;= 'A' &amp;&amp; *a &lt;= 'Z') ? (*a + 32) : *a;</w:t>
+              <w:br/>
+              <w:t xml:space="preserve">        char cb = (*b &gt;= 'A' &amp;&amp; *b &lt;= 'Z') ? (*b + 32) : *b;</w:t>
+              <w:br/>
+              <w:t xml:space="preserve">        if (ca != cb) return false;</w:t>
+              <w:br/>
+              <w:t xml:space="preserve">        a++; b++;</w:t>
+              <w:br/>
+              <w:t xml:space="preserve">    }</w:t>
+              <w:br/>
+              <w:t xml:space="preserve">    return (*a == '\0' &amp;&amp; *b == '\0');</w:t>
+              <w:br/>
+              <w:t>}</w:t>
+              <w:br/>
+              <w:br/>
+              <w:t>/* --- Initialization --- */</w:t>
+              <w:br/>
+              <w:t>void init_parking(void) {</w:t>
+              <w:br/>
+              <w:t xml:space="preserve">    for (int i = 0; i &lt; TOTAL_SLOTS; i++) {</w:t>
+              <w:br/>
+              <w:t xml:space="preserve">        slots[i].id = i + 1;</w:t>
+              <w:br/>
+              <w:t xml:space="preserve">        slots[i].floor = (i / SLOTS_PER_FLOOR) + 1;</w:t>
+              <w:br/>
+              <w:t xml:space="preserve">        slots[i].type = (i &lt; 6) ? TYPE_2W : TYPE_4W; /* First 6 slots for 2W, rest 4W */</w:t>
+              <w:br/>
+              <w:t xml:space="preserve">        slots[i].isOccupied = false;</w:t>
+              <w:br/>
+              <w:t xml:space="preserve">        slots[i].plate[0] = '\0';</w:t>
+              <w:br/>
+              <w:t xml:space="preserve">        slots[i].ticketId = 0;</w:t>
+              <w:br/>
+              <w:t xml:space="preserve">        slots[i].entryTime = 0;</w:t>
+              <w:br/>
+              <w:t xml:space="preserve">    }</w:t>
+              <w:br/>
+              <w:t>}</w:t>
+              <w:br/>
+              <w:br/>
+              <w:t>/* --- Queue Operations (FIFO) --- */</w:t>
+              <w:br/>
+              <w:t>void enqueue_wait(Vehicle v) {</w:t>
+              <w:br/>
+              <w:t xml:space="preserve">    QueueNode* node = (QueueNode*)malloc(sizeof(QueueNode));</w:t>
+              <w:br/>
+              <w:t xml:space="preserve">    node-&gt;vehicle = v;</w:t>
+              <w:br/>
+              <w:t xml:space="preserve">    node-&gt;next = NULL;</w:t>
+              <w:br/>
+              <w:t xml:space="preserve">    if (waitQueue.rear == NULL) {</w:t>
+              <w:br/>
+              <w:t xml:space="preserve">        waitQueue.front = waitQueue.rear = node;</w:t>
+              <w:br/>
+              <w:t xml:space="preserve">    } else {</w:t>
+              <w:br/>
+              <w:t xml:space="preserve">        waitQueue.rear-&gt;next = node;</w:t>
+              <w:br/>
+              <w:t xml:space="preserve">        waitQueue.rear = node;</w:t>
+              <w:br/>
+              <w:t xml:space="preserve">    }</w:t>
+              <w:br/>
+              <w:t xml:space="preserve">    waitQueue.count++;</w:t>
+              <w:br/>
+              <w:t xml:space="preserve">    printf("   [!] Lot Full! Vehicle '%s' entered Waiting Queue (Position #%d)\n", v.plate, waitQueue.count);</w:t>
+              <w:br/>
+              <w:t>}</w:t>
+              <w:br/>
+              <w:br/>
+              <w:t>bool dequeue_wait(Vehicle* out) {</w:t>
+              <w:br/>
+              <w:t xml:space="preserve">    if (waitQueue.front == NULL) return false;</w:t>
+              <w:br/>
+              <w:t xml:space="preserve">    QueueNode* temp = waitQueue.front;</w:t>
+              <w:br/>
+              <w:t xml:space="preserve">    if (out) *out = temp-&gt;vehicle;</w:t>
+              <w:br/>
+              <w:t xml:space="preserve">    waitQueue.front = waitQueue.front-&gt;next;</w:t>
+              <w:br/>
+              <w:t xml:space="preserve">    if (waitQueue.front == NULL) waitQueue.rear = NULL;</w:t>
+              <w:br/>
+              <w:t xml:space="preserve">    free(temp);</w:t>
+              <w:br/>
+              <w:t xml:space="preserve">    waitQueue.count--;</w:t>
+              <w:br/>
+              <w:t xml:space="preserve">    return true;</w:t>
+              <w:br/>
+              <w:t>}</w:t>
+              <w:br/>
+              <w:br/>
+              <w:t>/* --- AI Demand Prediction Module --- */</w:t>
+              <w:br/>
+              <w:t>/* Models 24-hr urban congestion curve and calculates dynamic surge tariff */</w:t>
+              <w:br/>
+              <w:t>void ai_predict_demand(int hour, double* demandPct, double* surge) {</w:t>
+              <w:br/>
+              <w:t xml:space="preserve">    if (hour &lt; 0 || hour &gt; 23) hour = 12;</w:t>
+              <w:br/>
+              <w:t xml:space="preserve">    </w:t>
+              <w:br/>
+              <w:t xml:space="preserve">    /* Heuristic peak curve: morning rush (8-10 AM) and evening rush (5-7 PM) */</w:t>
+              <w:br/>
+              <w:t xml:space="preserve">    double base;</w:t>
+              <w:br/>
+              <w:t xml:space="preserve">    if (hour &gt;= 8 &amp;&amp; hour &lt;= 10) base = 0.90;      /* Morning peak */</w:t>
+              <w:br/>
+              <w:t xml:space="preserve">    else if (hour &gt;= 17 &amp;&amp; hour &lt;= 19) base = 0.94; /* Evening peak */</w:t>
+              <w:br/>
+              <w:t xml:space="preserve">    else if (hour &gt;= 11 &amp;&amp; hour &lt;= 16) base = 0.72; /* Afternoon busy */</w:t>
+              <w:br/>
+              <w:t xml:space="preserve">    else if (hour &gt;= 6 &amp;&amp; hour &lt;= 7) base = 0.40;   /* Early morning */</w:t>
+              <w:br/>
+              <w:t xml:space="preserve">    else base = 0.15;                               /* Night / off-peak */</w:t>
+              <w:br/>
+              <w:t xml:space="preserve">    </w:t>
+              <w:br/>
+              <w:t xml:space="preserve">    if (demandPct) *demandPct = base * 100.0;</w:t>
+              <w:br/>
+              <w:t xml:space="preserve">    if (surge) {</w:t>
+              <w:br/>
+              <w:t xml:space="preserve">        if (base &gt;= 0.85) *surge = 1.50;      /* Surge tariff */</w:t>
+              <w:br/>
+              <w:t xml:space="preserve">        else if (base &gt;= 0.70) *surge = 1.25; /* Moderate tariff */</w:t>
+              <w:br/>
+              <w:t xml:space="preserve">        else if (base &lt;= 0.25) *surge = 0.85; /* Off-peak discount */</w:t>
+              <w:br/>
+              <w:t xml:space="preserve">        else *surge = 1.00;                   /* Standard tariff */</w:t>
+              <w:br/>
+              <w:t xml:space="preserve">    }</w:t>
+              <w:br/>
+              <w:t>}</w:t>
+              <w:br/>
+              <w:br/>
+              <w:t>/* --- Slot Allocation (Arrays) --- */</w:t>
+              <w:br/>
+              <w:t>int allocate_slot(VehicleType type, const char* plate, int tId, time_t tEntry) {</w:t>
+              <w:br/>
+              <w:t xml:space="preserve">    for (int i = 0; i &lt; TOTAL_SLOTS; i++) {</w:t>
+              <w:br/>
+              <w:t xml:space="preserve">        if (!slots[i].isOccupied &amp;&amp; slots[i].type == type) {</w:t>
+              <w:br/>
+              <w:t xml:space="preserve">            slots[i].isOccupied = true;</w:t>
+              <w:br/>
+              <w:t xml:space="preserve">            strncpy(slots[i].plate, plate, sizeof(slots[i].plate) - 1);</w:t>
+              <w:br/>
+              <w:t xml:space="preserve">            slots[i].ticketId = tId;</w:t>
+              <w:br/>
+              <w:t xml:space="preserve">            slots[i].entryTime = tEntry;</w:t>
+              <w:br/>
+              <w:t xml:space="preserve">            return slots[i].id;</w:t>
+              <w:br/>
+              <w:t xml:space="preserve">        }</w:t>
+              <w:br/>
+              <w:t xml:space="preserve">    }</w:t>
+              <w:br/>
+              <w:t xml:space="preserve">    return -1; /* Full */</w:t>
+              <w:br/>
+              <w:t>}</w:t>
+              <w:br/>
+              <w:br/>
+              <w:t>/* --- Vehicle Check-In &amp; Check-Out --- */</w:t>
+              <w:br/>
+              <w:t>void check_in(const char* plate, const char* owner, VehicleType type, time_t customEntry) {</w:t>
+              <w:br/>
+              <w:t xml:space="preserve">    for (int i = 0; i &lt; TOTAL_SLOTS; i++) {</w:t>
+              <w:br/>
+              <w:t xml:space="preserve">        if (slots[i].isOccupied &amp;&amp; str_equals_ignore_case(slots[i].plate, plate)) {</w:t>
+              <w:br/>
+              <w:t xml:space="preserve">            printf("   [!] Vehicle '%s' is already parked in Slot #%d!\n", plate, slots[i].id);</w:t>
+              <w:br/>
+              <w:t xml:space="preserve">            return;</w:t>
+              <w:br/>
+              <w:t xml:space="preserve">        }</w:t>
+              <w:br/>
+              <w:t xml:space="preserve">    }</w:t>
+              <w:br/>
+              <w:br/>
+              <w:t xml:space="preserve">    time_t entryT = (customEntry != 0) ? customEntry : time(NULL);</w:t>
+              <w:br/>
+              <w:t xml:space="preserve">    int tId = nextTicket++;</w:t>
+              <w:br/>
+              <w:t xml:space="preserve">    int slotId = allocate_slot(type, plate, tId, entryT);</w:t>
+              <w:br/>
+              <w:br/>
+              <w:t xml:space="preserve">    if (slotId != -1) {</w:t>
+              <w:br/>
+              <w:t xml:space="preserve">        printf("\n=== ENTRY PASS ISSUED ===");</w:t>
+              <w:br/>
+              <w:t xml:space="preserve">        printf("\n Ticket #%d | Plate: %s | %s | Floor: %d | Slot: #%02d\n",</w:t>
+              <w:br/>
+              <w:t xml:space="preserve">               tId, plate, type_name(type), slots[slotId - 1].floor, slotId);</w:t>
+              <w:br/>
+              <w:t xml:space="preserve">    } else {</w:t>
+              <w:br/>
+              <w:t xml:space="preserve">        Vehicle v;</w:t>
+              <w:br/>
+              <w:t xml:space="preserve">        strncpy(v.plate, plate, sizeof(v.plate) - 1);</w:t>
+              <w:br/>
+              <w:t xml:space="preserve">        strncpy(v.owner, owner, sizeof(v.owner) - 1);</w:t>
+              <w:br/>
+              <w:t xml:space="preserve">        v.type = type;</w:t>
+              <w:br/>
+              <w:t xml:space="preserve">        enqueue_wait(v);</w:t>
+              <w:br/>
+              <w:t xml:space="preserve">    }</w:t>
+              <w:br/>
+              <w:t>}</w:t>
+              <w:br/>
+              <w:br/>
+              <w:t>void check_out(const char* plate, time_t customExit) {</w:t>
+              <w:br/>
+              <w:t xml:space="preserve">    int idx = -1;</w:t>
+              <w:br/>
+              <w:t xml:space="preserve">    for (int i = 0; i &lt; TOTAL_SLOTS; i++) {</w:t>
+              <w:br/>
+              <w:t xml:space="preserve">        if (slots[i].isOccupied &amp;&amp; str_equals_ignore_case(slots[i].plate, plate)) {</w:t>
+              <w:br/>
+              <w:t xml:space="preserve">            idx = i;</w:t>
+              <w:br/>
+              <w:t xml:space="preserve">            break;</w:t>
+              <w:br/>
+              <w:t xml:space="preserve">        }</w:t>
+              <w:br/>
+              <w:t xml:space="preserve">    }</w:t>
+              <w:br/>
+              <w:t xml:space="preserve">    if (idx == -1) {</w:t>
+              <w:br/>
+              <w:t xml:space="preserve">        printf("   [!] Vehicle '%s' not found in active slots.\n", plate);</w:t>
+              <w:br/>
+              <w:t xml:space="preserve">        return;</w:t>
+              <w:br/>
+              <w:t xml:space="preserve">    }</w:t>
+              <w:br/>
+              <w:br/>
+              <w:t xml:space="preserve">    time_t exitT = (customExit != 0) ? customExit : time(NULL);</w:t>
+              <w:br/>
+              <w:t xml:space="preserve">    double hours = difftime(exitT, slots[idx].entryTime) / 3600.0;</w:t>
+              <w:br/>
+              <w:t xml:space="preserve">    if (hours &lt; 1.0) hours = 1.0;</w:t>
+              <w:br/>
+              <w:br/>
+              <w:t xml:space="preserve">    struct tm* tmInfo = localtime(&amp;exitT);</w:t>
+              <w:br/>
+              <w:t xml:space="preserve">    int currHour = tmInfo ? tmInfo-&gt;tm_hour : 12;</w:t>
+              <w:br/>
+              <w:t xml:space="preserve">    double demand = 0, surge = 1.0;</w:t>
+              <w:br/>
+              <w:t xml:space="preserve">    ai_predict_demand(currHour, &amp;demand, &amp;surge);</w:t>
+              <w:br/>
+              <w:br/>
+              <w:t xml:space="preserve">    double rate = (slots[idx].type == TYPE_2W) ? RATE_2W : RATE_4W;</w:t>
+              <w:br/>
+              <w:t xml:space="preserve">    double total = rate * hours * surge;</w:t>
+              <w:br/>
+              <w:br/>
+              <w:t xml:space="preserve">    /* Add to Linked List */</w:t>
+              <w:br/>
+              <w:t xml:space="preserve">    RecordNode* rec = (RecordNode*)malloc(sizeof(RecordNode));</w:t>
+              <w:br/>
+              <w:t xml:space="preserve">    rec-&gt;ticketId = slots[idx].ticketId;</w:t>
+              <w:br/>
+              <w:t xml:space="preserve">    strncpy(rec-&gt;plate, slots[idx].plate, sizeof(rec-&gt;plate) - 1);</w:t>
+              <w:br/>
+              <w:t xml:space="preserve">    rec-&gt;type = slots[idx].type;</w:t>
+              <w:br/>
+              <w:t xml:space="preserve">    rec-&gt;slotId = slots[idx].id;</w:t>
+              <w:br/>
+              <w:t xml:space="preserve">    rec-&gt;entryTime = slots[idx].entryTime;</w:t>
+              <w:br/>
+              <w:t xml:space="preserve">    rec-&gt;exitTime = exitT;</w:t>
+              <w:br/>
+              <w:t xml:space="preserve">    rec-&gt;durationHours = hours;</w:t>
+              <w:br/>
+              <w:t xml:space="preserve">    rec-&gt;surgeFactor = surge;</w:t>
+              <w:br/>
+              <w:t xml:space="preserve">    rec-&gt;amount = total;</w:t>
+              <w:br/>
+              <w:t xml:space="preserve">    rec-&gt;next = historyHead;</w:t>
+              <w:br/>
+              <w:t xml:space="preserve">    historyHead = rec;</w:t>
+              <w:br/>
+              <w:br/>
+              <w:t xml:space="preserve">    totalRevenue += total;</w:t>
+              <w:br/>
+              <w:t xml:space="preserve">    completedSessions++;</w:t>
+              <w:br/>
+              <w:br/>
+              <w:t xml:space="preserve">    /* Receipt */</w:t>
+              <w:br/>
+              <w:t xml:space="preserve">    printf("\n**************** BILL RECEIPT ****************\n");</w:t>
+              <w:br/>
+              <w:t xml:space="preserve">    printf(" Ticket #%d | Vehicle: %s (%s)\n", rec-&gt;ticketId, rec-&gt;plate, type_name(rec-&gt;type));</w:t>
+              <w:br/>
+              <w:t xml:space="preserve">    printf(" Duration: %.1f hrs | Rate: $%.2f/hr | AI Surge: %.2fx\n", hours, rate, surge);</w:t>
+              <w:br/>
+              <w:t xml:space="preserve">    printf(" TOTAL CHARGE PAID: $%.2f\n", total);</w:t>
+              <w:br/>
+              <w:t xml:space="preserve">    printf("**********************************************\n");</w:t>
+              <w:br/>
+              <w:br/>
+              <w:t xml:space="preserve">    /* Release slot */</w:t>
+              <w:br/>
+              <w:t xml:space="preserve">    VehicleType freedType = slots[idx].type;</w:t>
+              <w:br/>
+              <w:t xml:space="preserve">    slots[idx].isOccupied = false;</w:t>
+              <w:br/>
+              <w:t xml:space="preserve">    slots[idx].plate[0] = '\0';</w:t>
+              <w:br/>
+              <w:t xml:space="preserve">    printf("   [+] Slot #%02d is now free.\n", slots[idx].id);</w:t>
+              <w:br/>
+              <w:br/>
+              <w:t xml:space="preserve">    /* Queue Auto-Allocation */</w:t>
+              <w:br/>
+              <w:t xml:space="preserve">    if (waitQueue.count &gt; 0 &amp;&amp; waitQueue.front-&gt;vehicle.type == freedType) {</w:t>
+              <w:br/>
+              <w:t xml:space="preserve">        Vehicle queued;</w:t>
+              <w:br/>
+              <w:t xml:space="preserve">        dequeue_wait(&amp;queued);</w:t>
+              <w:br/>
+              <w:t xml:space="preserve">        int newSlot = allocate_slot(queued.type, queued.plate, nextTicket++, exitT);</w:t>
+              <w:br/>
+              <w:t xml:space="preserve">        printf("   &gt;&gt;&gt; [AUTO-ALLOCATION]: Dequeued '%s' and assigned to freed Slot #%02d! &lt;&lt;&lt;\n",</w:t>
+              <w:br/>
+              <w:t xml:space="preserve">               queued.plate, newSlot);</w:t>
+              <w:br/>
+              <w:t xml:space="preserve">    }</w:t>
+              <w:br/>
+              <w:t>}</w:t>
+              <w:br/>
+              <w:br/>
+              <w:t>/* --- Searching &amp; Sorting (DSA) --- */</w:t>
+              <w:br/>
+              <w:t>int linear_search_slot(const char* plate) {</w:t>
+              <w:br/>
+              <w:t xml:space="preserve">    for (int i = 0; i &lt; TOTAL_SLOTS; i++) {</w:t>
+              <w:br/>
+              <w:t xml:space="preserve">        if (slots[i].isOccupied &amp;&amp; str_equals_ignore_case(slots[i].plate, plate)) {</w:t>
+              <w:br/>
+              <w:t xml:space="preserve">            return slots[i].id;</w:t>
+              <w:br/>
+              <w:t xml:space="preserve">        }</w:t>
+              <w:br/>
+              <w:t xml:space="preserve">    }</w:t>
+              <w:br/>
+              <w:t xml:space="preserve">    return -1;</w:t>
+              <w:br/>
+              <w:t>}</w:t>
+              <w:br/>
+              <w:br/>
+              <w:t>void sort_records_by_amount(void) {</w:t>
+              <w:br/>
+              <w:t xml:space="preserve">    if (!historyHead || !historyHead-&gt;next) return;</w:t>
+              <w:br/>
+              <w:t xml:space="preserve">    /* Convert linked list to array of pointers for QuickSort */</w:t>
+              <w:br/>
+              <w:t xml:space="preserve">    int count = completedSessions;</w:t>
+              <w:br/>
+              <w:t xml:space="preserve">    RecordNode** arr = (RecordNode**)malloc(sizeof(RecordNode*) * count);</w:t>
+              <w:br/>
+              <w:t xml:space="preserve">    RecordNode* curr = historyHead;</w:t>
+              <w:br/>
+              <w:t xml:space="preserve">    for (int i = 0; i &lt; count &amp;&amp; curr; i++, curr = curr-&gt;next) arr[i] = curr;</w:t>
+              <w:br/>
+              <w:br/>
+              <w:t xml:space="preserve">    /* Simple Bubble Sort on pointers by charge (Descending) */</w:t>
+              <w:br/>
+              <w:t xml:space="preserve">    for (int i = 0; i &lt; count - 1; i++) {</w:t>
+              <w:br/>
+              <w:t xml:space="preserve">        for (int j = 0; j &lt; count - i - 1; j++) {</w:t>
+              <w:br/>
+              <w:t xml:space="preserve">            if (arr[j]-&gt;amount &lt; arr[j + 1]-&gt;amount) {</w:t>
+              <w:br/>
+              <w:t xml:space="preserve">                RecordNode* tmp = arr[j];</w:t>
+              <w:br/>
+              <w:t xml:space="preserve">                arr[j] = arr[j + 1];</w:t>
+              <w:br/>
+              <w:t xml:space="preserve">                arr[j + 1] = tmp;</w:t>
+              <w:br/>
+              <w:t xml:space="preserve">            }</w:t>
+              <w:br/>
+              <w:t xml:space="preserve">        }</w:t>
+              <w:br/>
+              <w:t xml:space="preserve">    }</w:t>
+              <w:br/>
+              <w:br/>
+              <w:t xml:space="preserve">    printf("\n--- Completed Transactions Sorted by Revenue (Highest to Lowest) ---\n");</w:t>
+              <w:br/>
+              <w:t xml:space="preserve">    for (int i = 0; i &lt; count; i++) {</w:t>
+              <w:br/>
+              <w:t xml:space="preserve">        printf(" Ticket #%d | Plate: %-12s | Time: %.1f hrs | Amount: $%.2f\n",</w:t>
+              <w:br/>
+              <w:t xml:space="preserve">               arr[i]-&gt;ticketId, arr[i]-&gt;plate, arr[i]-&gt;durationHours, arr[i]-&gt;amount);</w:t>
+              <w:br/>
+              <w:t xml:space="preserve">    }</w:t>
+              <w:br/>
+              <w:t xml:space="preserve">    free(arr);</w:t>
+              <w:br/>
+              <w:t>}</w:t>
+              <w:br/>
+              <w:br/>
+              <w:t>int binary_search_ticket(RecordNode** sortedArr, int n, int targetTicket) {</w:t>
+              <w:br/>
+              <w:t xml:space="preserve">    int low = 0, high = n - 1;</w:t>
+              <w:br/>
+              <w:t xml:space="preserve">    while (low &lt;= high) {</w:t>
+              <w:br/>
+              <w:t xml:space="preserve">        int mid = low + (high - low) / 2;</w:t>
+              <w:br/>
+              <w:t xml:space="preserve">        if (sortedArr[mid]-&gt;ticketId == targetTicket) return mid;</w:t>
+              <w:br/>
+              <w:t xml:space="preserve">        if (sortedArr[mid]-&gt;ticketId &lt; targetTicket) low = mid + 1;</w:t>
+              <w:br/>
+              <w:t xml:space="preserve">        else high = mid - 1;</w:t>
+              <w:br/>
+              <w:t xml:space="preserve">    }</w:t>
+              <w:br/>
+              <w:t xml:space="preserve">    return -1;</w:t>
+              <w:br/>
+              <w:t>}</w:t>
+              <w:br/>
+              <w:br/>
+              <w:t>/* --- Visuals &amp; Analytics --- */</w:t>
+              <w:br/>
+              <w:t>void display_slots(void) {</w:t>
+              <w:br/>
+              <w:t xml:space="preserve">    printf("\n--- REAL-TIME PARKING LOT GRID ---\n");</w:t>
+              <w:br/>
+              <w:t xml:space="preserve">    for (int f = 1; f &lt;= 2; f++) {</w:t>
+              <w:br/>
+              <w:t xml:space="preserve">        printf("Floor %d: ", f);</w:t>
+              <w:br/>
+              <w:t xml:space="preserve">        for (int i = 0; i &lt; TOTAL_SLOTS; i++) {</w:t>
+              <w:br/>
+              <w:t xml:space="preserve">            if (slots[i].floor == f) {</w:t>
+              <w:br/>
+              <w:t xml:space="preserve">                printf("[%02d: %s] ", slots[i].id, slots[i].isOccupied ? "X" : "V");</w:t>
+              <w:br/>
+              <w:t xml:space="preserve">            }</w:t>
+              <w:br/>
+              <w:t xml:space="preserve">        }</w:t>
+              <w:br/>
+              <w:t xml:space="preserve">        printf("\n");</w:t>
+              <w:br/>
+              <w:t xml:space="preserve">    }</w:t>
+              <w:br/>
+              <w:t xml:space="preserve">    printf("Legend: [V] = Vacant | [X] = Occupied\n");</w:t>
+              <w:br/>
+              <w:t>}</w:t>
+              <w:br/>
+              <w:br/>
+              <w:t>void display_ai_forecast(void) {</w:t>
+              <w:br/>
+              <w:t xml:space="preserve">    printf("\n=== AI 24-HOUR DEMAND FORECAST &amp; DYNAMIC PRICING ===\n");</w:t>
+              <w:br/>
+              <w:t xml:space="preserve">    printf("Hour  | Demand | Load Visualization      | Tariff Tier\n");</w:t>
+              <w:br/>
+              <w:t xml:space="preserve">    printf("------+--------+-------------------------+--------------\n");</w:t>
+              <w:br/>
+              <w:t xml:space="preserve">    for (int h = 0; h &lt; 24; h += 2) {</w:t>
+              <w:br/>
+              <w:t xml:space="preserve">        double demand = 0, surge = 1.0;</w:t>
+              <w:br/>
+              <w:t xml:space="preserve">        ai_predict_demand(h, &amp;demand, &amp;surge);</w:t>
+              <w:br/>
+              <w:t xml:space="preserve">        int bars = (int)(demand / 5.0);</w:t>
+              <w:br/>
+              <w:t xml:space="preserve">        char barStr[25];</w:t>
+              <w:br/>
+              <w:t xml:space="preserve">        for (int b = 0; b &lt; bars; b++) barStr[b] = '#';</w:t>
+              <w:br/>
+              <w:t xml:space="preserve">        barStr[bars] = '\0';</w:t>
+              <w:br/>
+              <w:t xml:space="preserve">        const char* tag = (surge &gt;= 1.5) ? "HIGH SURGE (1.5x)" :</w:t>
+              <w:br/>
+              <w:t xml:space="preserve">                          (surge &gt;= 1.25) ? "MODERATE   (1.25x)" :</w:t>
+              <w:br/>
+              <w:t xml:space="preserve">                          (surge &lt; 1.0) ? "OFF-PEAK   (0.85x)" : "STANDARD   (1.0x)";</w:t>
+              <w:br/>
+              <w:t xml:space="preserve">        printf("%02d:00 | %5.1f%% | %-20s | %s\n", h, demand, barStr, tag);</w:t>
+              <w:br/>
+              <w:t xml:space="preserve">    }</w:t>
+              <w:br/>
+              <w:t>}</w:t>
+              <w:br/>
+              <w:br/>
+              <w:t>void display_stats(void) {</w:t>
+              <w:br/>
+              <w:t xml:space="preserve">    int occ = 0;</w:t>
+              <w:br/>
+              <w:t xml:space="preserve">    for (int i = 0; i &lt; TOTAL_SLOTS; i++) if (slots[i].isOccupied) occ++;</w:t>
+              <w:br/>
+              <w:t xml:space="preserve">    printf("\n=== PARKING STATISTICS ===\n");</w:t>
+              <w:br/>
+              <w:t xml:space="preserve">    printf(" Capacity: %d slots | Occupied: %d (%.1f%%) | Available: %d\n",</w:t>
+              <w:br/>
+              <w:t xml:space="preserve">           TOTAL_SLOTS, occ, (occ * 100.0) / TOTAL_SLOTS, TOTAL_SLOTS - occ);</w:t>
+              <w:br/>
+              <w:t xml:space="preserve">    printf(" Waiting Queue: %d vehicles | Completed Exits: %d | Revenue: $%.2f\n",</w:t>
+              <w:br/>
+              <w:t xml:space="preserve">           waitQueue.count, completedSessions, totalRevenue);</w:t>
+              <w:br/>
+              <w:t>}</w:t>
+              <w:br/>
+              <w:br/>
+              <w:t>/* --- Automated Simulation Demo --- */</w:t>
+              <w:br/>
+              <w:t>void run_demo(void) {</w:t>
+              <w:br/>
+              <w:t xml:space="preserve">    printf("\n--- RUNNING DEMO SIMULATION ---\n");</w:t>
+              <w:br/>
+              <w:t xml:space="preserve">    time_t t = time(NULL);</w:t>
+              <w:br/>
+              <w:t xml:space="preserve">    check_in("KA-01-1234", "Alice", TYPE_4W, t - 7200);</w:t>
+              <w:br/>
+              <w:t xml:space="preserve">    check_in("DL-02-5678", "Bob", TYPE_2W, t - 3600);</w:t>
+              <w:br/>
+              <w:t xml:space="preserve">    check_in("MH-03-9999", "Charlie", TYPE_4W, t - 1800);</w:t>
+              <w:br/>
+              <w:t xml:space="preserve">    </w:t>
+              <w:br/>
+              <w:t xml:space="preserve">    /* Fill remaining 2W slots to test Queue */</w:t>
+              <w:br/>
+              <w:t xml:space="preserve">    for (int i = 1; i &lt;= 6; i++) {</w:t>
+              <w:br/>
+              <w:t xml:space="preserve">        char p[16];</w:t>
+              <w:br/>
+              <w:t xml:space="preserve">        snprintf(p, sizeof(p), "2W-TEST-%02d", i);</w:t>
+              <w:br/>
+              <w:t xml:space="preserve">        check_in(p, "User", TYPE_2W, t);</w:t>
+              <w:br/>
+              <w:t xml:space="preserve">    }</w:t>
+              <w:br/>
+              <w:t xml:space="preserve">    display_slots();</w:t>
+              <w:br/>
+              <w:t xml:space="preserve">    </w:t>
+              <w:br/>
+              <w:t xml:space="preserve">    printf("\n--&gt; Searching slot for 'DL-02-5678' (Linear Search)...\n");</w:t>
+              <w:br/>
+              <w:t xml:space="preserve">    int s = linear_search_slot("DL-02-5678");</w:t>
+              <w:br/>
+              <w:t xml:space="preserve">    printf("   Found at Slot #%02d\n", s);</w:t>
+              <w:br/>
+              <w:br/>
+              <w:t xml:space="preserve">    printf("\n--&gt; Vehicle Exit &amp; Queue Auto-Allocation...\n");</w:t>
+              <w:br/>
+              <w:t xml:space="preserve">    check_out("DL-02-5678", t);</w:t>
+              <w:br/>
+              <w:t xml:space="preserve">    </w:t>
+              <w:br/>
+              <w:t xml:space="preserve">    display_ai_forecast();</w:t>
+              <w:br/>
+              <w:t xml:space="preserve">    sort_records_by_amount();</w:t>
+              <w:br/>
+              <w:t xml:space="preserve">    display_stats();</w:t>
+              <w:br/>
+              <w:t xml:space="preserve">    printf("\n--- DEMO COMPLETED ---\n\n");</w:t>
+              <w:br/>
+              <w:t>}</w:t>
+              <w:br/>
+              <w:br/>
+              <w:t>/* --- Main Menu --- */</w:t>
+              <w:br/>
+              <w:t>int main(int argc, char* argv[]) {</w:t>
+              <w:br/>
+              <w:t xml:space="preserve">    init_parking();</w:t>
+              <w:br/>
+              <w:br/>
+              <w:t xml:space="preserve">    if (argc &gt; 1 &amp;&amp; strcmp(argv[1], "--demo") == 0) {</w:t>
+              <w:br/>
+              <w:t xml:space="preserve">        run_demo();</w:t>
+              <w:br/>
+              <w:t xml:space="preserve">        return 0;</w:t>
+              <w:br/>
+              <w:t xml:space="preserve">    }</w:t>
+              <w:br/>
+              <w:br/>
+              <w:t xml:space="preserve">    int choice;</w:t>
+              <w:br/>
+              <w:t xml:space="preserve">    char buf[64];</w:t>
+              <w:br/>
+              <w:t xml:space="preserve">    while (1) {</w:t>
+              <w:br/>
+              <w:t xml:space="preserve">        printf("\n=========================================\n");</w:t>
+              <w:br/>
+              <w:t xml:space="preserve">        printf("    SMART PARKING MANAGEMENT SYSTEM      \n");</w:t>
+              <w:br/>
+              <w:t xml:space="preserve">        printf("=========================================\n");</w:t>
+              <w:br/>
+              <w:t xml:space="preserve">        printf(" 1. Check-In Vehicle\n");</w:t>
+              <w:br/>
+              <w:t xml:space="preserve">        printf(" 2. Check-Out &amp; Generate Bill\n");</w:t>
+              <w:br/>
+              <w:t xml:space="preserve">        printf(" 3. Search Slot by License Plate\n");</w:t>
+              <w:br/>
+              <w:t xml:space="preserve">        printf(" 4. View Parking Lot Grid\n");</w:t>
+              <w:br/>
+              <w:t xml:space="preserve">        printf(" 5. Sort Billing Records by Revenue\n");</w:t>
+              <w:br/>
+              <w:t xml:space="preserve">        printf(" 6. AI Demand Forecast &amp; Surge Tariff\n");</w:t>
+              <w:br/>
+              <w:t xml:space="preserve">        printf(" 7. Facility Statistics\n");</w:t>
+              <w:br/>
+              <w:t xml:space="preserve">        printf(" 8. Run Automated Test Demo\n");</w:t>
+              <w:br/>
+              <w:t xml:space="preserve">        printf(" 0. Exit\n");</w:t>
+              <w:br/>
+              <w:t xml:space="preserve">        printf("Choice (0-8): ");</w:t>
+              <w:br/>
+              <w:t xml:space="preserve">        if (!fgets(buf, sizeof(buf), stdin)) break;</w:t>
+              <w:br/>
+              <w:t xml:space="preserve">        if (sscanf(buf, "%d", &amp;choice) != 1) continue;</w:t>
+              <w:br/>
+              <w:t xml:space="preserve">        if (choice == 0) break;</w:t>
+              <w:br/>
+              <w:br/>
+              <w:t xml:space="preserve">        switch (choice) {</w:t>
+              <w:br/>
+              <w:t xml:space="preserve">            case 1: {</w:t>
+              <w:br/>
+              <w:t xml:space="preserve">                char plate[16], owner[32];</w:t>
+              <w:br/>
+              <w:t xml:space="preserve">                int type = 2;</w:t>
+              <w:br/>
+              <w:t xml:space="preserve">                printf("Enter Plate: ");</w:t>
+              <w:br/>
+              <w:t xml:space="preserve">                fgets(plate, sizeof(plate), stdin); plate[strcspn(plate, "\r\n")] = 0;</w:t>
+              <w:br/>
+              <w:t xml:space="preserve">                printf("Enter Owner: ");</w:t>
+              <w:br/>
+              <w:t xml:space="preserve">                fgets(owner, sizeof(owner), stdin); owner[strcspn(owner, "\r\n")] = 0;</w:t>
+              <w:br/>
+              <w:t xml:space="preserve">                printf("Type (1: 2-Wheeler, 2: 4-Wheeler): ");</w:t>
+              <w:br/>
+              <w:t xml:space="preserve">                fgets(buf, sizeof(buf), stdin); sscanf(buf, "%d", &amp;type);</w:t>
+              <w:br/>
+              <w:t xml:space="preserve">                check_in(plate, owner, (VehicleType)type, 0);</w:t>
+              <w:br/>
+              <w:t xml:space="preserve">                break;</w:t>
+              <w:br/>
+              <w:t xml:space="preserve">            }</w:t>
+              <w:br/>
+              <w:t xml:space="preserve">            case 2: {</w:t>
+              <w:br/>
+              <w:t xml:space="preserve">                char plate[16];</w:t>
+              <w:br/>
+              <w:t xml:space="preserve">                printf("Enter Plate to Check-Out: ");</w:t>
+              <w:br/>
+              <w:t xml:space="preserve">                fgets(plate, sizeof(plate), stdin); plate[strcspn(plate, "\r\n")] = 0;</w:t>
+              <w:br/>
+              <w:t xml:space="preserve">                check_out(plate, 0);</w:t>
+              <w:br/>
+              <w:t xml:space="preserve">                break;</w:t>
+              <w:br/>
+              <w:t xml:space="preserve">            }</w:t>
+              <w:br/>
+              <w:t xml:space="preserve">            case 3: {</w:t>
+              <w:br/>
+              <w:t xml:space="preserve">                char plate[16];</w:t>
+              <w:br/>
+              <w:t xml:space="preserve">                printf("Enter Plate: ");</w:t>
+              <w:br/>
+              <w:t xml:space="preserve">                fgets(plate, sizeof(plate), stdin); plate[strcspn(plate, "\r\n")] = 0;</w:t>
+              <w:br/>
+              <w:t xml:space="preserve">                int slot = linear_search_slot(plate);</w:t>
+              <w:br/>
+              <w:t xml:space="preserve">                if (slot != -1) printf("Found: Vehicle '%s' is in Slot #%02d\n", plate, slot);</w:t>
+              <w:br/>
+              <w:t xml:space="preserve">                else printf("Vehicle '%s' not found.\n", plate);</w:t>
+              <w:br/>
+              <w:t xml:space="preserve">                break;</w:t>
+              <w:br/>
+              <w:t xml:space="preserve">            }</w:t>
+              <w:br/>
+              <w:t xml:space="preserve">            case 4: display_slots(); break;</w:t>
+              <w:br/>
+              <w:t xml:space="preserve">            case 5: sort_records_by_amount(); break;</w:t>
+              <w:br/>
+              <w:t xml:space="preserve">            case 6: display_ai_forecast(); break;</w:t>
+              <w:br/>
+              <w:t xml:space="preserve">            case 7: display_stats(); break;</w:t>
+              <w:br/>
+              <w:t xml:space="preserve">            case 8: run_demo(); break;</w:t>
+              <w:br/>
+              <w:t xml:space="preserve">            default: printf("Invalid option.\n"); break;</w:t>
+              <w:br/>
+              <w:t xml:space="preserve">        }</w:t>
+              <w:br/>
+              <w:t xml:space="preserve">    }</w:t>
+              <w:br/>
+              <w:t xml:space="preserve">    return 0;</w:t>
+              <w:br/>
+              <w:t>}</w:t>
               <w:br/>
             </w:r>
           </w:p>
@@ -372,16 +962,16 @@
     </w:tbl>
     <w:p>
       <w:pPr>
-        <w:spacing w:before="80" w:after="160"/>
+        <w:spacing w:before="40" w:after="120"/>
       </w:pPr>
     </w:p>
     <w:p>
       <w:pPr>
-        <w:pStyle w:val="Heading2"/>
+        <w:pStyle w:val="Heading1"/>
         <w:spacing w:before="280" w:after="120"/>
       </w:pPr>
       <w:r>
-        <w:t>Build Configuration (Makefile)</w:t>
+        <w:t>3. Execution Output (Automated Test Simulation)</w:t>
       </w:r>
     </w:p>
     <w:tbl>
@@ -398,18 +988,18 @@
         <w:tc>
           <w:tcPr>
             <w:tcW w:type="dxa" w:w="9360"/>
-            <w:shd w:fill="F4F5F7"/>
+            <w:shd w:fill="F8FAFC"/>
             <w:tcMar>
-              <w:top w:w="120" w:type="dxa"/>
-              <w:bottom w:w="120" w:type="dxa"/>
-              <w:left w:w="180" w:type="dxa"/>
-              <w:right w:w="180" w:type="dxa"/>
+              <w:top w:w="100" w:type="dxa"/>
+              <w:bottom w:w="100" w:type="dxa"/>
+              <w:left w:w="150" w:type="dxa"/>
+              <w:right w:w="150" w:type="dxa"/>
             </w:tcMar>
             <w:tcBorders>
-              <w:top w:val="single" w:sz="4" w:space="0" w:color="D1D5DB"/>
-              <w:left w:val="single" w:sz="18" w:space="0" w:color="2563EB"/>
-              <w:bottom w:val="single" w:sz="4" w:space="0" w:color="D1D5DB"/>
-              <w:right w:val="single" w:sz="4" w:space="0" w:color="D1D5DB"/>
+              <w:top w:val="single" w:sz="4" w:space="0" w:color="CBD5E1"/>
+              <w:left w:val="single" w:sz="18" w:space="0" w:color="1D4ED8"/>
+              <w:bottom w:val="single" w:sz="4" w:space="0" w:color="CBD5E1"/>
+              <w:right w:val="single" w:sz="4" w:space="0" w:color="CBD5E1"/>
             </w:tcBorders>
           </w:tcPr>
           <w:p>
@@ -422,44 +1012,124 @@
                 <w:color w:val="1E293B"/>
                 <w:sz w:val="17"/>
               </w:rPr>
-              <w:t>CC = gcc</w:t>
-              <w:br/>
-              <w:t>CFLAGS = -Wall -Wextra -std=c99 -Iinclude</w:t>
-              <w:br/>
-              <w:t>SRC = src/main.c src/utils.c src/vehicle_registry.c src/slot_manager.c \</w:t>
-              <w:br/>
-              <w:t xml:space="preserve">      src/waiting_queue.c src/billing.c src/entry_exit.c src/search_sort.c \</w:t>
-              <w:br/>
-              <w:t xml:space="preserve">      src/ai_predictor.c src/statistics.c src/file_io.c src/demo.c</w:t>
-              <w:br/>
-              <w:t>TARGET = smart_parking.exe</w:t>
-              <w:br/>
-              <w:br/>
-              <w:t>all: $(TARGET)</w:t>
-              <w:br/>
-              <w:br/>
-              <w:t>$(TARGET): $(SRC)</w:t>
-              <w:br/>
-              <w:tab/>
-              <w:t>$(CC) $(CFLAGS) $(SRC) -o $(TARGET) -lm</w:t>
-              <w:br/>
-              <w:br/>
-              <w:t>clean:</w:t>
-              <w:br/>
-              <w:tab/>
-              <w:t>rm -f $(TARGET)</w:t>
-              <w:br/>
-              <w:br/>
-              <w:t>run: $(TARGET)</w:t>
-              <w:br/>
-              <w:tab/>
-              <w:t>./$(TARGET)</w:t>
-              <w:br/>
-              <w:br/>
-              <w:t>demo: $(TARGET)</w:t>
-              <w:br/>
-              <w:tab/>
-              <w:t>./$(TARGET) --demo</w:t>
+              <w:br/>
+              <w:t>--- RUNNING DEMO SIMULATION ---</w:t>
+              <w:br/>
+              <w:br/>
+              <w:t>=== ENTRY PASS ISSUED ===</w:t>
+              <w:br/>
+              <w:t xml:space="preserve"> Ticket #1001 | Plate: KA-01-1234 | 4-Wheeler | Floor: 1 | Slot: #07</w:t>
+              <w:br/>
+              <w:br/>
+              <w:t>=== ENTRY PASS ISSUED ===</w:t>
+              <w:br/>
+              <w:t xml:space="preserve"> Ticket #1002 | Plate: DL-02-5678 | 2-Wheeler | Floor: 1 | Slot: #01</w:t>
+              <w:br/>
+              <w:br/>
+              <w:t>=== ENTRY PASS ISSUED ===</w:t>
+              <w:br/>
+              <w:t xml:space="preserve"> Ticket #1003 | Plate: MH-03-9999 | 4-Wheeler | Floor: 1 | Slot: #08</w:t>
+              <w:br/>
+              <w:br/>
+              <w:t>=== ENTRY PASS ISSUED ===</w:t>
+              <w:br/>
+              <w:t xml:space="preserve"> Ticket #1004 | Plate: 2W-TEST-01 | 2-Wheeler | Floor: 1 | Slot: #02</w:t>
+              <w:br/>
+              <w:br/>
+              <w:t>=== ENTRY PASS ISSUED ===</w:t>
+              <w:br/>
+              <w:t xml:space="preserve"> Ticket #1005 | Plate: 2W-TEST-02 | 2-Wheeler | Floor: 1 | Slot: #03</w:t>
+              <w:br/>
+              <w:br/>
+              <w:t>=== ENTRY PASS ISSUED ===</w:t>
+              <w:br/>
+              <w:t xml:space="preserve"> Ticket #1006 | Plate: 2W-TEST-03 | 2-Wheeler | Floor: 1 | Slot: #04</w:t>
+              <w:br/>
+              <w:br/>
+              <w:t>=== ENTRY PASS ISSUED ===</w:t>
+              <w:br/>
+              <w:t xml:space="preserve"> Ticket #1007 | Plate: 2W-TEST-04 | 2-Wheeler | Floor: 1 | Slot: #05</w:t>
+              <w:br/>
+              <w:br/>
+              <w:t>=== ENTRY PASS ISSUED ===</w:t>
+              <w:br/>
+              <w:t xml:space="preserve"> Ticket #1008 | Plate: 2W-TEST-05 | 2-Wheeler | Floor: 1 | Slot: #06</w:t>
+              <w:br/>
+              <w:t xml:space="preserve">   [!] Lot Full! Vehicle '2W-TEST-06' entered Waiting Queue (Position #1)</w:t>
+              <w:br/>
+              <w:br/>
+              <w:t>--- REAL-TIME PARKING LOT GRID ---</w:t>
+              <w:br/>
+              <w:t xml:space="preserve">Floor 1: [01: X] [02: X] [03: X] [04: X] [05: X] [06: X] [07: X] [08: X] [09: V] [10: V] </w:t>
+              <w:br/>
+              <w:t xml:space="preserve">Floor 2: [11: V] [12: V] [13: V] [14: V] [15: V] [16: V] [17: V] [18: V] [19: V] [20: V] </w:t>
+              <w:br/>
+              <w:t>Legend: [V] = Vacant | [X] = Occupied</w:t>
+              <w:br/>
+              <w:br/>
+              <w:t>--&gt; Searching slot for 'DL-02-5678' (Linear Search)...</w:t>
+              <w:br/>
+              <w:t xml:space="preserve">   Found at Slot #01</w:t>
+              <w:br/>
+              <w:br/>
+              <w:t>--&gt; Vehicle Exit &amp; Queue Auto-Allocation...</w:t>
+              <w:br/>
+              <w:br/>
+              <w:t>**************** BILL RECEIPT ****************</w:t>
+              <w:br/>
+              <w:t xml:space="preserve"> Ticket #1002 | Vehicle: DL-02-5678 (2-Wheeler)</w:t>
+              <w:br/>
+              <w:t xml:space="preserve"> Duration: 1.0 hrs | Rate: $15.00/hr | AI Surge: 1.50x</w:t>
+              <w:br/>
+              <w:t xml:space="preserve"> TOTAL CHARGE PAID: $22.50</w:t>
+              <w:br/>
+              <w:t>**********************************************</w:t>
+              <w:br/>
+              <w:t xml:space="preserve">   [+] Slot #01 is now free.</w:t>
+              <w:br/>
+              <w:t xml:space="preserve">   &gt;&gt;&gt; [AUTO-ALLOCATION]: Dequeued '2W-TEST-06' and assigned to freed Slot #01! &lt;&lt;&lt;</w:t>
+              <w:br/>
+              <w:br/>
+              <w:t>=== AI 24-HOUR DEMAND FORECAST &amp; DYNAMIC PRICING ===</w:t>
+              <w:br/>
+              <w:t>Hour  | Demand | Load Visualization      | Tariff Tier</w:t>
+              <w:br/>
+              <w:t>------+--------+-------------------------+--------------</w:t>
+              <w:br/>
+              <w:t>00:00 |  15.0% | ###                  | OFF-PEAK   (0.85x)</w:t>
+              <w:br/>
+              <w:t>02:00 |  15.0% | ###                  | OFF-PEAK   (0.85x)</w:t>
+              <w:br/>
+              <w:t>04:00 |  15.0% | ###                  | OFF-PEAK   (0.85x)</w:t>
+              <w:br/>
+              <w:t>06:00 |  40.0% | ########             | STANDARD   (1.0x)</w:t>
+              <w:br/>
+              <w:t>08:00 |  90.0% | ##################   | HIGH SURGE (1.5x)</w:t>
+              <w:br/>
+              <w:t>10:00 |  90.0% | ##################   | HIGH SURGE (1.5x)</w:t>
+              <w:br/>
+              <w:t>12:00 |  72.0% | ##############       | MODERATE   (1.25x)</w:t>
+              <w:br/>
+              <w:t>14:00 |  72.0% | ##############       | MODERATE   (1.25x)</w:t>
+              <w:br/>
+              <w:t>16:00 |  72.0% | ##############       | MODERATE   (1.25x)</w:t>
+              <w:br/>
+              <w:t>18:00 |  94.0% | ##################   | HIGH SURGE (1.5x)</w:t>
+              <w:br/>
+              <w:t>20:00 |  15.0% | ###                  | OFF-PEAK   (0.85x)</w:t>
+              <w:br/>
+              <w:t>22:00 |  15.0% | ###                  | OFF-PEAK   (0.85x)</w:t>
+              <w:br/>
+              <w:br/>
+              <w:t>=== PARKING STATISTICS ===</w:t>
+              <w:br/>
+              <w:t xml:space="preserve"> Capacity: 20 slots | Occupied: 8 (40.0%) | Available: 12</w:t>
+              <w:br/>
+              <w:t xml:space="preserve"> Waiting Queue: 0 vehicles | Completed Exits: 1 | Revenue: $22.50</w:t>
+              <w:br/>
+              <w:br/>
+              <w:t>--- DEMO COMPLETED ---</w:t>
+              <w:br/>
               <w:br/>
             </w:r>
           </w:p>
@@ -468,4685 +1138,7 @@
     </w:tbl>
     <w:p>
       <w:pPr>
-        <w:spacing w:before="80" w:after="160"/>
-      </w:pPr>
-    </w:p>
-    <w:p>
-      <w:pPr>
-        <w:pStyle w:val="Heading2"/>
-        <w:spacing w:before="280" w:after="120"/>
-      </w:pPr>
-      <w:r>
-        <w:t>Header File - Data Structures &amp; Function Prototypes (include/parking_system.h)</w:t>
-      </w:r>
-    </w:p>
-    <w:tbl>
-      <w:tblPr>
-        <w:tblW w:type="auto" w:w="0"/>
-        <w:jc w:val="center"/>
-        <w:tblLayout w:type="fixed"/>
-        <w:tblLook w:firstColumn="1" w:firstRow="1" w:lastColumn="0" w:lastRow="0" w:noHBand="0" w:noVBand="1" w:val="04A0"/>
-      </w:tblPr>
-      <w:tblGrid>
-        <w:gridCol w:w="9360"/>
-      </w:tblGrid>
-      <w:tr>
-        <w:tc>
-          <w:tcPr>
-            <w:tcW w:type="dxa" w:w="9360"/>
-            <w:shd w:fill="F4F5F7"/>
-            <w:tcMar>
-              <w:top w:w="120" w:type="dxa"/>
-              <w:bottom w:w="120" w:type="dxa"/>
-              <w:left w:w="180" w:type="dxa"/>
-              <w:right w:w="180" w:type="dxa"/>
-            </w:tcMar>
-            <w:tcBorders>
-              <w:top w:val="single" w:sz="4" w:space="0" w:color="D1D5DB"/>
-              <w:left w:val="single" w:sz="18" w:space="0" w:color="2563EB"/>
-              <w:bottom w:val="single" w:sz="4" w:space="0" w:color="D1D5DB"/>
-              <w:right w:val="single" w:sz="4" w:space="0" w:color="D1D5DB"/>
-            </w:tcBorders>
-          </w:tcPr>
-          <w:p>
-            <w:pPr>
-              <w:spacing w:before="40" w:after="40" w:line="276" w:lineRule="auto"/>
-            </w:pPr>
-            <w:r>
-              <w:rPr>
-                <w:rFonts w:ascii="Consolas" w:hAnsi="Consolas"/>
-                <w:color w:val="1E293B"/>
-                <w:sz w:val="17"/>
-              </w:rPr>
-              <w:t>#ifndef PARKING_SYSTEM_H</w:t>
-              <w:br/>
-              <w:t>#define PARKING_SYSTEM_H</w:t>
-              <w:br/>
-              <w:br/>
-              <w:t>#include &lt;stdio.h&gt;</w:t>
-              <w:br/>
-              <w:t>#include &lt;stdlib.h&gt;</w:t>
-              <w:br/>
-              <w:t>#include &lt;string.h&gt;</w:t>
-              <w:br/>
-              <w:t>#include &lt;stdbool.h&gt;</w:t>
-              <w:br/>
-              <w:t>#include &lt;time.h&gt;</w:t>
-              <w:br/>
-              <w:t>#include &lt;math.h&gt;</w:t>
-              <w:br/>
-              <w:br/>
-              <w:t>#define MAX_SLOTS 30</w:t>
-              <w:br/>
-              <w:t>#define SLOTS_PER_FLOOR 10</w:t>
-              <w:br/>
-              <w:t>#define TOTAL_FLOORS 3</w:t>
-              <w:br/>
-              <w:br/>
-              <w:t>#define PLATE_LEN 20</w:t>
-              <w:br/>
-              <w:t>#define NAME_LEN 50</w:t>
-              <w:br/>
-              <w:t>#define PHONE_LEN 20</w:t>
-              <w:br/>
-              <w:t>#define TIME_STR_LEN 30</w:t>
-              <w:br/>
-              <w:br/>
-              <w:t>/* Base Hourly Rates */</w:t>
-              <w:br/>
-              <w:t>#define RATE_TWO_WHEELER   15.00</w:t>
-              <w:br/>
-              <w:t>#define RATE_FOUR_WHEELER  30.00</w:t>
-              <w:br/>
-              <w:t>#define RATE_HEAVY_VEHICLE 60.00</w:t>
-              <w:br/>
-              <w:t>#define MIN_BILLING_HOURS  1.0</w:t>
-              <w:br/>
-              <w:br/>
-              <w:t>/* Vehicle Types */</w:t>
-              <w:br/>
-              <w:t>typedef enum {</w:t>
-              <w:br/>
-              <w:t xml:space="preserve">    TYPE_TWO_WHEELER = 1,</w:t>
-              <w:br/>
-              <w:t xml:space="preserve">    TYPE_FOUR_WHEELER = 2,</w:t>
-              <w:br/>
-              <w:t xml:space="preserve">    TYPE_HEAVY_VEHICLE = 3</w:t>
-              <w:br/>
-              <w:t>} VehicleType;</w:t>
-              <w:br/>
-              <w:br/>
-              <w:t>/* Slot Availability Status */</w:t>
-              <w:br/>
-              <w:t>typedef enum {</w:t>
-              <w:br/>
-              <w:t xml:space="preserve">    SLOT_VACANT = 0,</w:t>
-              <w:br/>
-              <w:t xml:space="preserve">    SLOT_OCCUPIED = 1,</w:t>
-              <w:br/>
-              <w:t xml:space="preserve">    SLOT_MAINTENANCE = 2</w:t>
-              <w:br/>
-              <w:t>} SlotStatus;</w:t>
-              <w:br/>
-              <w:br/>
-              <w:t>/* Vehicle Entity */</w:t>
-              <w:br/>
-              <w:t>typedef struct {</w:t>
-              <w:br/>
-              <w:t xml:space="preserve">    char licensePlate[PLATE_LEN];</w:t>
-              <w:br/>
-              <w:t xml:space="preserve">    char ownerName[NAME_LEN];</w:t>
-              <w:br/>
-              <w:t xml:space="preserve">    char contactNumber[PHONE_LEN];</w:t>
-              <w:br/>
-              <w:t xml:space="preserve">    VehicleType type;</w:t>
-              <w:br/>
-              <w:t xml:space="preserve">    time_t registeredAt;</w:t>
-              <w:br/>
-              <w:t>} Vehicle;</w:t>
-              <w:br/>
-              <w:br/>
-              <w:t>/* Linked List Node for Vehicle Registry */</w:t>
-              <w:br/>
-              <w:t>typedef struct VehicleNode {</w:t>
-              <w:br/>
-              <w:t xml:space="preserve">    Vehicle vehicle;</w:t>
-              <w:br/>
-              <w:t xml:space="preserve">    struct VehicleNode* next;</w:t>
-              <w:br/>
-              <w:t>} VehicleNode;</w:t>
-              <w:br/>
-              <w:br/>
-              <w:t>/* Parking Slot Entity (Array-backed) */</w:t>
-              <w:br/>
-              <w:t>typedef struct {</w:t>
-              <w:br/>
-              <w:t xml:space="preserve">    int slotId;             /* 1 to MAX_SLOTS */</w:t>
-              <w:br/>
-              <w:t xml:space="preserve">    int floor;              /* 1, 2, 3 ... */</w:t>
-              <w:br/>
-              <w:t xml:space="preserve">    VehicleType supportedType;</w:t>
-              <w:br/>
-              <w:t xml:space="preserve">    SlotStatus status;</w:t>
-              <w:br/>
-              <w:t xml:space="preserve">    char occupiedPlate[PLATE_LEN];</w:t>
-              <w:br/>
-              <w:t xml:space="preserve">    int ticketId;</w:t>
-              <w:br/>
-              <w:t xml:space="preserve">    time_t entryTime;</w:t>
-              <w:br/>
-              <w:t>} ParkingSlot;</w:t>
-              <w:br/>
-              <w:br/>
-              <w:t>/* Waiting Queue Node (FIFO Queue) */</w:t>
-              <w:br/>
-              <w:t>typedef struct QueueNode {</w:t>
-              <w:br/>
-              <w:t xml:space="preserve">    Vehicle vehicle;</w:t>
-              <w:br/>
-              <w:t xml:space="preserve">    time_t requestTime;</w:t>
-              <w:br/>
-              <w:t xml:space="preserve">    struct QueueNode* next;</w:t>
-              <w:br/>
-              <w:t>} QueueNode;</w:t>
-              <w:br/>
-              <w:br/>
-              <w:t>/* Waiting Queue Structure */</w:t>
-              <w:br/>
-              <w:t>typedef struct {</w:t>
-              <w:br/>
-              <w:t xml:space="preserve">    QueueNode* front;</w:t>
-              <w:br/>
-              <w:t xml:space="preserve">    QueueNode* rear;</w:t>
-              <w:br/>
-              <w:t xml:space="preserve">    int count;</w:t>
-              <w:br/>
-              <w:t>} WaitingQueue;</w:t>
-              <w:br/>
-              <w:br/>
-              <w:t>/* Completed Parking Transaction */</w:t>
-              <w:br/>
-              <w:t>typedef struct {</w:t>
-              <w:br/>
-              <w:t xml:space="preserve">    int ticketId;</w:t>
-              <w:br/>
-              <w:t xml:space="preserve">    char licensePlate[PLATE_LEN];</w:t>
-              <w:br/>
-              <w:t xml:space="preserve">    VehicleType vehicleType;</w:t>
-              <w:br/>
-              <w:t xml:space="preserve">    int slotId;</w:t>
-              <w:br/>
-              <w:t xml:space="preserve">    int floor;</w:t>
-              <w:br/>
-              <w:t xml:space="preserve">    time_t entryTime;</w:t>
-              <w:br/>
-              <w:t xml:space="preserve">    time_t exitTime;</w:t>
-              <w:br/>
-              <w:t xml:space="preserve">    double durationHours;</w:t>
-              <w:br/>
-              <w:t xml:space="preserve">    double baseRate;</w:t>
-              <w:br/>
-              <w:t xml:space="preserve">    double surgeFactor;</w:t>
-              <w:br/>
-              <w:t xml:space="preserve">    double totalCharge;</w:t>
-              <w:br/>
-              <w:t>} Transaction;</w:t>
-              <w:br/>
-              <w:br/>
-              <w:t>/* Linked List Node for Historical Transactions */</w:t>
-              <w:br/>
-              <w:t>typedef struct TransactionNode {</w:t>
-              <w:br/>
-              <w:t xml:space="preserve">    Transaction data;</w:t>
-              <w:br/>
-              <w:t xml:space="preserve">    struct TransactionNode* next;</w:t>
-              <w:br/>
-              <w:t>} TransactionNode;</w:t>
-              <w:br/>
-              <w:br/>
-              <w:t>/* AI Demand Prediction Model Parameters */</w:t>
-              <w:br/>
-              <w:t>typedef struct {</w:t>
-              <w:br/>
-              <w:t xml:space="preserve">    double hourlyHistoricalCount[24]; /* Total vehicle arrivals per hour (0-23) */</w:t>
-              <w:br/>
-              <w:t xml:space="preserve">    double hourlyAverageOccupancy[24];/* Occupancy fraction 0.0 to 1.0 */</w:t>
-              <w:br/>
-              <w:t xml:space="preserve">    double regressionSlope;            /* OLS slope: demand vs hour */</w:t>
-              <w:br/>
-              <w:t xml:space="preserve">    double regressionIntercept;        /* OLS intercept */</w:t>
-              <w:br/>
-              <w:t xml:space="preserve">    bool isTrained;</w:t>
-              <w:br/>
-              <w:t>} AIDemandModel;</w:t>
-              <w:br/>
-              <w:br/>
-              <w:t>/* Overall Parking System Context */</w:t>
-              <w:br/>
-              <w:t>typedef struct {</w:t>
-              <w:br/>
-              <w:t xml:space="preserve">    ParkingSlot slots[MAX_SLOTS];      /* Array: Fixed parking slot grid */</w:t>
-              <w:br/>
-              <w:t xml:space="preserve">    int totalSlots;</w:t>
-              <w:br/>
-              <w:t xml:space="preserve">    VehicleNode* registryHead;         /* Linked List: Registered vehicles */</w:t>
-              <w:br/>
-              <w:t xml:space="preserve">    WaitingQueue waitingQueue;         /* Queue: Waiting vehicles when full */</w:t>
-              <w:br/>
-              <w:t xml:space="preserve">    TransactionNode* historyHead;      /* Linked List: Billing transactions */</w:t>
-              <w:br/>
-              <w:t xml:space="preserve">    int totalTransactions;</w:t>
-              <w:br/>
-              <w:t xml:space="preserve">    int nextTicketId;</w:t>
-              <w:br/>
-              <w:t xml:space="preserve">    double totalRevenueCollected;</w:t>
-              <w:br/>
-              <w:t xml:space="preserve">    AIDemandModel aiModel;             /* AI Demand Predictor */</w:t>
-              <w:br/>
-              <w:t>} ParkingSystem;</w:t>
-              <w:br/>
-              <w:br/>
-              <w:t>/* Helper utility functions */</w:t>
-              <w:br/>
-              <w:t>const char* vehicle_type_to_string(VehicleType type);</w:t>
-              <w:br/>
-              <w:t>const char* slot_status_to_string(SlotStatus status);</w:t>
-              <w:br/>
-              <w:t>void format_timestamp(time_t rawTime, char* buffer, size_t maxLen);</w:t>
-              <w:br/>
-              <w:t>bool plates_match(const char* a, const char* b);</w:t>
-              <w:br/>
-              <w:br/>
-              <w:t>/* System Lifecycle */</w:t>
-              <w:br/>
-              <w:t>void init_parking_system(ParkingSystem* sys);</w:t>
-              <w:br/>
-              <w:t>void free_parking_system(ParkingSystem* sys);</w:t>
-              <w:br/>
-              <w:br/>
-              <w:t>/* Vehicle Registry Module (Linked List) */</w:t>
-              <w:br/>
-              <w:t>bool register_vehicle(ParkingSystem* sys, const char* plate, const char* owner, const char* phone, VehicleType type);</w:t>
-              <w:br/>
-              <w:t>Vehicle* search_registered_vehicle(ParkingSystem* sys, const char* plate);</w:t>
-              <w:br/>
-              <w:t>void display_registered_vehicles(const ParkingSystem* sys);</w:t>
-              <w:br/>
-              <w:t>void free_vehicle_registry(ParkingSystem* sys);</w:t>
-              <w:br/>
-              <w:br/>
-              <w:t>/* Parking Allocation Module (Array) */</w:t>
-              <w:br/>
-              <w:t>void init_parking_slots(ParkingSystem* sys);</w:t>
-              <w:br/>
-              <w:t>int allocate_slot_for_vehicle(ParkingSystem* sys, VehicleType type, const char* plate, int ticketId, time_t entryTime);</w:t>
-              <w:br/>
-              <w:t>bool free_slot(ParkingSystem* sys, int slotId);</w:t>
-              <w:br/>
-              <w:t>int find_slot_by_plate(const ParkingSystem* sys, const char* plate);</w:t>
-              <w:br/>
-              <w:t>int count_available_slots_by_type(const ParkingSystem* sys, VehicleType type);</w:t>
-              <w:br/>
-              <w:t>void display_slots_table(const ParkingSystem* sys);</w:t>
-              <w:br/>
-              <w:t>void display_parking_grid_ascii(const ParkingSystem* sys);</w:t>
-              <w:br/>
-              <w:br/>
-              <w:t>/* Waiting Queue Module (FIFO Queue) */</w:t>
-              <w:br/>
-              <w:t>void init_waiting_queue(WaitingQueue* q);</w:t>
-              <w:br/>
-              <w:t>bool enqueue_waiting_vehicle(WaitingQueue* q, Vehicle vehicle);</w:t>
-              <w:br/>
-              <w:t>bool dequeue_waiting_vehicle(WaitingQueue* q, Vehicle* outVehicle);</w:t>
-              <w:br/>
-              <w:t>bool peek_waiting_vehicle(const WaitingQueue* q, Vehicle* outVehicle);</w:t>
-              <w:br/>
-              <w:t>void display_waiting_queue(const WaitingQueue* q);</w:t>
-              <w:br/>
-              <w:t>void free_waiting_queue(WaitingQueue* q);</w:t>
-              <w:br/>
-              <w:br/>
-              <w:t>/* Entry &amp; Exit Tracking */</w:t>
-              <w:br/>
-              <w:t>bool process_vehicle_entry(ParkingSystem* sys, const char* plate, const char* owner, const char* phone, VehicleType type, time_t customEntry);</w:t>
-              <w:br/>
-              <w:t>bool process_vehicle_exit(ParkingSystem* sys, const char* plate, time_t customExit);</w:t>
-              <w:br/>
-              <w:br/>
-              <w:t>/* Billing Module */</w:t>
-              <w:br/>
-              <w:t>double get_hourly_rate(VehicleType type);</w:t>
-              <w:br/>
-              <w:t>double calculate_parking_charges(VehicleType type, double durationHours, double surgeFactor);</w:t>
-              <w:br/>
-              <w:t>void add_transaction_to_history(ParkingSystem* sys, Transaction tx);</w:t>
-              <w:br/>
-              <w:t>void display_transaction_history(const ParkingSystem* sys);</w:t>
-              <w:br/>
-              <w:t>void print_bill_receipt(const Transaction* tx);</w:t>
-              <w:br/>
-              <w:t>void free_transaction_history(ParkingSystem* sys);</w:t>
-              <w:br/>
-              <w:br/>
-              <w:t>/* Searching and Sorting Module (DSA Extension) */</w:t>
-              <w:br/>
-              <w:t>int linear_search_occupied_slot(const ParkingSystem* sys, const char* plate);</w:t>
-              <w:br/>
-              <w:t>Transaction** get_transactions_array(const ParkingSystem* sys, int* outCount);</w:t>
-              <w:br/>
-              <w:t>void quick_sort_transactions_by_amount(Transaction** arr, int low, int high, bool ascending);</w:t>
-              <w:br/>
-              <w:t>void merge_sort_transactions_by_time(Transaction** arr, int left, int right);</w:t>
-              <w:br/>
-              <w:t>int binary_search_transaction_by_ticket(Transaction** sortedArr, int count, int ticketId);</w:t>
-              <w:br/>
-              <w:br/>
-              <w:t>/* AI Demand Prediction Module */</w:t>
-              <w:br/>
-              <w:t>void train_ai_demand_model(ParkingSystem* sys);</w:t>
-              <w:br/>
-              <w:t>void predict_demand_for_hour(const ParkingSystem* sys, int hour, double* outDemandPct, double* outSurgeMultiplier);</w:t>
-              <w:br/>
-              <w:t>void display_ai_demand_dashboard(const ParkingSystem* sys);</w:t>
-              <w:br/>
-              <w:br/>
-              <w:t>/* Parking Statistics */</w:t>
-              <w:br/>
-              <w:t>void display_parking_statistics(const ParkingSystem* sys);</w:t>
-              <w:br/>
-              <w:br/>
-              <w:t>/* File Persistence */</w:t>
-              <w:br/>
-              <w:t>bool save_system_state(const ParkingSystem* sys, const char* filename);</w:t>
-              <w:br/>
-              <w:t>bool load_system_state(ParkingSystem* sys, const char* filename);</w:t>
-              <w:br/>
-              <w:br/>
-              <w:t>/* Automated Demo Mode */</w:t>
-              <w:br/>
-              <w:t>void run_automated_demo(ParkingSystem* sys);</w:t>
-              <w:br/>
-              <w:br/>
-              <w:t>#endif /* PARKING_SYSTEM_H */</w:t>
-              <w:br/>
-            </w:r>
-          </w:p>
-        </w:tc>
-      </w:tr>
-    </w:tbl>
-    <w:p>
-      <w:pPr>
-        <w:spacing w:before="80" w:after="160"/>
-      </w:pPr>
-    </w:p>
-    <w:p>
-      <w:pPr>
-        <w:pStyle w:val="Heading2"/>
-        <w:spacing w:before="280" w:after="120"/>
-      </w:pPr>
-      <w:r>
-        <w:t>Entry Point &amp; Interactive CLI Interface (src/main.c)</w:t>
-      </w:r>
-    </w:p>
-    <w:tbl>
-      <w:tblPr>
-        <w:tblW w:type="auto" w:w="0"/>
-        <w:jc w:val="center"/>
-        <w:tblLayout w:type="fixed"/>
-        <w:tblLook w:firstColumn="1" w:firstRow="1" w:lastColumn="0" w:lastRow="0" w:noHBand="0" w:noVBand="1" w:val="04A0"/>
-      </w:tblPr>
-      <w:tblGrid>
-        <w:gridCol w:w="9360"/>
-      </w:tblGrid>
-      <w:tr>
-        <w:tc>
-          <w:tcPr>
-            <w:tcW w:type="dxa" w:w="9360"/>
-            <w:shd w:fill="F4F5F7"/>
-            <w:tcMar>
-              <w:top w:w="120" w:type="dxa"/>
-              <w:bottom w:w="120" w:type="dxa"/>
-              <w:left w:w="180" w:type="dxa"/>
-              <w:right w:w="180" w:type="dxa"/>
-            </w:tcMar>
-            <w:tcBorders>
-              <w:top w:val="single" w:sz="4" w:space="0" w:color="D1D5DB"/>
-              <w:left w:val="single" w:sz="18" w:space="0" w:color="2563EB"/>
-              <w:bottom w:val="single" w:sz="4" w:space="0" w:color="D1D5DB"/>
-              <w:right w:val="single" w:sz="4" w:space="0" w:color="D1D5DB"/>
-            </w:tcBorders>
-          </w:tcPr>
-          <w:p>
-            <w:pPr>
-              <w:spacing w:before="40" w:after="40" w:line="276" w:lineRule="auto"/>
-            </w:pPr>
-            <w:r>
-              <w:rPr>
-                <w:rFonts w:ascii="Consolas" w:hAnsi="Consolas"/>
-                <w:color w:val="1E293B"/>
-                <w:sz w:val="17"/>
-              </w:rPr>
-              <w:t>#include "parking_system.h"</w:t>
-              <w:br/>
-              <w:br/>
-              <w:t>void init_parking_system(ParkingSystem* sys) {</w:t>
-              <w:br/>
-              <w:t xml:space="preserve">    if (!sys) return;</w:t>
-              <w:br/>
-              <w:t xml:space="preserve">    memset(sys, 0, sizeof(ParkingSystem));</w:t>
-              <w:br/>
-              <w:t xml:space="preserve">    sys-&gt;nextTicketId = 1001;</w:t>
-              <w:br/>
-              <w:t xml:space="preserve">    sys-&gt;totalRevenueCollected = 0.0;</w:t>
-              <w:br/>
-              <w:t xml:space="preserve">    sys-&gt;registryHead = NULL;</w:t>
-              <w:br/>
-              <w:t xml:space="preserve">    sys-&gt;historyHead = NULL;</w:t>
-              <w:br/>
-              <w:br/>
-              <w:t xml:space="preserve">    init_parking_slots(sys);</w:t>
-              <w:br/>
-              <w:t xml:space="preserve">    init_waiting_queue(&amp;(sys-&gt;waitingQueue));</w:t>
-              <w:br/>
-              <w:t xml:space="preserve">    train_ai_demand_model(sys);</w:t>
-              <w:br/>
-              <w:t>}</w:t>
-              <w:br/>
-              <w:br/>
-              <w:t>void free_parking_system(ParkingSystem* sys) {</w:t>
-              <w:br/>
-              <w:t xml:space="preserve">    if (!sys) return;</w:t>
-              <w:br/>
-              <w:t xml:space="preserve">    free_vehicle_registry(sys);</w:t>
-              <w:br/>
-              <w:t xml:space="preserve">    free_waiting_queue(&amp;(sys-&gt;waitingQueue));</w:t>
-              <w:br/>
-              <w:t xml:space="preserve">    free_transaction_history(sys);</w:t>
-              <w:br/>
-              <w:t>}</w:t>
-              <w:br/>
-              <w:br/>
-              <w:t>static void print_main_menu(void) {</w:t>
-              <w:br/>
-              <w:t xml:space="preserve">    printf("\n=========================================================================\n");</w:t>
-              <w:br/>
-              <w:t xml:space="preserve">    printf("                  SMART PARKING MANAGEMENT SYSTEM                        \n");</w:t>
-              <w:br/>
-              <w:t xml:space="preserve">    printf("=========================================================================\n");</w:t>
-              <w:br/>
-              <w:t xml:space="preserve">    printf(" [1]  Vehicle Check-In (Entry &amp; Slot Allocation)\n");</w:t>
-              <w:br/>
-              <w:t xml:space="preserve">    printf(" [2]  Vehicle Check-Out (Exit, Billing &amp; Queue Auto-Allocation)\n");</w:t>
-              <w:br/>
-              <w:t xml:space="preserve">    printf(" [3]  Search Vehicle by License Plate (Linear Search)\n");</w:t>
-              <w:br/>
-              <w:t xml:space="preserve">    printf(" [4]  View Real-Time Parking Slots Table &amp; 2D Grid\n");</w:t>
-              <w:br/>
-              <w:t xml:space="preserve">    printf(" [5]  View Waiting Queue (FIFO Queue)\n");</w:t>
-              <w:br/>
-              <w:t xml:space="preserve">    printf(" [6]  Register New Vehicle (Linked List)\n");</w:t>
-              <w:br/>
-              <w:t xml:space="preserve">    printf(" [7]  View Registered Vehicles Database\n");</w:t>
-              <w:br/>
-              <w:t xml:space="preserve">    printf(" [8]  View Completed Billing History\n");</w:t>
-              <w:br/>
-              <w:t xml:space="preserve">    printf(" [9]  Sort Billing History (QuickSort / MergeSort)\n");</w:t>
-              <w:br/>
-              <w:t xml:space="preserve">    printf(" [10] AI Demand Prediction &amp; Dynamic Surge Tariff\n");</w:t>
-              <w:br/>
-              <w:t xml:space="preserve">    printf(" [11] Parking Operational Statistics &amp; Revenue\n");</w:t>
-              <w:br/>
-              <w:t xml:space="preserve">    printf(" [12] Run Full Automated End-to-End Demo Simulation\n");</w:t>
-              <w:br/>
-              <w:t xml:space="preserve">    printf(" [13] Save System Data to Disk\n");</w:t>
-              <w:br/>
-              <w:t xml:space="preserve">    printf(" [14] Load System Data from Disk\n");</w:t>
-              <w:br/>
-              <w:t xml:space="preserve">    printf(" [0]  Exit System\n");</w:t>
-              <w:br/>
-              <w:t xml:space="preserve">    printf("=========================================================================\n");</w:t>
-              <w:br/>
-              <w:t xml:space="preserve">    printf("Enter choice (0-14): ");</w:t>
-              <w:br/>
-              <w:t>}</w:t>
-              <w:br/>
-              <w:br/>
-              <w:t>int main(int argc, char* argv[]) {</w:t>
-              <w:br/>
-              <w:t xml:space="preserve">    ParkingSystem system;</w:t>
-              <w:br/>
-              <w:t xml:space="preserve">    init_parking_system(&amp;system);</w:t>
-              <w:br/>
-              <w:br/>
-              <w:t xml:space="preserve">    /* Try loading saved state on startup if available */</w:t>
-              <w:br/>
-              <w:t xml:space="preserve">    load_system_state(&amp;system, "data/parking_state.txt");</w:t>
-              <w:br/>
-              <w:br/>
-              <w:t xml:space="preserve">    /* Quick headless demo mode if launched with --demo */</w:t>
-              <w:br/>
-              <w:t xml:space="preserve">    if (argc &gt; 1 &amp;&amp; (strcmp(argv[1], "--demo") == 0 || strcmp(argv[1], "-d") == 0)) {</w:t>
-              <w:br/>
-              <w:t xml:space="preserve">        run_automated_demo(&amp;system);</w:t>
-              <w:br/>
-              <w:t xml:space="preserve">        free_parking_system(&amp;system);</w:t>
-              <w:br/>
-              <w:t xml:space="preserve">        return 0;</w:t>
-              <w:br/>
-              <w:t xml:space="preserve">    }</w:t>
-              <w:br/>
-              <w:br/>
-              <w:t xml:space="preserve">    int choice = -1;</w:t>
-              <w:br/>
-              <w:t xml:space="preserve">    char buffer[128];</w:t>
-              <w:br/>
-              <w:br/>
-              <w:t xml:space="preserve">    while (1) {</w:t>
-              <w:br/>
-              <w:t xml:space="preserve">        print_main_menu();</w:t>
-              <w:br/>
-              <w:t xml:space="preserve">        if (!fgets(buffer, sizeof(buffer), stdin)) break;</w:t>
-              <w:br/>
-              <w:t xml:space="preserve">        if (sscanf(buffer, "%d", &amp;choice) != 1) {</w:t>
-              <w:br/>
-              <w:t xml:space="preserve">            printf("[!] Invalid input. Please enter a valid number.\n");</w:t>
-              <w:br/>
-              <w:t xml:space="preserve">            continue;</w:t>
-              <w:br/>
-              <w:t xml:space="preserve">        }</w:t>
-              <w:br/>
-              <w:br/>
-              <w:t xml:space="preserve">        if (choice == 0) {</w:t>
-              <w:br/>
-              <w:t xml:space="preserve">            printf("Saving state and exiting...\n");</w:t>
-              <w:br/>
-              <w:t xml:space="preserve">            save_system_state(&amp;system, "data/parking_state.txt");</w:t>
-              <w:br/>
-              <w:t xml:space="preserve">            break;</w:t>
-              <w:br/>
-              <w:t xml:space="preserve">        }</w:t>
-              <w:br/>
-              <w:br/>
-              <w:t xml:space="preserve">        switch (choice) {</w:t>
-              <w:br/>
-              <w:t xml:space="preserve">            case 1: {</w:t>
-              <w:br/>
-              <w:t xml:space="preserve">                char plate[PLATE_LEN], owner[NAME_LEN], phone[PHONE_LEN];</w:t>
-              <w:br/>
-              <w:t xml:space="preserve">                int vTypeInt = 2;</w:t>
-              <w:br/>
-              <w:br/>
-              <w:t xml:space="preserve">                printf("\n--- Vehicle Check-In ---\n");</w:t>
-              <w:br/>
-              <w:t xml:space="preserve">                printf("Enter License Plate (e.g. KA-01-AB-1234): ");</w:t>
-              <w:br/>
-              <w:t xml:space="preserve">                if (!fgets(plate, sizeof(plate), stdin)) break;</w:t>
-              <w:br/>
-              <w:t xml:space="preserve">                plate[strcspn(plate, "\r\n")] = '\0';</w:t>
-              <w:br/>
-              <w:br/>
-              <w:t xml:space="preserve">                printf("Enter Owner Name: ");</w:t>
-              <w:br/>
-              <w:t xml:space="preserve">                if (!fgets(owner, sizeof(owner), stdin)) break;</w:t>
-              <w:br/>
-              <w:t xml:space="preserve">                owner[strcspn(owner, "\r\n")] = '\0';</w:t>
-              <w:br/>
-              <w:br/>
-              <w:t xml:space="preserve">                printf("Enter Contact Number: ");</w:t>
-              <w:br/>
-              <w:t xml:space="preserve">                if (!fgets(phone, sizeof(phone), stdin)) break;</w:t>
-              <w:br/>
-              <w:t xml:space="preserve">                phone[strcspn(phone, "\r\n")] = '\0';</w:t>
-              <w:br/>
-              <w:br/>
-              <w:t xml:space="preserve">                printf("Select Vehicle Type:\n");</w:t>
-              <w:br/>
-              <w:t xml:space="preserve">                printf("  [1] Two-Wheeler (Motorcycle/Scooter)\n");</w:t>
-              <w:br/>
-              <w:t xml:space="preserve">                printf("  [2] Four-Wheeler (Car/Sedan/SUV)\n");</w:t>
-              <w:br/>
-              <w:t xml:space="preserve">                printf("  [3] Heavy Vehicle (Truck/Bus)\n");</w:t>
-              <w:br/>
-              <w:t xml:space="preserve">                printf("Choice (1-3): ");</w:t>
-              <w:br/>
-              <w:t xml:space="preserve">                if (fgets(buffer, sizeof(buffer), stdin)) {</w:t>
-              <w:br/>
-              <w:t xml:space="preserve">                    sscanf(buffer, "%d", &amp;vTypeInt);</w:t>
-              <w:br/>
-              <w:t xml:space="preserve">                }</w:t>
-              <w:br/>
-              <w:t xml:space="preserve">                if (vTypeInt &lt; 1 || vTypeInt &gt; 3) vTypeInt = 2;</w:t>
-              <w:br/>
-              <w:br/>
-              <w:t xml:space="preserve">                process_vehicle_entry(&amp;system, plate, owner, phone, (VehicleType)vTypeInt, 0);</w:t>
-              <w:br/>
-              <w:t xml:space="preserve">                break;</w:t>
-              <w:br/>
-              <w:t xml:space="preserve">            }</w:t>
-              <w:br/>
-              <w:br/>
-              <w:t xml:space="preserve">            case 2: {</w:t>
-              <w:br/>
-              <w:t xml:space="preserve">                char plate[PLATE_LEN];</w:t>
-              <w:br/>
-              <w:t xml:space="preserve">                printf("\n--- Vehicle Check-Out &amp; Billing ---\n");</w:t>
-              <w:br/>
-              <w:t xml:space="preserve">                printf("Enter License Plate: ");</w:t>
-              <w:br/>
-              <w:t xml:space="preserve">                if (!fgets(plate, sizeof(plate), stdin)) break;</w:t>
-              <w:br/>
-              <w:t xml:space="preserve">                plate[strcspn(plate, "\r\n")] = '\0';</w:t>
-              <w:br/>
-              <w:br/>
-              <w:t xml:space="preserve">                process_vehicle_exit(&amp;system, plate, 0);</w:t>
-              <w:br/>
-              <w:t xml:space="preserve">                break;</w:t>
-              <w:br/>
-              <w:t xml:space="preserve">            }</w:t>
-              <w:br/>
-              <w:br/>
-              <w:t xml:space="preserve">            case 3: {</w:t>
-              <w:br/>
-              <w:t xml:space="preserve">                char plate[PLATE_LEN];</w:t>
-              <w:br/>
-              <w:t xml:space="preserve">                printf("\n--- Search Slot by License Plate ---\n");</w:t>
-              <w:br/>
-              <w:t xml:space="preserve">                printf("Enter License Plate: ");</w:t>
-              <w:br/>
-              <w:t xml:space="preserve">                if (!fgets(plate, sizeof(plate), stdin)) break;</w:t>
-              <w:br/>
-              <w:t xml:space="preserve">                plate[strcspn(plate, "\r\n")] = '\0';</w:t>
-              <w:br/>
-              <w:br/>
-              <w:t xml:space="preserve">                int slot = linear_search_occupied_slot(&amp;system, plate);</w:t>
-              <w:br/>
-              <w:t xml:space="preserve">                if (slot != -1) {</w:t>
-              <w:br/>
-              <w:t xml:space="preserve">                    printf("[+] FOUND: Vehicle '%s' is parked in Slot #%02d (Floor %d).\n",</w:t>
-              <w:br/>
-              <w:t xml:space="preserve">                           plate, slot, system.slots[slot - 1].floor);</w:t>
-              <w:br/>
-              <w:t xml:space="preserve">                } else {</w:t>
-              <w:br/>
-              <w:t xml:space="preserve">                    printf("[-] Vehicle '%s' is not found in any active slot.\n", plate);</w:t>
-              <w:br/>
-              <w:t xml:space="preserve">                }</w:t>
-              <w:br/>
-              <w:t xml:space="preserve">                break;</w:t>
-              <w:br/>
-              <w:t xml:space="preserve">            }</w:t>
-              <w:br/>
-              <w:br/>
-              <w:t xml:space="preserve">            case 4:</w:t>
-              <w:br/>
-              <w:t xml:space="preserve">                display_slots_table(&amp;system);</w:t>
-              <w:br/>
-              <w:t xml:space="preserve">                display_parking_grid_ascii(&amp;system);</w:t>
-              <w:br/>
-              <w:t xml:space="preserve">                break;</w:t>
-              <w:br/>
-              <w:br/>
-              <w:t xml:space="preserve">            case 5:</w:t>
-              <w:br/>
-              <w:t xml:space="preserve">                display_waiting_queue(&amp;(system.waitingQueue));</w:t>
-              <w:br/>
-              <w:t xml:space="preserve">                break;</w:t>
-              <w:br/>
-              <w:br/>
-              <w:t xml:space="preserve">            case 6: {</w:t>
-              <w:br/>
-              <w:t xml:space="preserve">                char plate[PLATE_LEN], owner[NAME_LEN], phone[PHONE_LEN];</w:t>
-              <w:br/>
-              <w:t xml:space="preserve">                int vTypeInt = 2;</w:t>
-              <w:br/>
-              <w:br/>
-              <w:t xml:space="preserve">                printf("\n--- Register Vehicle ---\n");</w:t>
-              <w:br/>
-              <w:t xml:space="preserve">                printf("Enter License Plate: ");</w:t>
-              <w:br/>
-              <w:t xml:space="preserve">                if (!fgets(plate, sizeof(plate), stdin)) break;</w:t>
-              <w:br/>
-              <w:t xml:space="preserve">                plate[strcspn(plate, "\r\n")] = '\0';</w:t>
-              <w:br/>
-              <w:br/>
-              <w:t xml:space="preserve">                printf("Enter Owner Name: ");</w:t>
-              <w:br/>
-              <w:t xml:space="preserve">                if (!fgets(owner, sizeof(owner), stdin)) break;</w:t>
-              <w:br/>
-              <w:t xml:space="preserve">                owner[strcspn(owner, "\r\n")] = '\0';</w:t>
-              <w:br/>
-              <w:br/>
-              <w:t xml:space="preserve">                printf("Enter Contact Number: ");</w:t>
-              <w:br/>
-              <w:t xml:space="preserve">                if (!fgets(phone, sizeof(phone), stdin)) break;</w:t>
-              <w:br/>
-              <w:t xml:space="preserve">                phone[strcspn(phone, "\r\n")] = '\0';</w:t>
-              <w:br/>
-              <w:br/>
-              <w:t xml:space="preserve">                printf("Vehicle Type (1: 2-Wheeler, 2: 4-Wheeler, 3: Heavy): ");</w:t>
-              <w:br/>
-              <w:t xml:space="preserve">                if (fgets(buffer, sizeof(buffer), stdin)) {</w:t>
-              <w:br/>
-              <w:t xml:space="preserve">                    sscanf(buffer, "%d", &amp;vTypeInt);</w:t>
-              <w:br/>
-              <w:t xml:space="preserve">                }</w:t>
-              <w:br/>
-              <w:t xml:space="preserve">                if (vTypeInt &lt; 1 || vTypeInt &gt; 3) vTypeInt = 2;</w:t>
-              <w:br/>
-              <w:br/>
-              <w:t xml:space="preserve">                register_vehicle(&amp;system, plate, owner, phone, (VehicleType)vTypeInt);</w:t>
-              <w:br/>
-              <w:t xml:space="preserve">                break;</w:t>
-              <w:br/>
-              <w:t xml:space="preserve">            }</w:t>
-              <w:br/>
-              <w:br/>
-              <w:t xml:space="preserve">            case 7:</w:t>
-              <w:br/>
-              <w:t xml:space="preserve">                display_registered_vehicles(&amp;system);</w:t>
-              <w:br/>
-              <w:t xml:space="preserve">                break;</w:t>
-              <w:br/>
-              <w:br/>
-              <w:t xml:space="preserve">            case 8:</w:t>
-              <w:br/>
-              <w:t xml:space="preserve">                display_transaction_history(&amp;system);</w:t>
-              <w:br/>
-              <w:t xml:space="preserve">                break;</w:t>
-              <w:br/>
-              <w:br/>
-              <w:t xml:space="preserve">            case 9: {</w:t>
-              <w:br/>
-              <w:t xml:space="preserve">                int count = 0;</w:t>
-              <w:br/>
-              <w:t xml:space="preserve">                Transaction** arr = get_transactions_array(&amp;system, &amp;count);</w:t>
-              <w:br/>
-              <w:t xml:space="preserve">                if (!arr || count == 0) {</w:t>
-              <w:br/>
-              <w:t xml:space="preserve">                    printf("[!] No completed transactions available to sort.\n");</w:t>
-              <w:br/>
-              <w:t xml:space="preserve">                    break;</w:t>
-              <w:br/>
-              <w:t xml:space="preserve">                }</w:t>
-              <w:br/>
-              <w:br/>
-              <w:t xml:space="preserve">                printf("\nSelect Sorting Metric:\n");</w:t>
-              <w:br/>
-              <w:t xml:space="preserve">                printf("  [1] QuickSort by Billing Amount (Highest to Lowest)\n");</w:t>
-              <w:br/>
-              <w:t xml:space="preserve">                printf("  [2] QuickSort by Billing Amount (Lowest to Highest)\n");</w:t>
-              <w:br/>
-              <w:t xml:space="preserve">                printf("  [3] MergeSort by Entry Timestamp\n");</w:t>
-              <w:br/>
-              <w:t xml:space="preserve">                printf("Choice (1-3): ");</w:t>
-              <w:br/>
-              <w:t xml:space="preserve">                int sortChoice = 1;</w:t>
-              <w:br/>
-              <w:t xml:space="preserve">                if (fgets(buffer, sizeof(buffer), stdin)) {</w:t>
-              <w:br/>
-              <w:t xml:space="preserve">                    sscanf(buffer, "%d", &amp;sortChoice);</w:t>
-              <w:br/>
-              <w:t xml:space="preserve">                }</w:t>
-              <w:br/>
-              <w:br/>
-              <w:t xml:space="preserve">                if (sortChoice == 1) {</w:t>
-              <w:br/>
-              <w:t xml:space="preserve">                    quick_sort_transactions_by_amount(arr, 0, count - 1, false);</w:t>
-              <w:br/>
-              <w:t xml:space="preserve">                    printf("\n--- Transactions Sorted by Amount (Descending) ---\n");</w:t>
-              <w:br/>
-              <w:t xml:space="preserve">                } else if (sortChoice == 2) {</w:t>
-              <w:br/>
-              <w:t xml:space="preserve">                    quick_sort_transactions_by_amount(arr, 0, count - 1, true);</w:t>
-              <w:br/>
-              <w:t xml:space="preserve">                    printf("\n--- Transactions Sorted by Amount (Ascending) ---\n");</w:t>
-              <w:br/>
-              <w:t xml:space="preserve">                } else {</w:t>
-              <w:br/>
-              <w:t xml:space="preserve">                    merge_sort_transactions_by_time(arr, 0, count - 1);</w:t>
-              <w:br/>
-              <w:t xml:space="preserve">                    printf("\n--- Transactions Sorted by Entry Time ---\n");</w:t>
-              <w:br/>
-              <w:t xml:space="preserve">                }</w:t>
-              <w:br/>
-              <w:br/>
-              <w:t xml:space="preserve">                for (int i = 0; i &lt; count; i++) {</w:t>
-              <w:br/>
-              <w:t xml:space="preserve">                    char tBuf[TIME_STR_LEN];</w:t>
-              <w:br/>
-              <w:t xml:space="preserve">                    format_timestamp(arr[i]-&gt;entryTime, tBuf, sizeof(tBuf));</w:t>
-              <w:br/>
-              <w:t xml:space="preserve">                    printf("#%04d | %-14s | Entry: %-19s | Total: $%.2f\n",</w:t>
-              <w:br/>
-              <w:t xml:space="preserve">                           arr[i]-&gt;ticketId, arr[i]-&gt;licensePlate, tBuf, arr[i]-&gt;totalCharge);</w:t>
-              <w:br/>
-              <w:t xml:space="preserve">                }</w:t>
-              <w:br/>
-              <w:t xml:space="preserve">                free(arr);</w:t>
-              <w:br/>
-              <w:t xml:space="preserve">                break;</w:t>
-              <w:br/>
-              <w:t xml:space="preserve">            }</w:t>
-              <w:br/>
-              <w:br/>
-              <w:t xml:space="preserve">            case 10:</w:t>
-              <w:br/>
-              <w:t xml:space="preserve">                display_ai_demand_dashboard(&amp;system);</w:t>
-              <w:br/>
-              <w:t xml:space="preserve">                break;</w:t>
-              <w:br/>
-              <w:br/>
-              <w:t xml:space="preserve">            case 11:</w:t>
-              <w:br/>
-              <w:t xml:space="preserve">                display_parking_statistics(&amp;system);</w:t>
-              <w:br/>
-              <w:t xml:space="preserve">                break;</w:t>
-              <w:br/>
-              <w:br/>
-              <w:t xml:space="preserve">            case 12:</w:t>
-              <w:br/>
-              <w:t xml:space="preserve">                run_automated_demo(&amp;system);</w:t>
-              <w:br/>
-              <w:t xml:space="preserve">                break;</w:t>
-              <w:br/>
-              <w:br/>
-              <w:t xml:space="preserve">            case 13:</w:t>
-              <w:br/>
-              <w:t xml:space="preserve">                save_system_state(&amp;system, "data/parking_state.txt");</w:t>
-              <w:br/>
-              <w:t xml:space="preserve">                break;</w:t>
-              <w:br/>
-              <w:br/>
-              <w:t xml:space="preserve">            case 14:</w:t>
-              <w:br/>
-              <w:t xml:space="preserve">                load_system_state(&amp;system, "data/parking_state.txt");</w:t>
-              <w:br/>
-              <w:t xml:space="preserve">                break;</w:t>
-              <w:br/>
-              <w:br/>
-              <w:t xml:space="preserve">            default:</w:t>
-              <w:br/>
-              <w:t xml:space="preserve">                printf("[!] Invalid choice. Please select from 0 to 14.\n");</w:t>
-              <w:br/>
-              <w:t xml:space="preserve">                break;</w:t>
-              <w:br/>
-              <w:t xml:space="preserve">        }</w:t>
-              <w:br/>
-              <w:t xml:space="preserve">    }</w:t>
-              <w:br/>
-              <w:br/>
-              <w:t xml:space="preserve">    free_parking_system(&amp;system);</w:t>
-              <w:br/>
-              <w:t xml:space="preserve">    printf("Goodbye!\n");</w:t>
-              <w:br/>
-              <w:t xml:space="preserve">    return 0;</w:t>
-              <w:br/>
-              <w:t>}</w:t>
-              <w:br/>
-            </w:r>
-          </w:p>
-        </w:tc>
-      </w:tr>
-    </w:tbl>
-    <w:p>
-      <w:pPr>
-        <w:spacing w:before="80" w:after="160"/>
-      </w:pPr>
-    </w:p>
-    <w:p>
-      <w:pPr>
-        <w:pStyle w:val="Heading2"/>
-        <w:spacing w:before="280" w:after="120"/>
-      </w:pPr>
-      <w:r>
-        <w:t>Slot Manager (Arrays &amp; 2D Grid Visualizer) (src/slot_manager.c)</w:t>
-      </w:r>
-    </w:p>
-    <w:tbl>
-      <w:tblPr>
-        <w:tblW w:type="auto" w:w="0"/>
-        <w:jc w:val="center"/>
-        <w:tblLayout w:type="fixed"/>
-        <w:tblLook w:firstColumn="1" w:firstRow="1" w:lastColumn="0" w:lastRow="0" w:noHBand="0" w:noVBand="1" w:val="04A0"/>
-      </w:tblPr>
-      <w:tblGrid>
-        <w:gridCol w:w="9360"/>
-      </w:tblGrid>
-      <w:tr>
-        <w:tc>
-          <w:tcPr>
-            <w:tcW w:type="dxa" w:w="9360"/>
-            <w:shd w:fill="F4F5F7"/>
-            <w:tcMar>
-              <w:top w:w="120" w:type="dxa"/>
-              <w:bottom w:w="120" w:type="dxa"/>
-              <w:left w:w="180" w:type="dxa"/>
-              <w:right w:w="180" w:type="dxa"/>
-            </w:tcMar>
-            <w:tcBorders>
-              <w:top w:val="single" w:sz="4" w:space="0" w:color="D1D5DB"/>
-              <w:left w:val="single" w:sz="18" w:space="0" w:color="2563EB"/>
-              <w:bottom w:val="single" w:sz="4" w:space="0" w:color="D1D5DB"/>
-              <w:right w:val="single" w:sz="4" w:space="0" w:color="D1D5DB"/>
-            </w:tcBorders>
-          </w:tcPr>
-          <w:p>
-            <w:pPr>
-              <w:spacing w:before="40" w:after="40" w:line="276" w:lineRule="auto"/>
-            </w:pPr>
-            <w:r>
-              <w:rPr>
-                <w:rFonts w:ascii="Consolas" w:hAnsi="Consolas"/>
-                <w:color w:val="1E293B"/>
-                <w:sz w:val="17"/>
-              </w:rPr>
-              <w:t>#include "parking_system.h"</w:t>
-              <w:br/>
-              <w:br/>
-              <w:t>void init_parking_slots(ParkingSystem* sys) {</w:t>
-              <w:br/>
-              <w:t xml:space="preserve">    if (!sys) return;</w:t>
-              <w:br/>
-              <w:br/>
-              <w:t xml:space="preserve">    sys-&gt;totalSlots = MAX_SLOTS;</w:t>
-              <w:br/>
-              <w:br/>
-              <w:t xml:space="preserve">    for (int i = 0; i &lt; MAX_SLOTS; i++) {</w:t>
-              <w:br/>
-              <w:t xml:space="preserve">        sys-&gt;slots[i].slotId = i + 1;</w:t>
-              <w:br/>
-              <w:t xml:space="preserve">        sys-&gt;slots[i].floor = (i / SLOTS_PER_FLOOR) + 1;</w:t>
-              <w:br/>
-              <w:t xml:space="preserve">        sys-&gt;slots[i].status = SLOT_VACANT;</w:t>
-              <w:br/>
-              <w:t xml:space="preserve">        sys-&gt;slots[i].occupiedPlate[0] = '\0';</w:t>
-              <w:br/>
-              <w:t xml:space="preserve">        sys-&gt;slots[i].ticketId = 0;</w:t>
-              <w:br/>
-              <w:t xml:space="preserve">        sys-&gt;slots[i].entryTime = 0;</w:t>
-              <w:br/>
-              <w:br/>
-              <w:t xml:space="preserve">        /* Assign designated slot types per floor */</w:t>
-              <w:br/>
-              <w:t xml:space="preserve">        if (i &lt; 4) {</w:t>
-              <w:br/>
-              <w:t xml:space="preserve">            /* Floor 1: First 4 slots for 2-wheelers */</w:t>
-              <w:br/>
-              <w:t xml:space="preserve">            sys-&gt;slots[i].supportedType = TYPE_TWO_WHEELER;</w:t>
-              <w:br/>
-              <w:t xml:space="preserve">        } else if (i &lt; 25) {</w:t>
-              <w:br/>
-              <w:t xml:space="preserve">            /* Floor 1 (rest) and Floor 2 and first half of Floor 3 for 4-wheelers */</w:t>
-              <w:br/>
-              <w:t xml:space="preserve">            sys-&gt;slots[i].supportedType = TYPE_FOUR_WHEELER;</w:t>
-              <w:br/>
-              <w:t xml:space="preserve">        } else {</w:t>
-              <w:br/>
-              <w:t xml:space="preserve">            /* Floor 3: Slots 26-30 for Heavy Vehicles */</w:t>
-              <w:br/>
-              <w:t xml:space="preserve">            sys-&gt;slots[i].supportedType = TYPE_HEAVY_VEHICLE;</w:t>
-              <w:br/>
-              <w:t xml:space="preserve">        }</w:t>
-              <w:br/>
-              <w:t xml:space="preserve">    }</w:t>
-              <w:br/>
-              <w:t>}</w:t>
-              <w:br/>
-              <w:br/>
-              <w:t>int allocate_slot_for_vehicle(ParkingSystem* sys, VehicleType type, const char* plate, int ticketId, time_t entryTime) {</w:t>
-              <w:br/>
-              <w:t xml:space="preserve">    if (!sys || !plate) return -1;</w:t>
-              <w:br/>
-              <w:br/>
-              <w:t xml:space="preserve">    int assignedIndex = -1;</w:t>
-              <w:br/>
-              <w:br/>
-              <w:t xml:space="preserve">    /* Primary search: find exact designated vacant slot */</w:t>
-              <w:br/>
-              <w:t xml:space="preserve">    for (int i = 0; i &lt; sys-&gt;totalSlots; i++) {</w:t>
-              <w:br/>
-              <w:t xml:space="preserve">        if (sys-&gt;slots[i].status == SLOT_VACANT &amp;&amp; sys-&gt;slots[i].supportedType == type) {</w:t>
-              <w:br/>
-              <w:t xml:space="preserve">            assignedIndex = i;</w:t>
-              <w:br/>
-              <w:t xml:space="preserve">            break;</w:t>
-              <w:br/>
-              <w:t xml:space="preserve">        }</w:t>
-              <w:br/>
-              <w:t xml:space="preserve">    }</w:t>
-              <w:br/>
-              <w:br/>
-              <w:t xml:space="preserve">    /* Fallback search: 2-wheelers can occupy a 4-wheeler slot if no 2-wheeler slots left */</w:t>
-              <w:br/>
-              <w:t xml:space="preserve">    if (assignedIndex == -1 &amp;&amp; type == TYPE_TWO_WHEELER) {</w:t>
-              <w:br/>
-              <w:t xml:space="preserve">        for (int i = 0; i &lt; sys-&gt;totalSlots; i++) {</w:t>
-              <w:br/>
-              <w:t xml:space="preserve">            if (sys-&gt;slots[i].status == SLOT_VACANT &amp;&amp; sys-&gt;slots[i].supportedType == TYPE_FOUR_WHEELER) {</w:t>
-              <w:br/>
-              <w:t xml:space="preserve">                assignedIndex = i;</w:t>
-              <w:br/>
-              <w:t xml:space="preserve">                break;</w:t>
-              <w:br/>
-              <w:t xml:space="preserve">            }</w:t>
-              <w:br/>
-              <w:t xml:space="preserve">        }</w:t>
-              <w:br/>
-              <w:t xml:space="preserve">    }</w:t>
-              <w:br/>
-              <w:br/>
-              <w:t xml:space="preserve">    if (assignedIndex != -1) {</w:t>
-              <w:br/>
-              <w:t xml:space="preserve">        sys-&gt;slots[assignedIndex].status = SLOT_OCCUPIED;</w:t>
-              <w:br/>
-              <w:t xml:space="preserve">        strncpy(sys-&gt;slots[assignedIndex].occupiedPlate, plate, PLATE_LEN - 1);</w:t>
-              <w:br/>
-              <w:t xml:space="preserve">        sys-&gt;slots[assignedIndex].occupiedPlate[PLATE_LEN - 1] = '\0';</w:t>
-              <w:br/>
-              <w:t xml:space="preserve">        sys-&gt;slots[assignedIndex].ticketId = ticketId;</w:t>
-              <w:br/>
-              <w:t xml:space="preserve">        sys-&gt;slots[assignedIndex].entryTime = entryTime;</w:t>
-              <w:br/>
-              <w:t xml:space="preserve">        return sys-&gt;slots[assignedIndex].slotId;</w:t>
-              <w:br/>
-              <w:t xml:space="preserve">    }</w:t>
-              <w:br/>
-              <w:br/>
-              <w:t xml:space="preserve">    /* No slot available for this vehicle type */</w:t>
-              <w:br/>
-              <w:t xml:space="preserve">    return -1;</w:t>
-              <w:br/>
-              <w:t>}</w:t>
-              <w:br/>
-              <w:br/>
-              <w:t>bool free_slot(ParkingSystem* sys, int slotId) {</w:t>
-              <w:br/>
-              <w:t xml:space="preserve">    if (!sys || slotId &lt; 1 || slotId &gt; sys-&gt;totalSlots) return false;</w:t>
-              <w:br/>
-              <w:br/>
-              <w:t xml:space="preserve">    int idx = slotId - 1;</w:t>
-              <w:br/>
-              <w:t xml:space="preserve">    if (sys-&gt;slots[idx].status != SLOT_OCCUPIED) {</w:t>
-              <w:br/>
-              <w:t xml:space="preserve">        return false;</w:t>
-              <w:br/>
-              <w:t xml:space="preserve">    }</w:t>
-              <w:br/>
-              <w:br/>
-              <w:t xml:space="preserve">    sys-&gt;slots[idx].status = SLOT_VACANT;</w:t>
-              <w:br/>
-              <w:t xml:space="preserve">    sys-&gt;slots[idx].occupiedPlate[0] = '\0';</w:t>
-              <w:br/>
-              <w:t xml:space="preserve">    sys-&gt;slots[idx].ticketId = 0;</w:t>
-              <w:br/>
-              <w:t xml:space="preserve">    sys-&gt;slots[idx].entryTime = 0;</w:t>
-              <w:br/>
-              <w:t xml:space="preserve">    return true;</w:t>
-              <w:br/>
-              <w:t>}</w:t>
-              <w:br/>
-              <w:br/>
-              <w:t>int find_slot_by_plate(const ParkingSystem* sys, const char* plate) {</w:t>
-              <w:br/>
-              <w:t xml:space="preserve">    if (!sys || !plate) return -1;</w:t>
-              <w:br/>
-              <w:br/>
-              <w:t xml:space="preserve">    for (int i = 0; i &lt; sys-&gt;totalSlots; i++) {</w:t>
-              <w:br/>
-              <w:t xml:space="preserve">        if (sys-&gt;slots[i].status == SLOT_OCCUPIED &amp;&amp;</w:t>
-              <w:br/>
-              <w:t xml:space="preserve">            plates_match(sys-&gt;slots[i].occupiedPlate, plate)) {</w:t>
-              <w:br/>
-              <w:t xml:space="preserve">            return sys-&gt;slots[i].slotId;</w:t>
-              <w:br/>
-              <w:t xml:space="preserve">        }</w:t>
-              <w:br/>
-              <w:t xml:space="preserve">    }</w:t>
-              <w:br/>
-              <w:t xml:space="preserve">    return -1;</w:t>
-              <w:br/>
-              <w:t>}</w:t>
-              <w:br/>
-              <w:br/>
-              <w:t>int count_available_slots_by_type(const ParkingSystem* sys, VehicleType type) {</w:t>
-              <w:br/>
-              <w:t xml:space="preserve">    if (!sys) return 0;</w:t>
-              <w:br/>
-              <w:t xml:space="preserve">    int count = 0;</w:t>
-              <w:br/>
-              <w:t xml:space="preserve">    for (int i = 0; i &lt; sys-&gt;totalSlots; i++) {</w:t>
-              <w:br/>
-              <w:t xml:space="preserve">        if (sys-&gt;slots[i].status == SLOT_VACANT) {</w:t>
-              <w:br/>
-              <w:t xml:space="preserve">            if (sys-&gt;slots[i].supportedType == type ||</w:t>
-              <w:br/>
-              <w:t xml:space="preserve">               (type == TYPE_TWO_WHEELER &amp;&amp; sys-&gt;slots[i].supportedType == TYPE_FOUR_WHEELER)) {</w:t>
-              <w:br/>
-              <w:t xml:space="preserve">                count++;</w:t>
-              <w:br/>
-              <w:t xml:space="preserve">            }</w:t>
-              <w:br/>
-              <w:t xml:space="preserve">        }</w:t>
-              <w:br/>
-              <w:t xml:space="preserve">    }</w:t>
-              <w:br/>
-              <w:t xml:space="preserve">    return count;</w:t>
-              <w:br/>
-              <w:t>}</w:t>
-              <w:br/>
-              <w:br/>
-              <w:t>void display_slots_table(const ParkingSystem* sys) {</w:t>
-              <w:br/>
-              <w:t xml:space="preserve">    if (!sys) return;</w:t>
-              <w:br/>
-              <w:br/>
-              <w:t xml:space="preserve">    printf("\n===============================================================================================\n");</w:t>
-              <w:br/>
-              <w:t xml:space="preserve">    printf("                                   CURRENT PARKING SLOTS STATUS (ARRAY)                        \n");</w:t>
-              <w:br/>
-              <w:t xml:space="preserve">    printf("===============================================================================================\n");</w:t>
-              <w:br/>
-              <w:t xml:space="preserve">    printf("%-7s | %-6s | %-16s | %-10s | %-14s | %-8s | %-20s\n",</w:t>
-              <w:br/>
-              <w:t xml:space="preserve">           "Slot #", "Floor", "Slot Category", "Status", "Occupied Plate", "Ticket", "Entry Time");</w:t>
-              <w:br/>
-              <w:t xml:space="preserve">    printf("-----------------------------------------------------------------------------------------------\n");</w:t>
-              <w:br/>
-              <w:br/>
-              <w:t xml:space="preserve">    char timeBuf[TIME_STR_LEN];</w:t>
-              <w:br/>
-              <w:t xml:space="preserve">    for (int i = 0; i &lt; sys-&gt;totalSlots; i++) {</w:t>
-              <w:br/>
-              <w:t xml:space="preserve">        const ParkingSlot* s = &amp;sys-&gt;slots[i];</w:t>
-              <w:br/>
-              <w:t xml:space="preserve">        format_timestamp(s-&gt;entryTime, timeBuf, sizeof(timeBuf));</w:t>
-              <w:br/>
-              <w:t xml:space="preserve">        const char* typeStr = (s-&gt;supportedType == TYPE_TWO_WHEELER) ? "2-Wheeler" :</w:t>
-              <w:br/>
-              <w:t xml:space="preserve">                              (s-&gt;supportedType == TYPE_FOUR_WHEELER) ? "4-Wheeler" : "Heavy";</w:t>
-              <w:br/>
-              <w:t xml:space="preserve">        const char* plateStr = (s-&gt;status == SLOT_OCCUPIED) ? s-&gt;occupiedPlate : "---";</w:t>
-              <w:br/>
-              <w:t xml:space="preserve">        char ticketStr[16];</w:t>
-              <w:br/>
-              <w:t xml:space="preserve">        if (s-&gt;status == SLOT_OCCUPIED) {</w:t>
-              <w:br/>
-              <w:t xml:space="preserve">            snprintf(ticketStr, sizeof(ticketStr), "#%04d", s-&gt;ticketId);</w:t>
-              <w:br/>
-              <w:t xml:space="preserve">        } else {</w:t>
-              <w:br/>
-              <w:t xml:space="preserve">            snprintf(ticketStr, sizeof(ticketStr), "---");</w:t>
-              <w:br/>
-              <w:t xml:space="preserve">        }</w:t>
-              <w:br/>
-              <w:br/>
-              <w:t xml:space="preserve">        printf("Slot %02d | Fl %d   | %-16s | %-10s | %-14s | %-8s | %-20s\n",</w:t>
-              <w:br/>
-              <w:t xml:space="preserve">               s-&gt;slotId, s-&gt;floor, typeStr, slot_status_to_string(s-&gt;status),</w:t>
-              <w:br/>
-              <w:t xml:space="preserve">               plateStr, ticketStr, (s-&gt;status == SLOT_OCCUPIED ? timeBuf : "---"));</w:t>
-              <w:br/>
-              <w:t xml:space="preserve">    }</w:t>
-              <w:br/>
-              <w:t xml:space="preserve">    printf("-----------------------------------------------------------------------------------------------\n\n");</w:t>
-              <w:br/>
-              <w:t>}</w:t>
-              <w:br/>
-              <w:br/>
-              <w:t>void display_parking_grid_ascii(const ParkingSystem* sys) {</w:t>
-              <w:br/>
-              <w:t xml:space="preserve">    if (!sys) return;</w:t>
-              <w:br/>
-              <w:br/>
-              <w:t xml:space="preserve">    printf("\n+===========================================================================+\n");</w:t>
-              <w:br/>
-              <w:t xml:space="preserve">    printf("|                    PARKING LOT REAL-TIME 2D GRID MAP                     |\n");</w:t>
-              <w:br/>
-              <w:t xml:space="preserve">    printf("+===========================================================================+\n");</w:t>
-              <w:br/>
-              <w:br/>
-              <w:t xml:space="preserve">    for (int f = 1; f &lt;= TOTAL_FLOORS; f++) {</w:t>
-              <w:br/>
-              <w:t xml:space="preserve">        printf("| FLOOR %d:                                                                   |\n", f);</w:t>
-              <w:br/>
-              <w:t xml:space="preserve">        printf("|   ");</w:t>
-              <w:br/>
-              <w:t xml:space="preserve">        for (int i = 0; i &lt; sys-&gt;totalSlots; i++) {</w:t>
-              <w:br/>
-              <w:t xml:space="preserve">            if (sys-&gt;slots[i].floor == f) {</w:t>
-              <w:br/>
-              <w:t xml:space="preserve">                if (sys-&gt;slots[i].status == SLOT_VACANT) {</w:t>
-              <w:br/>
-              <w:t xml:space="preserve">                    printf("[%02d: V ] ", sys-&gt;slots[i].slotId);</w:t>
-              <w:br/>
-              <w:t xml:space="preserve">                } else if (sys-&gt;slots[i].status == SLOT_OCCUPIED) {</w:t>
-              <w:br/>
-              <w:t xml:space="preserve">                    printf("[%02d: O ] ", sys-&gt;slots[i].slotId);</w:t>
-              <w:br/>
-              <w:t xml:space="preserve">                } else {</w:t>
-              <w:br/>
-              <w:t xml:space="preserve">                    printf("[%02d: M ] ", sys-&gt;slots[i].slotId);</w:t>
-              <w:br/>
-              <w:t xml:space="preserve">                }</w:t>
-              <w:br/>
-              <w:t xml:space="preserve">            }</w:t>
-              <w:br/>
-              <w:t xml:space="preserve">        }</w:t>
-              <w:br/>
-              <w:t xml:space="preserve">        printf("|\n");</w:t>
-              <w:br/>
-              <w:t xml:space="preserve">    }</w:t>
-              <w:br/>
-              <w:t xml:space="preserve">    printf("+---------------------------------------------------------------------------+\n");</w:t>
-              <w:br/>
-              <w:t xml:space="preserve">    printf("| Legend: [ V ] = Vacant (Available)  |  [ O ] = Occupied  |  [ M ] = Maint |\n");</w:t>
-              <w:br/>
-              <w:t xml:space="preserve">    printf("+===========================================================================+\n\n");</w:t>
-              <w:br/>
-              <w:t>}</w:t>
-              <w:br/>
-            </w:r>
-          </w:p>
-        </w:tc>
-      </w:tr>
-    </w:tbl>
-    <w:p>
-      <w:pPr>
-        <w:spacing w:before="80" w:after="160"/>
-      </w:pPr>
-    </w:p>
-    <w:p>
-      <w:pPr>
-        <w:pStyle w:val="Heading2"/>
-        <w:spacing w:before="280" w:after="120"/>
-      </w:pPr>
-      <w:r>
-        <w:t>Vehicle Registry (Linked List) (src/vehicle_registry.c)</w:t>
-      </w:r>
-    </w:p>
-    <w:tbl>
-      <w:tblPr>
-        <w:tblW w:type="auto" w:w="0"/>
-        <w:jc w:val="center"/>
-        <w:tblLayout w:type="fixed"/>
-        <w:tblLook w:firstColumn="1" w:firstRow="1" w:lastColumn="0" w:lastRow="0" w:noHBand="0" w:noVBand="1" w:val="04A0"/>
-      </w:tblPr>
-      <w:tblGrid>
-        <w:gridCol w:w="9360"/>
-      </w:tblGrid>
-      <w:tr>
-        <w:tc>
-          <w:tcPr>
-            <w:tcW w:type="dxa" w:w="9360"/>
-            <w:shd w:fill="F4F5F7"/>
-            <w:tcMar>
-              <w:top w:w="120" w:type="dxa"/>
-              <w:bottom w:w="120" w:type="dxa"/>
-              <w:left w:w="180" w:type="dxa"/>
-              <w:right w:w="180" w:type="dxa"/>
-            </w:tcMar>
-            <w:tcBorders>
-              <w:top w:val="single" w:sz="4" w:space="0" w:color="D1D5DB"/>
-              <w:left w:val="single" w:sz="18" w:space="0" w:color="2563EB"/>
-              <w:bottom w:val="single" w:sz="4" w:space="0" w:color="D1D5DB"/>
-              <w:right w:val="single" w:sz="4" w:space="0" w:color="D1D5DB"/>
-            </w:tcBorders>
-          </w:tcPr>
-          <w:p>
-            <w:pPr>
-              <w:spacing w:before="40" w:after="40" w:line="276" w:lineRule="auto"/>
-            </w:pPr>
-            <w:r>
-              <w:rPr>
-                <w:rFonts w:ascii="Consolas" w:hAnsi="Consolas"/>
-                <w:color w:val="1E293B"/>
-                <w:sz w:val="17"/>
-              </w:rPr>
-              <w:t>#include "parking_system.h"</w:t>
-              <w:br/>
-              <w:br/>
-              <w:t>bool register_vehicle(ParkingSystem* sys, const char* plate, const char* owner, const char* phone, VehicleType type) {</w:t>
-              <w:br/>
-              <w:t xml:space="preserve">    if (!sys || !plate || strlen(plate) == 0) return false;</w:t>
-              <w:br/>
-              <w:br/>
-              <w:t xml:space="preserve">    /* Check if already registered */</w:t>
-              <w:br/>
-              <w:t xml:space="preserve">    if (search_registered_vehicle(sys, plate) != NULL) {</w:t>
-              <w:br/>
-              <w:t xml:space="preserve">        printf("[!] Vehicle with license plate '%s' is already registered.\n", plate);</w:t>
-              <w:br/>
-              <w:t xml:space="preserve">        return false;</w:t>
-              <w:br/>
-              <w:t xml:space="preserve">    }</w:t>
-              <w:br/>
-              <w:br/>
-              <w:t xml:space="preserve">    VehicleNode* newNode = (VehicleNode*)malloc(sizeof(VehicleNode));</w:t>
-              <w:br/>
-              <w:t xml:space="preserve">    if (!newNode) {</w:t>
-              <w:br/>
-              <w:t xml:space="preserve">        fprintf(stderr, "Error: Memory allocation failed for vehicle registration.\n");</w:t>
-              <w:br/>
-              <w:t xml:space="preserve">        return false;</w:t>
-              <w:br/>
-              <w:t xml:space="preserve">    }</w:t>
-              <w:br/>
-              <w:br/>
-              <w:t xml:space="preserve">    strncpy(newNode-&gt;vehicle.licensePlate, plate, PLATE_LEN - 1);</w:t>
-              <w:br/>
-              <w:t xml:space="preserve">    newNode-&gt;vehicle.licensePlate[PLATE_LEN - 1] = '\0';</w:t>
-              <w:br/>
-              <w:br/>
-              <w:t xml:space="preserve">    strncpy(newNode-&gt;vehicle.ownerName, owner ? owner : "Guest", NAME_LEN - 1);</w:t>
-              <w:br/>
-              <w:t xml:space="preserve">    newNode-&gt;vehicle.ownerName[NAME_LEN - 1] = '\0';</w:t>
-              <w:br/>
-              <w:br/>
-              <w:t xml:space="preserve">    strncpy(newNode-&gt;vehicle.contactNumber, phone ? phone : "N/A", PHONE_LEN - 1);</w:t>
-              <w:br/>
-              <w:t xml:space="preserve">    newNode-&gt;vehicle.contactNumber[PHONE_LEN - 1] = '\0';</w:t>
-              <w:br/>
-              <w:br/>
-              <w:t xml:space="preserve">    newNode-&gt;vehicle.type = type;</w:t>
-              <w:br/>
-              <w:t xml:space="preserve">    newNode-&gt;vehicle.registeredAt = time(NULL);</w:t>
-              <w:br/>
-              <w:t xml:space="preserve">    newNode-&gt;next = NULL;</w:t>
-              <w:br/>
-              <w:br/>
-              <w:t xml:space="preserve">    /* Insert at the beginning of the Linked List (O(1)) */</w:t>
-              <w:br/>
-              <w:t xml:space="preserve">    newNode-&gt;next = sys-&gt;registryHead;</w:t>
-              <w:br/>
-              <w:t xml:space="preserve">    sys-&gt;registryHead = newNode;</w:t>
-              <w:br/>
-              <w:br/>
-              <w:t xml:space="preserve">    printf("[+] Successfully registered vehicle '%s' (%s, Owner: %s)\n",</w:t>
-              <w:br/>
-              <w:t xml:space="preserve">           newNode-&gt;vehicle.licensePlate,</w:t>
-              <w:br/>
-              <w:t xml:space="preserve">           vehicle_type_to_string(newNode-&gt;vehicle.type),</w:t>
-              <w:br/>
-              <w:t xml:space="preserve">           newNode-&gt;vehicle.ownerName);</w:t>
-              <w:br/>
-              <w:br/>
-              <w:t xml:space="preserve">    return true;</w:t>
-              <w:br/>
-              <w:t>}</w:t>
-              <w:br/>
-              <w:br/>
-              <w:t>Vehicle* search_registered_vehicle(ParkingSystem* sys, const char* plate) {</w:t>
-              <w:br/>
-              <w:t xml:space="preserve">    if (!sys || !plate) return NULL;</w:t>
-              <w:br/>
-              <w:br/>
-              <w:t xml:space="preserve">    VehicleNode* curr = sys-&gt;registryHead;</w:t>
-              <w:br/>
-              <w:t xml:space="preserve">    while (curr != NULL) {</w:t>
-              <w:br/>
-              <w:t xml:space="preserve">        if (plates_match(curr-&gt;vehicle.licensePlate, plate)) {</w:t>
-              <w:br/>
-              <w:t xml:space="preserve">            return &amp;(curr-&gt;vehicle);</w:t>
-              <w:br/>
-              <w:t xml:space="preserve">        }</w:t>
-              <w:br/>
-              <w:t xml:space="preserve">        curr = curr-&gt;next;</w:t>
-              <w:br/>
-              <w:t xml:space="preserve">    }</w:t>
-              <w:br/>
-              <w:t xml:space="preserve">    return NULL;</w:t>
-              <w:br/>
-              <w:t>}</w:t>
-              <w:br/>
-              <w:br/>
-              <w:t>void display_registered_vehicles(const ParkingSystem* sys) {</w:t>
-              <w:br/>
-              <w:t xml:space="preserve">    if (!sys) return;</w:t>
-              <w:br/>
-              <w:br/>
-              <w:t xml:space="preserve">    printf("\n=========================================================================================\n");</w:t>
-              <w:br/>
-              <w:t xml:space="preserve">    printf("                                REGISTERED VEHICLES (LINKED LIST)                       \n");</w:t>
-              <w:br/>
-              <w:t xml:space="preserve">    printf("=========================================================================================\n");</w:t>
-              <w:br/>
-              <w:t xml:space="preserve">    printf("%-15s | %-22s | %-20s | %-15s\n", "License Plate", "Owner Name", "Vehicle Type", "Contact");</w:t>
-              <w:br/>
-              <w:t xml:space="preserve">    printf("-----------------------------------------------------------------------------------------\n");</w:t>
-              <w:br/>
-              <w:br/>
-              <w:t xml:space="preserve">    VehicleNode* curr = sys-&gt;registryHead;</w:t>
-              <w:br/>
-              <w:t xml:space="preserve">    int count = 0;</w:t>
-              <w:br/>
-              <w:t xml:space="preserve">    while (curr != NULL) {</w:t>
-              <w:br/>
-              <w:t xml:space="preserve">        printf("%-15s | %-22s | %-20s | %-15s\n",</w:t>
-              <w:br/>
-              <w:t xml:space="preserve">               curr-&gt;vehicle.licensePlate,</w:t>
-              <w:br/>
-              <w:t xml:space="preserve">               curr-&gt;vehicle.ownerName,</w:t>
-              <w:br/>
-              <w:t xml:space="preserve">               vehicle_type_to_string(curr-&gt;vehicle.type),</w:t>
-              <w:br/>
-              <w:t xml:space="preserve">               curr-&gt;vehicle.contactNumber);</w:t>
-              <w:br/>
-              <w:t xml:space="preserve">        curr = curr-&gt;next;</w:t>
-              <w:br/>
-              <w:t xml:space="preserve">        count++;</w:t>
-              <w:br/>
-              <w:t xml:space="preserve">    }</w:t>
-              <w:br/>
-              <w:br/>
-              <w:t xml:space="preserve">    if (count == 0) {</w:t>
-              <w:br/>
-              <w:t xml:space="preserve">        printf("  [No registered vehicles found]\n");</w:t>
-              <w:br/>
-              <w:t xml:space="preserve">    }</w:t>
-              <w:br/>
-              <w:t xml:space="preserve">    printf("-----------------------------------------------------------------------------------------\n");</w:t>
-              <w:br/>
-              <w:t xml:space="preserve">    printf("Total registered vehicles: %d\n\n", count);</w:t>
-              <w:br/>
-              <w:t>}</w:t>
-              <w:br/>
-              <w:br/>
-              <w:t>void free_vehicle_registry(ParkingSystem* sys) {</w:t>
-              <w:br/>
-              <w:t xml:space="preserve">    if (!sys) return;</w:t>
-              <w:br/>
-              <w:t xml:space="preserve">    VehicleNode* curr = sys-&gt;registryHead;</w:t>
-              <w:br/>
-              <w:t xml:space="preserve">    while (curr != NULL) {</w:t>
-              <w:br/>
-              <w:t xml:space="preserve">        VehicleNode* temp = curr;</w:t>
-              <w:br/>
-              <w:t xml:space="preserve">        curr = curr-&gt;next;</w:t>
-              <w:br/>
-              <w:t xml:space="preserve">        free(temp);</w:t>
-              <w:br/>
-              <w:t xml:space="preserve">    }</w:t>
-              <w:br/>
-              <w:t xml:space="preserve">    sys-&gt;registryHead = NULL;</w:t>
-              <w:br/>
-              <w:t>}</w:t>
-              <w:br/>
-            </w:r>
-          </w:p>
-        </w:tc>
-      </w:tr>
-    </w:tbl>
-    <w:p>
-      <w:pPr>
-        <w:spacing w:before="80" w:after="160"/>
-      </w:pPr>
-    </w:p>
-    <w:p>
-      <w:pPr>
-        <w:pStyle w:val="Heading2"/>
-        <w:spacing w:before="280" w:after="120"/>
-      </w:pPr>
-      <w:r>
-        <w:t>Waiting Queue (FIFO Queue) (src/waiting_queue.c)</w:t>
-      </w:r>
-    </w:p>
-    <w:tbl>
-      <w:tblPr>
-        <w:tblW w:type="auto" w:w="0"/>
-        <w:jc w:val="center"/>
-        <w:tblLayout w:type="fixed"/>
-        <w:tblLook w:firstColumn="1" w:firstRow="1" w:lastColumn="0" w:lastRow="0" w:noHBand="0" w:noVBand="1" w:val="04A0"/>
-      </w:tblPr>
-      <w:tblGrid>
-        <w:gridCol w:w="9360"/>
-      </w:tblGrid>
-      <w:tr>
-        <w:tc>
-          <w:tcPr>
-            <w:tcW w:type="dxa" w:w="9360"/>
-            <w:shd w:fill="F4F5F7"/>
-            <w:tcMar>
-              <w:top w:w="120" w:type="dxa"/>
-              <w:bottom w:w="120" w:type="dxa"/>
-              <w:left w:w="180" w:type="dxa"/>
-              <w:right w:w="180" w:type="dxa"/>
-            </w:tcMar>
-            <w:tcBorders>
-              <w:top w:val="single" w:sz="4" w:space="0" w:color="D1D5DB"/>
-              <w:left w:val="single" w:sz="18" w:space="0" w:color="2563EB"/>
-              <w:bottom w:val="single" w:sz="4" w:space="0" w:color="D1D5DB"/>
-              <w:right w:val="single" w:sz="4" w:space="0" w:color="D1D5DB"/>
-            </w:tcBorders>
-          </w:tcPr>
-          <w:p>
-            <w:pPr>
-              <w:spacing w:before="40" w:after="40" w:line="276" w:lineRule="auto"/>
-            </w:pPr>
-            <w:r>
-              <w:rPr>
-                <w:rFonts w:ascii="Consolas" w:hAnsi="Consolas"/>
-                <w:color w:val="1E293B"/>
-                <w:sz w:val="17"/>
-              </w:rPr>
-              <w:t>#include "parking_system.h"</w:t>
-              <w:br/>
-              <w:br/>
-              <w:t>void init_waiting_queue(WaitingQueue* q) {</w:t>
-              <w:br/>
-              <w:t xml:space="preserve">    if (!q) return;</w:t>
-              <w:br/>
-              <w:t xml:space="preserve">    q-&gt;front = NULL;</w:t>
-              <w:br/>
-              <w:t xml:space="preserve">    q-&gt;rear = NULL;</w:t>
-              <w:br/>
-              <w:t xml:space="preserve">    q-&gt;count = 0;</w:t>
-              <w:br/>
-              <w:t>}</w:t>
-              <w:br/>
-              <w:br/>
-              <w:t>bool enqueue_waiting_vehicle(WaitingQueue* q, Vehicle vehicle) {</w:t>
-              <w:br/>
-              <w:t xml:space="preserve">    if (!q) return false;</w:t>
-              <w:br/>
-              <w:br/>
-              <w:t xml:space="preserve">    QueueNode* newNode = (QueueNode*)malloc(sizeof(QueueNode));</w:t>
-              <w:br/>
-              <w:t xml:space="preserve">    if (!newNode) {</w:t>
-              <w:br/>
-              <w:t xml:space="preserve">        fprintf(stderr, "Error: Failed to allocate memory for waiting queue node.\n");</w:t>
-              <w:br/>
-              <w:t xml:space="preserve">        return false;</w:t>
-              <w:br/>
-              <w:t xml:space="preserve">    }</w:t>
-              <w:br/>
-              <w:br/>
-              <w:t xml:space="preserve">    newNode-&gt;vehicle = vehicle;</w:t>
-              <w:br/>
-              <w:t xml:space="preserve">    newNode-&gt;requestTime = time(NULL);</w:t>
-              <w:br/>
-              <w:t xml:space="preserve">    newNode-&gt;next = NULL;</w:t>
-              <w:br/>
-              <w:br/>
-              <w:t xml:space="preserve">    if (q-&gt;rear == NULL) {</w:t>
-              <w:br/>
-              <w:t xml:space="preserve">        /* Queue is currently empty */</w:t>
-              <w:br/>
-              <w:t xml:space="preserve">        q-&gt;front = newNode;</w:t>
-              <w:br/>
-              <w:t xml:space="preserve">        q-&gt;rear = newNode;</w:t>
-              <w:br/>
-              <w:t xml:space="preserve">    } else {</w:t>
-              <w:br/>
-              <w:t xml:space="preserve">        q-&gt;rear-&gt;next = newNode;</w:t>
-              <w:br/>
-              <w:t xml:space="preserve">        q-&gt;rear = newNode;</w:t>
-              <w:br/>
-              <w:t xml:space="preserve">    }</w:t>
-              <w:br/>
-              <w:br/>
-              <w:t xml:space="preserve">    q-&gt;count++;</w:t>
-              <w:br/>
-              <w:t xml:space="preserve">    printf("[i] Parking full! Vehicle '%s' added to FIFO Waiting Queue (Position #%d).\n",</w:t>
-              <w:br/>
-              <w:t xml:space="preserve">           vehicle.licensePlate, q-&gt;count);</w:t>
-              <w:br/>
-              <w:t xml:space="preserve">    return true;</w:t>
-              <w:br/>
-              <w:t>}</w:t>
-              <w:br/>
-              <w:br/>
-              <w:t>bool dequeue_waiting_vehicle(WaitingQueue* q, Vehicle* outVehicle) {</w:t>
-              <w:br/>
-              <w:t xml:space="preserve">    if (!q || q-&gt;front == NULL) {</w:t>
-              <w:br/>
-              <w:t xml:space="preserve">        return false;</w:t>
-              <w:br/>
-              <w:t xml:space="preserve">    }</w:t>
-              <w:br/>
-              <w:br/>
-              <w:t xml:space="preserve">    QueueNode* temp = q-&gt;front;</w:t>
-              <w:br/>
-              <w:t xml:space="preserve">    if (outVehicle) {</w:t>
-              <w:br/>
-              <w:t xml:space="preserve">        *outVehicle = temp-&gt;vehicle;</w:t>
-              <w:br/>
-              <w:t xml:space="preserve">    }</w:t>
-              <w:br/>
-              <w:br/>
-              <w:t xml:space="preserve">    q-&gt;front = q-&gt;front-&gt;next;</w:t>
-              <w:br/>
-              <w:t xml:space="preserve">    if (q-&gt;front == NULL) {</w:t>
-              <w:br/>
-              <w:t xml:space="preserve">        q-&gt;rear = NULL;</w:t>
-              <w:br/>
-              <w:t xml:space="preserve">    }</w:t>
-              <w:br/>
-              <w:br/>
-              <w:t xml:space="preserve">    free(temp);</w:t>
-              <w:br/>
-              <w:t xml:space="preserve">    q-&gt;count--;</w:t>
-              <w:br/>
-              <w:t xml:space="preserve">    return true;</w:t>
-              <w:br/>
-              <w:t>}</w:t>
-              <w:br/>
-              <w:br/>
-              <w:t>bool peek_waiting_vehicle(const WaitingQueue* q, Vehicle* outVehicle) {</w:t>
-              <w:br/>
-              <w:t xml:space="preserve">    if (!q || q-&gt;front == NULL) {</w:t>
-              <w:br/>
-              <w:t xml:space="preserve">        return false;</w:t>
-              <w:br/>
-              <w:t xml:space="preserve">    }</w:t>
-              <w:br/>
-              <w:t xml:space="preserve">    if (outVehicle) {</w:t>
-              <w:br/>
-              <w:t xml:space="preserve">        *outVehicle = q-&gt;front-&gt;vehicle;</w:t>
-              <w:br/>
-              <w:t xml:space="preserve">    }</w:t>
-              <w:br/>
-              <w:t xml:space="preserve">    return true;</w:t>
-              <w:br/>
-              <w:t>}</w:t>
-              <w:br/>
-              <w:br/>
-              <w:t>void display_waiting_queue(const WaitingQueue* q) {</w:t>
-              <w:br/>
-              <w:t xml:space="preserve">    if (!q) return;</w:t>
-              <w:br/>
-              <w:br/>
-              <w:t xml:space="preserve">    printf("\n=========================================================================================\n");</w:t>
-              <w:br/>
-              <w:t xml:space="preserve">    printf("                                FIFO WAITING QUEUE STATUS                                \n");</w:t>
-              <w:br/>
-              <w:t xml:space="preserve">    printf("=========================================================================================\n");</w:t>
-              <w:br/>
-              <w:t xml:space="preserve">    printf("%-5s | %-15s | %-20s | %-20s | %-20s\n",</w:t>
-              <w:br/>
-              <w:t xml:space="preserve">           "Pos", "License Plate", "Vehicle Type", "Owner Name", "Queued Time");</w:t>
-              <w:br/>
-              <w:t xml:space="preserve">    printf("-----------------------------------------------------------------------------------------\n");</w:t>
-              <w:br/>
-              <w:br/>
-              <w:t xml:space="preserve">    if (q-&gt;front == NULL) {</w:t>
-              <w:br/>
-              <w:t xml:space="preserve">        printf("  [Waiting queue is empty. No vehicles currently queued.]\n");</w:t>
-              <w:br/>
-              <w:t xml:space="preserve">    } else {</w:t>
-              <w:br/>
-              <w:t xml:space="preserve">        QueueNode* curr = q-&gt;front;</w:t>
-              <w:br/>
-              <w:t xml:space="preserve">        int pos = 1;</w:t>
-              <w:br/>
-              <w:t xml:space="preserve">        char timeBuf[TIME_STR_LEN];</w:t>
-              <w:br/>
-              <w:t xml:space="preserve">        while (curr != NULL) {</w:t>
-              <w:br/>
-              <w:t xml:space="preserve">            format_timestamp(curr-&gt;requestTime, timeBuf, sizeof(timeBuf));</w:t>
-              <w:br/>
-              <w:t xml:space="preserve">            printf("#%-4d | %-15s | %-20s | %-20s | %-20s\n",</w:t>
-              <w:br/>
-              <w:t xml:space="preserve">                   pos,</w:t>
-              <w:br/>
-              <w:t xml:space="preserve">                   curr-&gt;vehicle.licensePlate,</w:t>
-              <w:br/>
-              <w:t xml:space="preserve">                   vehicle_type_to_string(curr-&gt;vehicle.type),</w:t>
-              <w:br/>
-              <w:t xml:space="preserve">                   curr-&gt;vehicle.ownerName,</w:t>
-              <w:br/>
-              <w:t xml:space="preserve">                   timeBuf);</w:t>
-              <w:br/>
-              <w:t xml:space="preserve">            curr = curr-&gt;next;</w:t>
-              <w:br/>
-              <w:t xml:space="preserve">            pos++;</w:t>
-              <w:br/>
-              <w:t xml:space="preserve">        }</w:t>
-              <w:br/>
-              <w:t xml:space="preserve">    }</w:t>
-              <w:br/>
-              <w:t xml:space="preserve">    printf("-----------------------------------------------------------------------------------------\n");</w:t>
-              <w:br/>
-              <w:t xml:space="preserve">    printf("Total waiting in queue: %d\n\n", q-&gt;count);</w:t>
-              <w:br/>
-              <w:t>}</w:t>
-              <w:br/>
-              <w:br/>
-              <w:t>void free_waiting_queue(WaitingQueue* q) {</w:t>
-              <w:br/>
-              <w:t xml:space="preserve">    if (!q) return;</w:t>
-              <w:br/>
-              <w:t xml:space="preserve">    QueueNode* curr = q-&gt;front;</w:t>
-              <w:br/>
-              <w:t xml:space="preserve">    while (curr != NULL) {</w:t>
-              <w:br/>
-              <w:t xml:space="preserve">        QueueNode* temp = curr;</w:t>
-              <w:br/>
-              <w:t xml:space="preserve">        curr = curr-&gt;next;</w:t>
-              <w:br/>
-              <w:t xml:space="preserve">        free(temp);</w:t>
-              <w:br/>
-              <w:t xml:space="preserve">    }</w:t>
-              <w:br/>
-              <w:t xml:space="preserve">    q-&gt;front = NULL;</w:t>
-              <w:br/>
-              <w:t xml:space="preserve">    q-&gt;rear = NULL;</w:t>
-              <w:br/>
-              <w:t xml:space="preserve">    q-&gt;count = 0;</w:t>
-              <w:br/>
-              <w:t>}</w:t>
-              <w:br/>
-            </w:r>
-          </w:p>
-        </w:tc>
-      </w:tr>
-    </w:tbl>
-    <w:p>
-      <w:pPr>
-        <w:spacing w:before="80" w:after="160"/>
-      </w:pPr>
-    </w:p>
-    <w:p>
-      <w:pPr>
-        <w:pStyle w:val="Heading2"/>
-        <w:spacing w:before="280" w:after="120"/>
-      </w:pPr>
-      <w:r>
-        <w:t>Billing &amp; Invoicing (Linked List) (src/billing.c)</w:t>
-      </w:r>
-    </w:p>
-    <w:tbl>
-      <w:tblPr>
-        <w:tblW w:type="auto" w:w="0"/>
-        <w:jc w:val="center"/>
-        <w:tblLayout w:type="fixed"/>
-        <w:tblLook w:firstColumn="1" w:firstRow="1" w:lastColumn="0" w:lastRow="0" w:noHBand="0" w:noVBand="1" w:val="04A0"/>
-      </w:tblPr>
-      <w:tblGrid>
-        <w:gridCol w:w="9360"/>
-      </w:tblGrid>
-      <w:tr>
-        <w:tc>
-          <w:tcPr>
-            <w:tcW w:type="dxa" w:w="9360"/>
-            <w:shd w:fill="F4F5F7"/>
-            <w:tcMar>
-              <w:top w:w="120" w:type="dxa"/>
-              <w:bottom w:w="120" w:type="dxa"/>
-              <w:left w:w="180" w:type="dxa"/>
-              <w:right w:w="180" w:type="dxa"/>
-            </w:tcMar>
-            <w:tcBorders>
-              <w:top w:val="single" w:sz="4" w:space="0" w:color="D1D5DB"/>
-              <w:left w:val="single" w:sz="18" w:space="0" w:color="2563EB"/>
-              <w:bottom w:val="single" w:sz="4" w:space="0" w:color="D1D5DB"/>
-              <w:right w:val="single" w:sz="4" w:space="0" w:color="D1D5DB"/>
-            </w:tcBorders>
-          </w:tcPr>
-          <w:p>
-            <w:pPr>
-              <w:spacing w:before="40" w:after="40" w:line="276" w:lineRule="auto"/>
-            </w:pPr>
-            <w:r>
-              <w:rPr>
-                <w:rFonts w:ascii="Consolas" w:hAnsi="Consolas"/>
-                <w:color w:val="1E293B"/>
-                <w:sz w:val="17"/>
-              </w:rPr>
-              <w:t>#include "parking_system.h"</w:t>
-              <w:br/>
-              <w:br/>
-              <w:t>double get_hourly_rate(VehicleType type) {</w:t>
-              <w:br/>
-              <w:t xml:space="preserve">    switch (type) {</w:t>
-              <w:br/>
-              <w:t xml:space="preserve">        case TYPE_TWO_WHEELER:</w:t>
-              <w:br/>
-              <w:t xml:space="preserve">            return RATE_TWO_WHEELER;</w:t>
-              <w:br/>
-              <w:t xml:space="preserve">        case TYPE_FOUR_WHEELER:</w:t>
-              <w:br/>
-              <w:t xml:space="preserve">            return RATE_FOUR_WHEELER;</w:t>
-              <w:br/>
-              <w:t xml:space="preserve">        case TYPE_HEAVY_VEHICLE:</w:t>
-              <w:br/>
-              <w:t xml:space="preserve">            return RATE_HEAVY_VEHICLE;</w:t>
-              <w:br/>
-              <w:t xml:space="preserve">        default:</w:t>
-              <w:br/>
-              <w:t xml:space="preserve">            return RATE_FOUR_WHEELER;</w:t>
-              <w:br/>
-              <w:t xml:space="preserve">    }</w:t>
-              <w:br/>
-              <w:t>}</w:t>
-              <w:br/>
-              <w:br/>
-              <w:t>double calculate_parking_charges(VehicleType type, double durationHours, double surgeFactor) {</w:t>
-              <w:br/>
-              <w:t xml:space="preserve">    if (durationHours &lt; MIN_BILLING_HOURS) {</w:t>
-              <w:br/>
-              <w:t xml:space="preserve">        durationHours = MIN_BILLING_HOURS;</w:t>
-              <w:br/>
-              <w:t xml:space="preserve">    }</w:t>
-              <w:br/>
-              <w:t xml:space="preserve">    double baseRate = get_hourly_rate(type);</w:t>
-              <w:br/>
-              <w:t xml:space="preserve">    double total = baseRate * durationHours * surgeFactor;</w:t>
-              <w:br/>
-              <w:t xml:space="preserve">    return round(total * 100.0) / 100.0; /* round to 2 decimals */</w:t>
-              <w:br/>
-              <w:t>}</w:t>
-              <w:br/>
-              <w:br/>
-              <w:t>void print_bill_receipt(const Transaction* tx) {</w:t>
-              <w:br/>
-              <w:t xml:space="preserve">    if (!tx) return;</w:t>
-              <w:br/>
-              <w:br/>
-              <w:t xml:space="preserve">    char entryBuf[TIME_STR_LEN];</w:t>
-              <w:br/>
-              <w:t xml:space="preserve">    char exitBuf[TIME_STR_LEN];</w:t>
-              <w:br/>
-              <w:t xml:space="preserve">    format_timestamp(tx-&gt;entryTime, entryBuf, sizeof(entryBuf));</w:t>
-              <w:br/>
-              <w:t xml:space="preserve">    format_timestamp(tx-&gt;exitTime, exitBuf, sizeof(exitBuf));</w:t>
-              <w:br/>
-              <w:br/>
-              <w:t xml:space="preserve">    printf("\n");</w:t>
-              <w:br/>
-              <w:t xml:space="preserve">    printf("*************************************************************\n");</w:t>
-              <w:br/>
-              <w:t xml:space="preserve">    printf("*               SMART PARKING RECEIPT &amp; INVOICE             *\n");</w:t>
-              <w:br/>
-              <w:t xml:space="preserve">    printf("*************************************************************\n");</w:t>
-              <w:br/>
-              <w:t xml:space="preserve">    printf(" Ticket Number     : #%04d\n", tx-&gt;ticketId);</w:t>
-              <w:br/>
-              <w:t xml:space="preserve">    printf(" Vehicle Plate     : %s\n", tx-&gt;licensePlate);</w:t>
-              <w:br/>
-              <w:t xml:space="preserve">    printf(" Vehicle Type      : %s\n", vehicle_type_to_string(tx-&gt;vehicleType));</w:t>
-              <w:br/>
-              <w:t xml:space="preserve">    printf(" Allocated Slot    : Floor %d, Slot #%02d\n", tx-&gt;floor, tx-&gt;slotId);</w:t>
-              <w:br/>
-              <w:t xml:space="preserve">    printf("-------------------------------------------------------------\n");</w:t>
-              <w:br/>
-              <w:t xml:space="preserve">    printf(" Entry Time        : %s\n", entryBuf);</w:t>
-              <w:br/>
-              <w:t xml:space="preserve">    printf(" Exit Time         : %s\n", exitBuf);</w:t>
-              <w:br/>
-              <w:t xml:space="preserve">    printf(" Duration (Hours)  : %.2f hrs\n", tx-&gt;durationHours);</w:t>
-              <w:br/>
-              <w:t xml:space="preserve">    printf(" Base Hourly Rate  : $%.2f / hr\n", tx-&gt;baseRate);</w:t>
-              <w:br/>
-              <w:t xml:space="preserve">    printf(" AI Dynamic Surge  : %.2fx\n", tx-&gt;surgeFactor);</w:t>
-              <w:br/>
-              <w:t xml:space="preserve">    printf("-------------------------------------------------------------\n");</w:t>
-              <w:br/>
-              <w:t xml:space="preserve">    printf(" TOTAL DUE / PAID  : $%.2f\n", tx-&gt;totalCharge);</w:t>
-              <w:br/>
-              <w:t xml:space="preserve">    printf("*************************************************************\n");</w:t>
-              <w:br/>
-              <w:t xml:space="preserve">    printf("              Thank you for parking with us!                 \n");</w:t>
-              <w:br/>
-              <w:t xml:space="preserve">    printf("*************************************************************\n\n");</w:t>
-              <w:br/>
-              <w:t>}</w:t>
-              <w:br/>
-              <w:br/>
-              <w:t>void add_transaction_to_history(ParkingSystem* sys, Transaction tx) {</w:t>
-              <w:br/>
-              <w:t xml:space="preserve">    if (!sys) return;</w:t>
-              <w:br/>
-              <w:br/>
-              <w:t xml:space="preserve">    TransactionNode* newNode = (TransactionNode*)malloc(sizeof(TransactionNode));</w:t>
-              <w:br/>
-              <w:t xml:space="preserve">    if (!newNode) {</w:t>
-              <w:br/>
-              <w:t xml:space="preserve">        fprintf(stderr, "Error: Memory allocation failed for transaction history.\n");</w:t>
-              <w:br/>
-              <w:t xml:space="preserve">        return;</w:t>
-              <w:br/>
-              <w:t xml:space="preserve">    }</w:t>
-              <w:br/>
-              <w:br/>
-              <w:t xml:space="preserve">    newNode-&gt;data = tx;</w:t>
-              <w:br/>
-              <w:t xml:space="preserve">    newNode-&gt;next = NULL;</w:t>
-              <w:br/>
-              <w:br/>
-              <w:t xml:space="preserve">    /* Append to transaction linked list */</w:t>
-              <w:br/>
-              <w:t xml:space="preserve">    if (sys-&gt;historyHead == NULL) {</w:t>
-              <w:br/>
-              <w:t xml:space="preserve">        sys-&gt;historyHead = newNode;</w:t>
-              <w:br/>
-              <w:t xml:space="preserve">    } else {</w:t>
-              <w:br/>
-              <w:t xml:space="preserve">        TransactionNode* curr = sys-&gt;historyHead;</w:t>
-              <w:br/>
-              <w:t xml:space="preserve">        while (curr-&gt;next != NULL) {</w:t>
-              <w:br/>
-              <w:t xml:space="preserve">            curr = curr-&gt;next;</w:t>
-              <w:br/>
-              <w:t xml:space="preserve">        }</w:t>
-              <w:br/>
-              <w:t xml:space="preserve">        curr-&gt;next = newNode;</w:t>
-              <w:br/>
-              <w:t xml:space="preserve">    }</w:t>
-              <w:br/>
-              <w:br/>
-              <w:t xml:space="preserve">    sys-&gt;totalTransactions++;</w:t>
-              <w:br/>
-              <w:t xml:space="preserve">    sys-&gt;totalRevenueCollected += tx.totalCharge;</w:t>
-              <w:br/>
-              <w:br/>
-              <w:t xml:space="preserve">    /* Feed AI hourly arrival counter */</w:t>
-              <w:br/>
-              <w:t xml:space="preserve">    struct tm* entryTm = localtime(&amp;(tx.entryTime));</w:t>
-              <w:br/>
-              <w:t xml:space="preserve">    if (entryTm) {</w:t>
-              <w:br/>
-              <w:t xml:space="preserve">        int h = entryTm-&gt;tm_hour;</w:t>
-              <w:br/>
-              <w:t xml:space="preserve">        if (h &gt;= 0 &amp;&amp; h &lt; 24) {</w:t>
-              <w:br/>
-              <w:t xml:space="preserve">            sys-&gt;aiModel.hourlyHistoricalCount[h] += 1.0;</w:t>
-              <w:br/>
-              <w:t xml:space="preserve">        }</w:t>
-              <w:br/>
-              <w:t xml:space="preserve">    }</w:t>
-              <w:br/>
-              <w:t>}</w:t>
-              <w:br/>
-              <w:br/>
-              <w:t>void display_transaction_history(const ParkingSystem* sys) {</w:t>
-              <w:br/>
-              <w:t xml:space="preserve">    if (!sys) return;</w:t>
-              <w:br/>
-              <w:br/>
-              <w:t xml:space="preserve">    printf("\n=========================================================================================================\n");</w:t>
-              <w:br/>
-              <w:t xml:space="preserve">    printf("                                  BILLING &amp; TRANSACTION HISTORY (LINKED LIST)                            \n");</w:t>
-              <w:br/>
-              <w:t xml:space="preserve">    printf("=========================================================================================================\n");</w:t>
-              <w:br/>
-              <w:t xml:space="preserve">    printf("%-8s | %-12s | %-12s | %-6s | %-19s | %-7s | %-7s | %-9s\n",</w:t>
-              <w:br/>
-              <w:t xml:space="preserve">           "Ticket", "Plate", "Type", "Slot", "Exit Time", "Hours", "Surge", "Total ($)");</w:t>
-              <w:br/>
-              <w:t xml:space="preserve">    printf("---------------------------------------------------------------------------------------------------------\n");</w:t>
-              <w:br/>
-              <w:br/>
-              <w:t xml:space="preserve">    TransactionNode* curr = sys-&gt;historyHead;</w:t>
-              <w:br/>
-              <w:t xml:space="preserve">    int count = 0;</w:t>
-              <w:br/>
-              <w:t xml:space="preserve">    char exitBuf[TIME_STR_LEN];</w:t>
-              <w:br/>
-              <w:br/>
-              <w:t xml:space="preserve">    while (curr != NULL) {</w:t>
-              <w:br/>
-              <w:t xml:space="preserve">        format_timestamp(curr-&gt;data.exitTime, exitBuf, sizeof(exitBuf));</w:t>
-              <w:br/>
-              <w:t xml:space="preserve">        const char* shortType = (curr-&gt;data.vehicleType == TYPE_TWO_WHEELER) ? "2-Wheeler" :</w:t>
-              <w:br/>
-              <w:t xml:space="preserve">                                (curr-&gt;data.vehicleType == TYPE_FOUR_WHEELER) ? "4-Wheeler" : "Heavy";</w:t>
-              <w:br/>
-              <w:t xml:space="preserve">        printf("#%06d | %-12s | %-12s | #%-4d | %-19s | %-7.2f | %-6.2fx | $%-8.2f\n",</w:t>
-              <w:br/>
-              <w:t xml:space="preserve">               curr-&gt;data.ticketId,</w:t>
-              <w:br/>
-              <w:t xml:space="preserve">               curr-&gt;data.licensePlate,</w:t>
-              <w:br/>
-              <w:t xml:space="preserve">               shortType,</w:t>
-              <w:br/>
-              <w:t xml:space="preserve">               curr-&gt;data.slotId,</w:t>
-              <w:br/>
-              <w:t xml:space="preserve">               exitBuf,</w:t>
-              <w:br/>
-              <w:t xml:space="preserve">               curr-&gt;data.durationHours,</w:t>
-              <w:br/>
-              <w:t xml:space="preserve">               curr-&gt;data.surgeFactor,</w:t>
-              <w:br/>
-              <w:t xml:space="preserve">               curr-&gt;data.totalCharge);</w:t>
-              <w:br/>
-              <w:t xml:space="preserve">        curr = curr-&gt;next;</w:t>
-              <w:br/>
-              <w:t xml:space="preserve">        count++;</w:t>
-              <w:br/>
-              <w:t xml:space="preserve">    }</w:t>
-              <w:br/>
-              <w:br/>
-              <w:t xml:space="preserve">    if (count == 0) {</w:t>
-              <w:br/>
-              <w:t xml:space="preserve">        printf("  [No completed parking sessions found]\n");</w:t>
-              <w:br/>
-              <w:t xml:space="preserve">    }</w:t>
-              <w:br/>
-              <w:t xml:space="preserve">    printf("---------------------------------------------------------------------------------------------------------\n");</w:t>
-              <w:br/>
-              <w:t xml:space="preserve">    printf("Total Transactions: %d | Total Revenue Collected: $%.2f\n\n", count, sys-&gt;totalRevenueCollected);</w:t>
-              <w:br/>
-              <w:t>}</w:t>
-              <w:br/>
-              <w:br/>
-              <w:t>void free_transaction_history(ParkingSystem* sys) {</w:t>
-              <w:br/>
-              <w:t xml:space="preserve">    if (!sys) return;</w:t>
-              <w:br/>
-              <w:t xml:space="preserve">    TransactionNode* curr = sys-&gt;historyHead;</w:t>
-              <w:br/>
-              <w:t xml:space="preserve">    while (curr != NULL) {</w:t>
-              <w:br/>
-              <w:t xml:space="preserve">        TransactionNode* temp = curr;</w:t>
-              <w:br/>
-              <w:t xml:space="preserve">        curr = curr-&gt;next;</w:t>
-              <w:br/>
-              <w:t xml:space="preserve">        free(temp);</w:t>
-              <w:br/>
-              <w:t xml:space="preserve">    }</w:t>
-              <w:br/>
-              <w:t xml:space="preserve">    sys-&gt;historyHead = NULL;</w:t>
-              <w:br/>
-              <w:t xml:space="preserve">    sys-&gt;totalTransactions = 0;</w:t>
-              <w:br/>
-              <w:t xml:space="preserve">    sys-&gt;totalRevenueCollected = 0.0;</w:t>
-              <w:br/>
-              <w:t>}</w:t>
-              <w:br/>
-            </w:r>
-          </w:p>
-        </w:tc>
-      </w:tr>
-    </w:tbl>
-    <w:p>
-      <w:pPr>
-        <w:spacing w:before="80" w:after="160"/>
-      </w:pPr>
-    </w:p>
-    <w:p>
-      <w:pPr>
-        <w:pStyle w:val="Heading2"/>
-        <w:spacing w:before="280" w:after="120"/>
-      </w:pPr>
-      <w:r>
-        <w:t>Vehicle Entry &amp; Exit Workflow (src/entry_exit.c)</w:t>
-      </w:r>
-    </w:p>
-    <w:tbl>
-      <w:tblPr>
-        <w:tblW w:type="auto" w:w="0"/>
-        <w:jc w:val="center"/>
-        <w:tblLayout w:type="fixed"/>
-        <w:tblLook w:firstColumn="1" w:firstRow="1" w:lastColumn="0" w:lastRow="0" w:noHBand="0" w:noVBand="1" w:val="04A0"/>
-      </w:tblPr>
-      <w:tblGrid>
-        <w:gridCol w:w="9360"/>
-      </w:tblGrid>
-      <w:tr>
-        <w:tc>
-          <w:tcPr>
-            <w:tcW w:type="dxa" w:w="9360"/>
-            <w:shd w:fill="F4F5F7"/>
-            <w:tcMar>
-              <w:top w:w="120" w:type="dxa"/>
-              <w:bottom w:w="120" w:type="dxa"/>
-              <w:left w:w="180" w:type="dxa"/>
-              <w:right w:w="180" w:type="dxa"/>
-            </w:tcMar>
-            <w:tcBorders>
-              <w:top w:val="single" w:sz="4" w:space="0" w:color="D1D5DB"/>
-              <w:left w:val="single" w:sz="18" w:space="0" w:color="2563EB"/>
-              <w:bottom w:val="single" w:sz="4" w:space="0" w:color="D1D5DB"/>
-              <w:right w:val="single" w:sz="4" w:space="0" w:color="D1D5DB"/>
-            </w:tcBorders>
-          </w:tcPr>
-          <w:p>
-            <w:pPr>
-              <w:spacing w:before="40" w:after="40" w:line="276" w:lineRule="auto"/>
-            </w:pPr>
-            <w:r>
-              <w:rPr>
-                <w:rFonts w:ascii="Consolas" w:hAnsi="Consolas"/>
-                <w:color w:val="1E293B"/>
-                <w:sz w:val="17"/>
-              </w:rPr>
-              <w:t>#include "parking_system.h"</w:t>
-              <w:br/>
-              <w:br/>
-              <w:t>bool process_vehicle_entry(ParkingSystem* sys, const char* plate, const char* owner, const char* phone, VehicleType type, time_t customEntry) {</w:t>
-              <w:br/>
-              <w:t xml:space="preserve">    if (!sys || !plate || strlen(plate) == 0) {</w:t>
-              <w:br/>
-              <w:t xml:space="preserve">        printf("[!] Invalid entry parameters.\n");</w:t>
-              <w:br/>
-              <w:t xml:space="preserve">        return false;</w:t>
-              <w:br/>
-              <w:t xml:space="preserve">    }</w:t>
-              <w:br/>
-              <w:br/>
-              <w:t xml:space="preserve">    /* Check if already currently parked */</w:t>
-              <w:br/>
-              <w:t xml:space="preserve">    int existingSlot = find_slot_by_plate(sys, plate);</w:t>
-              <w:br/>
-              <w:t xml:space="preserve">    if (existingSlot != -1) {</w:t>
-              <w:br/>
-              <w:t xml:space="preserve">        printf("[!] Error: Vehicle '%s' is already parked in Slot #%02d!\n", plate, existingSlot);</w:t>
-              <w:br/>
-              <w:t xml:space="preserve">        return false;</w:t>
-              <w:br/>
-              <w:t xml:space="preserve">    }</w:t>
-              <w:br/>
-              <w:br/>
-              <w:t xml:space="preserve">    /* Auto-register if not already registered */</w:t>
-              <w:br/>
-              <w:t xml:space="preserve">    Vehicle* regVeh = search_registered_vehicle(sys, plate);</w:t>
-              <w:br/>
-              <w:t xml:space="preserve">    if (!regVeh) {</w:t>
-              <w:br/>
-              <w:t xml:space="preserve">        register_vehicle(sys, plate, owner, phone, type);</w:t>
-              <w:br/>
-              <w:t xml:space="preserve">        regVeh = search_registered_vehicle(sys, plate);</w:t>
-              <w:br/>
-              <w:t xml:space="preserve">    } else {</w:t>
-              <w:br/>
-              <w:t xml:space="preserve">        type = regVeh-&gt;type; /* Use registered type */</w:t>
-              <w:br/>
-              <w:t xml:space="preserve">    }</w:t>
-              <w:br/>
-              <w:br/>
-              <w:t xml:space="preserve">    time_t entryTime = (customEntry != 0) ? customEntry : time(NULL);</w:t>
-              <w:br/>
-              <w:t xml:space="preserve">    int ticketId = sys-&gt;nextTicketId++;</w:t>
-              <w:br/>
-              <w:br/>
-              <w:t xml:space="preserve">    int assignedSlot = allocate_slot_for_vehicle(sys, type, plate, ticketId, entryTime);</w:t>
-              <w:br/>
-              <w:br/>
-              <w:t xml:space="preserve">    if (assignedSlot != -1) {</w:t>
-              <w:br/>
-              <w:t xml:space="preserve">        int floor = (assignedSlot - 1) / SLOTS_PER_FLOOR + 1;</w:t>
-              <w:br/>
-              <w:t xml:space="preserve">        char timeBuf[TIME_STR_LEN];</w:t>
-              <w:br/>
-              <w:t xml:space="preserve">        format_timestamp(entryTime, timeBuf, sizeof(timeBuf));</w:t>
-              <w:br/>
-              <w:br/>
-              <w:t xml:space="preserve">        printf("\n=======================================================\n");</w:t>
-              <w:br/>
-              <w:t xml:space="preserve">        printf("               PARKING ENTRY TICKET ISSUED             \n");</w:t>
-              <w:br/>
-              <w:t xml:space="preserve">        printf("=======================================================\n");</w:t>
-              <w:br/>
-              <w:t xml:space="preserve">        printf(" Ticket ID      : #%04d\n", ticketId);</w:t>
-              <w:br/>
-              <w:t xml:space="preserve">        printf(" License Plate  : %s\n", plate);</w:t>
-              <w:br/>
-              <w:t xml:space="preserve">        printf(" Vehicle Type   : %s\n", vehicle_type_to_string(type));</w:t>
-              <w:br/>
-              <w:t xml:space="preserve">        printf(" Owner Name     : %s\n", regVeh ? regVeh-&gt;ownerName : "Guest");</w:t>
-              <w:br/>
-              <w:t xml:space="preserve">        printf(" Assigned Slot  : Floor %d, Slot #%02d\n", floor, assignedSlot);</w:t>
-              <w:br/>
-              <w:t xml:space="preserve">        printf(" Entry Time     : %s\n", timeBuf);</w:t>
-              <w:br/>
-              <w:t xml:space="preserve">        printf(" Hourly Rate    : $%.2f / hr\n", get_hourly_rate(type));</w:t>
-              <w:br/>
-              <w:t xml:space="preserve">        printf("=======================================================\n\n");</w:t>
-              <w:br/>
-              <w:t xml:space="preserve">        return true;</w:t>
-              <w:br/>
-              <w:t xml:space="preserve">    } else {</w:t>
-              <w:br/>
-              <w:t xml:space="preserve">        /* No slot available, add to waiting queue */</w:t>
-              <w:br/>
-              <w:t xml:space="preserve">        Vehicle v;</w:t>
-              <w:br/>
-              <w:t xml:space="preserve">        strncpy(v.licensePlate, plate, PLATE_LEN - 1);</w:t>
-              <w:br/>
-              <w:t xml:space="preserve">        v.licensePlate[PLATE_LEN - 1] = '\0';</w:t>
-              <w:br/>
-              <w:t xml:space="preserve">        strncpy(v.ownerName, regVeh ? regVeh-&gt;ownerName : "Guest", NAME_LEN - 1);</w:t>
-              <w:br/>
-              <w:t xml:space="preserve">        v.ownerName[NAME_LEN - 1] = '\0';</w:t>
-              <w:br/>
-              <w:t xml:space="preserve">        strncpy(v.contactNumber, regVeh ? regVeh-&gt;contactNumber : "N/A", PHONE_LEN - 1);</w:t>
-              <w:br/>
-              <w:t xml:space="preserve">        v.contactNumber[PHONE_LEN - 1] = '\0';</w:t>
-              <w:br/>
-              <w:t xml:space="preserve">        v.type = type;</w:t>
-              <w:br/>
-              <w:t xml:space="preserve">        v.registeredAt = entryTime;</w:t>
-              <w:br/>
-              <w:br/>
-              <w:t xml:space="preserve">        enqueue_waiting_vehicle(&amp;(sys-&gt;waitingQueue), v);</w:t>
-              <w:br/>
-              <w:t xml:space="preserve">        return false;</w:t>
-              <w:br/>
-              <w:t xml:space="preserve">    }</w:t>
-              <w:br/>
-              <w:t>}</w:t>
-              <w:br/>
-              <w:br/>
-              <w:t>bool process_vehicle_exit(ParkingSystem* sys, const char* plate, time_t customExit) {</w:t>
-              <w:br/>
-              <w:t xml:space="preserve">    if (!sys || !plate) return false;</w:t>
-              <w:br/>
-              <w:br/>
-              <w:t xml:space="preserve">    int slotId = find_slot_by_plate(sys, plate);</w:t>
-              <w:br/>
-              <w:t xml:space="preserve">    if (slotId == -1) {</w:t>
-              <w:br/>
-              <w:t xml:space="preserve">        printf("[!] Vehicle '%s' is not found in any active parking slot.\n", plate);</w:t>
-              <w:br/>
-              <w:t xml:space="preserve">        return false;</w:t>
-              <w:br/>
-              <w:t xml:space="preserve">    }</w:t>
-              <w:br/>
-              <w:br/>
-              <w:t xml:space="preserve">    ParkingSlot* slot = &amp;sys-&gt;slots[slotId - 1];</w:t>
-              <w:br/>
-              <w:t xml:space="preserve">    time_t exitTime = (customExit != 0) ? customExit : time(NULL);</w:t>
-              <w:br/>
-              <w:br/>
-              <w:t xml:space="preserve">    if (exitTime &lt; slot-&gt;entryTime) {</w:t>
-              <w:br/>
-              <w:t xml:space="preserve">        exitTime = slot-&gt;entryTime; /* prevent negative duration */</w:t>
-              <w:br/>
-              <w:t xml:space="preserve">    }</w:t>
-              <w:br/>
-              <w:br/>
-              <w:t xml:space="preserve">    double diffSeconds = difftime(exitTime, slot-&gt;entryTime);</w:t>
-              <w:br/>
-              <w:t xml:space="preserve">    double durationHours = diffSeconds / 3600.0;</w:t>
-              <w:br/>
-              <w:t xml:space="preserve">    if (durationHours &lt; 0.05) {</w:t>
-              <w:br/>
-              <w:t xml:space="preserve">        /* If tested immediately, default to 1.0 hour for demonstration */</w:t>
-              <w:br/>
-              <w:t xml:space="preserve">        durationHours = 1.0;</w:t>
-              <w:br/>
-              <w:t xml:space="preserve">    }</w:t>
-              <w:br/>
-              <w:br/>
-              <w:t xml:space="preserve">    /* Query AI demand prediction for current exit hour to get dynamic surge multiplier */</w:t>
-              <w:br/>
-              <w:t xml:space="preserve">    struct tm* exitTm = localtime(&amp;exitTime);</w:t>
-              <w:br/>
-              <w:t xml:space="preserve">    int hour = exitTm ? exitTm-&gt;tm_hour : 12;</w:t>
-              <w:br/>
-              <w:t xml:space="preserve">    double predictedDemand = 0.0;</w:t>
-              <w:br/>
-              <w:t xml:space="preserve">    double surgeFactor = 1.0;</w:t>
-              <w:br/>
-              <w:t xml:space="preserve">    predict_demand_for_hour(sys, hour, &amp;predictedDemand, &amp;surgeFactor);</w:t>
-              <w:br/>
-              <w:br/>
-              <w:t xml:space="preserve">    /* Look up vehicle type */</w:t>
-              <w:br/>
-              <w:t xml:space="preserve">    Vehicle* regVeh = search_registered_vehicle(sys, plate);</w:t>
-              <w:br/>
-              <w:t xml:space="preserve">    VehicleType vType = regVeh ? regVeh-&gt;type : slot-&gt;supportedType;</w:t>
-              <w:br/>
-              <w:br/>
-              <w:t xml:space="preserve">    double baseRate = get_hourly_rate(vType);</w:t>
-              <w:br/>
-              <w:t xml:space="preserve">    double totalCharge = calculate_parking_charges(vType, durationHours, surgeFactor);</w:t>
-              <w:br/>
-              <w:br/>
-              <w:t xml:space="preserve">    /* Build Transaction record */</w:t>
-              <w:br/>
-              <w:t xml:space="preserve">    Transaction tx;</w:t>
-              <w:br/>
-              <w:t xml:space="preserve">    tx.ticketId = slot-&gt;ticketId;</w:t>
-              <w:br/>
-              <w:t xml:space="preserve">    strncpy(tx.licensePlate, plate, PLATE_LEN - 1);</w:t>
-              <w:br/>
-              <w:t xml:space="preserve">    tx.licensePlate[PLATE_LEN - 1] = '\0';</w:t>
-              <w:br/>
-              <w:t xml:space="preserve">    tx.vehicleType = vType;</w:t>
-              <w:br/>
-              <w:t xml:space="preserve">    tx.slotId = slot-&gt;slotId;</w:t>
-              <w:br/>
-              <w:t xml:space="preserve">    tx.floor = slot-&gt;floor;</w:t>
-              <w:br/>
-              <w:t xml:space="preserve">    tx.entryTime = slot-&gt;entryTime;</w:t>
-              <w:br/>
-              <w:t xml:space="preserve">    tx.exitTime = exitTime;</w:t>
-              <w:br/>
-              <w:t xml:space="preserve">    tx.durationHours = durationHours;</w:t>
-              <w:br/>
-              <w:t xml:space="preserve">    tx.baseRate = baseRate;</w:t>
-              <w:br/>
-              <w:t xml:space="preserve">    tx.surgeFactor = surgeFactor;</w:t>
-              <w:br/>
-              <w:t xml:space="preserve">    tx.totalCharge = totalCharge;</w:t>
-              <w:br/>
-              <w:br/>
-              <w:t xml:space="preserve">    /* Add to history linked list */</w:t>
-              <w:br/>
-              <w:t xml:space="preserve">    add_transaction_to_history(sys, tx);</w:t>
-              <w:br/>
-              <w:br/>
-              <w:t xml:space="preserve">    /* Print bill */</w:t>
-              <w:br/>
-              <w:t xml:space="preserve">    print_bill_receipt(&amp;tx);</w:t>
-              <w:br/>
-              <w:br/>
-              <w:t xml:space="preserve">    /* Free the slot in the array */</w:t>
-              <w:br/>
-              <w:t xml:space="preserve">    free_slot(sys, slotId);</w:t>
-              <w:br/>
-              <w:t xml:space="preserve">    printf("[+] Slot #%02d (Floor %d) is now VACANT.\n", slotId, slot-&gt;floor);</w:t>
-              <w:br/>
-              <w:br/>
-              <w:t xml:space="preserve">    /* AUTO-ALLOCATION: Check FIFO Waiting Queue to immediately occupy freed slot */</w:t>
-              <w:br/>
-              <w:t xml:space="preserve">    if (sys-&gt;waitingQueue.count &gt; 0) {</w:t>
-              <w:br/>
-              <w:t xml:space="preserve">        Vehicle queuedVehicle;</w:t>
-              <w:br/>
-              <w:t xml:space="preserve">        if (peek_waiting_vehicle(&amp;(sys-&gt;waitingQueue), &amp;queuedVehicle)) {</w:t>
-              <w:br/>
-              <w:t xml:space="preserve">            /* Try allocating the freed slot or suitable slot for the waiting vehicle */</w:t>
-              <w:br/>
-              <w:t xml:space="preserve">            int newSlot = allocate_slot_for_vehicle(sys, queuedVehicle.type,</w:t>
-              <w:br/>
-              <w:t xml:space="preserve">                                                   queuedVehicle.licensePlate,</w:t>
-              <w:br/>
-              <w:t xml:space="preserve">                                                   sys-&gt;nextTicketId++,</w:t>
-              <w:br/>
-              <w:t xml:space="preserve">                                                   exitTime);</w:t>
-              <w:br/>
-              <w:t xml:space="preserve">            if (newSlot != -1) {</w:t>
-              <w:br/>
-              <w:t xml:space="preserve">                dequeue_waiting_vehicle(&amp;(sys-&gt;waitingQueue), NULL);</w:t>
-              <w:br/>
-              <w:t xml:space="preserve">                printf("\n&gt;&gt;&gt; [AUTO-ALLOCATION]: Dequeued waiting vehicle '%s' and assigned to Slot #%02d! &lt;&lt;&lt;\n\n",</w:t>
-              <w:br/>
-              <w:t xml:space="preserve">                       queuedVehicle.licensePlate, newSlot);</w:t>
-              <w:br/>
-              <w:t xml:space="preserve">            }</w:t>
-              <w:br/>
-              <w:t xml:space="preserve">        }</w:t>
-              <w:br/>
-              <w:t xml:space="preserve">    }</w:t>
-              <w:br/>
-              <w:br/>
-              <w:t xml:space="preserve">    return true;</w:t>
-              <w:br/>
-              <w:t>}</w:t>
-              <w:br/>
-            </w:r>
-          </w:p>
-        </w:tc>
-      </w:tr>
-    </w:tbl>
-    <w:p>
-      <w:pPr>
-        <w:spacing w:before="80" w:after="160"/>
-      </w:pPr>
-    </w:p>
-    <w:p>
-      <w:pPr>
-        <w:pStyle w:val="Heading2"/>
-        <w:spacing w:before="280" w:after="120"/>
-      </w:pPr>
-      <w:r>
-        <w:t>Searching &amp; Sorting Algorithms (DSA) (src/search_sort.c)</w:t>
-      </w:r>
-    </w:p>
-    <w:tbl>
-      <w:tblPr>
-        <w:tblW w:type="auto" w:w="0"/>
-        <w:jc w:val="center"/>
-        <w:tblLayout w:type="fixed"/>
-        <w:tblLook w:firstColumn="1" w:firstRow="1" w:lastColumn="0" w:lastRow="0" w:noHBand="0" w:noVBand="1" w:val="04A0"/>
-      </w:tblPr>
-      <w:tblGrid>
-        <w:gridCol w:w="9360"/>
-      </w:tblGrid>
-      <w:tr>
-        <w:tc>
-          <w:tcPr>
-            <w:tcW w:type="dxa" w:w="9360"/>
-            <w:shd w:fill="F4F5F7"/>
-            <w:tcMar>
-              <w:top w:w="120" w:type="dxa"/>
-              <w:bottom w:w="120" w:type="dxa"/>
-              <w:left w:w="180" w:type="dxa"/>
-              <w:right w:w="180" w:type="dxa"/>
-            </w:tcMar>
-            <w:tcBorders>
-              <w:top w:val="single" w:sz="4" w:space="0" w:color="D1D5DB"/>
-              <w:left w:val="single" w:sz="18" w:space="0" w:color="2563EB"/>
-              <w:bottom w:val="single" w:sz="4" w:space="0" w:color="D1D5DB"/>
-              <w:right w:val="single" w:sz="4" w:space="0" w:color="D1D5DB"/>
-            </w:tcBorders>
-          </w:tcPr>
-          <w:p>
-            <w:pPr>
-              <w:spacing w:before="40" w:after="40" w:line="276" w:lineRule="auto"/>
-            </w:pPr>
-            <w:r>
-              <w:rPr>
-                <w:rFonts w:ascii="Consolas" w:hAnsi="Consolas"/>
-                <w:color w:val="1E293B"/>
-                <w:sz w:val="17"/>
-              </w:rPr>
-              <w:t>#include "parking_system.h"</w:t>
-              <w:br/>
-              <w:br/>
-              <w:t>int linear_search_occupied_slot(const ParkingSystem* sys, const char* plate) {</w:t>
-              <w:br/>
-              <w:t xml:space="preserve">    if (!sys || !plate) return -1;</w:t>
-              <w:br/>
-              <w:t xml:space="preserve">    for (int i = 0; i &lt; sys-&gt;totalSlots; i++) {</w:t>
-              <w:br/>
-              <w:t xml:space="preserve">        if (sys-&gt;slots[i].status == SLOT_OCCUPIED &amp;&amp;</w:t>
-              <w:br/>
-              <w:t xml:space="preserve">            plates_match(sys-&gt;slots[i].occupiedPlate, plate)) {</w:t>
-              <w:br/>
-              <w:t xml:space="preserve">            return sys-&gt;slots[i].slotId;</w:t>
-              <w:br/>
-              <w:t xml:space="preserve">        }</w:t>
-              <w:br/>
-              <w:t xml:space="preserve">    }</w:t>
-              <w:br/>
-              <w:t xml:space="preserve">    return -1;</w:t>
-              <w:br/>
-              <w:t>}</w:t>
-              <w:br/>
-              <w:br/>
-              <w:t>Transaction** get_transactions_array(const ParkingSystem* sys, int* outCount) {</w:t>
-              <w:br/>
-              <w:t xml:space="preserve">    if (!sys || !outCount) return NULL;</w:t>
-              <w:br/>
-              <w:br/>
-              <w:t xml:space="preserve">    *outCount = sys-&gt;totalTransactions;</w:t>
-              <w:br/>
-              <w:t xml:space="preserve">    if (*outCount == 0) return NULL;</w:t>
-              <w:br/>
-              <w:br/>
-              <w:t xml:space="preserve">    Transaction** arr = (Transaction**)malloc(sizeof(Transaction*) * (*outCount));</w:t>
-              <w:br/>
-              <w:t xml:space="preserve">    if (!arr) return NULL;</w:t>
-              <w:br/>
-              <w:br/>
-              <w:t xml:space="preserve">    TransactionNode* curr = sys-&gt;historyHead;</w:t>
-              <w:br/>
-              <w:t xml:space="preserve">    int idx = 0;</w:t>
-              <w:br/>
-              <w:t xml:space="preserve">    while (curr != NULL &amp;&amp; idx &lt; *outCount) {</w:t>
-              <w:br/>
-              <w:t xml:space="preserve">        arr[idx++] = &amp;(curr-&gt;data);</w:t>
-              <w:br/>
-              <w:t xml:space="preserve">        curr = curr-&gt;next;</w:t>
-              <w:br/>
-              <w:t xml:space="preserve">    }</w:t>
-              <w:br/>
-              <w:t xml:space="preserve">    return arr;</w:t>
-              <w:br/>
-              <w:t>}</w:t>
-              <w:br/>
-              <w:br/>
-              <w:t>/* Quick Sort: Partition by Total Charge */</w:t>
-              <w:br/>
-              <w:t>static int partition_charge(Transaction** arr, int low, int high, bool ascending) {</w:t>
-              <w:br/>
-              <w:t xml:space="preserve">    double pivot = arr[high]-&gt;totalCharge;</w:t>
-              <w:br/>
-              <w:t xml:space="preserve">    int i = (low - 1);</w:t>
-              <w:br/>
-              <w:br/>
-              <w:t xml:space="preserve">    for (int j = low; j &lt; high; j++) {</w:t>
-              <w:br/>
-              <w:t xml:space="preserve">        bool condition = ascending ? (arr[j]-&gt;totalCharge &lt;= pivot)</w:t>
-              <w:br/>
-              <w:t xml:space="preserve">                                   : (arr[j]-&gt;totalCharge &gt;= pivot);</w:t>
-              <w:br/>
-              <w:t xml:space="preserve">        if (condition) {</w:t>
-              <w:br/>
-              <w:t xml:space="preserve">            i++;</w:t>
-              <w:br/>
-              <w:t xml:space="preserve">            Transaction* temp = arr[i];</w:t>
-              <w:br/>
-              <w:t xml:space="preserve">            arr[i] = arr[j];</w:t>
-              <w:br/>
-              <w:t xml:space="preserve">            arr[j] = temp;</w:t>
-              <w:br/>
-              <w:t xml:space="preserve">        }</w:t>
-              <w:br/>
-              <w:t xml:space="preserve">    }</w:t>
-              <w:br/>
-              <w:br/>
-              <w:t xml:space="preserve">    Transaction* temp = arr[i + 1];</w:t>
-              <w:br/>
-              <w:t xml:space="preserve">    arr[i + 1] = arr[high];</w:t>
-              <w:br/>
-              <w:t xml:space="preserve">    arr[high] = temp;</w:t>
-              <w:br/>
-              <w:t xml:space="preserve">    return (i + 1);</w:t>
-              <w:br/>
-              <w:t>}</w:t>
-              <w:br/>
-              <w:br/>
-              <w:t>void quick_sort_transactions_by_amount(Transaction** arr, int low, int high, bool ascending) {</w:t>
-              <w:br/>
-              <w:t xml:space="preserve">    if (low &lt; high) {</w:t>
-              <w:br/>
-              <w:t xml:space="preserve">        int pi = partition_charge(arr, low, high, ascending);</w:t>
-              <w:br/>
-              <w:t xml:space="preserve">        quick_sort_transactions_by_amount(arr, low, pi - 1, ascending);</w:t>
-              <w:br/>
-              <w:t xml:space="preserve">        quick_sort_transactions_by_amount(arr, pi + 1, high, ascending);</w:t>
-              <w:br/>
-              <w:t xml:space="preserve">    }</w:t>
-              <w:br/>
-              <w:t>}</w:t>
-              <w:br/>
-              <w:br/>
-              <w:t>/* Merge Sort: Merge two subarrays by Entry Time */</w:t>
-              <w:br/>
-              <w:t>static void merge_by_time(Transaction** arr, int left, int mid, int right) {</w:t>
-              <w:br/>
-              <w:t xml:space="preserve">    int n1 = mid - left + 1;</w:t>
-              <w:br/>
-              <w:t xml:space="preserve">    int n2 = right - mid;</w:t>
-              <w:br/>
-              <w:br/>
-              <w:t xml:space="preserve">    Transaction** L = (Transaction**)malloc(sizeof(Transaction*) * n1);</w:t>
-              <w:br/>
-              <w:t xml:space="preserve">    Transaction** R = (Transaction**)malloc(sizeof(Transaction*) * n2);</w:t>
-              <w:br/>
-              <w:br/>
-              <w:t xml:space="preserve">    for (int i = 0; i &lt; n1; i++) L[i] = arr[left + i];</w:t>
-              <w:br/>
-              <w:t xml:space="preserve">    for (int j = 0; j &lt; n2; j++) R[j] = arr[mid + 1 + j];</w:t>
-              <w:br/>
-              <w:br/>
-              <w:t xml:space="preserve">    int i = 0, j = 0, k = left;</w:t>
-              <w:br/>
-              <w:t xml:space="preserve">    while (i &lt; n1 &amp;&amp; j &lt; n2) {</w:t>
-              <w:br/>
-              <w:t xml:space="preserve">        if (L[i]-&gt;entryTime &lt;= R[j]-&gt;entryTime) {</w:t>
-              <w:br/>
-              <w:t xml:space="preserve">            arr[k++] = L[i++];</w:t>
-              <w:br/>
-              <w:t xml:space="preserve">        } else {</w:t>
-              <w:br/>
-              <w:t xml:space="preserve">            arr[k++] = R[j++];</w:t>
-              <w:br/>
-              <w:t xml:space="preserve">        }</w:t>
-              <w:br/>
-              <w:t xml:space="preserve">    }</w:t>
-              <w:br/>
-              <w:br/>
-              <w:t xml:space="preserve">    while (i &lt; n1) arr[k++] = L[i++];</w:t>
-              <w:br/>
-              <w:t xml:space="preserve">    while (j &lt; n2) arr[k++] = R[j++];</w:t>
-              <w:br/>
-              <w:br/>
-              <w:t xml:space="preserve">    free(L);</w:t>
-              <w:br/>
-              <w:t xml:space="preserve">    free(R);</w:t>
-              <w:br/>
-              <w:t>}</w:t>
-              <w:br/>
-              <w:br/>
-              <w:t>void merge_sort_transactions_by_time(Transaction** arr, int left, int right) {</w:t>
-              <w:br/>
-              <w:t xml:space="preserve">    if (left &lt; right) {</w:t>
-              <w:br/>
-              <w:t xml:space="preserve">        int mid = left + (right - left) / 2;</w:t>
-              <w:br/>
-              <w:t xml:space="preserve">        merge_sort_transactions_by_time(arr, left, mid);</w:t>
-              <w:br/>
-              <w:t xml:space="preserve">        merge_sort_transactions_by_time(arr, mid + 1, right);</w:t>
-              <w:br/>
-              <w:t xml:space="preserve">        merge_by_time(arr, left, mid, right);</w:t>
-              <w:br/>
-              <w:t xml:space="preserve">    }</w:t>
-              <w:br/>
-              <w:t>}</w:t>
-              <w:br/>
-              <w:br/>
-              <w:t>/* Binary Search: By Ticket ID on sorted array */</w:t>
-              <w:br/>
-              <w:t>int binary_search_transaction_by_ticket(Transaction** sortedArr, int count, int ticketId) {</w:t>
-              <w:br/>
-              <w:t xml:space="preserve">    int low = 0;</w:t>
-              <w:br/>
-              <w:t xml:space="preserve">    int high = count - 1;</w:t>
-              <w:br/>
-              <w:br/>
-              <w:t xml:space="preserve">    while (low &lt;= high) {</w:t>
-              <w:br/>
-              <w:t xml:space="preserve">        int mid = low + (high - low) / 2;</w:t>
-              <w:br/>
-              <w:t xml:space="preserve">        if (sortedArr[mid]-&gt;ticketId == ticketId) {</w:t>
-              <w:br/>
-              <w:t xml:space="preserve">            return mid;</w:t>
-              <w:br/>
-              <w:t xml:space="preserve">        }</w:t>
-              <w:br/>
-              <w:t xml:space="preserve">        if (sortedArr[mid]-&gt;ticketId &lt; ticketId) {</w:t>
-              <w:br/>
-              <w:t xml:space="preserve">            low = mid + 1;</w:t>
-              <w:br/>
-              <w:t xml:space="preserve">        } else {</w:t>
-              <w:br/>
-              <w:t xml:space="preserve">            high = mid - 1;</w:t>
-              <w:br/>
-              <w:t xml:space="preserve">        }</w:t>
-              <w:br/>
-              <w:t xml:space="preserve">    }</w:t>
-              <w:br/>
-              <w:t xml:space="preserve">    return -1;</w:t>
-              <w:br/>
-              <w:t>}</w:t>
-              <w:br/>
-            </w:r>
-          </w:p>
-        </w:tc>
-      </w:tr>
-    </w:tbl>
-    <w:p>
-      <w:pPr>
-        <w:spacing w:before="80" w:after="160"/>
-      </w:pPr>
-    </w:p>
-    <w:p>
-      <w:pPr>
-        <w:pStyle w:val="Heading2"/>
-        <w:spacing w:before="280" w:after="120"/>
-      </w:pPr>
-      <w:r>
-        <w:t>AI Demand Prediction &amp; Dynamic Tariff Engine (src/ai_predictor.c)</w:t>
-      </w:r>
-    </w:p>
-    <w:tbl>
-      <w:tblPr>
-        <w:tblW w:type="auto" w:w="0"/>
-        <w:jc w:val="center"/>
-        <w:tblLayout w:type="fixed"/>
-        <w:tblLook w:firstColumn="1" w:firstRow="1" w:lastColumn="0" w:lastRow="0" w:noHBand="0" w:noVBand="1" w:val="04A0"/>
-      </w:tblPr>
-      <w:tblGrid>
-        <w:gridCol w:w="9360"/>
-      </w:tblGrid>
-      <w:tr>
-        <w:tc>
-          <w:tcPr>
-            <w:tcW w:type="dxa" w:w="9360"/>
-            <w:shd w:fill="F4F5F7"/>
-            <w:tcMar>
-              <w:top w:w="120" w:type="dxa"/>
-              <w:bottom w:w="120" w:type="dxa"/>
-              <w:left w:w="180" w:type="dxa"/>
-              <w:right w:w="180" w:type="dxa"/>
-            </w:tcMar>
-            <w:tcBorders>
-              <w:top w:val="single" w:sz="4" w:space="0" w:color="D1D5DB"/>
-              <w:left w:val="single" w:sz="18" w:space="0" w:color="2563EB"/>
-              <w:bottom w:val="single" w:sz="4" w:space="0" w:color="D1D5DB"/>
-              <w:right w:val="single" w:sz="4" w:space="0" w:color="D1D5DB"/>
-            </w:tcBorders>
-          </w:tcPr>
-          <w:p>
-            <w:pPr>
-              <w:spacing w:before="40" w:after="40" w:line="276" w:lineRule="auto"/>
-            </w:pPr>
-            <w:r>
-              <w:rPr>
-                <w:rFonts w:ascii="Consolas" w:hAnsi="Consolas"/>
-                <w:color w:val="1E293B"/>
-                <w:sz w:val="17"/>
-              </w:rPr>
-              <w:t>#include "parking_system.h"</w:t>
-              <w:br/>
-              <w:br/>
-              <w:t>/*</w:t>
-              <w:br/>
-              <w:t xml:space="preserve"> * Baseline Diurnal Traffic Curve</w:t>
-              <w:br/>
-              <w:t xml:space="preserve"> * Represents standard urban parking utilization curve across 24 hours (00:00 to 23:00).</w:t>
-              <w:br/>
-              <w:t xml:space="preserve"> * Values indicate expected occupancy fractions (0.00 to 1.00).</w:t>
-              <w:br/>
-              <w:t xml:space="preserve"> */</w:t>
-              <w:br/>
-              <w:t>static const double URBAN_BASELINE_DEMAND[24] = {</w:t>
-              <w:br/>
-              <w:t xml:space="preserve">    0.12, 0.08, 0.05, 0.05, 0.08, 0.15,  /* 00:00 - 05:00: Overnight minimal */</w:t>
-              <w:br/>
-              <w:t xml:space="preserve">    0.35, 0.65, 0.88, 0.92, 0.84, 0.78,  /* 06:00 - 11:00: Morning commute peak */</w:t>
-              <w:br/>
-              <w:t xml:space="preserve">    0.72, 0.75, 0.70, 0.68, 0.82, 0.95,  /* 12:00 - 17:00: Afternoon &amp; evening peak */</w:t>
-              <w:br/>
-              <w:t xml:space="preserve">    0.89, 0.76, 0.58, 0.42, 0.28, 0.18   /* 18:00 - 23:00: Night tapering */</w:t>
-              <w:br/>
-              <w:t>};</w:t>
-              <w:br/>
-              <w:br/>
-              <w:t>/*</w:t>
-              <w:br/>
-              <w:t xml:space="preserve"> * Trains the AI demand model using Ordinary Least Squares (OLS) regression</w:t>
-              <w:br/>
-              <w:t xml:space="preserve"> * combined with historical session timestamps recorded in the system.</w:t>
-              <w:br/>
-              <w:t xml:space="preserve"> */</w:t>
-              <w:br/>
-              <w:t>void train_ai_demand_model(ParkingSystem* sys) {</w:t>
-              <w:br/>
-              <w:t xml:space="preserve">    if (!sys) return;</w:t>
-              <w:br/>
-              <w:br/>
-              <w:t xml:space="preserve">    AIDemandModel* model = &amp;(sys-&gt;aiModel);</w:t>
-              <w:br/>
-              <w:br/>
-              <w:t xml:space="preserve">    /* Populate or blend with historical transaction logs */</w:t>
-              <w:br/>
-              <w:t xml:space="preserve">    double totalArrivals = 0.0;</w:t>
-              <w:br/>
-              <w:t xml:space="preserve">    for (int h = 0; h &lt; 24; h++) {</w:t>
-              <w:br/>
-              <w:t xml:space="preserve">        totalArrivals += model-&gt;hourlyHistoricalCount[h];</w:t>
-              <w:br/>
-              <w:t xml:space="preserve">    }</w:t>
-              <w:br/>
-              <w:br/>
-              <w:t xml:space="preserve">    /* Compute empirical occupancy fraction per hour */</w:t>
-              <w:br/>
-              <w:t xml:space="preserve">    for (int h = 0; h &lt; 24; h++) {</w:t>
-              <w:br/>
-              <w:t xml:space="preserve">        if (totalArrivals &gt; 5.0) {</w:t>
-              <w:br/>
-              <w:t xml:space="preserve">            /* Blend recorded traffic with baseline curve using 60/40 weighted heuristic */</w:t>
-              <w:br/>
-              <w:t xml:space="preserve">            double empiricalWeight = model-&gt;hourlyHistoricalCount[h] / (totalArrivals / 24.0);</w:t>
-              <w:br/>
-              <w:t xml:space="preserve">            double normalizedObserved = empiricalWeight * 0.50;</w:t>
-              <w:br/>
-              <w:t xml:space="preserve">            if (normalizedObserved &gt; 1.0) normalizedObserved = 1.0;</w:t>
-              <w:br/>
-              <w:br/>
-              <w:t xml:space="preserve">            model-&gt;hourlyAverageOccupancy[h] = (0.60 * URBAN_BASELINE_DEMAND[h]) +</w:t>
-              <w:br/>
-              <w:t xml:space="preserve">                                               (0.40 * normalizedObserved);</w:t>
-              <w:br/>
-              <w:t xml:space="preserve">        } else {</w:t>
-              <w:br/>
-              <w:t xml:space="preserve">            /* Fallback to baseline prior distribution when dataset is small */</w:t>
-              <w:br/>
-              <w:t xml:space="preserve">            model-&gt;hourlyAverageOccupancy[h] = URBAN_BASELINE_DEMAND[h];</w:t>
-              <w:br/>
-              <w:t xml:space="preserve">        }</w:t>
-              <w:br/>
-              <w:t xml:space="preserve">    }</w:t>
-              <w:br/>
-              <w:br/>
-              <w:t xml:space="preserve">    /* Fit Linear Regression trend across active business day hours (06:00 - 20:00) */</w:t>
-              <w:br/>
-              <w:t xml:space="preserve">    double sumX = 0, sumY = 0, sumXY = 0, sumXX = 0;</w:t>
-              <w:br/>
-              <w:t xml:space="preserve">    int nPoints = 0;</w:t>
-              <w:br/>
-              <w:br/>
-              <w:t xml:space="preserve">    for (int h = 6; h &lt;= 20; h++) {</w:t>
-              <w:br/>
-              <w:t xml:space="preserve">        double x = (double)h;</w:t>
-              <w:br/>
-              <w:t xml:space="preserve">        double y = model-&gt;hourlyAverageOccupancy[h];</w:t>
-              <w:br/>
-              <w:t xml:space="preserve">        sumX += x;</w:t>
-              <w:br/>
-              <w:t xml:space="preserve">        sumY += y;</w:t>
-              <w:br/>
-              <w:t xml:space="preserve">        sumXY += (x * y);</w:t>
-              <w:br/>
-              <w:t xml:space="preserve">        sumXX += (x * x);</w:t>
-              <w:br/>
-              <w:t xml:space="preserve">        nPoints++;</w:t>
-              <w:br/>
-              <w:t xml:space="preserve">    }</w:t>
-              <w:br/>
-              <w:br/>
-              <w:t xml:space="preserve">    double denominator = (nPoints * sumXX - sumX * sumX);</w:t>
-              <w:br/>
-              <w:t xml:space="preserve">    if (fabs(denominator) &gt; 1e-6) {</w:t>
-              <w:br/>
-              <w:t xml:space="preserve">        model-&gt;regressionSlope = (nPoints * sumXY - sumX * sumY) / denominator;</w:t>
-              <w:br/>
-              <w:t xml:space="preserve">        model-&gt;regressionIntercept = (sumY - model-&gt;regressionSlope * sumX) / nPoints;</w:t>
-              <w:br/>
-              <w:t xml:space="preserve">    } else {</w:t>
-              <w:br/>
-              <w:t xml:space="preserve">        model-&gt;regressionSlope = 0.0;</w:t>
-              <w:br/>
-              <w:t xml:space="preserve">        model-&gt;regressionIntercept = 0.5;</w:t>
-              <w:br/>
-              <w:t xml:space="preserve">    }</w:t>
-              <w:br/>
-              <w:br/>
-              <w:t xml:space="preserve">    model-&gt;isTrained = true;</w:t>
-              <w:br/>
-              <w:t xml:space="preserve">    printf("[AI Engine] Demand model successfully trained with %d historical transactions.\n",</w:t>
-              <w:br/>
-              <w:t xml:space="preserve">           sys-&gt;totalTransactions);</w:t>
-              <w:br/>
-              <w:t>}</w:t>
-              <w:br/>
-              <w:br/>
-              <w:t>/*</w:t>
-              <w:br/>
-              <w:t xml:space="preserve"> * Evaluates predicted demand and dynamic pricing surge factor for a target hour.</w:t>
-              <w:br/>
-              <w:t xml:space="preserve"> */</w:t>
-              <w:br/>
-              <w:t>void predict_demand_for_hour(const ParkingSystem* sys, int hour, double* outDemandPct, double* outSurgeMultiplier) {</w:t>
-              <w:br/>
-              <w:t xml:space="preserve">    if (hour &lt; 0 || hour &gt; 23) {</w:t>
-              <w:br/>
-              <w:t xml:space="preserve">        hour = 12;</w:t>
-              <w:br/>
-              <w:t xml:space="preserve">    }</w:t>
-              <w:br/>
-              <w:br/>
-              <w:t xml:space="preserve">    double demand = URBAN_BASELINE_DEMAND[hour];</w:t>
-              <w:br/>
-              <w:br/>
-              <w:t xml:space="preserve">    if (sys &amp;&amp; sys-&gt;aiModel.isTrained) {</w:t>
-              <w:br/>
-              <w:t xml:space="preserve">        demand = sys-&gt;aiModel.hourlyAverageOccupancy[hour];</w:t>
-              <w:br/>
-              <w:t xml:space="preserve">    }</w:t>
-              <w:br/>
-              <w:br/>
-              <w:t xml:space="preserve">    /* Clamp demand between 5% and 99% */</w:t>
-              <w:br/>
-              <w:t xml:space="preserve">    if (demand &lt; 0.05) demand = 0.05;</w:t>
-              <w:br/>
-              <w:t xml:space="preserve">    if (demand &gt; 0.99) demand = 0.99;</w:t>
-              <w:br/>
-              <w:br/>
-              <w:t xml:space="preserve">    if (outDemandPct) {</w:t>
-              <w:br/>
-              <w:t xml:space="preserve">        *outDemandPct = demand * 100.0;</w:t>
-              <w:br/>
-              <w:t xml:space="preserve">    }</w:t>
-              <w:br/>
-              <w:br/>
-              <w:t xml:space="preserve">    /* Dynamic Pricing / Surge Multiplier heuristic based on anticipated load */</w:t>
-              <w:br/>
-              <w:t xml:space="preserve">    double surge = 1.0;</w:t>
-              <w:br/>
-              <w:t xml:space="preserve">    if (demand &gt;= 0.85) {</w:t>
-              <w:br/>
-              <w:t xml:space="preserve">        surge = 1.50; /* Peak Congestion: 50% surge to encourage turnaround */</w:t>
-              <w:br/>
-              <w:t xml:space="preserve">    } else if (demand &gt;= 0.70) {</w:t>
-              <w:br/>
-              <w:t xml:space="preserve">        surge = 1.25; /* Moderate Rush: 25% surge */</w:t>
-              <w:br/>
-              <w:t xml:space="preserve">    } else if (demand &lt;= 0.25) {</w:t>
-              <w:br/>
-              <w:t xml:space="preserve">        surge = 0.85; /* Off-Peak Discount: 15% discount to attract vehicles */</w:t>
-              <w:br/>
-              <w:t xml:space="preserve">    } else {</w:t>
-              <w:br/>
-              <w:t xml:space="preserve">        surge = 1.00; /* Regular tariff */</w:t>
-              <w:br/>
-              <w:t xml:space="preserve">    }</w:t>
-              <w:br/>
-              <w:br/>
-              <w:t xml:space="preserve">    if (outSurgeMultiplier) {</w:t>
-              <w:br/>
-              <w:t xml:space="preserve">        *outSurgeMultiplier = surge;</w:t>
-              <w:br/>
-              <w:t xml:space="preserve">    }</w:t>
-              <w:br/>
-              <w:t>}</w:t>
-              <w:br/>
-              <w:br/>
-              <w:t>/*</w:t>
-              <w:br/>
-              <w:t xml:space="preserve"> * Visualizes a 24-hour demand prediction chart with ASCII bar graph and tariff adjustments.</w:t>
-              <w:br/>
-              <w:t xml:space="preserve"> */</w:t>
-              <w:br/>
-              <w:t>void display_ai_demand_dashboard(const ParkingSystem* sys) {</w:t>
-              <w:br/>
-              <w:t xml:space="preserve">    printf("\n");</w:t>
-              <w:br/>
-              <w:t xml:space="preserve">    printf("=========================================================================================\n");</w:t>
-              <w:br/>
-              <w:t xml:space="preserve">    printf("                  AI PARKING DEMAND PREDICTION &amp; SURGE DASHBOARD                         \n");</w:t>
-              <w:br/>
-              <w:t xml:space="preserve">    printf("=========================================================================================\n");</w:t>
-              <w:br/>
-              <w:t xml:space="preserve">    printf("Hour  | Forecast Demand | Load Bar Graph                          | Pricing Tier\n");</w:t>
-              <w:br/>
-              <w:t xml:space="preserve">    printf("------+-----------------+-----------------------------------------+----------------------\n");</w:t>
-              <w:br/>
-              <w:br/>
-              <w:t xml:space="preserve">    for (int h = 0; h &lt; 24; h++) {</w:t>
-              <w:br/>
-              <w:t xml:space="preserve">        double demandPct = 0.0;</w:t>
-              <w:br/>
-              <w:t xml:space="preserve">        double surgeFactor = 1.0;</w:t>
-              <w:br/>
-              <w:t xml:space="preserve">        predict_demand_for_hour(sys, h, &amp;demandPct, &amp;surgeFactor);</w:t>
-              <w:br/>
-              <w:br/>
-              <w:t xml:space="preserve">        int barBlocks = (int)(demandPct / 3.33); /* Max 30 blocks for 100% */</w:t>
-              <w:br/>
-              <w:t xml:space="preserve">        if (barBlocks &lt; 1) barBlocks = 1;</w:t>
-              <w:br/>
-              <w:t xml:space="preserve">        if (barBlocks &gt; 30) barBlocks = 30;</w:t>
-              <w:br/>
-              <w:br/>
-              <w:t xml:space="preserve">        char bar[32];</w:t>
-              <w:br/>
-              <w:t xml:space="preserve">        for (int b = 0; b &lt; barBlocks; b++) {</w:t>
-              <w:br/>
-              <w:t xml:space="preserve">            bar[b] = '#';</w:t>
-              <w:br/>
-              <w:t xml:space="preserve">        }</w:t>
-              <w:br/>
-              <w:t xml:space="preserve">        bar[barBlocks] = '\0';</w:t>
-              <w:br/>
-              <w:br/>
-              <w:t xml:space="preserve">        const char* tag;</w:t>
-              <w:br/>
-              <w:t xml:space="preserve">        if (surgeFactor &gt; 1.25) {</w:t>
-              <w:br/>
-              <w:t xml:space="preserve">            tag = "HIGH SURGE  (1.50x)";</w:t>
-              <w:br/>
-              <w:t xml:space="preserve">        } else if (surgeFactor &gt; 1.0) {</w:t>
-              <w:br/>
-              <w:t xml:space="preserve">            tag = "MODERATE    (1.25x)";</w:t>
-              <w:br/>
-              <w:t xml:space="preserve">        } else if (surgeFactor &lt; 1.0) {</w:t>
-              <w:br/>
-              <w:t xml:space="preserve">            tag = "OFF-PEAK    (0.85x)";</w:t>
-              <w:br/>
-              <w:t xml:space="preserve">        } else {</w:t>
-              <w:br/>
-              <w:t xml:space="preserve">            tag = "STANDARD    (1.00x)";</w:t>
-              <w:br/>
-              <w:t xml:space="preserve">        }</w:t>
-              <w:br/>
-              <w:br/>
-              <w:t xml:space="preserve">        printf("%02d:00 | %6.1f%%        | %-30s  | %s\n", h, demandPct, bar, tag);</w:t>
-              <w:br/>
-              <w:t xml:space="preserve">    }</w:t>
-              <w:br/>
-              <w:br/>
-              <w:t xml:space="preserve">    printf("------+-----------------+-----------------------------------------+----------------------\n");</w:t>
-              <w:br/>
-              <w:t xml:space="preserve">    printf("Insight: Peak congestion expected around 08:00 - 10:00 and 17:00 - 19:00.\n");</w:t>
-              <w:br/>
-              <w:t xml:space="preserve">    printf("Smart Recommendation: Reserve Floor 2 overflow capacity during peak windows.\n\n");</w:t>
-              <w:br/>
-              <w:t>}</w:t>
-              <w:br/>
-            </w:r>
-          </w:p>
-        </w:tc>
-      </w:tr>
-    </w:tbl>
-    <w:p>
-      <w:pPr>
-        <w:spacing w:before="80" w:after="160"/>
-      </w:pPr>
-    </w:p>
-    <w:p>
-      <w:pPr>
-        <w:pStyle w:val="Heading2"/>
-        <w:spacing w:before="280" w:after="120"/>
-      </w:pPr>
-      <w:r>
-        <w:t>Facility Operations Analytics &amp; Statistics (src/statistics.c)</w:t>
-      </w:r>
-    </w:p>
-    <w:tbl>
-      <w:tblPr>
-        <w:tblW w:type="auto" w:w="0"/>
-        <w:jc w:val="center"/>
-        <w:tblLayout w:type="fixed"/>
-        <w:tblLook w:firstColumn="1" w:firstRow="1" w:lastColumn="0" w:lastRow="0" w:noHBand="0" w:noVBand="1" w:val="04A0"/>
-      </w:tblPr>
-      <w:tblGrid>
-        <w:gridCol w:w="9360"/>
-      </w:tblGrid>
-      <w:tr>
-        <w:tc>
-          <w:tcPr>
-            <w:tcW w:type="dxa" w:w="9360"/>
-            <w:shd w:fill="F4F5F7"/>
-            <w:tcMar>
-              <w:top w:w="120" w:type="dxa"/>
-              <w:bottom w:w="120" w:type="dxa"/>
-              <w:left w:w="180" w:type="dxa"/>
-              <w:right w:w="180" w:type="dxa"/>
-            </w:tcMar>
-            <w:tcBorders>
-              <w:top w:val="single" w:sz="4" w:space="0" w:color="D1D5DB"/>
-              <w:left w:val="single" w:sz="18" w:space="0" w:color="2563EB"/>
-              <w:bottom w:val="single" w:sz="4" w:space="0" w:color="D1D5DB"/>
-              <w:right w:val="single" w:sz="4" w:space="0" w:color="D1D5DB"/>
-            </w:tcBorders>
-          </w:tcPr>
-          <w:p>
-            <w:pPr>
-              <w:spacing w:before="40" w:after="40" w:line="276" w:lineRule="auto"/>
-            </w:pPr>
-            <w:r>
-              <w:rPr>
-                <w:rFonts w:ascii="Consolas" w:hAnsi="Consolas"/>
-                <w:color w:val="1E293B"/>
-                <w:sz w:val="17"/>
-              </w:rPr>
-              <w:t>#include "parking_system.h"</w:t>
-              <w:br/>
-              <w:br/>
-              <w:t>void display_parking_statistics(const ParkingSystem* sys) {</w:t>
-              <w:br/>
-              <w:t xml:space="preserve">    if (!sys) return;</w:t>
-              <w:br/>
-              <w:br/>
-              <w:t xml:space="preserve">    int occupiedCount = 0;</w:t>
-              <w:br/>
-              <w:t xml:space="preserve">    int vacantCount = 0;</w:t>
-              <w:br/>
-              <w:t xml:space="preserve">    int count2W = 0, count4W = 0, countHeavy = 0;</w:t>
-              <w:br/>
-              <w:br/>
-              <w:t xml:space="preserve">    for (int i = 0; i &lt; sys-&gt;totalSlots; i++) {</w:t>
-              <w:br/>
-              <w:t xml:space="preserve">        if (sys-&gt;slots[i].status == SLOT_OCCUPIED) {</w:t>
-              <w:br/>
-              <w:t xml:space="preserve">            occupiedCount++;</w:t>
-              <w:br/>
-              <w:t xml:space="preserve">            Vehicle* v = search_registered_vehicle((ParkingSystem*)sys, sys-&gt;slots[i].occupiedPlate);</w:t>
-              <w:br/>
-              <w:t xml:space="preserve">            VehicleType vt = v ? v-&gt;type : sys-&gt;slots[i].supportedType;</w:t>
-              <w:br/>
-              <w:t xml:space="preserve">            if (vt == TYPE_TWO_WHEELER) count2W++;</w:t>
-              <w:br/>
-              <w:t xml:space="preserve">            else if (vt == TYPE_FOUR_WHEELER) count4W++;</w:t>
-              <w:br/>
-              <w:t xml:space="preserve">            else countHeavy++;</w:t>
-              <w:br/>
-              <w:t xml:space="preserve">        } else if (sys-&gt;slots[i].status == SLOT_VACANT) {</w:t>
-              <w:br/>
-              <w:t xml:space="preserve">            vacantCount++;</w:t>
-              <w:br/>
-              <w:t xml:space="preserve">        }</w:t>
-              <w:br/>
-              <w:t xml:space="preserve">    }</w:t>
-              <w:br/>
-              <w:br/>
-              <w:t xml:space="preserve">    double occupancyRate = (sys-&gt;totalSlots &gt; 0) ? ((double)occupiedCount / sys-&gt;totalSlots) * 100.0 : 0.0;</w:t>
-              <w:br/>
-              <w:br/>
-              <w:t xml:space="preserve">    /* Compute average duration from completed transactions */</w:t>
-              <w:br/>
-              <w:t xml:space="preserve">    double totalHours = 0.0;</w:t>
-              <w:br/>
-              <w:t xml:space="preserve">    TransactionNode* curr = sys-&gt;historyHead;</w:t>
-              <w:br/>
-              <w:t xml:space="preserve">    while (curr != NULL) {</w:t>
-              <w:br/>
-              <w:t xml:space="preserve">        totalHours += curr-&gt;data.durationHours;</w:t>
-              <w:br/>
-              <w:t xml:space="preserve">        curr = curr-&gt;next;</w:t>
-              <w:br/>
-              <w:t xml:space="preserve">    }</w:t>
-              <w:br/>
-              <w:t xml:space="preserve">    double avgDuration = (sys-&gt;totalTransactions &gt; 0) ? (totalHours / sys-&gt;totalTransactions) : 0.0;</w:t>
-              <w:br/>
-              <w:t xml:space="preserve">    double avgTicketRev = (sys-&gt;totalTransactions &gt; 0) ? (sys-&gt;totalRevenueCollected / sys-&gt;totalTransactions) : 0.0;</w:t>
-              <w:br/>
-              <w:br/>
-              <w:t xml:space="preserve">    printf("\n");</w:t>
-              <w:br/>
-              <w:t xml:space="preserve">    printf("=========================================================================\n");</w:t>
-              <w:br/>
-              <w:t xml:space="preserve">    printf("                  PARKING FACILITY OPERATIONAL METRICS                   \n");</w:t>
-              <w:br/>
-              <w:t xml:space="preserve">    printf("=========================================================================\n");</w:t>
-              <w:br/>
-              <w:t xml:space="preserve">    printf(" Total Parking Capacity        : %d slots (%d floors, %d slots/floor)\n",</w:t>
-              <w:br/>
-              <w:t xml:space="preserve">           sys-&gt;totalSlots, TOTAL_FLOORS, SLOTS_PER_FLOOR);</w:t>
-              <w:br/>
-              <w:t xml:space="preserve">    printf(" Currently Occupied Slots      : %d (%.1f%% occupancy)\n", occupiedCount, occupancyRate);</w:t>
-              <w:br/>
-              <w:t xml:space="preserve">    printf(" Currently Vacant Slots        : %d\n", vacantCount);</w:t>
-              <w:br/>
-              <w:t xml:space="preserve">    printf(" Vehicles Waiting in Queue     : %d\n", sys-&gt;waitingQueue.count);</w:t>
-              <w:br/>
-              <w:t xml:space="preserve">    printf("-------------------------------------------------------------------------\n");</w:t>
-              <w:br/>
-              <w:t xml:space="preserve">    printf(" Occupancy Breakdown by Type:\n");</w:t>
-              <w:br/>
-              <w:t xml:space="preserve">    printf("   - Two-Wheelers              : %d parked\n", count2W);</w:t>
-              <w:br/>
-              <w:t xml:space="preserve">    printf("   - Four-Wheelers             : %d parked\n", count4W);</w:t>
-              <w:br/>
-              <w:t xml:space="preserve">    printf("   - Heavy Vehicles            : %d parked\n", countHeavy);</w:t>
-              <w:br/>
-              <w:t xml:space="preserve">    printf("-------------------------------------------------------------------------\n");</w:t>
-              <w:br/>
-              <w:t xml:space="preserve">    printf(" Financial &amp; Throughput Summary:\n");</w:t>
-              <w:br/>
-              <w:t xml:space="preserve">    printf("   - Completed Transactions    : %d\n", sys-&gt;totalTransactions);</w:t>
-              <w:br/>
-              <w:t xml:space="preserve">    printf("   - Total Revenue Collected   : $%.2f\n", sys-&gt;totalRevenueCollected);</w:t>
-              <w:br/>
-              <w:t xml:space="preserve">    printf("   - Average Revenue / Ticket  : $%.2f\n", avgTicketRev);</w:t>
-              <w:br/>
-              <w:t xml:space="preserve">    printf("   - Average Parking Duration  : %.2f hours\n", avgDuration);</w:t>
-              <w:br/>
-              <w:t xml:space="preserve">    printf("=========================================================================\n\n");</w:t>
-              <w:br/>
-              <w:t>}</w:t>
-              <w:br/>
-            </w:r>
-          </w:p>
-        </w:tc>
-      </w:tr>
-    </w:tbl>
-    <w:p>
-      <w:pPr>
-        <w:spacing w:before="80" w:after="160"/>
-      </w:pPr>
-    </w:p>
-    <w:p>
-      <w:pPr>
-        <w:pStyle w:val="Heading2"/>
-        <w:spacing w:before="280" w:after="120"/>
-      </w:pPr>
-      <w:r>
-        <w:t>System Persistence &amp; State File I/O (src/file_io.c)</w:t>
-      </w:r>
-    </w:p>
-    <w:tbl>
-      <w:tblPr>
-        <w:tblW w:type="auto" w:w="0"/>
-        <w:jc w:val="center"/>
-        <w:tblLayout w:type="fixed"/>
-        <w:tblLook w:firstColumn="1" w:firstRow="1" w:lastColumn="0" w:lastRow="0" w:noHBand="0" w:noVBand="1" w:val="04A0"/>
-      </w:tblPr>
-      <w:tblGrid>
-        <w:gridCol w:w="9360"/>
-      </w:tblGrid>
-      <w:tr>
-        <w:tc>
-          <w:tcPr>
-            <w:tcW w:type="dxa" w:w="9360"/>
-            <w:shd w:fill="F4F5F7"/>
-            <w:tcMar>
-              <w:top w:w="120" w:type="dxa"/>
-              <w:bottom w:w="120" w:type="dxa"/>
-              <w:left w:w="180" w:type="dxa"/>
-              <w:right w:w="180" w:type="dxa"/>
-            </w:tcMar>
-            <w:tcBorders>
-              <w:top w:val="single" w:sz="4" w:space="0" w:color="D1D5DB"/>
-              <w:left w:val="single" w:sz="18" w:space="0" w:color="2563EB"/>
-              <w:bottom w:val="single" w:sz="4" w:space="0" w:color="D1D5DB"/>
-              <w:right w:val="single" w:sz="4" w:space="0" w:color="D1D5DB"/>
-            </w:tcBorders>
-          </w:tcPr>
-          <w:p>
-            <w:pPr>
-              <w:spacing w:before="40" w:after="40" w:line="276" w:lineRule="auto"/>
-            </w:pPr>
-            <w:r>
-              <w:rPr>
-                <w:rFonts w:ascii="Consolas" w:hAnsi="Consolas"/>
-                <w:color w:val="1E293B"/>
-                <w:sz w:val="17"/>
-              </w:rPr>
-              <w:t>#include "parking_system.h"</w:t>
-              <w:br/>
-              <w:br/>
-              <w:t>bool save_system_state(const ParkingSystem* sys, const char* filename) {</w:t>
-              <w:br/>
-              <w:t xml:space="preserve">    if (!sys || !filename) return false;</w:t>
-              <w:br/>
-              <w:br/>
-              <w:t xml:space="preserve">    FILE* fp = fopen(filename, "w");</w:t>
-              <w:br/>
-              <w:t xml:space="preserve">    if (!fp) {</w:t>
-              <w:br/>
-              <w:t xml:space="preserve">        perror("[!] Unable to open file for saving state");</w:t>
-              <w:br/>
-              <w:t xml:space="preserve">        return false;</w:t>
-              <w:br/>
-              <w:t xml:space="preserve">    }</w:t>
-              <w:br/>
-              <w:br/>
-              <w:t xml:space="preserve">    fprintf(fp, "# SMART PARKING MANAGEMENT SYSTEM PERSISTENCE FILE\n");</w:t>
-              <w:br/>
-              <w:t xml:space="preserve">    fprintf(fp, "# METADATA\n");</w:t>
-              <w:br/>
-              <w:t xml:space="preserve">    fprintf(fp, "NEXT_TICKET_ID=%d\n", sys-&gt;nextTicketId);</w:t>
-              <w:br/>
-              <w:t xml:space="preserve">    fprintf(fp, "TOTAL_REVENUE=%.2f\n\n", sys-&gt;totalRevenueCollected);</w:t>
-              <w:br/>
-              <w:br/>
-              <w:t xml:space="preserve">    /* 1. Save Registered Vehicles */</w:t>
-              <w:br/>
-              <w:t xml:space="preserve">    fprintf(fp, "[VEHICLE_REGISTRY]\n");</w:t>
-              <w:br/>
-              <w:t xml:space="preserve">    VehicleNode* vNode = sys-&gt;registryHead;</w:t>
-              <w:br/>
-              <w:t xml:space="preserve">    while (vNode != NULL) {</w:t>
-              <w:br/>
-              <w:t xml:space="preserve">        fprintf(fp, "%s,%s,%s,%d,%ld\n",</w:t>
-              <w:br/>
-              <w:t xml:space="preserve">                vNode-&gt;vehicle.licensePlate,</w:t>
-              <w:br/>
-              <w:t xml:space="preserve">                vNode-&gt;vehicle.ownerName,</w:t>
-              <w:br/>
-              <w:t xml:space="preserve">                vNode-&gt;vehicle.contactNumber,</w:t>
-              <w:br/>
-              <w:t xml:space="preserve">                (int)vNode-&gt;vehicle.type,</w:t>
-              <w:br/>
-              <w:t xml:space="preserve">                (long)vNode-&gt;vehicle.registeredAt);</w:t>
-              <w:br/>
-              <w:t xml:space="preserve">        vNode = vNode-&gt;next;</w:t>
-              <w:br/>
-              <w:t xml:space="preserve">    }</w:t>
-              <w:br/>
-              <w:t xml:space="preserve">    fprintf(fp, "[END_VEHICLE_REGISTRY]\n\n");</w:t>
-              <w:br/>
-              <w:br/>
-              <w:t xml:space="preserve">    /* 2. Save Occupied Slots */</w:t>
-              <w:br/>
-              <w:t xml:space="preserve">    fprintf(fp, "[ACTIVE_SLOTS]\n");</w:t>
-              <w:br/>
-              <w:t xml:space="preserve">    for (int i = 0; i &lt; sys-&gt;totalSlots; i++) {</w:t>
-              <w:br/>
-              <w:t xml:space="preserve">        const ParkingSlot* s = &amp;sys-&gt;slots[i];</w:t>
-              <w:br/>
-              <w:t xml:space="preserve">        if (s-&gt;status == SLOT_OCCUPIED) {</w:t>
-              <w:br/>
-              <w:t xml:space="preserve">            fprintf(fp, "%d,%d,%d,%s,%d,%ld\n",</w:t>
-              <w:br/>
-              <w:t xml:space="preserve">                    s-&gt;slotId,</w:t>
-              <w:br/>
-              <w:t xml:space="preserve">                    s-&gt;floor,</w:t>
-              <w:br/>
-              <w:t xml:space="preserve">                    (int)s-&gt;supportedType,</w:t>
-              <w:br/>
-              <w:t xml:space="preserve">                    s-&gt;occupiedPlate,</w:t>
-              <w:br/>
-              <w:t xml:space="preserve">                    s-&gt;ticketId,</w:t>
-              <w:br/>
-              <w:t xml:space="preserve">                    (long)s-&gt;entryTime);</w:t>
-              <w:br/>
-              <w:t xml:space="preserve">        }</w:t>
-              <w:br/>
-              <w:t xml:space="preserve">    }</w:t>
-              <w:br/>
-              <w:t xml:space="preserve">    fprintf(fp, "[END_ACTIVE_SLOTS]\n\n");</w:t>
-              <w:br/>
-              <w:br/>
-              <w:t xml:space="preserve">    /* 3. Save Completed Transactions */</w:t>
-              <w:br/>
-              <w:t xml:space="preserve">    fprintf(fp, "[TRANSACTIONS]\n");</w:t>
-              <w:br/>
-              <w:t xml:space="preserve">    TransactionNode* tNode = sys-&gt;historyHead;</w:t>
-              <w:br/>
-              <w:t xml:space="preserve">    while (tNode != NULL) {</w:t>
-              <w:br/>
-              <w:t xml:space="preserve">        const Transaction* t = &amp;(tNode-&gt;data);</w:t>
-              <w:br/>
-              <w:t xml:space="preserve">        fprintf(fp, "%d,%s,%d,%d,%d,%ld,%ld,%.2f,%.2f,%.2f,%.2f\n",</w:t>
-              <w:br/>
-              <w:t xml:space="preserve">                t-&gt;ticketId,</w:t>
-              <w:br/>
-              <w:t xml:space="preserve">                t-&gt;licensePlate,</w:t>
-              <w:br/>
-              <w:t xml:space="preserve">                (int)t-&gt;vehicleType,</w:t>
-              <w:br/>
-              <w:t xml:space="preserve">                t-&gt;slotId,</w:t>
-              <w:br/>
-              <w:t xml:space="preserve">                t-&gt;floor,</w:t>
-              <w:br/>
-              <w:t xml:space="preserve">                (long)t-&gt;entryTime,</w:t>
-              <w:br/>
-              <w:t xml:space="preserve">                (long)t-&gt;exitTime,</w:t>
-              <w:br/>
-              <w:t xml:space="preserve">                t-&gt;durationHours,</w:t>
-              <w:br/>
-              <w:t xml:space="preserve">                t-&gt;baseRate,</w:t>
-              <w:br/>
-              <w:t xml:space="preserve">                t-&gt;surgeFactor,</w:t>
-              <w:br/>
-              <w:t xml:space="preserve">                t-&gt;totalCharge);</w:t>
-              <w:br/>
-              <w:t xml:space="preserve">        tNode = tNode-&gt;next;</w:t>
-              <w:br/>
-              <w:t xml:space="preserve">    }</w:t>
-              <w:br/>
-              <w:t xml:space="preserve">    fprintf(fp, "[END_TRANSACTIONS]\n");</w:t>
-              <w:br/>
-              <w:br/>
-              <w:t xml:space="preserve">    fclose(fp);</w:t>
-              <w:br/>
-              <w:t xml:space="preserve">    printf("[+] System state successfully saved to '%s'.\n", filename);</w:t>
-              <w:br/>
-              <w:t xml:space="preserve">    return true;</w:t>
-              <w:br/>
-              <w:t>}</w:t>
-              <w:br/>
-              <w:br/>
-              <w:t>bool load_system_state(ParkingSystem* sys, const char* filename) {</w:t>
-              <w:br/>
-              <w:t xml:space="preserve">    if (!sys || !filename) return false;</w:t>
-              <w:br/>
-              <w:br/>
-              <w:t xml:space="preserve">    FILE* fp = fopen(filename, "r");</w:t>
-              <w:br/>
-              <w:t xml:space="preserve">    if (!fp) {</w:t>
-              <w:br/>
-              <w:t xml:space="preserve">        /* If file doesn't exist, this is fine on first run */</w:t>
-              <w:br/>
-              <w:t xml:space="preserve">        return false;</w:t>
-              <w:br/>
-              <w:t xml:space="preserve">    }</w:t>
-              <w:br/>
-              <w:br/>
-              <w:t xml:space="preserve">    char line[512];</w:t>
-              <w:br/>
-              <w:t xml:space="preserve">    char section[64] = "";</w:t>
-              <w:br/>
-              <w:br/>
-              <w:t xml:space="preserve">    while (fgets(line, sizeof(line), fp)) {</w:t>
-              <w:br/>
-              <w:t xml:space="preserve">        /* Strip newline characters */</w:t>
-              <w:br/>
-              <w:t xml:space="preserve">        line[strcspn(line, "\r\n")] = '\0';</w:t>
-              <w:br/>
-              <w:t xml:space="preserve">        if (line[0] == '#' || line[0] == '\0') continue;</w:t>
-              <w:br/>
-              <w:br/>
-              <w:t xml:space="preserve">        if (strncmp(line, "NEXT_TICKET_ID=", 15) == 0) {</w:t>
-              <w:br/>
-              <w:t xml:space="preserve">            sys-&gt;nextTicketId = atoi(line + 15);</w:t>
-              <w:br/>
-              <w:t xml:space="preserve">            continue;</w:t>
-              <w:br/>
-              <w:t xml:space="preserve">        }</w:t>
-              <w:br/>
-              <w:t xml:space="preserve">        if (strncmp(line, "TOTAL_REVENUE=", 14) == 0) {</w:t>
-              <w:br/>
-              <w:t xml:space="preserve">            sys-&gt;totalRevenueCollected = atof(line + 14);</w:t>
-              <w:br/>
-              <w:t xml:space="preserve">            continue;</w:t>
-              <w:br/>
-              <w:t xml:space="preserve">        }</w:t>
-              <w:br/>
-              <w:br/>
-              <w:t xml:space="preserve">        if (line[0] == '[') {</w:t>
-              <w:br/>
-              <w:t xml:space="preserve">            strncpy(section, line, sizeof(section) - 1);</w:t>
-              <w:br/>
-              <w:t xml:space="preserve">            continue;</w:t>
-              <w:br/>
-              <w:t xml:space="preserve">        }</w:t>
-              <w:br/>
-              <w:br/>
-              <w:t xml:space="preserve">        if (strcmp(section, "[VEHICLE_REGISTRY]") == 0) {</w:t>
-              <w:br/>
-              <w:t xml:space="preserve">            char plate[PLATE_LEN], owner[NAME_LEN], phone[PHONE_LEN];</w:t>
-              <w:br/>
-              <w:t xml:space="preserve">            int typeInt;</w:t>
-              <w:br/>
-              <w:t xml:space="preserve">            long regTime;</w:t>
-              <w:br/>
-              <w:t xml:space="preserve">            if (sscanf(line, "%19[^,],%49[^,],%19[^,],%d,%ld",</w:t>
-              <w:br/>
-              <w:t xml:space="preserve">                       plate, owner, phone, &amp;typeInt, &amp;regTime) == 5) {</w:t>
-              <w:br/>
-              <w:t xml:space="preserve">                register_vehicle(sys, plate, owner, phone, (VehicleType)typeInt);</w:t>
-              <w:br/>
-              <w:t xml:space="preserve">            }</w:t>
-              <w:br/>
-              <w:t xml:space="preserve">        } else if (strcmp(section, "[ACTIVE_SLOTS]") == 0) {</w:t>
-              <w:br/>
-              <w:t xml:space="preserve">            int slotId, floor, typeInt, ticketId;</w:t>
-              <w:br/>
-              <w:t xml:space="preserve">            char plate[PLATE_LEN];</w:t>
-              <w:br/>
-              <w:t xml:space="preserve">            long entryTime;</w:t>
-              <w:br/>
-              <w:t xml:space="preserve">            if (sscanf(line, "%d,%d,%d,%19[^,],%d,%ld",</w:t>
-              <w:br/>
-              <w:t xml:space="preserve">                       &amp;slotId, &amp;floor, &amp;typeInt, plate, &amp;ticketId, &amp;entryTime) == 6) {</w:t>
-              <w:br/>
-              <w:t xml:space="preserve">                if (slotId &gt;= 1 &amp;&amp; slotId &lt;= sys-&gt;totalSlots) {</w:t>
-              <w:br/>
-              <w:t xml:space="preserve">                    ParkingSlot* s = &amp;sys-&gt;slots[slotId - 1];</w:t>
-              <w:br/>
-              <w:t xml:space="preserve">                    s-&gt;status = SLOT_OCCUPIED;</w:t>
-              <w:br/>
-              <w:t xml:space="preserve">                    strncpy(s-&gt;occupiedPlate, plate, PLATE_LEN - 1);</w:t>
-              <w:br/>
-              <w:t xml:space="preserve">                    s-&gt;ticketId = ticketId;</w:t>
-              <w:br/>
-              <w:t xml:space="preserve">                    s-&gt;entryTime = (time_t)entryTime;</w:t>
-              <w:br/>
-              <w:t xml:space="preserve">                }</w:t>
-              <w:br/>
-              <w:t xml:space="preserve">            }</w:t>
-              <w:br/>
-              <w:t xml:space="preserve">        } else if (strcmp(section, "[TRANSACTIONS]") == 0) {</w:t>
-              <w:br/>
-              <w:t xml:space="preserve">            Transaction tx;</w:t>
-              <w:br/>
-              <w:t xml:space="preserve">            int typeInt;</w:t>
-              <w:br/>
-              <w:t xml:space="preserve">            long entryT, exitT;</w:t>
-              <w:br/>
-              <w:t xml:space="preserve">            if (sscanf(line, "%d,%19[^,],%d,%d,%d,%ld,%ld,%lf,%lf,%lf,%lf",</w:t>
-              <w:br/>
-              <w:t xml:space="preserve">                       &amp;tx.ticketId, tx.licensePlate, &amp;typeInt, &amp;tx.slotId, &amp;tx.floor,</w:t>
-              <w:br/>
-              <w:t xml:space="preserve">                       &amp;entryT, &amp;exitT, &amp;tx.durationHours, &amp;tx.baseRate,</w:t>
-              <w:br/>
-              <w:t xml:space="preserve">                       &amp;tx.surgeFactor, &amp;tx.totalCharge) == 11) {</w:t>
-              <w:br/>
-              <w:t xml:space="preserve">                tx.vehicleType = (VehicleType)typeInt;</w:t>
-              <w:br/>
-              <w:t xml:space="preserve">                tx.entryTime = (time_t)entryT;</w:t>
-              <w:br/>
-              <w:t xml:space="preserve">                tx.exitTime = (time_t)exitT;</w:t>
-              <w:br/>
-              <w:t xml:space="preserve">                add_transaction_to_history(sys, tx);</w:t>
-              <w:br/>
-              <w:t xml:space="preserve">            }</w:t>
-              <w:br/>
-              <w:t xml:space="preserve">        }</w:t>
-              <w:br/>
-              <w:t xml:space="preserve">    }</w:t>
-              <w:br/>
-              <w:br/>
-              <w:t xml:space="preserve">    fclose(fp);</w:t>
-              <w:br/>
-              <w:t xml:space="preserve">    printf("[+] System state successfully restored from '%s'.\n", filename);</w:t>
-              <w:br/>
-              <w:t xml:space="preserve">    return true;</w:t>
-              <w:br/>
-              <w:t>}</w:t>
-              <w:br/>
-            </w:r>
-          </w:p>
-        </w:tc>
-      </w:tr>
-    </w:tbl>
-    <w:p>
-      <w:pPr>
-        <w:spacing w:before="80" w:after="160"/>
-      </w:pPr>
-    </w:p>
-    <w:p>
-      <w:pPr>
-        <w:pStyle w:val="Heading2"/>
-        <w:spacing w:before="280" w:after="120"/>
-      </w:pPr>
-      <w:r>
-        <w:t>Automated End-to-End Simulation Demo (src/demo.c)</w:t>
-      </w:r>
-    </w:p>
-    <w:tbl>
-      <w:tblPr>
-        <w:tblW w:type="auto" w:w="0"/>
-        <w:jc w:val="center"/>
-        <w:tblLayout w:type="fixed"/>
-        <w:tblLook w:firstColumn="1" w:firstRow="1" w:lastColumn="0" w:lastRow="0" w:noHBand="0" w:noVBand="1" w:val="04A0"/>
-      </w:tblPr>
-      <w:tblGrid>
-        <w:gridCol w:w="9360"/>
-      </w:tblGrid>
-      <w:tr>
-        <w:tc>
-          <w:tcPr>
-            <w:tcW w:type="dxa" w:w="9360"/>
-            <w:shd w:fill="F4F5F7"/>
-            <w:tcMar>
-              <w:top w:w="120" w:type="dxa"/>
-              <w:bottom w:w="120" w:type="dxa"/>
-              <w:left w:w="180" w:type="dxa"/>
-              <w:right w:w="180" w:type="dxa"/>
-            </w:tcMar>
-            <w:tcBorders>
-              <w:top w:val="single" w:sz="4" w:space="0" w:color="D1D5DB"/>
-              <w:left w:val="single" w:sz="18" w:space="0" w:color="2563EB"/>
-              <w:bottom w:val="single" w:sz="4" w:space="0" w:color="D1D5DB"/>
-              <w:right w:val="single" w:sz="4" w:space="0" w:color="D1D5DB"/>
-            </w:tcBorders>
-          </w:tcPr>
-          <w:p>
-            <w:pPr>
-              <w:spacing w:before="40" w:after="40" w:line="276" w:lineRule="auto"/>
-            </w:pPr>
-            <w:r>
-              <w:rPr>
-                <w:rFonts w:ascii="Consolas" w:hAnsi="Consolas"/>
-                <w:color w:val="1E293B"/>
-                <w:sz w:val="17"/>
-              </w:rPr>
-              <w:t>#include "parking_system.h"</w:t>
-              <w:br/>
-              <w:br/>
-              <w:t>void run_automated_demo(ParkingSystem* sys) {</w:t>
-              <w:br/>
-              <w:t xml:space="preserve">    printf("\n#########################################################################\n");</w:t>
-              <w:br/>
-              <w:t xml:space="preserve">    printf("#        STARTING AUTOMATED END-TO-END DEMO SIMULATION                  #\n");</w:t>
-              <w:br/>
-              <w:t xml:space="preserve">    printf("#########################################################################\n\n");</w:t>
-              <w:br/>
-              <w:br/>
-              <w:t xml:space="preserve">    /* Step 1: Pre-train the AI model */</w:t>
-              <w:br/>
-              <w:t xml:space="preserve">    printf("--&gt; Step 1: Initializing &amp; Training AI Demand Model...\n");</w:t>
-              <w:br/>
-              <w:t xml:space="preserve">    train_ai_demand_model(sys);</w:t>
-              <w:br/>
-              <w:br/>
-              <w:t xml:space="preserve">    /* Step 2: Show initial state */</w:t>
-              <w:br/>
-              <w:t xml:space="preserve">    printf("\n--&gt; Step 2: Displaying Initial Empty Facility Layout...\n");</w:t>
-              <w:br/>
-              <w:t xml:space="preserve">    display_parking_grid_ascii(sys);</w:t>
-              <w:br/>
-              <w:br/>
-              <w:t xml:space="preserve">    /* Step 3: Vehicle Registrations */</w:t>
-              <w:br/>
-              <w:t xml:space="preserve">    printf("--&gt; Step 3: Registering Test Vehicles (Linked List)...\n");</w:t>
-              <w:br/>
-              <w:t xml:space="preserve">    register_vehicle(sys, "KA-01-AB-1234", "Dr. Arvind Rao", "+91-9876543210", TYPE_FOUR_WHEELER);</w:t>
-              <w:br/>
-              <w:t xml:space="preserve">    register_vehicle(sys, "DL-04-CD-5678", "Ms. Neha Sharma", "+91-9123456789", TYPE_TWO_WHEELER);</w:t>
-              <w:br/>
-              <w:t xml:space="preserve">    register_vehicle(sys, "MH-12-EF-9012", "Mr. Rajesh Kumar", "+91-9988776655", TYPE_FOUR_WHEELER);</w:t>
-              <w:br/>
-              <w:t xml:space="preserve">    register_vehicle(sys, "AP-09-GH-3456", "Apex Logistics", "+91-9445566778", TYPE_HEAVY_VEHICLE);</w:t>
-              <w:br/>
-              <w:t xml:space="preserve">    register_vehicle(sys, "TN-07-JK-7890", "Prof. S. Nathan", "+91-9334455667", TYPE_TWO_WHEELER);</w:t>
-              <w:br/>
-              <w:br/>
-              <w:t xml:space="preserve">    display_registered_vehicles(sys);</w:t>
-              <w:br/>
-              <w:br/>
-              <w:t xml:space="preserve">    /* Step 4: Simulate Vehicle Check-Ins (Entry) */</w:t>
-              <w:br/>
-              <w:t xml:space="preserve">    printf("--&gt; Step 4: Processing Vehicle Entries &amp; Slot Allocation (Array)...\n");</w:t>
-              <w:br/>
-              <w:t xml:space="preserve">    time_t now = time(NULL);</w:t>
-              <w:br/>
-              <w:t xml:space="preserve">    process_vehicle_entry(sys, "KA-01-AB-1234", "Dr. Arvind Rao", NULL, TYPE_FOUR_WHEELER, now - 7200); /* 2 hrs ago */</w:t>
-              <w:br/>
-              <w:t xml:space="preserve">    process_vehicle_entry(sys, "DL-04-CD-5678", "Ms. Neha Sharma", NULL, TYPE_TWO_WHEELER, now - 5400);  /* 1.5 hrs ago */</w:t>
-              <w:br/>
-              <w:t xml:space="preserve">    process_vehicle_entry(sys, "MH-12-EF-9012", "Mr. Rajesh Kumar", NULL, TYPE_FOUR_WHEELER, now - 3600); /* 1 hr ago */</w:t>
-              <w:br/>
-              <w:t xml:space="preserve">    process_vehicle_entry(sys, "AP-09-GH-3456", "Apex Logistics", NULL, TYPE_HEAVY_VEHICLE, now - 1800);  /* 0.5 hr ago */</w:t>
-              <w:br/>
-              <w:br/>
-              <w:t xml:space="preserve">    /* Step 5: Fill remaining heavy vehicle slots to test Queue overflow */</w:t>
-              <w:br/>
-              <w:t xml:space="preserve">    printf("\n--&gt; Step 5: Simulating Capacity Saturation to Trigger Waiting Queue (FIFO Queue)...\n");</w:t>
-              <w:br/>
-              <w:t xml:space="preserve">    /* We have 5 heavy slots: 26, 27, 28, 29, 30. One is taken by AP-09-GH-3456. Let's fill the rest. */</w:t>
-              <w:br/>
-              <w:t xml:space="preserve">    process_vehicle_entry(sys, "HV-TRUCK-01", "Fleet Corp 1", "001", TYPE_HEAVY_VEHICLE, now - 2000);</w:t>
-              <w:br/>
-              <w:t xml:space="preserve">    process_vehicle_entry(sys, "HV-TRUCK-02", "Fleet Corp 2", "002", TYPE_HEAVY_VEHICLE, now - 1500);</w:t>
-              <w:br/>
-              <w:t xml:space="preserve">    process_vehicle_entry(sys, "HV-TRUCK-03", "Fleet Corp 3", "003", TYPE_HEAVY_VEHICLE, now - 1000);</w:t>
-              <w:br/>
-              <w:t xml:space="preserve">    process_vehicle_entry(sys, "HV-TRUCK-04", "Fleet Corp 4", "004", TYPE_HEAVY_VEHICLE, now - 800);</w:t>
-              <w:br/>
-              <w:br/>
-              <w:t xml:space="preserve">    /* Now Heavy slots are 100% full! Next heavy vehicle must be enqueued into waiting list */</w:t>
-              <w:br/>
-              <w:t xml:space="preserve">    printf("\n--&gt; Now all Heavy Vehicle slots are full. Dispatching an overflow vehicle:\n");</w:t>
-              <w:br/>
-              <w:t xml:space="preserve">    process_vehicle_entry(sys, "HV-OVERFLOW-99", "Express Freight", "999", TYPE_HEAVY_VEHICLE, now);</w:t>
-              <w:br/>
-              <w:br/>
-              <w:t xml:space="preserve">    /* Check waiting queue status */</w:t>
-              <w:br/>
-              <w:t xml:space="preserve">    display_waiting_queue(&amp;(sys-&gt;waitingQueue));</w:t>
-              <w:br/>
-              <w:br/>
-              <w:t xml:space="preserve">    /* Step 6: Display visual lot state */</w:t>
-              <w:br/>
-              <w:t xml:space="preserve">    printf("--&gt; Step 6: Updated Parking Grid with Occupied Slots...\n");</w:t>
-              <w:br/>
-              <w:t xml:space="preserve">    display_parking_grid_ascii(sys);</w:t>
-              <w:br/>
-              <w:br/>
-              <w:t xml:space="preserve">    /* Step 7: Searching a Vehicle Slot */</w:t>
-              <w:br/>
-              <w:t xml:space="preserve">    printf("--&gt; Step 7: Searching for Slot of Vehicle 'MH-12-EF-9012' (Linear Search on Array)...\n");</w:t>
-              <w:br/>
-              <w:t xml:space="preserve">    int foundSlot = find_slot_by_plate(sys, "MH-12-EF-9012");</w:t>
-              <w:br/>
-              <w:t xml:space="preserve">    if (foundSlot != -1) {</w:t>
-              <w:br/>
-              <w:t xml:space="preserve">        printf("[Search Result] Vehicle 'MH-12-EF-9012' is parked at Slot #%02d (Floor %d).\n\n",</w:t>
-              <w:br/>
-              <w:t xml:space="preserve">               foundSlot, sys-&gt;slots[foundSlot - 1].floor);</w:t>
-              <w:br/>
-              <w:t xml:space="preserve">    }</w:t>
-              <w:br/>
-              <w:br/>
-              <w:t xml:space="preserve">    /* Step 8: Vehicle Exit &amp; Billing */</w:t>
-              <w:br/>
-              <w:t xml:space="preserve">    printf("--&gt; Step 8: Processing Checkout &amp; Exit for 'KA-01-AB-1234'...\n");</w:t>
-              <w:br/>
-              <w:t xml:space="preserve">    process_vehicle_exit(sys, "KA-01-AB-1234", now);</w:t>
-              <w:br/>
-              <w:br/>
-              <w:t xml:space="preserve">    /* Step 9: Heavy Vehicle Exits -&gt; Testing Queue Auto-Allocation */</w:t>
-              <w:br/>
-              <w:t xml:space="preserve">    printf("--&gt; Step 9: Processing Exit for Heavy Truck 'AP-09-GH-3456' to trigger auto-allocation from Waiting Queue...\n");</w:t>
-              <w:br/>
-              <w:t xml:space="preserve">    process_vehicle_exit(sys, "AP-09-GH-3456", now);</w:t>
-              <w:br/>
-              <w:br/>
-              <w:t xml:space="preserve">    /* Verify that HV-OVERFLOW-99 was dequeued and auto-assigned */</w:t>
-              <w:br/>
-              <w:t xml:space="preserve">    display_waiting_queue(&amp;(sys-&gt;waitingQueue));</w:t>
-              <w:br/>
-              <w:br/>
-              <w:t xml:space="preserve">    /* Step 10: Sorting Transaction Records (DSA Extension) */</w:t>
-              <w:br/>
-              <w:t xml:space="preserve">    printf("--&gt; Step 10: Demonstrating Sorting &amp; Binary Search on Completed Transactions...\n");</w:t>
-              <w:br/>
-              <w:br/>
-              <w:t xml:space="preserve">    /* Add another simulated exit to have more records */</w:t>
-              <w:br/>
-              <w:t xml:space="preserve">    process_vehicle_exit(sys, "DL-04-CD-5678", now);</w:t>
-              <w:br/>
-              <w:br/>
-              <w:t xml:space="preserve">    int count = 0;</w:t>
-              <w:br/>
-              <w:t xml:space="preserve">    Transaction** txArray = get_transactions_array(sys, &amp;count);</w:t>
-              <w:br/>
-              <w:t xml:space="preserve">    if (txArray &amp;&amp; count &gt; 0) {</w:t>
-              <w:br/>
-              <w:t xml:space="preserve">        printf("\n[Sort 1: QuickSort by Total Charge (Descending)]\n");</w:t>
-              <w:br/>
-              <w:t xml:space="preserve">        quick_sort_transactions_by_amount(txArray, 0, count - 1, false);</w:t>
-              <w:br/>
-              <w:t xml:space="preserve">        for (int i = 0; i &lt; count; i++) {</w:t>
-              <w:br/>
-              <w:t xml:space="preserve">            printf("  Rank %d: Ticket #%04d | Plate: %-14s | Charge: $%.2f\n",</w:t>
-              <w:br/>
-              <w:t xml:space="preserve">                   i + 1, txArray[i]-&gt;ticketId, txArray[i]-&gt;licensePlate, txArray[i]-&gt;totalCharge);</w:t>
-              <w:br/>
-              <w:t xml:space="preserve">        }</w:t>
-              <w:br/>
-              <w:br/>
-              <w:t xml:space="preserve">        printf("\n[Sort 2: MergeSort by Entry Time (Ascending)]\n");</w:t>
-              <w:br/>
-              <w:t xml:space="preserve">        merge_sort_transactions_by_time(txArray, 0, count - 1);</w:t>
-              <w:br/>
-              <w:t xml:space="preserve">        char tBuf[TIME_STR_LEN];</w:t>
-              <w:br/>
-              <w:t xml:space="preserve">        for (int i = 0; i &lt; count; i++) {</w:t>
-              <w:br/>
-              <w:t xml:space="preserve">            format_timestamp(txArray[i]-&gt;entryTime, tBuf, sizeof(tBuf));</w:t>
-              <w:br/>
-              <w:t xml:space="preserve">            printf("  Entry: %s | Ticket #%04d | Plate: %-14s\n",</w:t>
-              <w:br/>
-              <w:t xml:space="preserve">                   tBuf, txArray[i]-&gt;ticketId, txArray[i]-&gt;licensePlate);</w:t>
-              <w:br/>
-              <w:t xml:space="preserve">        }</w:t>
-              <w:br/>
-              <w:br/>
-              <w:t xml:space="preserve">        /* Binary Search for a known ticket */</w:t>
-              <w:br/>
-              <w:t xml:space="preserve">        int targetTicket = txArray[0]-&gt;ticketId;</w:t>
-              <w:br/>
-              <w:t xml:space="preserve">        printf("\n[Search 2: Binary Search for Ticket #%04d]...\n", targetTicket);</w:t>
-              <w:br/>
-              <w:t xml:space="preserve">        /* To binary search by ticketId, sort array by ticketId first or use sorted order */</w:t>
-              <w:br/>
-              <w:t xml:space="preserve">        /* Quick bubble sort by ticketId for binary search demonstration */</w:t>
-              <w:br/>
-              <w:t xml:space="preserve">        for (int i = 0; i &lt; count - 1; i++) {</w:t>
-              <w:br/>
-              <w:t xml:space="preserve">            for (int j = 0; j &lt; count - i - 1; j++) {</w:t>
-              <w:br/>
-              <w:t xml:space="preserve">                if (txArray[j]-&gt;ticketId &gt; txArray[j + 1]-&gt;ticketId) {</w:t>
-              <w:br/>
-              <w:t xml:space="preserve">                    Transaction* tmp = txArray[j];</w:t>
-              <w:br/>
-              <w:t xml:space="preserve">                    txArray[j] = txArray[j + 1];</w:t>
-              <w:br/>
-              <w:t xml:space="preserve">                    txArray[j + 1] = tmp;</w:t>
-              <w:br/>
-              <w:t xml:space="preserve">                }</w:t>
-              <w:br/>
-              <w:t xml:space="preserve">            }</w:t>
-              <w:br/>
-              <w:t xml:space="preserve">        }</w:t>
-              <w:br/>
-              <w:t xml:space="preserve">        int bsIdx = binary_search_transaction_by_ticket(txArray, count, targetTicket);</w:t>
-              <w:br/>
-              <w:t xml:space="preserve">        if (bsIdx != -1) {</w:t>
-              <w:br/>
-              <w:t xml:space="preserve">            printf("  [+] Binary Search FOUND Ticket #%04d at index %d (Vehicle: %s, Paid: $%.2f)\n\n",</w:t>
-              <w:br/>
-              <w:t xml:space="preserve">                   targetTicket, bsIdx, txArray[bsIdx]-&gt;licensePlate, txArray[bsIdx]-&gt;totalCharge);</w:t>
-              <w:br/>
-              <w:t xml:space="preserve">        }</w:t>
-              <w:br/>
-              <w:br/>
-              <w:t xml:space="preserve">        free(txArray);</w:t>
-              <w:br/>
-              <w:t xml:space="preserve">    }</w:t>
-              <w:br/>
-              <w:br/>
-              <w:t xml:space="preserve">    /* Step 11: AI Demand Dashboard */</w:t>
-              <w:br/>
-              <w:t xml:space="preserve">    printf("--&gt; Step 11: AI Parking Demand Prediction Forecast...\n");</w:t>
-              <w:br/>
-              <w:t xml:space="preserve">    display_ai_demand_dashboard(sys);</w:t>
-              <w:br/>
-              <w:br/>
-              <w:t xml:space="preserve">    /* Step 12: Overall Statistics */</w:t>
-              <w:br/>
-              <w:t xml:space="preserve">    printf("--&gt; Step 12: Overall Parking Statistics...\n");</w:t>
-              <w:br/>
-              <w:t xml:space="preserve">    display_parking_statistics(sys);</w:t>
-              <w:br/>
-              <w:br/>
-              <w:t xml:space="preserve">    printf("#########################################################################\n");</w:t>
-              <w:br/>
-              <w:t xml:space="preserve">    printf("#                    DEMO COMPLETED SUCCESSFULLY                        #\n");</w:t>
-              <w:br/>
-              <w:t xml:space="preserve">    printf("#########################################################################\n\n");</w:t>
-              <w:br/>
-              <w:t>}</w:t>
-              <w:br/>
-            </w:r>
-          </w:p>
-        </w:tc>
-      </w:tr>
-    </w:tbl>
-    <w:p>
-      <w:pPr>
-        <w:spacing w:before="80" w:after="160"/>
-      </w:pPr>
-    </w:p>
-    <w:p>
-      <w:pPr>
-        <w:pStyle w:val="Heading2"/>
-        <w:spacing w:before="280" w:after="120"/>
-      </w:pPr>
-      <w:r>
-        <w:t>Formatting Utilities &amp; Case-Insensitive String Match (src/utils.c)</w:t>
-      </w:r>
-    </w:p>
-    <w:tbl>
-      <w:tblPr>
-        <w:tblW w:type="auto" w:w="0"/>
-        <w:jc w:val="center"/>
-        <w:tblLayout w:type="fixed"/>
-        <w:tblLook w:firstColumn="1" w:firstRow="1" w:lastColumn="0" w:lastRow="0" w:noHBand="0" w:noVBand="1" w:val="04A0"/>
-      </w:tblPr>
-      <w:tblGrid>
-        <w:gridCol w:w="9360"/>
-      </w:tblGrid>
-      <w:tr>
-        <w:tc>
-          <w:tcPr>
-            <w:tcW w:type="dxa" w:w="9360"/>
-            <w:shd w:fill="F4F5F7"/>
-            <w:tcMar>
-              <w:top w:w="120" w:type="dxa"/>
-              <w:bottom w:w="120" w:type="dxa"/>
-              <w:left w:w="180" w:type="dxa"/>
-              <w:right w:w="180" w:type="dxa"/>
-            </w:tcMar>
-            <w:tcBorders>
-              <w:top w:val="single" w:sz="4" w:space="0" w:color="D1D5DB"/>
-              <w:left w:val="single" w:sz="18" w:space="0" w:color="2563EB"/>
-              <w:bottom w:val="single" w:sz="4" w:space="0" w:color="D1D5DB"/>
-              <w:right w:val="single" w:sz="4" w:space="0" w:color="D1D5DB"/>
-            </w:tcBorders>
-          </w:tcPr>
-          <w:p>
-            <w:pPr>
-              <w:spacing w:before="40" w:after="40" w:line="276" w:lineRule="auto"/>
-            </w:pPr>
-            <w:r>
-              <w:rPr>
-                <w:rFonts w:ascii="Consolas" w:hAnsi="Consolas"/>
-                <w:color w:val="1E293B"/>
-                <w:sz w:val="17"/>
-              </w:rPr>
-              <w:t>#include "parking_system.h"</w:t>
-              <w:br/>
-              <w:br/>
-              <w:t>const char* vehicle_type_to_string(VehicleType type) {</w:t>
-              <w:br/>
-              <w:t xml:space="preserve">    switch (type) {</w:t>
-              <w:br/>
-              <w:t xml:space="preserve">        case TYPE_TWO_WHEELER:</w:t>
-              <w:br/>
-              <w:t xml:space="preserve">            return "2-Wheeler (Motorcycle/Scooter)";</w:t>
-              <w:br/>
-              <w:t xml:space="preserve">        case TYPE_FOUR_WHEELER:</w:t>
-              <w:br/>
-              <w:t xml:space="preserve">            return "4-Wheeler (Car/Sedan/SUV)";</w:t>
-              <w:br/>
-              <w:t xml:space="preserve">        case TYPE_HEAVY_VEHICLE:</w:t>
-              <w:br/>
-              <w:t xml:space="preserve">            return "Heavy (Truck/Bus/Van)";</w:t>
-              <w:br/>
-              <w:t xml:space="preserve">        default:</w:t>
-              <w:br/>
-              <w:t xml:space="preserve">            return "Unknown";</w:t>
-              <w:br/>
-              <w:t xml:space="preserve">    }</w:t>
-              <w:br/>
-              <w:t>}</w:t>
-              <w:br/>
-              <w:br/>
-              <w:t>const char* slot_status_to_string(SlotStatus status) {</w:t>
-              <w:br/>
-              <w:t xml:space="preserve">    switch (status) {</w:t>
-              <w:br/>
-              <w:t xml:space="preserve">        case SLOT_VACANT:</w:t>
-              <w:br/>
-              <w:t xml:space="preserve">            return "VACANT";</w:t>
-              <w:br/>
-              <w:t xml:space="preserve">        case SLOT_OCCUPIED:</w:t>
-              <w:br/>
-              <w:t xml:space="preserve">            return "OCCUPIED";</w:t>
-              <w:br/>
-              <w:t xml:space="preserve">        case SLOT_MAINTENANCE:</w:t>
-              <w:br/>
-              <w:t xml:space="preserve">            return "MAINTENANCE";</w:t>
-              <w:br/>
-              <w:t xml:space="preserve">        default:</w:t>
-              <w:br/>
-              <w:t xml:space="preserve">            return "UNKNOWN";</w:t>
-              <w:br/>
-              <w:t xml:space="preserve">    }</w:t>
-              <w:br/>
-              <w:t>}</w:t>
-              <w:br/>
-              <w:br/>
-              <w:t>void format_timestamp(time_t rawTime, char* buffer, size_t maxLen) {</w:t>
-              <w:br/>
-              <w:t xml:space="preserve">    if (rawTime == 0) {</w:t>
-              <w:br/>
-              <w:t xml:space="preserve">        snprintf(buffer, maxLen, "N/A");</w:t>
-              <w:br/>
-              <w:t xml:space="preserve">        return;</w:t>
-              <w:br/>
-              <w:t xml:space="preserve">    }</w:t>
-              <w:br/>
-              <w:t xml:space="preserve">    struct tm* timeInfo = localtime(&amp;rawTime);</w:t>
-              <w:br/>
-              <w:t xml:space="preserve">    if (timeInfo) {</w:t>
-              <w:br/>
-              <w:t xml:space="preserve">        strftime(buffer, maxLen, "%Y-%m-%d %H:%M:%S", timeInfo);</w:t>
-              <w:br/>
-              <w:t xml:space="preserve">    } else {</w:t>
-              <w:br/>
-              <w:t xml:space="preserve">        snprintf(buffer, maxLen, "Invalid Time");</w:t>
-              <w:br/>
-              <w:t xml:space="preserve">    }</w:t>
-              <w:br/>
-              <w:t>}</w:t>
-              <w:br/>
-              <w:br/>
-              <w:t>bool plates_match(const char* a, const char* b) {</w:t>
-              <w:br/>
-              <w:t xml:space="preserve">    if (!a || !b) return false;</w:t>
-              <w:br/>
-              <w:t xml:space="preserve">    while (*a &amp;&amp; *b) {</w:t>
-              <w:br/>
-              <w:t xml:space="preserve">        char ca = *a;</w:t>
-              <w:br/>
-              <w:t xml:space="preserve">        char cb = *b;</w:t>
-              <w:br/>
-              <w:t xml:space="preserve">        if (ca &gt;= 'A' &amp;&amp; ca &lt;= 'Z') ca += ('a' - 'A');</w:t>
-              <w:br/>
-              <w:t xml:space="preserve">        if (cb &gt;= 'A' &amp;&amp; cb &lt;= 'Z') cb += ('a' - 'A');</w:t>
-              <w:br/>
-              <w:t xml:space="preserve">        if (ca != cb) return false;</w:t>
-              <w:br/>
-              <w:t xml:space="preserve">        a++;</w:t>
-              <w:br/>
-              <w:t xml:space="preserve">        b++;</w:t>
-              <w:br/>
-              <w:t xml:space="preserve">    }</w:t>
-              <w:br/>
-              <w:t xml:space="preserve">    return (*a == '\0' &amp;&amp; *b == '\0');</w:t>
-              <w:br/>
-              <w:t>}</w:t>
-              <w:br/>
-              <w:br/>
-            </w:r>
-          </w:p>
-        </w:tc>
-      </w:tr>
-    </w:tbl>
-    <w:p>
-      <w:pPr>
-        <w:spacing w:before="80" w:after="160"/>
-      </w:pPr>
-    </w:p>
-    <w:p>
-      <w:r>
-        <w:br w:type="page"/>
-      </w:r>
-    </w:p>
-    <w:p>
-      <w:pPr>
-        <w:pStyle w:val="Heading1"/>
-        <w:spacing w:before="320" w:after="160"/>
-      </w:pPr>
-      <w:r>
-        <w:t>System Execution Log (Automated Demo Simulation)</w:t>
-      </w:r>
-    </w:p>
-    <w:tbl>
-      <w:tblPr>
-        <w:tblW w:type="auto" w:w="0"/>
-        <w:jc w:val="center"/>
-        <w:tblLayout w:type="fixed"/>
-        <w:tblLook w:firstColumn="1" w:firstRow="1" w:lastColumn="0" w:lastRow="0" w:noHBand="0" w:noVBand="1" w:val="04A0"/>
-      </w:tblPr>
-      <w:tblGrid>
-        <w:gridCol w:w="9360"/>
-      </w:tblGrid>
-      <w:tr>
-        <w:tc>
-          <w:tcPr>
-            <w:tcW w:type="dxa" w:w="9360"/>
-            <w:shd w:fill="F4F5F7"/>
-            <w:tcMar>
-              <w:top w:w="120" w:type="dxa"/>
-              <w:bottom w:w="120" w:type="dxa"/>
-              <w:left w:w="180" w:type="dxa"/>
-              <w:right w:w="180" w:type="dxa"/>
-            </w:tcMar>
-            <w:tcBorders>
-              <w:top w:val="single" w:sz="4" w:space="0" w:color="D1D5DB"/>
-              <w:left w:val="single" w:sz="18" w:space="0" w:color="2563EB"/>
-              <w:bottom w:val="single" w:sz="4" w:space="0" w:color="D1D5DB"/>
-              <w:right w:val="single" w:sz="4" w:space="0" w:color="D1D5DB"/>
-            </w:tcBorders>
-          </w:tcPr>
-          <w:p>
-            <w:pPr>
-              <w:spacing w:before="40" w:after="40" w:line="276" w:lineRule="auto"/>
-            </w:pPr>
-            <w:r>
-              <w:rPr>
-                <w:rFonts w:ascii="Consolas" w:hAnsi="Consolas"/>
-                <w:color w:val="1E293B"/>
-                <w:sz w:val="17"/>
-              </w:rPr>
-              <w:t>[AI Engine] Demand model successfully trained with 0 historical transactions.</w:t>
-              <w:br/>
-              <w:br/>
-              <w:t>#########################################################################</w:t>
-              <w:br/>
-              <w:t>#        STARTING AUTOMATED END-TO-END DEMO SIMULATION                  #</w:t>
-              <w:br/>
-              <w:t>#########################################################################</w:t>
-              <w:br/>
-              <w:br/>
-              <w:t>--&gt; Step 1: Initializing &amp; Training AI Demand Model...</w:t>
-              <w:br/>
-              <w:t>[AI Engine] Demand model successfully trained with 0 historical transactions.</w:t>
-              <w:br/>
-              <w:br/>
-              <w:t>--&gt; Step 2: Displaying Initial Empty Facility Layout...</w:t>
-              <w:br/>
-              <w:br/>
-              <w:t>+===========================================================================+</w:t>
-              <w:br/>
-              <w:t>|                    PARKING LOT REAL-TIME 2D GRID MAP                     |</w:t>
-              <w:br/>
-              <w:t>+===========================================================================+</w:t>
-              <w:br/>
-              <w:t>| FLOOR 1:                                                                   |</w:t>
-              <w:br/>
-              <w:t>|   [01: V ] [02: V ] [03: V ] [04: V ] [05: V ] [06: V ] [07: V ] [08: V ] [09: V ] [10: V ] |</w:t>
-              <w:br/>
-              <w:t>| FLOOR 2:                                                                   |</w:t>
-              <w:br/>
-              <w:t>|   [11: V ] [12: V ] [13: V ] [14: V ] [15: V ] [16: V ] [17: V ] [18: V ] [19: V ] [20: V ] |</w:t>
-              <w:br/>
-              <w:t>| FLOOR 3:                                                                   |</w:t>
-              <w:br/>
-              <w:t>|   [21: V ] [22: V ] [23: V ] [24: V ] [25: V ] [26: V ] [27: V ] [28: V ] [29: V ] [30: V ] |</w:t>
-              <w:br/>
-              <w:t>+---------------------------------------------------------------------------+</w:t>
-              <w:br/>
-              <w:t>| Legend: [ V ] = Vacant (Available)  |  [ O ] = Occupied  |  [ M ] = Maint |</w:t>
-              <w:br/>
-              <w:t>+===========================================================================+</w:t>
-              <w:br/>
-              <w:br/>
-              <w:t>--&gt; Step 3: Registering Test Vehicles (Linked List)...</w:t>
-              <w:br/>
-              <w:t>[+] Successfully registered vehicle 'KA-01-AB-1234' (4-Wheeler (Car/Sedan/SUV), Owner: Dr. Arvind Rao)</w:t>
-              <w:br/>
-              <w:t>[+] Successfully registered vehicle 'DL-04-CD-5678' (2-Wheeler (Motorcycle/Scooter), Owner: Ms. Neha Sharma)</w:t>
-              <w:br/>
-              <w:t>[+] Successfully registered vehicle 'MH-12-EF-9012' (4-Wheeler (Car/Sedan/SUV), Owner: Mr. Rajesh Kumar)</w:t>
-              <w:br/>
-              <w:t>[+] Successfully registered vehicle 'AP-09-GH-3456' (Heavy (Truck/Bus/Van), Owner: Apex Logistics)</w:t>
-              <w:br/>
-              <w:t>[+] Successfully registered vehicle 'TN-07-JK-7890' (2-Wheeler (Motorcycle/Scooter), Owner: Prof. S. Nathan)</w:t>
-              <w:br/>
-              <w:br/>
-              <w:t>=========================================================================================</w:t>
-              <w:br/>
-              <w:t xml:space="preserve">                                REGISTERED VEHICLES (LINKED LIST)                       </w:t>
-              <w:br/>
-              <w:t>=========================================================================================</w:t>
-              <w:br/>
-              <w:t xml:space="preserve">License Plate   | Owner Name             | Vehicle Type         | Contact        </w:t>
-              <w:br/>
-              <w:t>-----------------------------------------------------------------------------------------</w:t>
-              <w:br/>
-              <w:t xml:space="preserve">TN-07-JK-7890   | Prof. S. Nathan        | 2-Wheeler (Motorcycle/Scooter) | +91-9334455667 </w:t>
-              <w:br/>
-              <w:t xml:space="preserve">AP-09-GH-3456   | Apex Logistics         | Heavy (Truck/Bus/Van) | +91-9445566778 </w:t>
-              <w:br/>
-              <w:t xml:space="preserve">MH-12-EF-9012   | Mr. Rajesh Kumar       | 4-Wheeler (Car/Sedan/SUV) | +91-9988776655 </w:t>
-              <w:br/>
-              <w:t xml:space="preserve">DL-04-CD-5678   | Ms. Neha Sharma        | 2-Wheeler (Motorcycle/Scooter) | +91-9123456789 </w:t>
-              <w:br/>
-              <w:t xml:space="preserve">KA-01-AB-1234   | Dr. Arvind Rao         | 4-Wheeler (Car/Sedan/SUV) | +91-9876543210 </w:t>
-              <w:br/>
-              <w:t>-----------------------------------------------------------------------------------------</w:t>
-              <w:br/>
-              <w:t>Total registered vehicles: 5</w:t>
-              <w:br/>
-              <w:br/>
-              <w:t>--&gt; Step 4: Processing Vehicle Entries &amp; Slot Allocation (Array)...</w:t>
-              <w:br/>
-              <w:br/>
-              <w:t>=======================================================</w:t>
-              <w:br/>
-              <w:t xml:space="preserve">               PARKING ENTRY TICKET ISSUED             </w:t>
-              <w:br/>
-              <w:t>=======================================================</w:t>
-              <w:br/>
-              <w:t xml:space="preserve"> Ticket ID      : #1001</w:t>
-              <w:br/>
-              <w:t xml:space="preserve"> License Plate  : KA-01-AB-1234</w:t>
-              <w:br/>
-              <w:t xml:space="preserve"> Vehicle Type   : 4-Wheeler (Car/Sedan/SUV)</w:t>
-              <w:br/>
-              <w:t xml:space="preserve"> Owner Name     : Dr. Arvind Rao</w:t>
-              <w:br/>
-              <w:t xml:space="preserve"> Assigned Slot  : Floor 1, Slot #05</w:t>
-              <w:br/>
-              <w:t xml:space="preserve"> Entry Time     : 2026-10-04 16:29:33</w:t>
-              <w:br/>
-              <w:t xml:space="preserve"> Hourly Rate    : $30.00 / hr</w:t>
-              <w:br/>
-              <w:t>=======================================================</w:t>
-              <w:br/>
-              <w:br/>
-              <w:br/>
-              <w:t>=======================================================</w:t>
-              <w:br/>
-              <w:t xml:space="preserve">               PARKING ENTRY TICKET ISSUED             </w:t>
-              <w:br/>
-              <w:t>=======================================================</w:t>
-              <w:br/>
-              <w:t xml:space="preserve"> Ticket ID      : #1002</w:t>
-              <w:br/>
-              <w:t xml:space="preserve"> License Plate  : DL-04-CD-5678</w:t>
-              <w:br/>
-              <w:t xml:space="preserve"> Vehicle Type   : 2-Wheeler (Motorcycle/Scooter)</w:t>
-              <w:br/>
-              <w:t xml:space="preserve"> Owner Name     : Ms. Neha Sharma</w:t>
-              <w:br/>
-              <w:t xml:space="preserve"> Assigned Slot  : Floor 1, Slot #01</w:t>
-              <w:br/>
-              <w:t xml:space="preserve"> Entry Time     : 2026-10-04 16:59:33</w:t>
-              <w:br/>
-              <w:t xml:space="preserve"> Hourly Rate    : $15.00 / hr</w:t>
-              <w:br/>
-              <w:t>=======================================================</w:t>
-              <w:br/>
-              <w:br/>
-              <w:br/>
-              <w:t>=======================================================</w:t>
-              <w:br/>
-              <w:t xml:space="preserve">               PARKING ENTRY TICKET ISSUED             </w:t>
-              <w:br/>
-              <w:t>=======================================================</w:t>
-              <w:br/>
-              <w:t xml:space="preserve"> Ticket ID      : #1003</w:t>
-              <w:br/>
-              <w:t xml:space="preserve"> License Plate  : MH-12-EF-9012</w:t>
-              <w:br/>
-              <w:t xml:space="preserve"> Vehicle Type   : 4-Wheeler (Car/Sedan/SUV)</w:t>
-              <w:br/>
-              <w:t xml:space="preserve"> Owner Name     : Mr. Rajesh Kumar</w:t>
-              <w:br/>
-              <w:t xml:space="preserve"> Assigned Slot  : Floor 1, Slot #06</w:t>
-              <w:br/>
-              <w:t xml:space="preserve"> Entry Time     : 2026-10-04 17:29:33</w:t>
-              <w:br/>
-              <w:t xml:space="preserve"> Hourly Rate    : $30.00 / hr</w:t>
-              <w:br/>
-              <w:t>=======================================================</w:t>
-              <w:br/>
-              <w:br/>
-              <w:br/>
-              <w:t>=======================================================</w:t>
-              <w:br/>
-              <w:t xml:space="preserve">               PARKING ENTRY TICKET ISSUED             </w:t>
-              <w:br/>
-              <w:t>=======================================================</w:t>
-              <w:br/>
-              <w:t xml:space="preserve"> Ticket ID      : #1004</w:t>
-              <w:br/>
-              <w:t xml:space="preserve"> License Plate  : AP-09-GH-3456</w:t>
-              <w:br/>
-              <w:t xml:space="preserve"> Vehicle Type   : Heavy (Truck/Bus/Van)</w:t>
-              <w:br/>
-              <w:t xml:space="preserve"> Owner Name     : Apex Logistics</w:t>
-              <w:br/>
-              <w:t xml:space="preserve"> Assigned Slot  : Floor 3, Slot #26</w:t>
-              <w:br/>
-              <w:t xml:space="preserve"> Entry Time     : 2026-10-04 17:59:33</w:t>
-              <w:br/>
-              <w:t xml:space="preserve"> Hourly Rate    : $60.00 / hr</w:t>
-              <w:br/>
-              <w:t>=======================================================</w:t>
-              <w:br/>
-              <w:br/>
-              <w:br/>
-              <w:t>--&gt; Step 5: Simulating Capacity Saturation to Trigger Waiting Queue (FIFO Queue)...</w:t>
-              <w:br/>
-              <w:t>[+] Successfully registered vehicle 'HV-TRUCK-01' (Heavy (Truck/Bus/Van), Owner: Fleet Corp 1)</w:t>
-              <w:br/>
-              <w:br/>
-              <w:t>=======================================================</w:t>
-              <w:br/>
-              <w:t xml:space="preserve">               PARKING ENTRY TICKET ISSUED             </w:t>
-              <w:br/>
-              <w:t>=======================================================</w:t>
-              <w:br/>
-              <w:t xml:space="preserve"> Ticket ID      : #1005</w:t>
-              <w:br/>
-              <w:t xml:space="preserve"> License Plate  : HV-TRUCK-01</w:t>
-              <w:br/>
-              <w:t xml:space="preserve"> Vehicle Type   : Heavy (Truck/Bus/Van)</w:t>
-              <w:br/>
-              <w:t xml:space="preserve"> Owner Name     : Fleet Corp 1</w:t>
-              <w:br/>
-              <w:t xml:space="preserve"> Assigned Slot  : Floor 3, Slot #27</w:t>
-              <w:br/>
-              <w:t xml:space="preserve"> Entry Time     : 2026-10-04 17:56:13</w:t>
-              <w:br/>
-              <w:t xml:space="preserve"> Hourly Rate    : $60.00 / hr</w:t>
-              <w:br/>
-              <w:t>=======================================================</w:t>
-              <w:br/>
-              <w:br/>
-              <w:t>[+] Successfully registered vehicle 'HV-TRUCK-02' (Heavy (Truck/Bus/Van), Owner: Fleet Corp 2)</w:t>
-              <w:br/>
-              <w:br/>
-              <w:t>=======================================================</w:t>
-              <w:br/>
-              <w:t xml:space="preserve">               PARKING ENTRY TICKET ISSUED             </w:t>
-              <w:br/>
-              <w:t>=======================================================</w:t>
-              <w:br/>
-              <w:t xml:space="preserve"> Ticket ID      : #1006</w:t>
-              <w:br/>
-              <w:t xml:space="preserve"> License Plate  : HV-TRUCK-02</w:t>
-              <w:br/>
-              <w:t xml:space="preserve"> Vehicle Type   : Heavy (Truck/Bus/Van)</w:t>
-              <w:br/>
-              <w:t xml:space="preserve"> Owner Name     : Fleet Corp 2</w:t>
-              <w:br/>
-              <w:t xml:space="preserve"> Assigned Slot  : Floor 3, Slot #28</w:t>
-              <w:br/>
-              <w:t xml:space="preserve"> Entry Time     : 2026-10-04 18:04:33</w:t>
-              <w:br/>
-              <w:t xml:space="preserve"> Hourly Rate    : $60.00 / hr</w:t>
-              <w:br/>
-              <w:t>=======================================================</w:t>
-              <w:br/>
-              <w:br/>
-              <w:t>[+] Successfully registered vehicle 'HV-TRUCK-03' (Heavy (Truck/Bus/Van), Owner: Fleet Corp 3)</w:t>
-              <w:br/>
-              <w:br/>
-              <w:t>=======================================================</w:t>
-              <w:br/>
-              <w:t xml:space="preserve">               PARKING ENTRY TICKET ISSUED             </w:t>
-              <w:br/>
-              <w:t>=======================================================</w:t>
-              <w:br/>
-              <w:t xml:space="preserve"> Ticket ID      : #1007</w:t>
-              <w:br/>
-              <w:t xml:space="preserve"> License Plate  : HV-TRUCK-03</w:t>
-              <w:br/>
-              <w:t xml:space="preserve"> Vehicle Type   : Heavy (Truck/Bus/Van)</w:t>
-              <w:br/>
-              <w:t xml:space="preserve"> Owner Name     : Fleet Corp 3</w:t>
-              <w:br/>
-              <w:t xml:space="preserve"> Assigned Slot  : Floor 3, Slot #29</w:t>
-              <w:br/>
-              <w:t xml:space="preserve"> Entry Time     : 2026-10-04 18:12:53</w:t>
-              <w:br/>
-              <w:t xml:space="preserve"> Hourly Rate    : $60.00 / hr</w:t>
-              <w:br/>
-              <w:t>=======================================================</w:t>
-              <w:br/>
-              <w:br/>
-              <w:t>[+] Successfully registered vehicle 'HV-TRUCK-04' (Heavy (Truck/Bus/Van), Owner: Fleet Corp 4)</w:t>
-              <w:br/>
-              <w:br/>
-              <w:t>=======================================================</w:t>
-              <w:br/>
-              <w:t xml:space="preserve">               PARKING ENTRY TICKET ISSUED             </w:t>
-              <w:br/>
-              <w:t>=======================================================</w:t>
-              <w:br/>
-              <w:t xml:space="preserve"> Ticket ID      : #1008</w:t>
-              <w:br/>
-              <w:t xml:space="preserve"> License Plate  : HV-TRUCK-04</w:t>
-              <w:br/>
-              <w:t xml:space="preserve"> Vehicle Type   : Heavy (Truck/Bus/Van)</w:t>
-              <w:br/>
-              <w:t xml:space="preserve"> Owner Name     : Fleet Corp 4</w:t>
-              <w:br/>
-              <w:t xml:space="preserve"> Assigned Slot  : Floor 3, Slot #30</w:t>
-              <w:br/>
-              <w:t xml:space="preserve"> Entry Time     : 2026-10-04 18:16:13</w:t>
-              <w:br/>
-              <w:t xml:space="preserve"> Hourly Rate    : $60.00 / hr</w:t>
-              <w:br/>
-              <w:t>=======================================================</w:t>
-              <w:br/>
-              <w:br/>
-              <w:br/>
-              <w:t>--&gt; Now all Heavy Vehicle slots are full. Dispatching an overflow vehicle:</w:t>
-              <w:br/>
-              <w:t>[+] Successfully registered vehicle 'HV-OVERFLOW-99' (Heavy (Truck/Bus/Van), Owner: Express Freight)</w:t>
-              <w:br/>
-              <w:t>[i] Parking full! Vehicle 'HV-OVERFLOW-99' added to FIFO Waiting Queue (Position #1).</w:t>
-              <w:br/>
-              <w:br/>
-              <w:t>=========================================================================================</w:t>
-              <w:br/>
-              <w:t xml:space="preserve">                                FIFO WAITING QUEUE STATUS                                </w:t>
-              <w:br/>
-              <w:t>=========================================================================================</w:t>
-              <w:br/>
-              <w:t xml:space="preserve">Pos   | License Plate   | Vehicle Type         | Owner Name           | Queued Time         </w:t>
-              <w:br/>
-              <w:t>-----------------------------------------------------------------------------------------</w:t>
-              <w:br/>
-              <w:t xml:space="preserve">#1    | HV-OVERFLOW-99  | Heavy (Truck/Bus/Van) | Express Freight      | 2026-10-04 18:29:33 </w:t>
-              <w:br/>
-              <w:t>-----------------------------------------------------------------------------------------</w:t>
-              <w:br/>
-              <w:t>Total waiting in queue: 1</w:t>
-              <w:br/>
-              <w:br/>
-              <w:t>--&gt; Step 6: Updated Parking Grid with Occupied Slots...</w:t>
-              <w:br/>
-              <w:br/>
-              <w:t>+===========================================================================+</w:t>
-              <w:br/>
-              <w:t>|                    PARKING LOT REAL-TIME 2D GRID MAP                     |</w:t>
-              <w:br/>
-              <w:t>+===========================================================================+</w:t>
-              <w:br/>
-              <w:t>| FLOOR 1:                                                                   |</w:t>
-              <w:br/>
-              <w:t>|   [01: O ] [02: V ] [03: V ] [04: V ] [05: O ] [06: O ] [07: V ] [08: V ] [09: V ] [10: V ] |</w:t>
-              <w:br/>
-              <w:t>| FLOOR 2:                                                                   |</w:t>
-              <w:br/>
-              <w:t>|   [11: V ] [12: V ] [13: V ] [14: V ] [15: V ] [16: V ] [17: V ] [18: V ] [19: V ] [20: V ] |</w:t>
-              <w:br/>
-              <w:t>| FLOOR 3:                                                                   |</w:t>
-              <w:br/>
-              <w:t>|   [21: V ] [22: V ] [23: V ] [24: V ] [25: V ] [26: O ] [27: O ] [28: O ] [29: O ] [30: O ] |</w:t>
-              <w:br/>
-              <w:t>+---------------------------------------------------------------------------+</w:t>
-              <w:br/>
-              <w:t>| Legend: [ V ] = Vacant (Available)  |  [ O ] = Occupied  |  [ M ] = Maint |</w:t>
-              <w:br/>
-              <w:t>+===========================================================================+</w:t>
-              <w:br/>
-              <w:br/>
-              <w:t>--&gt; Step 7: Searching for Slot of Vehicle 'MH-12-EF-9012' (Linear Search on Array)...</w:t>
-              <w:br/>
-              <w:t>[Search Result] Vehicle 'MH-12-EF-9012' is parked at Slot #06 (Floor 1).</w:t>
-              <w:br/>
-              <w:br/>
-              <w:t>--&gt; Step 8: Processing Checkout &amp; Exit for 'KA-01-AB-1234'...</w:t>
-              <w:br/>
-              <w:br/>
-              <w:t>*************************************************************</w:t>
-              <w:br/>
-              <w:t>*               SMART PARKING RECEIPT &amp; INVOICE             *</w:t>
-              <w:br/>
-              <w:t>*************************************************************</w:t>
-              <w:br/>
-              <w:t xml:space="preserve"> Ticket Number     : #1001</w:t>
-              <w:br/>
-              <w:t xml:space="preserve"> Vehicle Plate     : KA-01-AB-1234</w:t>
-              <w:br/>
-              <w:t xml:space="preserve"> Vehicle Type      : 4-Wheeler (Car/Sedan/SUV)</w:t>
-              <w:br/>
-              <w:t xml:space="preserve"> Allocated Slot    : Floor 1, Slot #05</w:t>
-              <w:br/>
-              <w:t>-------------------------------------------------------------</w:t>
-              <w:br/>
-              <w:t xml:space="preserve"> Entry Time        : 2026-10-04 16:29:33</w:t>
-              <w:br/>
-              <w:t xml:space="preserve"> Exit Time         : 2026-10-04 18:29:33</w:t>
-              <w:br/>
-              <w:t xml:space="preserve"> Duration (Hours)  : 2.00 hrs</w:t>
-              <w:br/>
-              <w:t xml:space="preserve"> Base Hourly Rate  : $30.00 / hr</w:t>
-              <w:br/>
-              <w:t xml:space="preserve"> AI Dynamic Surge  : 1.50x</w:t>
-              <w:br/>
-              <w:t>-------------------------------------------------------------</w:t>
-              <w:br/>
-              <w:t xml:space="preserve"> TOTAL DUE / PAID  : $90.00</w:t>
-              <w:br/>
-              <w:t>*************************************************************</w:t>
-              <w:br/>
-              <w:t xml:space="preserve">              Thank you for parking with us!                 </w:t>
-              <w:br/>
-              <w:t>*************************************************************</w:t>
-              <w:br/>
-              <w:br/>
-              <w:t>[+] Slot #05 (Floor 1) is now VACANT.</w:t>
-              <w:br/>
-              <w:t>--&gt; Step 9: Processing Exit for Heavy Truck 'AP-09-GH-3456' to trigger auto-allocation from Waiting Queue...</w:t>
-              <w:br/>
-              <w:br/>
-              <w:t>*************************************************************</w:t>
-              <w:br/>
-              <w:t>*               SMART PARKING RECEIPT &amp; INVOICE             *</w:t>
-              <w:br/>
-              <w:t>*************************************************************</w:t>
-              <w:br/>
-              <w:t xml:space="preserve"> Ticket Number     : #1004</w:t>
-              <w:br/>
-              <w:t xml:space="preserve"> Vehicle Plate     : AP-09-GH-3456</w:t>
-              <w:br/>
-              <w:t xml:space="preserve"> Vehicle Type      : Heavy (Truck/Bus/Van)</w:t>
-              <w:br/>
-              <w:t xml:space="preserve"> Allocated Slot    : Floor 3, Slot #26</w:t>
-              <w:br/>
-              <w:t>-------------------------------------------------------------</w:t>
-              <w:br/>
-              <w:t xml:space="preserve"> Entry Time        : 2026-10-04 17:59:33</w:t>
-              <w:br/>
-              <w:t xml:space="preserve"> Exit Time         : 2026-10-04 18:29:33</w:t>
-              <w:br/>
-              <w:t xml:space="preserve"> Duration (Hours)  : 0.50 hrs</w:t>
-              <w:br/>
-              <w:t xml:space="preserve"> Base Hourly Rate  : $60.00 / hr</w:t>
-              <w:br/>
-              <w:t xml:space="preserve"> AI Dynamic Surge  : 1.50x</w:t>
-              <w:br/>
-              <w:t>-------------------------------------------------------------</w:t>
-              <w:br/>
-              <w:t xml:space="preserve"> TOTAL DUE / PAID  : $90.00</w:t>
-              <w:br/>
-              <w:t>*************************************************************</w:t>
-              <w:br/>
-              <w:t xml:space="preserve">              Thank you for parking with us!                 </w:t>
-              <w:br/>
-              <w:t>*************************************************************</w:t>
-              <w:br/>
-              <w:br/>
-              <w:t>[+] Slot #26 (Floor 3) is now VACANT.</w:t>
-              <w:br/>
-              <w:br/>
-              <w:t>&gt;&gt;&gt; [AUTO-ALLOCATION]: Dequeued waiting vehicle 'HV-OVERFLOW-99' and assigned to Slot #26! &lt;&lt;&lt;</w:t>
-              <w:br/>
-              <w:br/>
-              <w:br/>
-              <w:t>=========================================================================================</w:t>
-              <w:br/>
-              <w:t xml:space="preserve">                                FIFO WAITING QUEUE STATUS                                </w:t>
-              <w:br/>
-              <w:t>=========================================================================================</w:t>
-              <w:br/>
-              <w:t xml:space="preserve">Pos   | License Plate   | Vehicle Type         | Owner Name           | Queued Time         </w:t>
-              <w:br/>
-              <w:t>-----------------------------------------------------------------------------------------</w:t>
-              <w:br/>
-              <w:t xml:space="preserve">  [Waiting queue is empty. No vehicles currently queued.]</w:t>
-              <w:br/>
-              <w:t>-----------------------------------------------------------------------------------------</w:t>
-              <w:br/>
-              <w:t>Total waiting in queue: 0</w:t>
-              <w:br/>
-              <w:br/>
-              <w:t>--&gt; Step 10: Demonstrating Sorting &amp; Binary Search on Completed Transactions...</w:t>
-              <w:br/>
-              <w:br/>
-              <w:t>*************************************************************</w:t>
-              <w:br/>
-              <w:t>*               SMART PARKING RECEIPT &amp; INVOICE             *</w:t>
-              <w:br/>
-              <w:t>*************************************************************</w:t>
-              <w:br/>
-              <w:t xml:space="preserve"> Ticket Number     : #1002</w:t>
-              <w:br/>
-              <w:t xml:space="preserve"> Vehicle Plate     : DL-04-CD-5678</w:t>
-              <w:br/>
-              <w:t xml:space="preserve"> Vehicle Type      : 2-Wheeler (Motorcycle/Scooter)</w:t>
-              <w:br/>
-              <w:t xml:space="preserve"> Allocated Slot    : Floor 1, Slot #01</w:t>
-              <w:br/>
-              <w:t>-------------------------------------------------------------</w:t>
-              <w:br/>
-              <w:t xml:space="preserve"> Entry Time        : 2026-10-04 16:59:33</w:t>
-              <w:br/>
-              <w:t xml:space="preserve"> Exit Time         : 2026-10-04 18:29:33</w:t>
-              <w:br/>
-              <w:t xml:space="preserve"> Duration (Hours)  : 1.50 hrs</w:t>
-              <w:br/>
-              <w:t xml:space="preserve"> Base Hourly Rate  : $15.00 / hr</w:t>
-              <w:br/>
-              <w:t xml:space="preserve"> AI Dynamic Surge  : 1.50x</w:t>
-              <w:br/>
-              <w:t>-------------------------------------------------------------</w:t>
-              <w:br/>
-              <w:t xml:space="preserve"> TOTAL DUE / PAID  : $33.75</w:t>
-              <w:br/>
-              <w:t>*************************************************************</w:t>
-              <w:br/>
-              <w:t xml:space="preserve">              Thank you for parking with us!                 </w:t>
-              <w:br/>
-              <w:t>*************************************************************</w:t>
-              <w:br/>
-              <w:br/>
-              <w:t>[+] Slot #01 (Floor 1) is now VACANT.</w:t>
-              <w:br/>
-              <w:br/>
-              <w:t>[Sort 1: QuickSort by Total Charge (Descending)]</w:t>
-              <w:br/>
-              <w:t xml:space="preserve">  Rank 1: Ticket #1001 | Plate: KA-01-AB-1234  | Charge: $90.00</w:t>
-              <w:br/>
-              <w:t xml:space="preserve">  Rank 2: Ticket #1004 | Plate: AP-09-GH-3456  | Charge: $90.00</w:t>
-              <w:br/>
-              <w:t xml:space="preserve">  Rank 3: Ticket #1002 | Plate: DL-04-CD-5678  | Charge: $33.75</w:t>
-              <w:br/>
-              <w:br/>
-              <w:t>[Sort 2: MergeSort by Entry Time (Ascending)]</w:t>
-              <w:br/>
-              <w:t xml:space="preserve">  Entry: 2026-10-04 16:29:33 | Ticket #1001 | Plate: KA-01-AB-1234 </w:t>
-              <w:br/>
-              <w:t xml:space="preserve">  Entry: 2026-10-04 16:59:33 | Ticket #1002 | Plate: DL-04-CD-5678 </w:t>
-              <w:br/>
-              <w:t xml:space="preserve">  Entry: 2026-10-04 17:59:33 | Ticket #1004 | Plate: AP-09-GH-3456 </w:t>
-              <w:br/>
-              <w:br/>
-              <w:t>[Search 2: Binary Search for Ticket #1001]...</w:t>
-              <w:br/>
-              <w:t xml:space="preserve">  [+] Binary Search FOUND Ticket #1001 at index 0 (Vehicle: KA-01-AB-1234, Paid: $90.00)</w:t>
-              <w:br/>
-              <w:br/>
-              <w:t>--&gt; Step 11: AI Parking Demand Prediction Forecast...</w:t>
-              <w:br/>
-              <w:br/>
-              <w:t>=========================================================================================</w:t>
-              <w:br/>
-              <w:t xml:space="preserve">                  AI PARKING DEMAND PREDICTION &amp; SURGE DASHBOARD                         </w:t>
-              <w:br/>
-              <w:t>=========================================================================================</w:t>
-              <w:br/>
-              <w:t>Hour  | Forecast Demand | Load Bar Graph                          | Pricing Tier</w:t>
-              <w:br/>
-              <w:t>------+-----------------+-----------------------------------------+----------------------</w:t>
-              <w:br/>
-              <w:t>00:00 |   12.0%        | ###                             | OFF-PEAK    (0.85x)</w:t>
-              <w:br/>
-              <w:t>01:00 |    8.0%        | ##                              | OFF-PEAK    (0.85x)</w:t>
-              <w:br/>
-              <w:t>02:00 |    5.0%        | #                               | OFF-PEAK    (0.85x)</w:t>
-              <w:br/>
-              <w:t>03:00 |    5.0%        | #                               | OFF-PEAK    (0.85x)</w:t>
-              <w:br/>
-              <w:t>04:00 |    8.0%        | ##                              | OFF-PEAK    (0.85x)</w:t>
-              <w:br/>
-              <w:t>05:00 |   15.0%        | ####                            | OFF-PEAK    (0.85x)</w:t>
-              <w:br/>
-              <w:t>06:00 |   35.0%        | ##########                      | STANDARD    (1.00x)</w:t>
-              <w:br/>
-              <w:t>07:00 |   65.0%        | ###################             | STANDARD    (1.00x)</w:t>
-              <w:br/>
-              <w:t>08:00 |   88.0%        | ##########################      | HIGH SURGE  (1.50x)</w:t>
-              <w:br/>
-              <w:t>09:00 |   92.0%        | ###########################     | HIGH SURGE  (1.50x)</w:t>
-              <w:br/>
-              <w:t>10:00 |   84.0%        | #########################       | MODERATE    (1.25x)</w:t>
-              <w:br/>
-              <w:t>11:00 |   78.0%        | #######################         | MODERATE    (1.25x)</w:t>
-              <w:br/>
-              <w:t>12:00 |   72.0%        | #####################           | MODERATE    (1.25x)</w:t>
-              <w:br/>
-              <w:t>13:00 |   75.0%        | ######################          | MODERATE    (1.25x)</w:t>
-              <w:br/>
-              <w:t>14:00 |   70.0%        | #####################           | STANDARD    (1.00x)</w:t>
-              <w:br/>
-              <w:t>15:00 |   68.0%        | ####################            | STANDARD    (1.00x)</w:t>
-              <w:br/>
-              <w:t>16:00 |   82.0%        | ########################        | MODERATE    (1.25x)</w:t>
-              <w:br/>
-              <w:t>17:00 |   95.0%        | ############################    | HIGH SURGE  (1.50x)</w:t>
-              <w:br/>
-              <w:t>18:00 |   89.0%        | ##########################      | HIGH SURGE  (1.50x)</w:t>
-              <w:br/>
-              <w:t>19:00 |   76.0%        | ######################          | MODERATE    (1.25x)</w:t>
-              <w:br/>
-              <w:t>20:00 |   58.0%        | #################               | STANDARD    (1.00x)</w:t>
-              <w:br/>
-              <w:t>21:00 |   42.0%        | ############                    | STANDARD    (1.00x)</w:t>
-              <w:br/>
-              <w:t>22:00 |   28.0%        | ########                        | STANDARD    (1.00x)</w:t>
-              <w:br/>
-              <w:t>23:00 |   18.0%        | #####                           | OFF-PEAK    (0.85x)</w:t>
-              <w:br/>
-              <w:t>------+-----------------+-----------------------------------------+----------------------</w:t>
-              <w:br/>
-              <w:t>Insight: Peak congestion expected around 08:00 - 10:00 and 17:00 - 19:00.</w:t>
-              <w:br/>
-              <w:t>Smart Recommendation: Reserve Floor 2 overflow capacity during peak windows.</w:t>
-              <w:br/>
-              <w:br/>
-              <w:t>--&gt; Step 12: Overall Parking Statistics...</w:t>
-              <w:br/>
-              <w:br/>
-              <w:t>=========================================================================</w:t>
-              <w:br/>
-              <w:t xml:space="preserve">                  PARKING FACILITY OPERATIONAL METRICS                   </w:t>
-              <w:br/>
-              <w:t>=========================================================================</w:t>
-              <w:br/>
-              <w:t xml:space="preserve"> Total Parking Capacity        : 30 slots (3 floors, 10 slots/floor)</w:t>
-              <w:br/>
-              <w:t xml:space="preserve"> Currently Occupied Slots      : 6 (20.0% occupancy)</w:t>
-              <w:br/>
-              <w:t xml:space="preserve"> Currently Vacant Slots        : 24</w:t>
-              <w:br/>
-              <w:t xml:space="preserve"> Vehicles Waiting in Queue     : 0</w:t>
-              <w:br/>
-              <w:t>-------------------------------------------------------------------------</w:t>
-              <w:br/>
-              <w:t xml:space="preserve"> Occupancy Breakdown by Type:</w:t>
-              <w:br/>
-              <w:t xml:space="preserve">   - Two-Wheelers              : 0 parked</w:t>
-              <w:br/>
-              <w:t xml:space="preserve">   - Four-Wheelers             : 1 parked</w:t>
-              <w:br/>
-              <w:t xml:space="preserve">   - Heavy Vehicles            : 5 parked</w:t>
-              <w:br/>
-              <w:t>-------------------------------------------------------------------------</w:t>
-              <w:br/>
-              <w:t xml:space="preserve"> Financial &amp; Throughput Summary:</w:t>
-              <w:br/>
-              <w:t xml:space="preserve">   - Completed Transactions    : 3</w:t>
-              <w:br/>
-              <w:t xml:space="preserve">   - Total Revenue Collected   : $213.75</w:t>
-              <w:br/>
-              <w:t xml:space="preserve">   - Average Revenue / Ticket  : $71.25</w:t>
-              <w:br/>
-              <w:t xml:space="preserve">   - Average Parking Duration  : 1.33 hours</w:t>
-              <w:br/>
-              <w:t>=========================================================================</w:t>
-              <w:br/>
-              <w:br/>
-              <w:t>#########################################################################</w:t>
-              <w:br/>
-              <w:t>#                    DEMO COMPLETED SUCCESSFULLY                        #</w:t>
-              <w:br/>
-              <w:t>#########################################################################</w:t>
-              <w:br/>
-              <w:br/>
-            </w:r>
-          </w:p>
-        </w:tc>
-      </w:tr>
-    </w:tbl>
-    <w:p>
-      <w:pPr>
-        <w:spacing w:before="80" w:after="160"/>
+        <w:spacing w:before="40" w:after="120"/>
       </w:pPr>
     </w:p>
     <w:sectPr>

--- a/Smart_Parking_Management_System_Code.docx
+++ b/Smart_Parking_Management_System_Code.docx
@@ -4,7 +4,7 @@
   <w:body>
     <w:p>
       <w:pPr>
-        <w:spacing w:before="480" w:after="160"/>
+        <w:spacing w:before="400"/>
         <w:jc w:val="center"/>
       </w:pPr>
       <w:r>
@@ -12,14 +12,14 @@
           <w:rFonts w:ascii="Arial" w:hAnsi="Arial"/>
           <w:b/>
           <w:color w:val="1E3A8A"/>
-          <w:sz w:val="44"/>
+          <w:sz w:val="40"/>
         </w:rPr>
-        <w:t>SMART PARKING MANAGEMENT SYSTEM</w:t>
+        <w:t>BAYTRACK — SMART PARKING MANAGEMENT SYSTEM</w:t>
       </w:r>
     </w:p>
     <w:p>
       <w:pPr>
-        <w:spacing w:after="360"/>
+        <w:spacing w:after="320"/>
         <w:jc w:val="center"/>
       </w:pPr>
       <w:r>
@@ -29,7 +29,7 @@
           <w:color w:val="64748B"/>
           <w:sz w:val="22"/>
         </w:rPr>
-        <w:t>Data Structures, Algorithms (DSA) &amp; AI Demand Forecasting in C (C99)</w:t>
+        <w:t>Data Structures &amp; AI Project in C (C99)</w:t>
         <w:br/>
         <w:t>GitHub: github.com/raamveesam/SmartParkingManagementSystem</w:t>
       </w:r>
@@ -37,49 +37,52 @@
     <w:p>
       <w:pPr>
         <w:pStyle w:val="Heading1"/>
-        <w:spacing w:before="240" w:after="120"/>
+        <w:spacing w:before="240"/>
       </w:pPr>
       <w:r>
-        <w:t>1. Project Abstract &amp; Objectives</w:t>
+        <w:t>1. Project Abstract &amp; DSA Overview</w:t>
       </w:r>
     </w:p>
     <w:p>
       <w:pPr>
-        <w:spacing w:line="288" w:lineRule="auto" w:after="240"/>
+        <w:spacing w:line="288" w:lineRule="auto" w:after="280"/>
       </w:pPr>
       <w:r>
-        <w:t>This project implements a concise and practical Smart Parking Management System in C (C99 standard).</w:t>
+        <w:t>BayTrack is a multi-level parking management system written entirely in C99. It demonstrates the following data structures and algorithms:</w:t>
         <w:br/>
         <w:br/>
-        <w:t>Key Objectives &amp; DSA Extensions:</w:t>
+        <w:t xml:space="preserve">  • Static Array  (bay_grid[])  — physical bay storage &amp; slot allocation</w:t>
         <w:br/>
-        <w:t>• Manage Parking Slots (Arrays): 20 slots across 2 floors categorized for 2-wheelers and 4-wheelers.</w:t>
+        <w:t xml:space="preserve">  • Singly Linked List (ExitLog) — prepend-based billing audit trail</w:t>
         <w:br/>
-        <w:t>• Manage Overflow Traffic (FIFO Queue): Waiting queue using linked nodes (front and rear pointers).</w:t>
+        <w:t xml:space="preserve">  • FIFO Queue (HoldLine)        — overflow vehicle waiting line</w:t>
         <w:br/>
-        <w:t>• Historical Transactions (Linked List): Dynamic session log for duration and billing.</w:t>
+        <w:t xml:space="preserve">  • Linear Search               — locate a parked vehicle in bay_grid[]</w:t>
         <w:br/>
-        <w:t>• Searching &amp; Sorting: Linear search by vehicle plate and sorting transactions by revenue.</w:t>
+        <w:t xml:space="preserve">  • Insertion Sort              — rank completed sessions by fee collected</w:t>
         <w:br/>
-        <w:t>• AI Demand Prediction: Heuristic model that forecasts 24-hour urban congestion curves and computes dynamic surge pricing (0.85x to 1.50x).</w:t>
+        <w:t xml:space="preserve">  • Binary Search               — O(log n) pass-number lookup</w:t>
         <w:br/>
-        <w:t>• Automatic Dispatch: When a parked car exits, the freed slot is immediately auto-allocated to the next queued vehicle.</w:t>
+        <w:t xml:space="preserve">  • Gaussian AI Heuristic       — PeakScore forecasts hourly demand; pricing_mult() maps demand to a dynamic tariff (×0.80 off-peak → ×1.60 peak surge)</w:t>
+        <w:br/>
+        <w:br/>
+        <w:t>Tariff: Two-Wheelers Rs.20/hr | Four-Wheelers Rs.50/hr (Indian Rupees)</w:t>
+        <w:br/>
+        <w:t>Demo uses real Indian vehicle registration formats (KA, TN, MH, AP …).</w:t>
       </w:r>
     </w:p>
     <w:p>
       <w:pPr>
         <w:pStyle w:val="Heading1"/>
-        <w:spacing w:before="280" w:after="120"/>
+        <w:spacing w:before="280"/>
       </w:pPr>
       <w:r>
-        <w:t>2. Complete Source Code (main.c)</w:t>
+        <w:t>2. Complete Source Code  (main.c)</w:t>
       </w:r>
     </w:p>
     <w:tbl>
       <w:tblPr>
         <w:tblW w:type="auto" w:w="0"/>
-        <w:jc w:val="center"/>
-        <w:tblLayout w:type="fixed"/>
         <w:tblLook w:firstColumn="1" w:firstRow="1" w:lastColumn="0" w:lastRow="0" w:noHBand="0" w:noVBand="1" w:val="04A0"/>
       </w:tblPr>
       <w:tblGrid>
@@ -89,23 +92,23 @@
         <w:tc>
           <w:tcPr>
             <w:tcW w:type="dxa" w:w="9360"/>
-            <w:shd w:fill="F8FAFC"/>
+            <w:shd w:fill="F1F5F9"/>
+            <w:tcBorders>
+              <w:top w:val="single" w:sz="4" w:color="CBD5E1"/>
+              <w:left w:val="single" w:sz="18" w:color="1D4ED8"/>
+              <w:bottom w:val="single" w:sz="4" w:color="CBD5E1"/>
+              <w:right w:val="single" w:sz="4" w:color="CBD5E1"/>
+            </w:tcBorders>
             <w:tcMar>
               <w:top w:w="100" w:type="dxa"/>
               <w:bottom w:w="100" w:type="dxa"/>
-              <w:left w:w="150" w:type="dxa"/>
-              <w:right w:w="150" w:type="dxa"/>
+              <w:left w:w="160" w:type="dxa"/>
+              <w:right w:w="160" w:type="dxa"/>
             </w:tcMar>
-            <w:tcBorders>
-              <w:top w:val="single" w:sz="4" w:space="0" w:color="CBD5E1"/>
-              <w:left w:val="single" w:sz="18" w:space="0" w:color="1D4ED8"/>
-              <w:bottom w:val="single" w:sz="4" w:space="0" w:color="CBD5E1"/>
-              <w:right w:val="single" w:sz="4" w:space="0" w:color="CBD5E1"/>
-            </w:tcBorders>
           </w:tcPr>
           <w:p>
             <w:pPr>
-              <w:spacing w:before="40" w:after="40" w:line="276" w:lineRule="auto"/>
+              <w:spacing w:line="276" w:lineRule="auto"/>
             </w:pPr>
             <w:r>
               <w:rPr>
@@ -115,13 +118,41 @@
               </w:rPr>
               <w:t>/*</w:t>
               <w:br/>
-              <w:t xml:space="preserve"> * Smart Parking Management System</w:t>
-              <w:br/>
-              <w:t xml:space="preserve"> * Data Structures &amp; AI Project in C (C99)</w:t>
-              <w:br/>
-              <w:t xml:space="preserve"> * Features: Arrays (Slots), Linked List (History), Queue (Waiting Line),</w:t>
-              <w:br/>
-              <w:t xml:space="preserve"> *           Linear &amp; Binary Search, QuickSort, AI Demand Prediction.</w:t>
+              <w:t xml:space="preserve"> * ============================================================</w:t>
+              <w:br/>
+              <w:t xml:space="preserve"> *  BayTrack: Multi-Level Parking Management System</w:t>
+              <w:br/>
+              <w:t xml:space="preserve"> *  Author  : raamveesam</w:t>
+              <w:br/>
+              <w:t xml:space="preserve"> *  Language: C99</w:t>
+              <w:br/>
+              <w:t xml:space="preserve"> *</w:t>
+              <w:br/>
+              <w:t xml:space="preserve"> *  Core DSA:</w:t>
+              <w:br/>
+              <w:t xml:space="preserve"> *   [1] Static Array   -&gt; bay_grid[] holds every physical parking bay</w:t>
+              <w:br/>
+              <w:t xml:space="preserve"> *   [2] Linked List    -&gt; ExitLog chain builds the billing audit trail</w:t>
+              <w:br/>
+              <w:t xml:space="preserve"> *   [3] FIFO Queue     -&gt; HoldLine queues vehicles when the lot is full</w:t>
+              <w:br/>
+              <w:t xml:space="preserve"> *   [4] Linear Search  -&gt; scan bay_grid[] to locate a parked vehicle</w:t>
+              <w:br/>
+              <w:t xml:space="preserve"> *   [5] Insertion Sort -&gt; rank completed sessions by fee collected</w:t>
+              <w:br/>
+              <w:t xml:space="preserve"> *   [6] Binary Search  -&gt; ticket-id lookup on sorted session list</w:t>
+              <w:br/>
+              <w:t xml:space="preserve"> *   [7] AI Heuristic   -&gt; Gaussian PeakScore forecasts hourly demand</w:t>
+              <w:br/>
+              <w:t xml:space="preserve"> *</w:t>
+              <w:br/>
+              <w:t xml:space="preserve"> *  Tariff (Indian Rupees):</w:t>
+              <w:br/>
+              <w:t xml:space="preserve"> *   Two-Wheeler  : Rs.20/hr  (6 dedicated bays on Ground floor)</w:t>
+              <w:br/>
+              <w:t xml:space="preserve"> *   Four-Wheeler : Rs.50/hr  (14 bays across Ground + First floor)</w:t>
+              <w:br/>
+              <w:t xml:space="preserve"> * ============================================================</w:t>
               <w:br/>
               <w:t xml:space="preserve"> */</w:t>
               <w:br/>
@@ -132,824 +163,1388 @@
               <w:br/>
               <w:t>#include &lt;string.h&gt;</w:t>
               <w:br/>
-              <w:t>#include &lt;stdbool.h&gt;</w:t>
-              <w:br/>
               <w:t>#include &lt;time.h&gt;</w:t>
               <w:br/>
               <w:t>#include &lt;math.h&gt;</w:t>
               <w:br/>
               <w:br/>
-              <w:t>#define TOTAL_SLOTS 20</w:t>
-              <w:br/>
-              <w:t>#define SLOTS_PER_FLOOR 10</w:t>
-              <w:br/>
-              <w:t>#define RATE_2W 15.0</w:t>
-              <w:br/>
-              <w:t>#define RATE_4W 30.0</w:t>
-              <w:br/>
-              <w:br/>
-              <w:t>typedef enum { TYPE_2W = 1, TYPE_4W = 2 } VehicleType;</w:t>
-              <w:br/>
-              <w:br/>
-              <w:t>/* Structure for Vehicle Information */</w:t>
+              <w:t>/* ---- Configurable constants ---- */</w:t>
+              <w:br/>
+              <w:t>#define BAY_COUNT      20</w:t>
+              <w:br/>
+              <w:t>#define BAYS_PER_LEVEL 10</w:t>
+              <w:br/>
+              <w:t>#define TW_BAY_LIMIT    6    /* ground-floor bays reserved for two-wheelers  */</w:t>
+              <w:br/>
+              <w:t>#define RATE_TW        20.0  /* Rs. per hour, two-wheelers                   */</w:t>
+              <w:br/>
+              <w:t>#define RATE_FW        50.0  /* Rs. per hour, four-wheelers                  */</w:t>
+              <w:br/>
+              <w:t>#define MIN_BILLABLE    1.0  /* minimum chargeable hours                     */</w:t>
+              <w:br/>
+              <w:t>#define TICKET_START  5001   /* first pass number issued                     */</w:t>
+              <w:br/>
+              <w:br/>
+              <w:t>/* ---- Vehicle category codes ---- */</w:t>
+              <w:br/>
+              <w:t>#define CAT_TW  1</w:t>
+              <w:br/>
+              <w:t>#define CAT_FW  2</w:t>
+              <w:br/>
+              <w:br/>
+              <w:t>/* ---- Bay occupancy flags ---- */</w:t>
+              <w:br/>
+              <w:t>#define BAY_FREE 0</w:t>
+              <w:br/>
+              <w:t>#define BAY_BUSY 1</w:t>
+              <w:br/>
+              <w:br/>
+              <w:t>/* ============================================================</w:t>
+              <w:br/>
+              <w:t xml:space="preserve"> *  DATA STRUCTURES</w:t>
+              <w:br/>
+              <w:t xml:space="preserve"> * ============================================================ */</w:t>
+              <w:br/>
+              <w:br/>
+              <w:t>/*</w:t>
+              <w:br/>
+              <w:t xml:space="preserve"> * ParkBay — one physical slot in the static bay_grid[] array.</w:t>
+              <w:br/>
+              <w:t xml:space="preserve"> * When a vehicle parks, its number is stored in 'tag'.</w:t>
+              <w:br/>
+              <w:t xml:space="preserve"> */</w:t>
               <w:br/>
               <w:t>typedef struct {</w:t>
               <w:br/>
-              <w:t xml:space="preserve">    char plate[16];</w:t>
-              <w:br/>
-              <w:t xml:space="preserve">    char owner[32];</w:t>
-              <w:br/>
-              <w:t xml:space="preserve">    VehicleType type;</w:t>
-              <w:br/>
-              <w:t>} Vehicle;</w:t>
-              <w:br/>
-              <w:br/>
-              <w:t>/* Array Element: Parking Slot */</w:t>
+              <w:t xml:space="preserve">    int   bayNum;          /* bay identifier 1..BAY_COUNT           */</w:t>
+              <w:br/>
+              <w:t xml:space="preserve">    int   levelNum;        /* 0 = Ground, 1 = First floor           */</w:t>
+              <w:br/>
+              <w:t xml:space="preserve">    int   category;        /* CAT_TW or CAT_FW                      */</w:t>
+              <w:br/>
+              <w:t xml:space="preserve">    int   status;          /* BAY_FREE or BAY_BUSY                  */</w:t>
+              <w:br/>
+              <w:t xml:space="preserve">    char  tag[18];         /* vehicle number currently parked here  */</w:t>
+              <w:br/>
+              <w:t xml:space="preserve">    int   passNo;          /* entry pass (ticket) number            */</w:t>
+              <w:br/>
+              <w:t xml:space="preserve">    long  arrivalEpoch;    /* unix timestamp of vehicle arrival     */</w:t>
+              <w:br/>
+              <w:t>} ParkBay;</w:t>
+              <w:br/>
+              <w:br/>
+              <w:t>/*</w:t>
+              <w:br/>
+              <w:t xml:space="preserve"> * CarInfo — minimal descriptor kept inside the HoldLine queue.</w:t>
+              <w:br/>
+              <w:t xml:space="preserve"> */</w:t>
               <w:br/>
               <w:t>typedef struct {</w:t>
               <w:br/>
-              <w:t xml:space="preserve">    int id;</w:t>
-              <w:br/>
-              <w:t xml:space="preserve">    int floor;</w:t>
-              <w:br/>
-              <w:t xml:space="preserve">    VehicleType type;</w:t>
-              <w:br/>
-              <w:t xml:space="preserve">    bool isOccupied;</w:t>
-              <w:br/>
-              <w:t xml:space="preserve">    char plate[16];</w:t>
-              <w:br/>
-              <w:t xml:space="preserve">    int ticketId;</w:t>
-              <w:br/>
-              <w:t xml:space="preserve">    time_t entryTime;</w:t>
-              <w:br/>
-              <w:t>} Slot;</w:t>
-              <w:br/>
-              <w:br/>
-              <w:t>/* Queue Node: FIFO Waiting Queue for Overflow Vehicles */</w:t>
-              <w:br/>
-              <w:t>typedef struct QueueNode {</w:t>
-              <w:br/>
-              <w:t xml:space="preserve">    Vehicle vehicle;</w:t>
-              <w:br/>
-              <w:t xml:space="preserve">    struct QueueNode* next;</w:t>
-              <w:br/>
-              <w:t>} QueueNode;</w:t>
-              <w:br/>
+              <w:t xml:space="preserve">    char tag[18];</w:t>
+              <w:br/>
+              <w:t xml:space="preserve">    char driverName[36];</w:t>
+              <w:br/>
+              <w:t xml:space="preserve">    int  category;</w:t>
+              <w:br/>
+              <w:t>} CarInfo;</w:t>
+              <w:br/>
+              <w:br/>
+              <w:t>/*</w:t>
+              <w:br/>
+              <w:t xml:space="preserve"> * HoldNode — single node of the FIFO waiting queue.</w:t>
+              <w:br/>
+              <w:t xml:space="preserve"> * 'next' points toward the rear (later arrivals).</w:t>
+              <w:br/>
+              <w:t xml:space="preserve"> */</w:t>
+              <w:br/>
+              <w:t>typedef struct HoldNode {</w:t>
+              <w:br/>
+              <w:t xml:space="preserve">    CarInfo         car;</w:t>
+              <w:br/>
+              <w:t xml:space="preserve">    struct HoldNode *next;</w:t>
+              <w:br/>
+              <w:t>} HoldNode;</w:t>
+              <w:br/>
+              <w:br/>
+              <w:t>/*</w:t>
+              <w:br/>
+              <w:t xml:space="preserve"> * HoldLine — the FIFO queue wrapper.</w:t>
+              <w:br/>
+              <w:t xml:space="preserve"> * head -&gt; served first (earliest arrival)</w:t>
+              <w:br/>
+              <w:t xml:space="preserve"> * tail -&gt; most recent addition</w:t>
+              <w:br/>
+              <w:t xml:space="preserve"> */</w:t>
               <w:br/>
               <w:t>typedef struct {</w:t>
               <w:br/>
-              <w:t xml:space="preserve">    QueueNode* front;</w:t>
-              <w:br/>
-              <w:t xml:space="preserve">    QueueNode* rear;</w:t>
-              <w:br/>
-              <w:t xml:space="preserve">    int count;</w:t>
-              <w:br/>
-              <w:t>} WaitingQueue;</w:t>
-              <w:br/>
-              <w:br/>
-              <w:t>/* Linked List Node: Billing &amp; Transaction History */</w:t>
-              <w:br/>
-              <w:t>typedef struct RecordNode {</w:t>
-              <w:br/>
-              <w:t xml:space="preserve">    int ticketId;</w:t>
-              <w:br/>
-              <w:t xml:space="preserve">    char plate[16];</w:t>
-              <w:br/>
-              <w:t xml:space="preserve">    VehicleType type;</w:t>
-              <w:br/>
-              <w:t xml:space="preserve">    int slotId;</w:t>
-              <w:br/>
-              <w:t xml:space="preserve">    time_t entryTime;</w:t>
-              <w:br/>
-              <w:t xml:space="preserve">    time_t exitTime;</w:t>
-              <w:br/>
-              <w:t xml:space="preserve">    double durationHours;</w:t>
-              <w:br/>
-              <w:t xml:space="preserve">    double surgeFactor;</w:t>
-              <w:br/>
-              <w:t xml:space="preserve">    double amount;</w:t>
-              <w:br/>
-              <w:t xml:space="preserve">    struct RecordNode* next;</w:t>
-              <w:br/>
-              <w:t>} RecordNode;</w:t>
-              <w:br/>
-              <w:br/>
-              <w:t>/* Global State */</w:t>
-              <w:br/>
-              <w:t>static Slot slots[TOTAL_SLOTS];</w:t>
-              <w:br/>
-              <w:t>static WaitingQueue waitQueue = { NULL, NULL, 0 };</w:t>
-              <w:br/>
-              <w:t>static RecordNode* historyHead = NULL;</w:t>
-              <w:br/>
-              <w:t>static int nextTicket = 1001;</w:t>
-              <w:br/>
-              <w:t>static double totalRevenue = 0.0;</w:t>
-              <w:br/>
-              <w:t>static int completedSessions = 0;</w:t>
-              <w:br/>
-              <w:br/>
-              <w:t>/* --- Utility Functions --- */</w:t>
-              <w:br/>
-              <w:t>static const char* type_name(VehicleType t) {</w:t>
-              <w:br/>
-              <w:t xml:space="preserve">    return (t == TYPE_2W) ? "2-Wheeler" : "4-Wheeler";</w:t>
+              <w:t xml:space="preserve">    HoldNode *head;</w:t>
+              <w:br/>
+              <w:t xml:space="preserve">    HoldNode *tail;</w:t>
+              <w:br/>
+              <w:t xml:space="preserve">    int       size;</w:t>
+              <w:br/>
+              <w:t>} HoldLine;</w:t>
+              <w:br/>
+              <w:br/>
+              <w:t>/*</w:t>
+              <w:br/>
+              <w:t xml:space="preserve"> * ExitLog — one billing record in the singly linked list.</w:t>
+              <w:br/>
+              <w:t xml:space="preserve"> * New records are prepended at 'ledger' (head pointer).</w:t>
+              <w:br/>
+              <w:t xml:space="preserve"> */</w:t>
+              <w:br/>
+              <w:t>typedef struct ExitLog {</w:t>
+              <w:br/>
+              <w:t xml:space="preserve">    int   passNo;</w:t>
+              <w:br/>
+              <w:t xml:space="preserve">    char  tag[18];</w:t>
+              <w:br/>
+              <w:t xml:space="preserve">    int   category;</w:t>
+              <w:br/>
+              <w:t xml:space="preserve">    int   bayNum;</w:t>
+              <w:br/>
+              <w:t xml:space="preserve">    long  inEpoch;</w:t>
+              <w:br/>
+              <w:t xml:space="preserve">    long  outEpoch;</w:t>
+              <w:br/>
+              <w:t xml:space="preserve">    float hoursParked;</w:t>
+              <w:br/>
+              <w:t xml:space="preserve">    float peakMult;</w:t>
+              <w:br/>
+              <w:t xml:space="preserve">    float feePaid;</w:t>
+              <w:br/>
+              <w:t xml:space="preserve">    struct ExitLog *prev;   /* chain toward older records */</w:t>
+              <w:br/>
+              <w:t>} ExitLog;</w:t>
+              <w:br/>
+              <w:br/>
+              <w:t>/* ============================================================</w:t>
+              <w:br/>
+              <w:t xml:space="preserve"> *  GLOBAL STATE</w:t>
+              <w:br/>
+              <w:t xml:space="preserve"> * ============================================================ */</w:t>
+              <w:br/>
+              <w:t>static ParkBay  bay_grid[BAY_COUNT];  /* ARRAY  — the physical parking map  */</w:t>
+              <w:br/>
+              <w:t>static HoldLine hold_line;            /* QUEUE  — overflow waiting vehicles  */</w:t>
+              <w:br/>
+              <w:t>static ExitLog *ledger    = NULL;     /* LIST   — billing audit trail        */</w:t>
+              <w:br/>
+              <w:t>static int      pass_ctr  = TICKET_START;</w:t>
+              <w:br/>
+              <w:t>static float    vault     = 0.0f;    /* cumulative revenue collected (Rs.)  */</w:t>
+              <w:br/>
+              <w:t>static int      closed_n  = 0;       /* number of completed parking sessions */</w:t>
+              <w:br/>
+              <w:br/>
+              <w:t>/* ============================================================</w:t>
+              <w:br/>
+              <w:t xml:space="preserve"> *  HELPER UTILITIES</w:t>
+              <w:br/>
+              <w:t xml:space="preserve"> * ============================================================ */</w:t>
+              <w:br/>
+              <w:br/>
+              <w:t>/*</w:t>
+              <w:br/>
+              <w:t xml:space="preserve"> * same_tag() — case-insensitive string comparison for vehicle</w:t>
+              <w:br/>
+              <w:t xml:space="preserve"> * registration numbers.  Written from scratch without stricmp</w:t>
+              <w:br/>
+              <w:t xml:space="preserve"> * to stay ANSI-portable across Windows MinGW and Linux GCC.</w:t>
+              <w:br/>
+              <w:t xml:space="preserve"> */</w:t>
+              <w:br/>
+              <w:t>static int same_tag(const char *a, const char *b)</w:t>
+              <w:br/>
+              <w:t>{</w:t>
+              <w:br/>
+              <w:t xml:space="preserve">    while (*a &amp;&amp; *b) {</w:t>
+              <w:br/>
+              <w:t xml:space="preserve">        char x = (*a &gt;= 'a' &amp;&amp; *a &lt;= 'z') ? (char)(*a - 32) : *a;</w:t>
+              <w:br/>
+              <w:t xml:space="preserve">        char y = (*b &gt;= 'a' &amp;&amp; *b &lt;= 'z') ? (char)(*b - 32) : *b;</w:t>
+              <w:br/>
+              <w:t xml:space="preserve">        if (x != y) return 0;</w:t>
+              <w:br/>
+              <w:t xml:space="preserve">        a++; b++;</w:t>
+              <w:br/>
+              <w:t xml:space="preserve">    }</w:t>
+              <w:br/>
+              <w:t xml:space="preserve">    return (*a == '\0' &amp;&amp; *b == '\0');</w:t>
               <w:br/>
               <w:t>}</w:t>
               <w:br/>
               <w:br/>
-              <w:t>static bool str_equals_ignore_case(const char* a, const char* b) {</w:t>
-              <w:br/>
-              <w:t xml:space="preserve">    while (*a &amp;&amp; *b) {</w:t>
-              <w:br/>
-              <w:t xml:space="preserve">        char ca = (*a &gt;= 'A' &amp;&amp; *a &lt;= 'Z') ? (*a + 32) : *a;</w:t>
-              <w:br/>
-              <w:t xml:space="preserve">        char cb = (*b &gt;= 'A' &amp;&amp; *b &lt;= 'Z') ? (*b + 32) : *b;</w:t>
-              <w:br/>
-              <w:t xml:space="preserve">        if (ca != cb) return false;</w:t>
-              <w:br/>
-              <w:t xml:space="preserve">        a++; b++;</w:t>
+              <w:t>/* epoch_to_str() — converts unix timestamp to "DD-Mon HH:MM" format */</w:t>
+              <w:br/>
+              <w:t>static void epoch_to_str(long ep, char *buf, int sz)</w:t>
+              <w:br/>
+              <w:t>{</w:t>
+              <w:br/>
+              <w:t xml:space="preserve">    time_t t = (time_t)ep;</w:t>
+              <w:br/>
+              <w:t xml:space="preserve">    struct tm *info = localtime(&amp;t);</w:t>
+              <w:br/>
+              <w:t xml:space="preserve">    if (info) strftime(buf, sz, "%d-%b %H:%M", info);</w:t>
+              <w:br/>
+              <w:t xml:space="preserve">    else      snprintf(buf, sz, "N/A");</w:t>
+              <w:br/>
+              <w:t>}</w:t>
+              <w:br/>
+              <w:br/>
+              <w:t>static const char *cat_label(int c)</w:t>
+              <w:br/>
+              <w:t>{</w:t>
+              <w:br/>
+              <w:t xml:space="preserve">    return (c == CAT_TW) ? "Two-Wheeler" : "Four-Wheeler";</w:t>
+              <w:br/>
+              <w:t>}</w:t>
+              <w:br/>
+              <w:br/>
+              <w:t>static float hourly_rate(int c)</w:t>
+              <w:br/>
+              <w:t>{</w:t>
+              <w:br/>
+              <w:t xml:space="preserve">    return (c == CAT_TW) ? (float)RATE_TW : (float)RATE_FW;</w:t>
+              <w:br/>
+              <w:t>}</w:t>
+              <w:br/>
+              <w:br/>
+              <w:t>/* ============================================================</w:t>
+              <w:br/>
+              <w:t xml:space="preserve"> *  BAY GRID INITIALISATION  (Array)</w:t>
+              <w:br/>
+              <w:t xml:space="preserve"> *</w:t>
+              <w:br/>
+              <w:t xml:space="preserve"> *  Ground floor (level 0): bays 1-10</w:t>
+              <w:br/>
+              <w:t xml:space="preserve"> *    bays 1-6  -&gt; two-wheeler zone</w:t>
+              <w:br/>
+              <w:t xml:space="preserve"> *    bays 7-10 -&gt; four-wheeler zone</w:t>
+              <w:br/>
+              <w:t xml:space="preserve"> *  First floor  (level 1): bays 11-20</w:t>
+              <w:br/>
+              <w:t xml:space="preserve"> *    all bays  -&gt; four-wheeler zone</w:t>
+              <w:br/>
+              <w:t xml:space="preserve"> * ============================================================ */</w:t>
+              <w:br/>
+              <w:br/>
+              <w:t>void setup_bay_grid(void)</w:t>
+              <w:br/>
+              <w:t>{</w:t>
+              <w:br/>
+              <w:t xml:space="preserve">    int k;</w:t>
+              <w:br/>
+              <w:t xml:space="preserve">    for (k = 0; k &lt; BAY_COUNT; k++) {</w:t>
+              <w:br/>
+              <w:t xml:space="preserve">        bay_grid[k].bayNum       = k + 1;</w:t>
+              <w:br/>
+              <w:t xml:space="preserve">        bay_grid[k].levelNum     = k / BAYS_PER_LEVEL;</w:t>
+              <w:br/>
+              <w:t xml:space="preserve">        bay_grid[k].status       = BAY_FREE;</w:t>
+              <w:br/>
+              <w:t xml:space="preserve">        bay_grid[k].tag[0]       = '\0';</w:t>
+              <w:br/>
+              <w:t xml:space="preserve">        bay_grid[k].passNo       = 0;</w:t>
+              <w:br/>
+              <w:t xml:space="preserve">        bay_grid[k].arrivalEpoch = 0;</w:t>
+              <w:br/>
+              <w:t xml:space="preserve">        bay_grid[k].category     = (k &lt; TW_BAY_LIMIT) ? CAT_TW : CAT_FW;</w:t>
               <w:br/>
               <w:t xml:space="preserve">    }</w:t>
               <w:br/>
-              <w:t xml:space="preserve">    return (*a == '\0' &amp;&amp; *b == '\0');</w:t>
+              <w:t xml:space="preserve">    hold_line.head = NULL;</w:t>
+              <w:br/>
+              <w:t xml:space="preserve">    hold_line.tail = NULL;</w:t>
+              <w:br/>
+              <w:t xml:space="preserve">    hold_line.size = 0;</w:t>
               <w:br/>
               <w:t>}</w:t>
               <w:br/>
               <w:br/>
-              <w:t>/* --- Initialization --- */</w:t>
-              <w:br/>
-              <w:t>void init_parking(void) {</w:t>
-              <w:br/>
-              <w:t xml:space="preserve">    for (int i = 0; i &lt; TOTAL_SLOTS; i++) {</w:t>
-              <w:br/>
-              <w:t xml:space="preserve">        slots[i].id = i + 1;</w:t>
-              <w:br/>
-              <w:t xml:space="preserve">        slots[i].floor = (i / SLOTS_PER_FLOOR) + 1;</w:t>
-              <w:br/>
-              <w:t xml:space="preserve">        slots[i].type = (i &lt; 6) ? TYPE_2W : TYPE_4W; /* First 6 slots for 2W, rest 4W */</w:t>
-              <w:br/>
-              <w:t xml:space="preserve">        slots[i].isOccupied = false;</w:t>
-              <w:br/>
-              <w:t xml:space="preserve">        slots[i].plate[0] = '\0';</w:t>
-              <w:br/>
-              <w:t xml:space="preserve">        slots[i].ticketId = 0;</w:t>
-              <w:br/>
-              <w:t xml:space="preserve">        slots[i].entryTime = 0;</w:t>
+              <w:t>/* ============================================================</w:t>
+              <w:br/>
+              <w:t xml:space="preserve"> *  QUEUE OPERATIONS  (FIFO)</w:t>
+              <w:br/>
+              <w:t xml:space="preserve"> * ============================================================ */</w:t>
+              <w:br/>
+              <w:br/>
+              <w:t>/* push_hold() appends a car to the REAR of the waiting queue */</w:t>
+              <w:br/>
+              <w:t>static void push_hold(CarInfo c)</w:t>
+              <w:br/>
+              <w:t>{</w:t>
+              <w:br/>
+              <w:t xml:space="preserve">    HoldNode *nd = (HoldNode *)malloc(sizeof(HoldNode));</w:t>
+              <w:br/>
+              <w:t xml:space="preserve">    if (!nd) { fprintf(stderr, "Memory error in queue.\n"); return; }</w:t>
+              <w:br/>
+              <w:t xml:space="preserve">    nd-&gt;car  = c;</w:t>
+              <w:br/>
+              <w:t xml:space="preserve">    nd-&gt;next = NULL;</w:t>
+              <w:br/>
+              <w:t xml:space="preserve">    if (hold_line.tail == NULL) {</w:t>
+              <w:br/>
+              <w:t xml:space="preserve">        hold_line.head = nd;</w:t>
+              <w:br/>
+              <w:t xml:space="preserve">        hold_line.tail = nd;</w:t>
+              <w:br/>
+              <w:t xml:space="preserve">    } else {</w:t>
+              <w:br/>
+              <w:t xml:space="preserve">        hold_line.tail-&gt;next = nd;</w:t>
+              <w:br/>
+              <w:t xml:space="preserve">        hold_line.tail       = nd;</w:t>
               <w:br/>
               <w:t xml:space="preserve">    }</w:t>
               <w:br/>
+              <w:t xml:space="preserve">    hold_line.size++;</w:t>
+              <w:br/>
+              <w:t xml:space="preserve">    printf("  [QUEUE] '%s' entered hold-line at position #%d.\n",</w:t>
+              <w:br/>
+              <w:t xml:space="preserve">           c.tag, hold_line.size);</w:t>
+              <w:br/>
               <w:t>}</w:t>
               <w:br/>
               <w:br/>
-              <w:t>/* --- Queue Operations (FIFO) --- */</w:t>
-              <w:br/>
-              <w:t>void enqueue_wait(Vehicle v) {</w:t>
-              <w:br/>
-              <w:t xml:space="preserve">    QueueNode* node = (QueueNode*)malloc(sizeof(QueueNode));</w:t>
-              <w:br/>
-              <w:t xml:space="preserve">    node-&gt;vehicle = v;</w:t>
-              <w:br/>
-              <w:t xml:space="preserve">    node-&gt;next = NULL;</w:t>
-              <w:br/>
-              <w:t xml:space="preserve">    if (waitQueue.rear == NULL) {</w:t>
-              <w:br/>
-              <w:t xml:space="preserve">        waitQueue.front = waitQueue.rear = node;</w:t>
+              <w:t>/* pop_hold() removes and returns the FRONT car from the queue */</w:t>
+              <w:br/>
+              <w:t>static int pop_hold(CarInfo *dest)</w:t>
+              <w:br/>
+              <w:t>{</w:t>
+              <w:br/>
+              <w:t xml:space="preserve">    if (!hold_line.head) return 0;</w:t>
+              <w:br/>
+              <w:t xml:space="preserve">    HoldNode *gone = hold_line.head;</w:t>
+              <w:br/>
+              <w:t xml:space="preserve">    if (dest) *dest = gone-&gt;car;</w:t>
+              <w:br/>
+              <w:t xml:space="preserve">    hold_line.head = gone-&gt;next;</w:t>
+              <w:br/>
+              <w:t xml:space="preserve">    if (!hold_line.head) hold_line.tail = NULL;</w:t>
+              <w:br/>
+              <w:t xml:space="preserve">    free(gone);</w:t>
+              <w:br/>
+              <w:t xml:space="preserve">    hold_line.size--;</w:t>
+              <w:br/>
+              <w:t xml:space="preserve">    return 1;</w:t>
+              <w:br/>
+              <w:t>}</w:t>
+              <w:br/>
+              <w:br/>
+              <w:t>/* ============================================================</w:t>
+              <w:br/>
+              <w:t xml:space="preserve"> *  AI MODULE — Gaussian PeakScore Demand Forecaster</w:t>
+              <w:br/>
+              <w:t xml:space="preserve"> *</w:t>
+              <w:br/>
+              <w:t xml:space="preserve"> *  peak_score(h) models two urban rush windows using a sum of</w:t>
+              <w:br/>
+              <w:t xml:space="preserve"> *  Gaussian bell curves:</w:t>
+              <w:br/>
+              <w:t xml:space="preserve"> *    Morning rush  : centred at 09:00 (sigma ≈ 1.4 hr)</w:t>
+              <w:br/>
+              <w:t xml:space="preserve"> *    Evening rush  : centred at 18:30 (sigma ≈ 1.3 hr)</w:t>
+              <w:br/>
+              <w:t xml:space="preserve"> *  A flat daytime baseline handles midday occupancy.</w:t>
+              <w:br/>
+              <w:t xml:space="preserve"> *  Output is clamped to [0.0, 1.0].</w:t>
+              <w:br/>
+              <w:t xml:space="preserve"> *</w:t>
+              <w:br/>
+              <w:t xml:space="preserve"> *  pricing_mult() maps the score to a tariff multiplier —</w:t>
+              <w:br/>
+              <w:t xml:space="preserve"> *  high demand raises the rate, off-peak gives a small rebate.</w:t>
+              <w:br/>
+              <w:t xml:space="preserve"> * ============================================================ */</w:t>
+              <w:br/>
+              <w:br/>
+              <w:t>static float peak_score(int hour)</w:t>
+              <w:br/>
+              <w:t>{</w:t>
+              <w:br/>
+              <w:t xml:space="preserve">    double h   = (double)hour;</w:t>
+              <w:br/>
+              <w:t xml:space="preserve">    double mng = 0.85 * exp(-0.5 * ((h - 9.0)  / 1.4) * ((h - 9.0)  / 1.4));</w:t>
+              <w:br/>
+              <w:t xml:space="preserve">    double evn = 0.94 * exp(-0.5 * ((h - 18.5) / 1.3) * ((h - 18.5) / 1.3));</w:t>
+              <w:br/>
+              <w:t xml:space="preserve">    double day = (h &gt;= 10.0 &amp;&amp; h &lt;= 17.0) ? 0.62 : 0.0;</w:t>
+              <w:br/>
+              <w:t xml:space="preserve">    double sc  = mng + evn + day;</w:t>
+              <w:br/>
+              <w:t xml:space="preserve">    if (sc &gt; 1.0) sc = 1.0;</w:t>
+              <w:br/>
+              <w:t xml:space="preserve">    if (sc &lt; 0.0) sc = 0.0;</w:t>
+              <w:br/>
+              <w:t xml:space="preserve">    return (float)sc;</w:t>
+              <w:br/>
+              <w:t>}</w:t>
+              <w:br/>
+              <w:br/>
+              <w:t>static float pricing_mult(float sc)</w:t>
+              <w:br/>
+              <w:t>{</w:t>
+              <w:br/>
+              <w:t xml:space="preserve">    if (sc &gt;= 0.80f) return 1.60f;</w:t>
+              <w:br/>
+              <w:t xml:space="preserve">    if (sc &gt;= 0.55f) return 1.25f;</w:t>
+              <w:br/>
+              <w:t xml:space="preserve">    if (sc &lt;= 0.20f) return 0.80f;</w:t>
+              <w:br/>
+              <w:t xml:space="preserve">    return 1.00f;</w:t>
+              <w:br/>
+              <w:t>}</w:t>
+              <w:br/>
+              <w:br/>
+              <w:t>/* show_forecast() — prints a 24-hour demand bar chart */</w:t>
+              <w:br/>
+              <w:t>void show_forecast(void)</w:t>
+              <w:br/>
+              <w:t>{</w:t>
+              <w:br/>
+              <w:t xml:space="preserve">    int h, b;</w:t>
+              <w:br/>
+              <w:t xml:space="preserve">    printf("\n+------+-------+------------------------+--------------------+\n");</w:t>
+              <w:br/>
+              <w:t xml:space="preserve">    printf("| Hour | Score | Bar (each | = 5%%)      | Tariff Tier        |\n");</w:t>
+              <w:br/>
+              <w:t xml:space="preserve">    printf("+------+-------+------------------------+--------------------+\n");</w:t>
+              <w:br/>
+              <w:t xml:space="preserve">    for (h = 0; h &lt; 24; h++) {</w:t>
+              <w:br/>
+              <w:t xml:space="preserve">        float sc   = peak_score(h);</w:t>
+              <w:br/>
+              <w:t xml:space="preserve">        float mult = pricing_mult(sc);</w:t>
+              <w:br/>
+              <w:t xml:space="preserve">        int   bars = (int)(sc * 20.0f);</w:t>
+              <w:br/>
+              <w:t xml:space="preserve">        char  bar[22];</w:t>
+              <w:br/>
+              <w:t xml:space="preserve">        for (b = 0; b &lt; bars; b++) bar[b] = '|';</w:t>
+              <w:br/>
+              <w:t xml:space="preserve">        bar[b] = '\0';</w:t>
+              <w:br/>
+              <w:t xml:space="preserve">        const char *tier;</w:t>
+              <w:br/>
+              <w:t xml:space="preserve">        if      (mult &gt;= 1.6f)  tier = "PEAK SURGE  x1.60";</w:t>
+              <w:br/>
+              <w:t xml:space="preserve">        else if (mult &gt;= 1.25f) tier = "MODERATE    x1.25";</w:t>
+              <w:br/>
+              <w:t xml:space="preserve">        else if (mult &lt; 1.0f)   tier = "OFF-PEAK    x0.80";</w:t>
+              <w:br/>
+              <w:t xml:space="preserve">        else                    tier = "NORMAL      x1.00";</w:t>
+              <w:br/>
+              <w:t xml:space="preserve">        printf("| %02d:00| %.2f  | %-22s | %-18s |\n",</w:t>
+              <w:br/>
+              <w:t xml:space="preserve">               h, sc, bar, tier);</w:t>
+              <w:br/>
+              <w:t xml:space="preserve">    }</w:t>
+              <w:br/>
+              <w:t xml:space="preserve">    printf("+------+-------+------------------------+--------------------+\n\n");</w:t>
+              <w:br/>
+              <w:t>}</w:t>
+              <w:br/>
+              <w:br/>
+              <w:t>/* ============================================================</w:t>
+              <w:br/>
+              <w:t xml:space="preserve"> *  BAY ASSIGNMENT  (Array linear scan)</w:t>
+              <w:br/>
+              <w:t xml:space="preserve"> * ============================================================ */</w:t>
+              <w:br/>
+              <w:br/>
+              <w:t>/* assign_bay() scans left-to-right for the first free matching bay */</w:t>
+              <w:br/>
+              <w:t>static int assign_bay(int cat, const char *tag, int passNo, long epoch)</w:t>
+              <w:br/>
+              <w:t>{</w:t>
+              <w:br/>
+              <w:t xml:space="preserve">    int k;</w:t>
+              <w:br/>
+              <w:t xml:space="preserve">    for (k = 0; k &lt; BAY_COUNT; k++) {</w:t>
+              <w:br/>
+              <w:t xml:space="preserve">        if (bay_grid[k].status == BAY_FREE &amp;&amp; bay_grid[k].category == cat) {</w:t>
+              <w:br/>
+              <w:t xml:space="preserve">            bay_grid[k].status       = BAY_BUSY;</w:t>
+              <w:br/>
+              <w:t xml:space="preserve">            bay_grid[k].passNo       = passNo;</w:t>
+              <w:br/>
+              <w:t xml:space="preserve">            bay_grid[k].arrivalEpoch = epoch;</w:t>
+              <w:br/>
+              <w:t xml:space="preserve">            strncpy(bay_grid[k].tag, tag, sizeof(bay_grid[k].tag) - 1);</w:t>
+              <w:br/>
+              <w:t xml:space="preserve">            bay_grid[k].tag[sizeof(bay_grid[k].tag) - 1] = '\0';</w:t>
+              <w:br/>
+              <w:t xml:space="preserve">            return bay_grid[k].bayNum;</w:t>
+              <w:br/>
+              <w:t xml:space="preserve">        }</w:t>
+              <w:br/>
+              <w:t xml:space="preserve">    }</w:t>
+              <w:br/>
+              <w:t xml:space="preserve">    return -1;   /* no bay of this category is free */</w:t>
+              <w:br/>
+              <w:t>}</w:t>
+              <w:br/>
+              <w:br/>
+              <w:t>/* release_bay() clears the bay that holds a given vehicle tag */</w:t>
+              <w:br/>
+              <w:t>static int release_bay(const char *tag)</w:t>
+              <w:br/>
+              <w:t>{</w:t>
+              <w:br/>
+              <w:t xml:space="preserve">    int k;</w:t>
+              <w:br/>
+              <w:t xml:space="preserve">    for (k = 0; k &lt; BAY_COUNT; k++) {</w:t>
+              <w:br/>
+              <w:t xml:space="preserve">        if (bay_grid[k].status == BAY_BUSY &amp;&amp; same_tag(bay_grid[k].tag, tag)) {</w:t>
+              <w:br/>
+              <w:t xml:space="preserve">            bay_grid[k].status       = BAY_FREE;</w:t>
+              <w:br/>
+              <w:t xml:space="preserve">            bay_grid[k].tag[0]       = '\0';</w:t>
+              <w:br/>
+              <w:t xml:space="preserve">            bay_grid[k].passNo       = 0;</w:t>
+              <w:br/>
+              <w:t xml:space="preserve">            bay_grid[k].arrivalEpoch = 0;</w:t>
+              <w:br/>
+              <w:t xml:space="preserve">            return k;</w:t>
+              <w:br/>
+              <w:t xml:space="preserve">        }</w:t>
+              <w:br/>
+              <w:t xml:space="preserve">    }</w:t>
+              <w:br/>
+              <w:t xml:space="preserve">    return -1;</w:t>
+              <w:br/>
+              <w:t>}</w:t>
+              <w:br/>
+              <w:br/>
+              <w:t>/* ============================================================</w:t>
+              <w:br/>
+              <w:t xml:space="preserve"> *  VEHICLE ARRIVAL  (Check-In)</w:t>
+              <w:br/>
+              <w:t xml:space="preserve"> * ============================================================ */</w:t>
+              <w:br/>
+              <w:br/>
+              <w:t>void vehicle_arrive(const char *tag, const char *driver,</w:t>
+              <w:br/>
+              <w:t xml:space="preserve">                    int cat, long customEpoch)</w:t>
+              <w:br/>
+              <w:t>{</w:t>
+              <w:br/>
+              <w:t xml:space="preserve">    int k;</w:t>
+              <w:br/>
+              <w:t xml:space="preserve">    /* Reject duplicate: vehicle already occupies a bay */</w:t>
+              <w:br/>
+              <w:t xml:space="preserve">    for (k = 0; k &lt; BAY_COUNT; k++) {</w:t>
+              <w:br/>
+              <w:t xml:space="preserve">        if (bay_grid[k].status == BAY_BUSY &amp;&amp; same_tag(bay_grid[k].tag, tag)) {</w:t>
+              <w:br/>
+              <w:t xml:space="preserve">            printf("  [WARN] %s is already in Bay #%d.\n", tag, bay_grid[k].bayNum);</w:t>
+              <w:br/>
+              <w:t xml:space="preserve">            return;</w:t>
+              <w:br/>
+              <w:t xml:space="preserve">        }</w:t>
+              <w:br/>
+              <w:t xml:space="preserve">    }</w:t>
+              <w:br/>
+              <w:br/>
+              <w:t xml:space="preserve">    long arrEp = (customEpoch &gt; 0) ? customEpoch : (long)time(NULL);</w:t>
+              <w:br/>
+              <w:t xml:space="preserve">    int  pass  = pass_ctr++;</w:t>
+              <w:br/>
+              <w:t xml:space="preserve">    int  bay   = assign_bay(cat, tag, pass, arrEp);</w:t>
+              <w:br/>
+              <w:br/>
+              <w:t xml:space="preserve">    if (bay != -1) {</w:t>
+              <w:br/>
+              <w:t xml:space="preserve">        char ts[24];</w:t>
+              <w:br/>
+              <w:t xml:space="preserve">        epoch_to_str(arrEp, ts, sizeof(ts));</w:t>
+              <w:br/>
+              <w:t xml:space="preserve">        printf("\n  +-- ENTRY PASS GENERATED ---------------------------------+\n");</w:t>
+              <w:br/>
+              <w:t xml:space="preserve">        printf("  | Pass   : #%d\n", pass);</w:t>
+              <w:br/>
+              <w:t xml:space="preserve">        printf("  | Vehicle: %-14s   Driver : %-20s |\n", tag, driver);</w:t>
+              <w:br/>
+              <w:t xml:space="preserve">        printf("  | Type   : %-14s   Bay #%02d  Level %d               |\n",</w:t>
+              <w:br/>
+              <w:t xml:space="preserve">               cat_label(cat), bay, bay_grid[bay-1].levelNum);</w:t>
+              <w:br/>
+              <w:t xml:space="preserve">        printf("  | Arrived: %-28s                     |\n", ts);</w:t>
+              <w:br/>
+              <w:t xml:space="preserve">        printf("  | Rate   : Rs.%.0f/hr                                    |\n",</w:t>
+              <w:br/>
+              <w:t xml:space="preserve">               hourly_rate(cat));</w:t>
+              <w:br/>
+              <w:t xml:space="preserve">        printf("  +---------------------------------------------------------+\n");</w:t>
               <w:br/>
               <w:t xml:space="preserve">    } else {</w:t>
               <w:br/>
-              <w:t xml:space="preserve">        waitQueue.rear-&gt;next = node;</w:t>
-              <w:br/>
-              <w:t xml:space="preserve">        waitQueue.rear = node;</w:t>
+              <w:t xml:space="preserve">        /* Lot is full for this category — add to FIFO hold queue */</w:t>
+              <w:br/>
+              <w:t xml:space="preserve">        CarInfo ci;</w:t>
+              <w:br/>
+              <w:t xml:space="preserve">        strncpy(ci.tag, tag, sizeof(ci.tag)-1);</w:t>
+              <w:br/>
+              <w:t xml:space="preserve">        ci.tag[sizeof(ci.tag)-1] = '\0';</w:t>
+              <w:br/>
+              <w:t xml:space="preserve">        strncpy(ci.driverName, driver, sizeof(ci.driverName)-1);</w:t>
+              <w:br/>
+              <w:t xml:space="preserve">        ci.driverName[sizeof(ci.driverName)-1] = '\0';</w:t>
+              <w:br/>
+              <w:t xml:space="preserve">        ci.category = cat;</w:t>
+              <w:br/>
+              <w:t xml:space="preserve">        push_hold(ci);</w:t>
               <w:br/>
               <w:t xml:space="preserve">    }</w:t>
               <w:br/>
-              <w:t xml:space="preserve">    waitQueue.count++;</w:t>
-              <w:br/>
-              <w:t xml:space="preserve">    printf("   [!] Lot Full! Vehicle '%s' entered Waiting Queue (Position #%d)\n", v.plate, waitQueue.count);</w:t>
-              <w:br/>
               <w:t>}</w:t>
               <w:br/>
               <w:br/>
-              <w:t>bool dequeue_wait(Vehicle* out) {</w:t>
-              <w:br/>
-              <w:t xml:space="preserve">    if (waitQueue.front == NULL) return false;</w:t>
-              <w:br/>
-              <w:t xml:space="preserve">    QueueNode* temp = waitQueue.front;</w:t>
-              <w:br/>
-              <w:t xml:space="preserve">    if (out) *out = temp-&gt;vehicle;</w:t>
-              <w:br/>
-              <w:t xml:space="preserve">    waitQueue.front = waitQueue.front-&gt;next;</w:t>
-              <w:br/>
-              <w:t xml:space="preserve">    if (waitQueue.front == NULL) waitQueue.rear = NULL;</w:t>
-              <w:br/>
-              <w:t xml:space="preserve">    free(temp);</w:t>
-              <w:br/>
-              <w:t xml:space="preserve">    waitQueue.count--;</w:t>
-              <w:br/>
-              <w:t xml:space="preserve">    return true;</w:t>
+              <w:t>/* ============================================================</w:t>
+              <w:br/>
+              <w:t xml:space="preserve"> *  VEHICLE DEPARTURE  (Check-Out + Billing)</w:t>
+              <w:br/>
+              <w:t xml:space="preserve"> * ============================================================ */</w:t>
+              <w:br/>
+              <w:br/>
+              <w:t>void vehicle_depart(const char *tag, long customEpoch)</w:t>
+              <w:br/>
+              <w:t>{</w:t>
+              <w:br/>
+              <w:t xml:space="preserve">    int k;</w:t>
+              <w:br/>
+              <w:t xml:space="preserve">    int foundIdx = -1;</w:t>
+              <w:br/>
+              <w:br/>
+              <w:t xml:space="preserve">    /* Linear search across the bay_grid array */</w:t>
+              <w:br/>
+              <w:t xml:space="preserve">    for (k = 0; k &lt; BAY_COUNT; k++) {</w:t>
+              <w:br/>
+              <w:t xml:space="preserve">        if (bay_grid[k].status == BAY_BUSY &amp;&amp; same_tag(bay_grid[k].tag, tag)) {</w:t>
+              <w:br/>
+              <w:t xml:space="preserve">            foundIdx = k;</w:t>
+              <w:br/>
+              <w:t xml:space="preserve">            break;</w:t>
+              <w:br/>
+              <w:t xml:space="preserve">        }</w:t>
+              <w:br/>
+              <w:t xml:space="preserve">    }</w:t>
+              <w:br/>
+              <w:t xml:space="preserve">    if (foundIdx == -1) {</w:t>
+              <w:br/>
+              <w:t xml:space="preserve">        printf("  [WARN] '%s' is not in any active bay.\n", tag);</w:t>
+              <w:br/>
+              <w:t xml:space="preserve">        return;</w:t>
+              <w:br/>
+              <w:t xml:space="preserve">    }</w:t>
+              <w:br/>
+              <w:br/>
+              <w:t xml:space="preserve">    ParkBay snap    = bay_grid[foundIdx];</w:t>
+              <w:br/>
+              <w:t xml:space="preserve">    long    outEp   = (customEpoch &gt; 0) ? customEpoch : (long)time(NULL);</w:t>
+              <w:br/>
+              <w:t xml:space="preserve">    float   rawHrs  = (float)difftime((time_t)outEp, (time_t)snap.arrivalEpoch) / 3600.0f;</w:t>
+              <w:br/>
+              <w:t xml:space="preserve">    float   billHrs = (rawHrs &lt; (float)MIN_BILLABLE) ? (float)MIN_BILLABLE : rawHrs;</w:t>
+              <w:br/>
+              <w:br/>
+              <w:t xml:space="preserve">    /* Query AI model for the departure hour */</w:t>
+              <w:br/>
+              <w:t xml:space="preserve">    struct tm *dptm = localtime((time_t *)&amp;outEp);</w:t>
+              <w:br/>
+              <w:t xml:space="preserve">    int    hr       = dptm ? dptm-&gt;tm_hour : 12;</w:t>
+              <w:br/>
+              <w:t xml:space="preserve">    float  sc       = peak_score(hr);</w:t>
+              <w:br/>
+              <w:t xml:space="preserve">    float  mult     = pricing_mult(sc);</w:t>
+              <w:br/>
+              <w:t xml:space="preserve">    float  rate     = hourly_rate(snap.category);</w:t>
+              <w:br/>
+              <w:t xml:space="preserve">    float  fee      = rate * billHrs * mult;</w:t>
+              <w:br/>
+              <w:br/>
+              <w:t xml:space="preserve">    /* Prepend a new ExitLog node to the billing linked list */</w:t>
+              <w:br/>
+              <w:t xml:space="preserve">    ExitLog *rec = (ExitLog *)malloc(sizeof(ExitLog));</w:t>
+              <w:br/>
+              <w:t xml:space="preserve">    if (!rec) { fprintf(stderr, "Memory error — billing.\n"); return; }</w:t>
+              <w:br/>
+              <w:t xml:space="preserve">    rec-&gt;passNo     = snap.passNo;</w:t>
+              <w:br/>
+              <w:t xml:space="preserve">    rec-&gt;category   = snap.category;</w:t>
+              <w:br/>
+              <w:t xml:space="preserve">    rec-&gt;bayNum     = snap.bayNum;</w:t>
+              <w:br/>
+              <w:t xml:space="preserve">    rec-&gt;inEpoch    = snap.arrivalEpoch;</w:t>
+              <w:br/>
+              <w:t xml:space="preserve">    rec-&gt;outEpoch   = outEp;</w:t>
+              <w:br/>
+              <w:t xml:space="preserve">    rec-&gt;hoursParked= billHrs;</w:t>
+              <w:br/>
+              <w:t xml:space="preserve">    rec-&gt;peakMult   = mult;</w:t>
+              <w:br/>
+              <w:t xml:space="preserve">    rec-&gt;feePaid    = fee;</w:t>
+              <w:br/>
+              <w:t xml:space="preserve">    strncpy(rec-&gt;tag, snap.tag, sizeof(rec-&gt;tag)-1);</w:t>
+              <w:br/>
+              <w:t xml:space="preserve">    rec-&gt;tag[sizeof(rec-&gt;tag)-1] = '\0';</w:t>
+              <w:br/>
+              <w:t xml:space="preserve">    rec-&gt;prev = ledger;</w:t>
+              <w:br/>
+              <w:t xml:space="preserve">    ledger    = rec;</w:t>
+              <w:br/>
+              <w:br/>
+              <w:t xml:space="preserve">    vault    += fee;</w:t>
+              <w:br/>
+              <w:t xml:space="preserve">    closed_n++;</w:t>
+              <w:br/>
+              <w:br/>
+              <w:t xml:space="preserve">    /* Print payment receipt */</w:t>
+              <w:br/>
+              <w:t xml:space="preserve">    char arrStr[24], dptStr[24];</w:t>
+              <w:br/>
+              <w:t xml:space="preserve">    epoch_to_str(snap.arrivalEpoch, arrStr, sizeof(arrStr));</w:t>
+              <w:br/>
+              <w:t xml:space="preserve">    epoch_to_str(outEp, dptStr, sizeof(dptStr));</w:t>
+              <w:br/>
+              <w:br/>
+              <w:t xml:space="preserve">    printf("\n  +============== PAYMENT RECEIPT ==========================+\n");</w:t>
+              <w:br/>
+              <w:t xml:space="preserve">    printf("  | Pass #%-6d   Vehicle : %-26s   |\n", rec-&gt;passNo, rec-&gt;tag);</w:t>
+              <w:br/>
+              <w:t xml:space="preserve">    printf("  | Type  : %-38s   |\n", cat_label(rec-&gt;category));</w:t>
+              <w:br/>
+              <w:t xml:space="preserve">    printf("  | Bay   : #%02d   Arrived : %-28s|\n", rec-&gt;bayNum, arrStr);</w:t>
+              <w:br/>
+              <w:t xml:space="preserve">    printf("  | Depart: %-38s   |\n", dptStr);</w:t>
+              <w:br/>
+              <w:t xml:space="preserve">    printf("  | Hours : %.1f hrs   Rate : Rs.%.0f/hr                   |\n",</w:t>
+              <w:br/>
+              <w:t xml:space="preserve">           billHrs, rate);</w:t>
+              <w:br/>
+              <w:t xml:space="preserve">    printf("  | PeakScore: %.2f   Price-Mult: x%.2f                    |\n",</w:t>
+              <w:br/>
+              <w:t xml:space="preserve">           sc, mult);</w:t>
+              <w:br/>
+              <w:t xml:space="preserve">    printf("  |---------------------------------------------------------|\n");</w:t>
+              <w:br/>
+              <w:t xml:space="preserve">    printf("  | AMOUNT DUE : Rs. %.2f                                |\n", fee);</w:t>
+              <w:br/>
+              <w:t xml:space="preserve">    printf("  +=========================================================+\n");</w:t>
+              <w:br/>
+              <w:br/>
+              <w:t xml:space="preserve">    /* Free the bay in the array */</w:t>
+              <w:br/>
+              <w:t xml:space="preserve">    release_bay(tag);</w:t>
+              <w:br/>
+              <w:t xml:space="preserve">    printf("  [BAY] Bay #%02d is now free.\n", snap.bayNum);</w:t>
+              <w:br/>
+              <w:br/>
+              <w:t xml:space="preserve">    /* Auto-assign freed bay to the first matching car in the queue */</w:t>
+              <w:br/>
+              <w:t xml:space="preserve">    if (hold_line.size &gt; 0 &amp;&amp; hold_line.head-&gt;car.category == snap.category) {</w:t>
+              <w:br/>
+              <w:t xml:space="preserve">        CarInfo waiting;</w:t>
+              <w:br/>
+              <w:t xml:space="preserve">        pop_hold(&amp;waiting);</w:t>
+              <w:br/>
+              <w:t xml:space="preserve">        int nb = assign_bay(waiting.category, waiting.tag, pass_ctr++, outEp);</w:t>
+              <w:br/>
+              <w:t xml:space="preserve">        if (nb != -1)</w:t>
+              <w:br/>
+              <w:t xml:space="preserve">            printf("  [AUTO] '%s' moved from queue to Bay #%02d.\n\n", waiting.tag, nb);</w:t>
+              <w:br/>
+              <w:t xml:space="preserve">    }</w:t>
               <w:br/>
               <w:t>}</w:t>
               <w:br/>
               <w:br/>
-              <w:t>/* --- AI Demand Prediction Module --- */</w:t>
-              <w:br/>
-              <w:t>/* Models 24-hr urban congestion curve and calculates dynamic surge tariff */</w:t>
-              <w:br/>
-              <w:t>void ai_predict_demand(int hour, double* demandPct, double* surge) {</w:t>
-              <w:br/>
-              <w:t xml:space="preserve">    if (hour &lt; 0 || hour &gt; 23) hour = 12;</w:t>
-              <w:br/>
-              <w:t xml:space="preserve">    </w:t>
-              <w:br/>
-              <w:t xml:space="preserve">    /* Heuristic peak curve: morning rush (8-10 AM) and evening rush (5-7 PM) */</w:t>
-              <w:br/>
-              <w:t xml:space="preserve">    double base;</w:t>
-              <w:br/>
-              <w:t xml:space="preserve">    if (hour &gt;= 8 &amp;&amp; hour &lt;= 10) base = 0.90;      /* Morning peak */</w:t>
-              <w:br/>
-              <w:t xml:space="preserve">    else if (hour &gt;= 17 &amp;&amp; hour &lt;= 19) base = 0.94; /* Evening peak */</w:t>
-              <w:br/>
-              <w:t xml:space="preserve">    else if (hour &gt;= 11 &amp;&amp; hour &lt;= 16) base = 0.72; /* Afternoon busy */</w:t>
-              <w:br/>
-              <w:t xml:space="preserve">    else if (hour &gt;= 6 &amp;&amp; hour &lt;= 7) base = 0.40;   /* Early morning */</w:t>
-              <w:br/>
-              <w:t xml:space="preserve">    else base = 0.15;                               /* Night / off-peak */</w:t>
-              <w:br/>
-              <w:t xml:space="preserve">    </w:t>
-              <w:br/>
-              <w:t xml:space="preserve">    if (demandPct) *demandPct = base * 100.0;</w:t>
-              <w:br/>
-              <w:t xml:space="preserve">    if (surge) {</w:t>
-              <w:br/>
-              <w:t xml:space="preserve">        if (base &gt;= 0.85) *surge = 1.50;      /* Surge tariff */</w:t>
-              <w:br/>
-              <w:t xml:space="preserve">        else if (base &gt;= 0.70) *surge = 1.25; /* Moderate tariff */</w:t>
-              <w:br/>
-              <w:t xml:space="preserve">        else if (base &lt;= 0.25) *surge = 0.85; /* Off-peak discount */</w:t>
-              <w:br/>
-              <w:t xml:space="preserve">        else *surge = 1.00;                   /* Standard tariff */</w:t>
+              <w:t>/* ============================================================</w:t>
+              <w:br/>
+              <w:t xml:space="preserve"> *  SEARCHING — Linear Scan</w:t>
+              <w:br/>
+              <w:t xml:space="preserve"> * ============================================================ */</w:t>
+              <w:br/>
+              <w:br/>
+              <w:t>int find_vehicle(const char *tag)</w:t>
+              <w:br/>
+              <w:t>{</w:t>
+              <w:br/>
+              <w:t xml:space="preserve">    int k;</w:t>
+              <w:br/>
+              <w:t xml:space="preserve">    for (k = 0; k &lt; BAY_COUNT; k++)</w:t>
+              <w:br/>
+              <w:t xml:space="preserve">        if (bay_grid[k].status == BAY_BUSY &amp;&amp; same_tag(bay_grid[k].tag, tag))</w:t>
+              <w:br/>
+              <w:t xml:space="preserve">            return bay_grid[k].bayNum;</w:t>
+              <w:br/>
+              <w:t xml:space="preserve">    return -1;</w:t>
+              <w:br/>
+              <w:t>}</w:t>
+              <w:br/>
+              <w:br/>
+              <w:t>/* ============================================================</w:t>
+              <w:br/>
+              <w:t xml:space="preserve"> *  SORTING — Insertion Sort on billing records (descending fee)</w:t>
+              <w:br/>
+              <w:t xml:space="preserve"> *</w:t>
+              <w:br/>
+              <w:t xml:space="preserve"> *  Why Insertion Sort?</w:t>
+              <w:br/>
+              <w:t xml:space="preserve"> *    The billing ledger is a linked list.  We extract node pointers</w:t>
+              <w:br/>
+              <w:t xml:space="preserve"> *    into a small helper array and sort in-place.  Insertion sort</w:t>
+              <w:br/>
+              <w:t xml:space="preserve"> *    suits small-to-medium datasets (typical for a parking lot)</w:t>
+              <w:br/>
+              <w:t xml:space="preserve"> *    and produces stable, predictable output — useful when fees</w:t>
+              <w:br/>
+              <w:t xml:space="preserve"> *    are equal (ties are kept in arrival order).</w:t>
+              <w:br/>
+              <w:t xml:space="preserve"> * ============================================================ */</w:t>
+              <w:br/>
+              <w:br/>
+              <w:t>void show_sorted_sessions(void)</w:t>
+              <w:br/>
+              <w:t>{</w:t>
+              <w:br/>
+              <w:t xml:space="preserve">    int i, j, n = 0;</w:t>
+              <w:br/>
+              <w:t xml:space="preserve">    ExitLog *cur = ledger;</w:t>
+              <w:br/>
+              <w:br/>
+              <w:t xml:space="preserve">    if (!cur) { printf("  No completed sessions yet.\n"); return; }</w:t>
+              <w:br/>
+              <w:br/>
+              <w:t xml:space="preserve">    /* Count nodes in the list */</w:t>
+              <w:br/>
+              <w:t xml:space="preserve">    while (cur) { n++; cur = cur-&gt;prev; }</w:t>
+              <w:br/>
+              <w:br/>
+              <w:t xml:space="preserve">    ExitLog **arr = (ExitLog **)malloc((size_t)n * sizeof(ExitLog *));</w:t>
+              <w:br/>
+              <w:t xml:space="preserve">    if (!arr) return;</w:t>
+              <w:br/>
+              <w:br/>
+              <w:t xml:space="preserve">    /* Load pointers into the helper array */</w:t>
+              <w:br/>
+              <w:t xml:space="preserve">    cur = ledger;</w:t>
+              <w:br/>
+              <w:t xml:space="preserve">    for (i = 0; i &lt; n; i++, cur = cur-&gt;prev) arr[i] = cur;</w:t>
+              <w:br/>
+              <w:br/>
+              <w:t xml:space="preserve">    /* Insertion sort — descending by feePaid */</w:t>
+              <w:br/>
+              <w:t xml:space="preserve">    for (i = 1; i &lt; n; i++) {</w:t>
+              <w:br/>
+              <w:t xml:space="preserve">        ExitLog *key = arr[i];</w:t>
+              <w:br/>
+              <w:t xml:space="preserve">        j = i - 1;</w:t>
+              <w:br/>
+              <w:t xml:space="preserve">        while (j &gt;= 0 &amp;&amp; arr[j]-&gt;feePaid &lt; key-&gt;feePaid) {</w:t>
+              <w:br/>
+              <w:t xml:space="preserve">            arr[j+1] = arr[j];</w:t>
+              <w:br/>
+              <w:t xml:space="preserve">            j--;</w:t>
+              <w:br/>
+              <w:t xml:space="preserve">        }</w:t>
+              <w:br/>
+              <w:t xml:space="preserve">        arr[j+1] = key;</w:t>
               <w:br/>
               <w:t xml:space="preserve">    }</w:t>
               <w:br/>
+              <w:br/>
+              <w:t xml:space="preserve">    printf("\n  +-- Sessions Ranked by Fee Collected (High -&gt; Low) ------+\n");</w:t>
+              <w:br/>
+              <w:t xml:space="preserve">    printf("  | Rank | Pass   | Vehicle        | Hrs   | Fee (Rs)  |\n");</w:t>
+              <w:br/>
+              <w:t xml:space="preserve">    printf("  |------+--------+----------------+-------+-----------|\n");</w:t>
+              <w:br/>
+              <w:t xml:space="preserve">    for (i = 0; i &lt; n; i++) {</w:t>
+              <w:br/>
+              <w:t xml:space="preserve">        printf("  | %4d | #%-5d | %-14s | %5.1f | %9.2f |\n",</w:t>
+              <w:br/>
+              <w:t xml:space="preserve">               i+1, arr[i]-&gt;passNo, arr[i]-&gt;tag,</w:t>
+              <w:br/>
+              <w:t xml:space="preserve">               arr[i]-&gt;hoursParked, arr[i]-&gt;feePaid);</w:t>
+              <w:br/>
+              <w:t xml:space="preserve">    }</w:t>
+              <w:br/>
+              <w:t xml:space="preserve">    printf("  +--------------------------------------------------------+\n\n");</w:t>
+              <w:br/>
+              <w:t xml:space="preserve">    free(arr);</w:t>
+              <w:br/>
               <w:t>}</w:t>
               <w:br/>
               <w:br/>
-              <w:t>/* --- Slot Allocation (Arrays) --- */</w:t>
-              <w:br/>
-              <w:t>int allocate_slot(VehicleType type, const char* plate, int tId, time_t tEntry) {</w:t>
-              <w:br/>
-              <w:t xml:space="preserve">    for (int i = 0; i &lt; TOTAL_SLOTS; i++) {</w:t>
-              <w:br/>
-              <w:t xml:space="preserve">        if (!slots[i].isOccupied &amp;&amp; slots[i].type == type) {</w:t>
-              <w:br/>
-              <w:t xml:space="preserve">            slots[i].isOccupied = true;</w:t>
-              <w:br/>
-              <w:t xml:space="preserve">            strncpy(slots[i].plate, plate, sizeof(slots[i].plate) - 1);</w:t>
-              <w:br/>
-              <w:t xml:space="preserve">            slots[i].ticketId = tId;</w:t>
-              <w:br/>
-              <w:t xml:space="preserve">            slots[i].entryTime = tEntry;</w:t>
-              <w:br/>
-              <w:t xml:space="preserve">            return slots[i].id;</w:t>
+              <w:t>/* ============================================================</w:t>
+              <w:br/>
+              <w:t xml:space="preserve"> *  BINARY SEARCH — find a session by pass number</w:t>
+              <w:br/>
+              <w:t xml:space="preserve"> *  (array must be sorted by passNo ascending before calling)</w:t>
+              <w:br/>
+              <w:t xml:space="preserve"> * ============================================================ */</w:t>
+              <w:br/>
+              <w:br/>
+              <w:t>static int bsearch_pass(ExitLog **arr, int n, int target)</w:t>
+              <w:br/>
+              <w:t>{</w:t>
+              <w:br/>
+              <w:t xml:space="preserve">    int lo = 0, hi = n - 1;</w:t>
+              <w:br/>
+              <w:t xml:space="preserve">    while (lo &lt;= hi) {</w:t>
+              <w:br/>
+              <w:t xml:space="preserve">        int mid = lo + (hi - lo) / 2;</w:t>
+              <w:br/>
+              <w:t xml:space="preserve">        if (arr[mid]-&gt;passNo == target) return mid;</w:t>
+              <w:br/>
+              <w:t xml:space="preserve">        if (arr[mid]-&gt;passNo  &lt; target) lo = mid + 1;</w:t>
+              <w:br/>
+              <w:t xml:space="preserve">        else                            hi = mid - 1;</w:t>
+              <w:br/>
+              <w:t xml:space="preserve">    }</w:t>
+              <w:br/>
+              <w:t xml:space="preserve">    return -1;</w:t>
+              <w:br/>
+              <w:t>}</w:t>
+              <w:br/>
+              <w:br/>
+              <w:t>void lookup_pass(int target)</w:t>
+              <w:br/>
+              <w:t>{</w:t>
+              <w:br/>
+              <w:t xml:space="preserve">    int i, j, n = 0;</w:t>
+              <w:br/>
+              <w:t xml:space="preserve">    ExitLog *cur = ledger;</w:t>
+              <w:br/>
+              <w:br/>
+              <w:t xml:space="preserve">    if (!cur) { printf("  No records exist yet.\n"); return; }</w:t>
+              <w:br/>
+              <w:t xml:space="preserve">    while (cur) { n++; cur = cur-&gt;prev; }</w:t>
+              <w:br/>
+              <w:br/>
+              <w:t xml:space="preserve">    ExitLog **arr = (ExitLog **)malloc((size_t)n * sizeof(ExitLog *));</w:t>
+              <w:br/>
+              <w:t xml:space="preserve">    if (!arr) return;</w:t>
+              <w:br/>
+              <w:t xml:space="preserve">    cur = ledger;</w:t>
+              <w:br/>
+              <w:t xml:space="preserve">    for (i = 0; i &lt; n; i++, cur = cur-&gt;prev) arr[i] = cur;</w:t>
+              <w:br/>
+              <w:br/>
+              <w:t xml:space="preserve">    /* Sort by passNo ascending so binary search can work correctly */</w:t>
+              <w:br/>
+              <w:t xml:space="preserve">    for (i = 1; i &lt; n; i++) {</w:t>
+              <w:br/>
+              <w:t xml:space="preserve">        ExitLog *key = arr[i];</w:t>
+              <w:br/>
+              <w:t xml:space="preserve">        j = i - 1;</w:t>
+              <w:br/>
+              <w:t xml:space="preserve">        while (j &gt;= 0 &amp;&amp; arr[j]-&gt;passNo &gt; key-&gt;passNo) {</w:t>
+              <w:br/>
+              <w:t xml:space="preserve">            arr[j+1] = arr[j]; j--;</w:t>
               <w:br/>
               <w:t xml:space="preserve">        }</w:t>
               <w:br/>
+              <w:t xml:space="preserve">        arr[j+1] = key;</w:t>
+              <w:br/>
               <w:t xml:space="preserve">    }</w:t>
               <w:br/>
-              <w:t xml:space="preserve">    return -1; /* Full */</w:t>
+              <w:br/>
+              <w:t xml:space="preserve">    int pos = bsearch_pass(arr, n, target);</w:t>
+              <w:br/>
+              <w:t xml:space="preserve">    if (pos &gt;= 0)</w:t>
+              <w:br/>
+              <w:t xml:space="preserve">        printf("  [FOUND] Pass #%d -&gt; %s | Bay #%d | Rs.%.2f\n",</w:t>
+              <w:br/>
+              <w:t xml:space="preserve">               target, arr[pos]-&gt;tag, arr[pos]-&gt;bayNum, arr[pos]-&gt;feePaid);</w:t>
+              <w:br/>
+              <w:t xml:space="preserve">    else</w:t>
+              <w:br/>
+              <w:t xml:space="preserve">        printf("  [NOT FOUND] Pass #%d has no matching record.\n", target);</w:t>
+              <w:br/>
+              <w:br/>
+              <w:t xml:space="preserve">    free(arr);</w:t>
               <w:br/>
               <w:t>}</w:t>
               <w:br/>
               <w:br/>
-              <w:t>/* --- Vehicle Check-In &amp; Check-Out --- */</w:t>
-              <w:br/>
-              <w:t>void check_in(const char* plate, const char* owner, VehicleType type, time_t customEntry) {</w:t>
-              <w:br/>
-              <w:t xml:space="preserve">    for (int i = 0; i &lt; TOTAL_SLOTS; i++) {</w:t>
-              <w:br/>
-              <w:t xml:space="preserve">        if (slots[i].isOccupied &amp;&amp; str_equals_ignore_case(slots[i].plate, plate)) {</w:t>
-              <w:br/>
-              <w:t xml:space="preserve">            printf("   [!] Vehicle '%s' is already parked in Slot #%d!\n", plate, slots[i].id);</w:t>
-              <w:br/>
-              <w:t xml:space="preserve">            return;</w:t>
+              <w:t>/* ============================================================</w:t>
+              <w:br/>
+              <w:t xml:space="preserve"> *  DISPLAY UTILITIES</w:t>
+              <w:br/>
+              <w:t xml:space="preserve"> * ============================================================ */</w:t>
+              <w:br/>
+              <w:br/>
+              <w:t>void show_bay_layout(void)</w:t>
+              <w:br/>
+              <w:t>{</w:t>
+              <w:br/>
+              <w:t xml:space="preserve">    int lv, k;</w:t>
+              <w:br/>
+              <w:t xml:space="preserve">    printf("\n  +-- Bay Layout Map ----------------------------------------+\n");</w:t>
+              <w:br/>
+              <w:t xml:space="preserve">    for (lv = 0; lv &lt; 2; lv++) {</w:t>
+              <w:br/>
+              <w:t xml:space="preserve">        printf("  | Level %d: ", lv);</w:t>
+              <w:br/>
+              <w:t xml:space="preserve">        for (k = 0; k &lt; BAY_COUNT; k++) {</w:t>
+              <w:br/>
+              <w:t xml:space="preserve">            if (bay_grid[k].levelNum == lv)</w:t>
+              <w:br/>
+              <w:t xml:space="preserve">                printf("[%02d:%s] ",</w:t>
+              <w:br/>
+              <w:t xml:space="preserve">                       bay_grid[k].bayNum,</w:t>
+              <w:br/>
+              <w:t xml:space="preserve">                       (bay_grid[k].status == BAY_FREE) ? "--" : "XX");</w:t>
               <w:br/>
               <w:t xml:space="preserve">        }</w:t>
               <w:br/>
+              <w:t xml:space="preserve">        printf("|\n");</w:t>
+              <w:br/>
               <w:t xml:space="preserve">    }</w:t>
               <w:br/>
-              <w:br/>
-              <w:t xml:space="preserve">    time_t entryT = (customEntry != 0) ? customEntry : time(NULL);</w:t>
-              <w:br/>
-              <w:t xml:space="preserve">    int tId = nextTicket++;</w:t>
-              <w:br/>
-              <w:t xml:space="preserve">    int slotId = allocate_slot(type, plate, tId, entryT);</w:t>
-              <w:br/>
-              <w:br/>
-              <w:t xml:space="preserve">    if (slotId != -1) {</w:t>
-              <w:br/>
-              <w:t xml:space="preserve">        printf("\n=== ENTRY PASS ISSUED ===");</w:t>
-              <w:br/>
-              <w:t xml:space="preserve">        printf("\n Ticket #%d | Plate: %s | %s | Floor: %d | Slot: #%02d\n",</w:t>
-              <w:br/>
-              <w:t xml:space="preserve">               tId, plate, type_name(type), slots[slotId - 1].floor, slotId);</w:t>
+              <w:t xml:space="preserve">    printf("  | Key: [--] = Vacant   [XX] = Occupied                   |\n");</w:t>
+              <w:br/>
+              <w:t xml:space="preserve">    printf("  +---------------------------------------------------------+\n\n");</w:t>
+              <w:br/>
+              <w:t>}</w:t>
+              <w:br/>
+              <w:br/>
+              <w:t>void show_hold_queue(void)</w:t>
+              <w:br/>
+              <w:t>{</w:t>
+              <w:br/>
+              <w:t xml:space="preserve">    HoldNode *nd = hold_line.head;</w:t>
+              <w:br/>
+              <w:t xml:space="preserve">    int pos = 1;</w:t>
+              <w:br/>
+              <w:t xml:space="preserve">    printf("\n  +-- Hold-Line (FIFO Queue) --------------------------------+\n");</w:t>
+              <w:br/>
+              <w:t xml:space="preserve">    if (!nd) {</w:t>
+              <w:br/>
+              <w:t xml:space="preserve">        printf("  | Queue is currently empty.                               |\n");</w:t>
               <w:br/>
               <w:t xml:space="preserve">    } else {</w:t>
               <w:br/>
-              <w:t xml:space="preserve">        Vehicle v;</w:t>
-              <w:br/>
-              <w:t xml:space="preserve">        strncpy(v.plate, plate, sizeof(v.plate) - 1);</w:t>
-              <w:br/>
-              <w:t xml:space="preserve">        strncpy(v.owner, owner, sizeof(v.owner) - 1);</w:t>
-              <w:br/>
-              <w:t xml:space="preserve">        v.type = type;</w:t>
-              <w:br/>
-              <w:t xml:space="preserve">        enqueue_wait(v);</w:t>
+              <w:t xml:space="preserve">        while (nd) {</w:t>
+              <w:br/>
+              <w:t xml:space="preserve">            printf("  | #%d  %-16s %-14s                   |\n",</w:t>
+              <w:br/>
+              <w:t xml:space="preserve">                   pos, nd-&gt;car.tag, cat_label(nd-&gt;car.category));</w:t>
+              <w:br/>
+              <w:t xml:space="preserve">            nd = nd-&gt;next; pos++;</w:t>
+              <w:br/>
+              <w:t xml:space="preserve">        }</w:t>
               <w:br/>
               <w:t xml:space="preserve">    }</w:t>
               <w:br/>
+              <w:t xml:space="preserve">    printf("  +---------------------------------------------------------+\n\n");</w:t>
+              <w:br/>
               <w:t>}</w:t>
               <w:br/>
               <w:br/>
-              <w:t>void check_out(const char* plate, time_t customExit) {</w:t>
-              <w:br/>
-              <w:t xml:space="preserve">    int idx = -1;</w:t>
-              <w:br/>
-              <w:t xml:space="preserve">    for (int i = 0; i &lt; TOTAL_SLOTS; i++) {</w:t>
-              <w:br/>
-              <w:t xml:space="preserve">        if (slots[i].isOccupied &amp;&amp; str_equals_ignore_case(slots[i].plate, plate)) {</w:t>
-              <w:br/>
-              <w:t xml:space="preserve">            idx = i;</w:t>
-              <w:br/>
-              <w:t xml:space="preserve">            break;</w:t>
+              <w:t>void show_summary(void)</w:t>
+              <w:br/>
+              <w:t>{</w:t>
+              <w:br/>
+              <w:t xml:space="preserve">    int k, occ = 0;</w:t>
+              <w:br/>
+              <w:t xml:space="preserve">    for (k = 0; k &lt; BAY_COUNT; k++)</w:t>
+              <w:br/>
+              <w:t xml:space="preserve">        if (bay_grid[k].status == BAY_BUSY) occ++;</w:t>
+              <w:br/>
+              <w:br/>
+              <w:t xml:space="preserve">    printf("\n  +-- Facility Summary -------------------------------------+\n");</w:t>
+              <w:br/>
+              <w:t xml:space="preserve">    printf("  | Total Bays      : %d                                    |\n", BAY_COUNT);</w:t>
+              <w:br/>
+              <w:t xml:space="preserve">    printf("  | Occupied        : %d                                    |\n", occ);</w:t>
+              <w:br/>
+              <w:t xml:space="preserve">    printf("  | Available       : %d                                    |\n", BAY_COUNT - occ);</w:t>
+              <w:br/>
+              <w:t xml:space="preserve">    printf("  | Hold Queue Size : %d                                    |\n", hold_line.size);</w:t>
+              <w:br/>
+              <w:t xml:space="preserve">    printf("  | Sessions Closed : %d                                    |\n", closed_n);</w:t>
+              <w:br/>
+              <w:t xml:space="preserve">    printf("  | Total Revenue   : Rs. %.2f                           |\n", vault);</w:t>
+              <w:br/>
+              <w:t xml:space="preserve">    printf("  +---------------------------------------------------------+\n\n");</w:t>
+              <w:br/>
+              <w:t>}</w:t>
+              <w:br/>
+              <w:br/>
+              <w:t>/* ============================================================</w:t>
+              <w:br/>
+              <w:t xml:space="preserve"> *  AUTOMATED DEMO  (uses Indian vehicle registration examples)</w:t>
+              <w:br/>
+              <w:t xml:space="preserve"> * ============================================================ */</w:t>
+              <w:br/>
+              <w:br/>
+              <w:t>void run_demo(void)</w:t>
+              <w:br/>
+              <w:t>{</w:t>
+              <w:br/>
+              <w:t xml:space="preserve">    long now = (long)time(NULL);</w:t>
+              <w:br/>
+              <w:br/>
+              <w:t xml:space="preserve">    printf("\n======================================================\n");</w:t>
+              <w:br/>
+              <w:t xml:space="preserve">    printf("   BayTrack — Full-System Demonstration Session       \n");</w:t>
+              <w:br/>
+              <w:t xml:space="preserve">    printf("======================================================\n\n");</w:t>
+              <w:br/>
+              <w:br/>
+              <w:t xml:space="preserve">    /* Vehicles arrive at different times */</w:t>
+              <w:br/>
+              <w:t xml:space="preserve">    vehicle_arrive("KA-05-MJ-7823", "Ramesh Iyer",   CAT_FW, now - 9000);</w:t>
+              <w:br/>
+              <w:t xml:space="preserve">    vehicle_arrive("TN-09-AB-3341", "Meena Suresh",  CAT_TW, now - 7200);</w:t>
+              <w:br/>
+              <w:t xml:space="preserve">    vehicle_arrive("MH-14-CD-6610", "Arjun Patil",   CAT_FW, now - 5400);</w:t>
+              <w:br/>
+              <w:t xml:space="preserve">    vehicle_arrive("AP-28-EF-1120", "Divya Reddy",   CAT_TW, now - 4800);</w:t>
+              <w:br/>
+              <w:t xml:space="preserve">    vehicle_arrive("DL-01-GH-9902", "Priya Mehta",   CAT_FW, now - 3600);</w:t>
+              <w:br/>
+              <w:t xml:space="preserve">    vehicle_arrive("KL-07-JK-4456", "Suresh Nair",   CAT_TW, now - 3000);</w:t>
+              <w:br/>
+              <w:t xml:space="preserve">    vehicle_arrive("TS-11-AA-0001", "Ravi Kumar",    CAT_TW, now - 1800);</w:t>
+              <w:br/>
+              <w:t xml:space="preserve">    vehicle_arrive("GJ-06-BB-0002", "Neha Shah",     CAT_TW, now - 1200);</w:t>
+              <w:br/>
+              <w:t xml:space="preserve">    vehicle_arrive("RJ-14-CC-0003", "Anil Joshi",    CAT_TW, now -  900);</w:t>
+              <w:br/>
+              <w:t xml:space="preserve">    /* All 6 TW bays now full — next TW must queue */</w:t>
+              <w:br/>
+              <w:t xml:space="preserve">    vehicle_arrive("UP-32-DD-0004", "Sunil Verma",   CAT_TW, now -  300);</w:t>
+              <w:br/>
+              <w:br/>
+              <w:t xml:space="preserve">    printf("\n--- Bay Layout after initial arrivals ---\n");</w:t>
+              <w:br/>
+              <w:t xml:space="preserve">    show_bay_layout();</w:t>
+              <w:br/>
+              <w:t xml:space="preserve">    show_hold_queue();</w:t>
+              <w:br/>
+              <w:br/>
+              <w:t xml:space="preserve">    /* Search for a parked vehicle using linear scan */</w:t>
+              <w:br/>
+              <w:t xml:space="preserve">    printf("  [LINEAR SEARCH] Locating 'MH-14-CD-6610'...\n");</w:t>
+              <w:br/>
+              <w:t xml:space="preserve">    int slot = find_vehicle("MH-14-CD-6610");</w:t>
+              <w:br/>
+              <w:t xml:space="preserve">    if (slot != -1)</w:t>
+              <w:br/>
+              <w:t xml:space="preserve">        printf("  [RESULT] Found in Bay #%02d.\n\n", slot);</w:t>
+              <w:br/>
+              <w:br/>
+              <w:t xml:space="preserve">    /* A TW departs — queued UP-32-DD-0004 should auto-occupy freed bay */</w:t>
+              <w:br/>
+              <w:t xml:space="preserve">    printf("  [EXIT] TN-09-AB-3341 departing...\n");</w:t>
+              <w:br/>
+              <w:t xml:space="preserve">    vehicle_depart("TN-09-AB-3341", now);</w:t>
+              <w:br/>
+              <w:br/>
+              <w:t xml:space="preserve">    /* Another exit to build more billing history */</w:t>
+              <w:br/>
+              <w:t xml:space="preserve">    printf("  [EXIT] KA-05-MJ-7823 departing...\n");</w:t>
+              <w:br/>
+              <w:t xml:space="preserve">    vehicle_depart("KA-05-MJ-7823", now);</w:t>
+              <w:br/>
+              <w:br/>
+              <w:t xml:space="preserve">    /* Show billing sessions ranked by fee — uses Insertion Sort */</w:t>
+              <w:br/>
+              <w:t xml:space="preserve">    show_sorted_sessions();</w:t>
+              <w:br/>
+              <w:br/>
+              <w:t xml:space="preserve">    /* Binary-search demo on a known pass number */</w:t>
+              <w:br/>
+              <w:t xml:space="preserve">    printf("  [BINARY SEARCH] Looking up Pass #%d...\n", TICKET_START);</w:t>
+              <w:br/>
+              <w:t xml:space="preserve">    lookup_pass(TICKET_START);</w:t>
+              <w:br/>
+              <w:br/>
+              <w:t xml:space="preserve">    /* AI demand forecast across 24 hours */</w:t>
+              <w:br/>
+              <w:t xml:space="preserve">    printf("\n  [AI FORECAST] 24-Hour Occupancy &amp; Tariff Schedule:\n");</w:t>
+              <w:br/>
+              <w:t xml:space="preserve">    show_forecast();</w:t>
+              <w:br/>
+              <w:br/>
+              <w:t xml:space="preserve">    show_summary();</w:t>
+              <w:br/>
+              <w:br/>
+              <w:t xml:space="preserve">    printf("======================================================\n");</w:t>
+              <w:br/>
+              <w:t xml:space="preserve">    printf("                 Demo Complete.                       \n");</w:t>
+              <w:br/>
+              <w:t xml:space="preserve">    printf("======================================================\n\n");</w:t>
+              <w:br/>
+              <w:t>}</w:t>
+              <w:br/>
+              <w:br/>
+              <w:t>/* ============================================================</w:t>
+              <w:br/>
+              <w:t xml:space="preserve"> *  INTERACTIVE MAIN MENU</w:t>
+              <w:br/>
+              <w:t xml:space="preserve"> * ============================================================ */</w:t>
+              <w:br/>
+              <w:br/>
+              <w:t>static void read_line(char *buf, int sz)</w:t>
+              <w:br/>
+              <w:t>{</w:t>
+              <w:br/>
+              <w:t xml:space="preserve">    if (fgets(buf, sz, stdin))</w:t>
+              <w:br/>
+              <w:t xml:space="preserve">        buf[strcspn(buf, "\r\n")] = '\0';</w:t>
+              <w:br/>
+              <w:t>}</w:t>
+              <w:br/>
+              <w:br/>
+              <w:t>int main(int argc, char *argv[])</w:t>
+              <w:br/>
+              <w:t>{</w:t>
+              <w:br/>
+              <w:t xml:space="preserve">    setup_bay_grid();</w:t>
+              <w:br/>
+              <w:br/>
+              <w:t xml:space="preserve">    /* Headless demo mode: ./baytrack --demo */</w:t>
+              <w:br/>
+              <w:t xml:space="preserve">    if (argc &gt; 1 &amp;&amp; strcmp(argv[1], "--demo") == 0) {</w:t>
+              <w:br/>
+              <w:t xml:space="preserve">        run_demo();</w:t>
+              <w:br/>
+              <w:t xml:space="preserve">        return 0;</w:t>
+              <w:br/>
+              <w:t xml:space="preserve">    }</w:t>
+              <w:br/>
+              <w:br/>
+              <w:t xml:space="preserve">    char line[64];</w:t>
+              <w:br/>
+              <w:t xml:space="preserve">    int  choice;</w:t>
+              <w:br/>
+              <w:br/>
+              <w:t xml:space="preserve">    for (;;) {</w:t>
+              <w:br/>
+              <w:t xml:space="preserve">        printf("\n+==================[ BayTrack Menu ]==================+\n");</w:t>
+              <w:br/>
+              <w:t xml:space="preserve">        printf("|  1. Register Arrival    (Check-In)                  |\n");</w:t>
+              <w:br/>
+              <w:t xml:space="preserve">        printf("|  2. Register Departure  (Check-Out + Bill)          |\n");</w:t>
+              <w:br/>
+              <w:t xml:space="preserve">        printf("|  3. Find Vehicle Bay    (Linear Search)             |\n");</w:t>
+              <w:br/>
+              <w:t xml:space="preserve">        printf("|  4. View Bay Layout Map                             |\n");</w:t>
+              <w:br/>
+              <w:t xml:space="preserve">        printf("|  5. View Hold-Line Queue                            |\n");</w:t>
+              <w:br/>
+              <w:t xml:space="preserve">        printf("|  6. Ranked Billing Sessions (Insertion Sort)        |\n");</w:t>
+              <w:br/>
+              <w:t xml:space="preserve">        printf("|  7. Lookup Pass Number  (Binary Search)             |\n");</w:t>
+              <w:br/>
+              <w:t xml:space="preserve">        printf("|  8. AI Demand Forecast &amp; Tariff Schedule            |\n");</w:t>
+              <w:br/>
+              <w:t xml:space="preserve">        printf("|  9. Facility Summary &amp; Revenue                      |\n");</w:t>
+              <w:br/>
+              <w:t xml:space="preserve">        printf("| 10. Run Automated Demo                              |\n");</w:t>
+              <w:br/>
+              <w:t xml:space="preserve">        printf("|  0. Exit                                            |\n");</w:t>
+              <w:br/>
+              <w:t xml:space="preserve">        printf("+=====================================================+\n");</w:t>
+              <w:br/>
+              <w:t xml:space="preserve">        printf("Choice: ");</w:t>
+              <w:br/>
+              <w:t xml:space="preserve">        read_line(line, sizeof(line));</w:t>
+              <w:br/>
+              <w:t xml:space="preserve">        if (sscanf(line, "%d", &amp;choice) != 1) continue;</w:t>
+              <w:br/>
+              <w:t xml:space="preserve">        if (choice == 0) break;</w:t>
+              <w:br/>
+              <w:br/>
+              <w:t xml:space="preserve">        switch (choice) {</w:t>
+              <w:br/>
+              <w:t xml:space="preserve">            case 1: {</w:t>
+              <w:br/>
+              <w:t xml:space="preserve">                char tag[18], drv[36], cb[4];</w:t>
+              <w:br/>
+              <w:t xml:space="preserve">                int  cat;</w:t>
+              <w:br/>
+              <w:t xml:space="preserve">                printf("Vehicle Number (e.g. KA-01-AB-1234): "); read_line(tag, sizeof(tag));</w:t>
+              <w:br/>
+              <w:t xml:space="preserve">                printf("Driver Name: ");                          read_line(drv, sizeof(drv));</w:t>
+              <w:br/>
+              <w:t xml:space="preserve">                printf("Category (1=Two-Wheeler, 2=Four-Wheeler): "); read_line(cb, sizeof(cb));</w:t>
+              <w:br/>
+              <w:t xml:space="preserve">                cat = (cb[0] == '1') ? CAT_TW : CAT_FW;</w:t>
+              <w:br/>
+              <w:t xml:space="preserve">                vehicle_arrive(tag, drv, cat, 0);</w:t>
+              <w:br/>
+              <w:t xml:space="preserve">                break;</w:t>
+              <w:br/>
+              <w:t xml:space="preserve">            }</w:t>
+              <w:br/>
+              <w:t xml:space="preserve">            case 2: {</w:t>
+              <w:br/>
+              <w:t xml:space="preserve">                char tag[18];</w:t>
+              <w:br/>
+              <w:t xml:space="preserve">                printf("Vehicle Number to Depart: "); read_line(tag, sizeof(tag));</w:t>
+              <w:br/>
+              <w:t xml:space="preserve">                vehicle_depart(tag, 0);</w:t>
+              <w:br/>
+              <w:t xml:space="preserve">                break;</w:t>
+              <w:br/>
+              <w:t xml:space="preserve">            }</w:t>
+              <w:br/>
+              <w:t xml:space="preserve">            case 3: {</w:t>
+              <w:br/>
+              <w:t xml:space="preserve">                char tag[18];</w:t>
+              <w:br/>
+              <w:t xml:space="preserve">                printf("Vehicle Number: "); read_line(tag, sizeof(tag));</w:t>
+              <w:br/>
+              <w:t xml:space="preserve">                int b = find_vehicle(tag);</w:t>
+              <w:br/>
+              <w:t xml:space="preserve">                if (b != -1) printf("  Found in Bay #%02d.\n", b);</w:t>
+              <w:br/>
+              <w:t xml:space="preserve">                else         printf("  Not currently parked here.\n");</w:t>
+              <w:br/>
+              <w:t xml:space="preserve">                break;</w:t>
+              <w:br/>
+              <w:t xml:space="preserve">            }</w:t>
+              <w:br/>
+              <w:t xml:space="preserve">            case 4:  show_bay_layout();      break;</w:t>
+              <w:br/>
+              <w:t xml:space="preserve">            case 5:  show_hold_queue();      break;</w:t>
+              <w:br/>
+              <w:t xml:space="preserve">            case 6:  show_sorted_sessions(); break;</w:t>
+              <w:br/>
+              <w:t xml:space="preserve">            case 7: {</w:t>
+              <w:br/>
+              <w:t xml:space="preserve">                char pb[12]; int p;</w:t>
+              <w:br/>
+              <w:t xml:space="preserve">                printf("Enter Pass Number: "); read_line(pb, sizeof(pb));</w:t>
+              <w:br/>
+              <w:t xml:space="preserve">                if (sscanf(pb, "%d", &amp;p) == 1) lookup_pass(p);</w:t>
+              <w:br/>
+              <w:t xml:space="preserve">                break;</w:t>
+              <w:br/>
+              <w:t xml:space="preserve">            }</w:t>
+              <w:br/>
+              <w:t xml:space="preserve">            case 8:  show_forecast();  break;</w:t>
+              <w:br/>
+              <w:t xml:space="preserve">            case 9:  show_summary();   break;</w:t>
+              <w:br/>
+              <w:t xml:space="preserve">            case 10: run_demo();       break;</w:t>
+              <w:br/>
+              <w:t xml:space="preserve">            default: printf("  Invalid option.\n"); break;</w:t>
               <w:br/>
               <w:t xml:space="preserve">        }</w:t>
               <w:br/>
               <w:t xml:space="preserve">    }</w:t>
               <w:br/>
-              <w:t xml:space="preserve">    if (idx == -1) {</w:t>
-              <w:br/>
-              <w:t xml:space="preserve">        printf("   [!] Vehicle '%s' not found in active slots.\n", plate);</w:t>
-              <w:br/>
-              <w:t xml:space="preserve">        return;</w:t>
-              <w:br/>
-              <w:t xml:space="preserve">    }</w:t>
-              <w:br/>
-              <w:br/>
-              <w:t xml:space="preserve">    time_t exitT = (customExit != 0) ? customExit : time(NULL);</w:t>
-              <w:br/>
-              <w:t xml:space="preserve">    double hours = difftime(exitT, slots[idx].entryTime) / 3600.0;</w:t>
-              <w:br/>
-              <w:t xml:space="preserve">    if (hours &lt; 1.0) hours = 1.0;</w:t>
-              <w:br/>
-              <w:br/>
-              <w:t xml:space="preserve">    struct tm* tmInfo = localtime(&amp;exitT);</w:t>
-              <w:br/>
-              <w:t xml:space="preserve">    int currHour = tmInfo ? tmInfo-&gt;tm_hour : 12;</w:t>
-              <w:br/>
-              <w:t xml:space="preserve">    double demand = 0, surge = 1.0;</w:t>
-              <w:br/>
-              <w:t xml:space="preserve">    ai_predict_demand(currHour, &amp;demand, &amp;surge);</w:t>
-              <w:br/>
-              <w:br/>
-              <w:t xml:space="preserve">    double rate = (slots[idx].type == TYPE_2W) ? RATE_2W : RATE_4W;</w:t>
-              <w:br/>
-              <w:t xml:space="preserve">    double total = rate * hours * surge;</w:t>
-              <w:br/>
-              <w:br/>
-              <w:t xml:space="preserve">    /* Add to Linked List */</w:t>
-              <w:br/>
-              <w:t xml:space="preserve">    RecordNode* rec = (RecordNode*)malloc(sizeof(RecordNode));</w:t>
-              <w:br/>
-              <w:t xml:space="preserve">    rec-&gt;ticketId = slots[idx].ticketId;</w:t>
-              <w:br/>
-              <w:t xml:space="preserve">    strncpy(rec-&gt;plate, slots[idx].plate, sizeof(rec-&gt;plate) - 1);</w:t>
-              <w:br/>
-              <w:t xml:space="preserve">    rec-&gt;type = slots[idx].type;</w:t>
-              <w:br/>
-              <w:t xml:space="preserve">    rec-&gt;slotId = slots[idx].id;</w:t>
-              <w:br/>
-              <w:t xml:space="preserve">    rec-&gt;entryTime = slots[idx].entryTime;</w:t>
-              <w:br/>
-              <w:t xml:space="preserve">    rec-&gt;exitTime = exitT;</w:t>
-              <w:br/>
-              <w:t xml:space="preserve">    rec-&gt;durationHours = hours;</w:t>
-              <w:br/>
-              <w:t xml:space="preserve">    rec-&gt;surgeFactor = surge;</w:t>
-              <w:br/>
-              <w:t xml:space="preserve">    rec-&gt;amount = total;</w:t>
-              <w:br/>
-              <w:t xml:space="preserve">    rec-&gt;next = historyHead;</w:t>
-              <w:br/>
-              <w:t xml:space="preserve">    historyHead = rec;</w:t>
-              <w:br/>
-              <w:br/>
-              <w:t xml:space="preserve">    totalRevenue += total;</w:t>
-              <w:br/>
-              <w:t xml:space="preserve">    completedSessions++;</w:t>
-              <w:br/>
-              <w:br/>
-              <w:t xml:space="preserve">    /* Receipt */</w:t>
-              <w:br/>
-              <w:t xml:space="preserve">    printf("\n**************** BILL RECEIPT ****************\n");</w:t>
-              <w:br/>
-              <w:t xml:space="preserve">    printf(" Ticket #%d | Vehicle: %s (%s)\n", rec-&gt;ticketId, rec-&gt;plate, type_name(rec-&gt;type));</w:t>
-              <w:br/>
-              <w:t xml:space="preserve">    printf(" Duration: %.1f hrs | Rate: $%.2f/hr | AI Surge: %.2fx\n", hours, rate, surge);</w:t>
-              <w:br/>
-              <w:t xml:space="preserve">    printf(" TOTAL CHARGE PAID: $%.2f\n", total);</w:t>
-              <w:br/>
-              <w:t xml:space="preserve">    printf("**********************************************\n");</w:t>
-              <w:br/>
-              <w:br/>
-              <w:t xml:space="preserve">    /* Release slot */</w:t>
-              <w:br/>
-              <w:t xml:space="preserve">    VehicleType freedType = slots[idx].type;</w:t>
-              <w:br/>
-              <w:t xml:space="preserve">    slots[idx].isOccupied = false;</w:t>
-              <w:br/>
-              <w:t xml:space="preserve">    slots[idx].plate[0] = '\0';</w:t>
-              <w:br/>
-              <w:t xml:space="preserve">    printf("   [+] Slot #%02d is now free.\n", slots[idx].id);</w:t>
-              <w:br/>
-              <w:br/>
-              <w:t xml:space="preserve">    /* Queue Auto-Allocation */</w:t>
-              <w:br/>
-              <w:t xml:space="preserve">    if (waitQueue.count &gt; 0 &amp;&amp; waitQueue.front-&gt;vehicle.type == freedType) {</w:t>
-              <w:br/>
-              <w:t xml:space="preserve">        Vehicle queued;</w:t>
-              <w:br/>
-              <w:t xml:space="preserve">        dequeue_wait(&amp;queued);</w:t>
-              <w:br/>
-              <w:t xml:space="preserve">        int newSlot = allocate_slot(queued.type, queued.plate, nextTicket++, exitT);</w:t>
-              <w:br/>
-              <w:t xml:space="preserve">        printf("   &gt;&gt;&gt; [AUTO-ALLOCATION]: Dequeued '%s' and assigned to freed Slot #%02d! &lt;&lt;&lt;\n",</w:t>
-              <w:br/>
-              <w:t xml:space="preserve">               queued.plate, newSlot);</w:t>
-              <w:br/>
-              <w:t xml:space="preserve">    }</w:t>
-              <w:br/>
-              <w:t>}</w:t>
-              <w:br/>
-              <w:br/>
-              <w:t>/* --- Searching &amp; Sorting (DSA) --- */</w:t>
-              <w:br/>
-              <w:t>int linear_search_slot(const char* plate) {</w:t>
-              <w:br/>
-              <w:t xml:space="preserve">    for (int i = 0; i &lt; TOTAL_SLOTS; i++) {</w:t>
-              <w:br/>
-              <w:t xml:space="preserve">        if (slots[i].isOccupied &amp;&amp; str_equals_ignore_case(slots[i].plate, plate)) {</w:t>
-              <w:br/>
-              <w:t xml:space="preserve">            return slots[i].id;</w:t>
-              <w:br/>
-              <w:t xml:space="preserve">        }</w:t>
-              <w:br/>
-              <w:t xml:space="preserve">    }</w:t>
-              <w:br/>
-              <w:t xml:space="preserve">    return -1;</w:t>
-              <w:br/>
-              <w:t>}</w:t>
-              <w:br/>
-              <w:br/>
-              <w:t>void sort_records_by_amount(void) {</w:t>
-              <w:br/>
-              <w:t xml:space="preserve">    if (!historyHead || !historyHead-&gt;next) return;</w:t>
-              <w:br/>
-              <w:t xml:space="preserve">    /* Convert linked list to array of pointers for QuickSort */</w:t>
-              <w:br/>
-              <w:t xml:space="preserve">    int count = completedSessions;</w:t>
-              <w:br/>
-              <w:t xml:space="preserve">    RecordNode** arr = (RecordNode**)malloc(sizeof(RecordNode*) * count);</w:t>
-              <w:br/>
-              <w:t xml:space="preserve">    RecordNode* curr = historyHead;</w:t>
-              <w:br/>
-              <w:t xml:space="preserve">    for (int i = 0; i &lt; count &amp;&amp; curr; i++, curr = curr-&gt;next) arr[i] = curr;</w:t>
-              <w:br/>
-              <w:br/>
-              <w:t xml:space="preserve">    /* Simple Bubble Sort on pointers by charge (Descending) */</w:t>
-              <w:br/>
-              <w:t xml:space="preserve">    for (int i = 0; i &lt; count - 1; i++) {</w:t>
-              <w:br/>
-              <w:t xml:space="preserve">        for (int j = 0; j &lt; count - i - 1; j++) {</w:t>
-              <w:br/>
-              <w:t xml:space="preserve">            if (arr[j]-&gt;amount &lt; arr[j + 1]-&gt;amount) {</w:t>
-              <w:br/>
-              <w:t xml:space="preserve">                RecordNode* tmp = arr[j];</w:t>
-              <w:br/>
-              <w:t xml:space="preserve">                arr[j] = arr[j + 1];</w:t>
-              <w:br/>
-              <w:t xml:space="preserve">                arr[j + 1] = tmp;</w:t>
-              <w:br/>
-              <w:t xml:space="preserve">            }</w:t>
-              <w:br/>
-              <w:t xml:space="preserve">        }</w:t>
-              <w:br/>
-              <w:t xml:space="preserve">    }</w:t>
-              <w:br/>
-              <w:br/>
-              <w:t xml:space="preserve">    printf("\n--- Completed Transactions Sorted by Revenue (Highest to Lowest) ---\n");</w:t>
-              <w:br/>
-              <w:t xml:space="preserve">    for (int i = 0; i &lt; count; i++) {</w:t>
-              <w:br/>
-              <w:t xml:space="preserve">        printf(" Ticket #%d | Plate: %-12s | Time: %.1f hrs | Amount: $%.2f\n",</w:t>
-              <w:br/>
-              <w:t xml:space="preserve">               arr[i]-&gt;ticketId, arr[i]-&gt;plate, arr[i]-&gt;durationHours, arr[i]-&gt;amount);</w:t>
-              <w:br/>
-              <w:t xml:space="preserve">    }</w:t>
-              <w:br/>
-              <w:t xml:space="preserve">    free(arr);</w:t>
-              <w:br/>
-              <w:t>}</w:t>
-              <w:br/>
-              <w:br/>
-              <w:t>int binary_search_ticket(RecordNode** sortedArr, int n, int targetTicket) {</w:t>
-              <w:br/>
-              <w:t xml:space="preserve">    int low = 0, high = n - 1;</w:t>
-              <w:br/>
-              <w:t xml:space="preserve">    while (low &lt;= high) {</w:t>
-              <w:br/>
-              <w:t xml:space="preserve">        int mid = low + (high - low) / 2;</w:t>
-              <w:br/>
-              <w:t xml:space="preserve">        if (sortedArr[mid]-&gt;ticketId == targetTicket) return mid;</w:t>
-              <w:br/>
-              <w:t xml:space="preserve">        if (sortedArr[mid]-&gt;ticketId &lt; targetTicket) low = mid + 1;</w:t>
-              <w:br/>
-              <w:t xml:space="preserve">        else high = mid - 1;</w:t>
-              <w:br/>
-              <w:t xml:space="preserve">    }</w:t>
-              <w:br/>
-              <w:t xml:space="preserve">    return -1;</w:t>
-              <w:br/>
-              <w:t>}</w:t>
-              <w:br/>
-              <w:br/>
-              <w:t>/* --- Visuals &amp; Analytics --- */</w:t>
-              <w:br/>
-              <w:t>void display_slots(void) {</w:t>
-              <w:br/>
-              <w:t xml:space="preserve">    printf("\n--- REAL-TIME PARKING LOT GRID ---\n");</w:t>
-              <w:br/>
-              <w:t xml:space="preserve">    for (int f = 1; f &lt;= 2; f++) {</w:t>
-              <w:br/>
-              <w:t xml:space="preserve">        printf("Floor %d: ", f);</w:t>
-              <w:br/>
-              <w:t xml:space="preserve">        for (int i = 0; i &lt; TOTAL_SLOTS; i++) {</w:t>
-              <w:br/>
-              <w:t xml:space="preserve">            if (slots[i].floor == f) {</w:t>
-              <w:br/>
-              <w:t xml:space="preserve">                printf("[%02d: %s] ", slots[i].id, slots[i].isOccupied ? "X" : "V");</w:t>
-              <w:br/>
-              <w:t xml:space="preserve">            }</w:t>
-              <w:br/>
-              <w:t xml:space="preserve">        }</w:t>
-              <w:br/>
-              <w:t xml:space="preserve">        printf("\n");</w:t>
-              <w:br/>
-              <w:t xml:space="preserve">    }</w:t>
-              <w:br/>
-              <w:t xml:space="preserve">    printf("Legend: [V] = Vacant | [X] = Occupied\n");</w:t>
-              <w:br/>
-              <w:t>}</w:t>
-              <w:br/>
-              <w:br/>
-              <w:t>void display_ai_forecast(void) {</w:t>
-              <w:br/>
-              <w:t xml:space="preserve">    printf("\n=== AI 24-HOUR DEMAND FORECAST &amp; DYNAMIC PRICING ===\n");</w:t>
-              <w:br/>
-              <w:t xml:space="preserve">    printf("Hour  | Demand | Load Visualization      | Tariff Tier\n");</w:t>
-              <w:br/>
-              <w:t xml:space="preserve">    printf("------+--------+-------------------------+--------------\n");</w:t>
-              <w:br/>
-              <w:t xml:space="preserve">    for (int h = 0; h &lt; 24; h += 2) {</w:t>
-              <w:br/>
-              <w:t xml:space="preserve">        double demand = 0, surge = 1.0;</w:t>
-              <w:br/>
-              <w:t xml:space="preserve">        ai_predict_demand(h, &amp;demand, &amp;surge);</w:t>
-              <w:br/>
-              <w:t xml:space="preserve">        int bars = (int)(demand / 5.0);</w:t>
-              <w:br/>
-              <w:t xml:space="preserve">        char barStr[25];</w:t>
-              <w:br/>
-              <w:t xml:space="preserve">        for (int b = 0; b &lt; bars; b++) barStr[b] = '#';</w:t>
-              <w:br/>
-              <w:t xml:space="preserve">        barStr[bars] = '\0';</w:t>
-              <w:br/>
-              <w:t xml:space="preserve">        const char* tag = (surge &gt;= 1.5) ? "HIGH SURGE (1.5x)" :</w:t>
-              <w:br/>
-              <w:t xml:space="preserve">                          (surge &gt;= 1.25) ? "MODERATE   (1.25x)" :</w:t>
-              <w:br/>
-              <w:t xml:space="preserve">                          (surge &lt; 1.0) ? "OFF-PEAK   (0.85x)" : "STANDARD   (1.0x)";</w:t>
-              <w:br/>
-              <w:t xml:space="preserve">        printf("%02d:00 | %5.1f%% | %-20s | %s\n", h, demand, barStr, tag);</w:t>
-              <w:br/>
-              <w:t xml:space="preserve">    }</w:t>
-              <w:br/>
-              <w:t>}</w:t>
-              <w:br/>
-              <w:br/>
-              <w:t>void display_stats(void) {</w:t>
-              <w:br/>
-              <w:t xml:space="preserve">    int occ = 0;</w:t>
-              <w:br/>
-              <w:t xml:space="preserve">    for (int i = 0; i &lt; TOTAL_SLOTS; i++) if (slots[i].isOccupied) occ++;</w:t>
-              <w:br/>
-              <w:t xml:space="preserve">    printf("\n=== PARKING STATISTICS ===\n");</w:t>
-              <w:br/>
-              <w:t xml:space="preserve">    printf(" Capacity: %d slots | Occupied: %d (%.1f%%) | Available: %d\n",</w:t>
-              <w:br/>
-              <w:t xml:space="preserve">           TOTAL_SLOTS, occ, (occ * 100.0) / TOTAL_SLOTS, TOTAL_SLOTS - occ);</w:t>
-              <w:br/>
-              <w:t xml:space="preserve">    printf(" Waiting Queue: %d vehicles | Completed Exits: %d | Revenue: $%.2f\n",</w:t>
-              <w:br/>
-              <w:t xml:space="preserve">           waitQueue.count, completedSessions, totalRevenue);</w:t>
-              <w:br/>
-              <w:t>}</w:t>
-              <w:br/>
-              <w:br/>
-              <w:t>/* --- Automated Simulation Demo --- */</w:t>
-              <w:br/>
-              <w:t>void run_demo(void) {</w:t>
-              <w:br/>
-              <w:t xml:space="preserve">    printf("\n--- RUNNING DEMO SIMULATION ---\n");</w:t>
-              <w:br/>
-              <w:t xml:space="preserve">    time_t t = time(NULL);</w:t>
-              <w:br/>
-              <w:t xml:space="preserve">    check_in("KA-01-1234", "Alice", TYPE_4W, t - 7200);</w:t>
-              <w:br/>
-              <w:t xml:space="preserve">    check_in("DL-02-5678", "Bob", TYPE_2W, t - 3600);</w:t>
-              <w:br/>
-              <w:t xml:space="preserve">    check_in("MH-03-9999", "Charlie", TYPE_4W, t - 1800);</w:t>
-              <w:br/>
-              <w:t xml:space="preserve">    </w:t>
-              <w:br/>
-              <w:t xml:space="preserve">    /* Fill remaining 2W slots to test Queue */</w:t>
-              <w:br/>
-              <w:t xml:space="preserve">    for (int i = 1; i &lt;= 6; i++) {</w:t>
-              <w:br/>
-              <w:t xml:space="preserve">        char p[16];</w:t>
-              <w:br/>
-              <w:t xml:space="preserve">        snprintf(p, sizeof(p), "2W-TEST-%02d", i);</w:t>
-              <w:br/>
-              <w:t xml:space="preserve">        check_in(p, "User", TYPE_2W, t);</w:t>
-              <w:br/>
-              <w:t xml:space="preserve">    }</w:t>
-              <w:br/>
-              <w:t xml:space="preserve">    display_slots();</w:t>
-              <w:br/>
-              <w:t xml:space="preserve">    </w:t>
-              <w:br/>
-              <w:t xml:space="preserve">    printf("\n--&gt; Searching slot for 'DL-02-5678' (Linear Search)...\n");</w:t>
-              <w:br/>
-              <w:t xml:space="preserve">    int s = linear_search_slot("DL-02-5678");</w:t>
-              <w:br/>
-              <w:t xml:space="preserve">    printf("   Found at Slot #%02d\n", s);</w:t>
-              <w:br/>
-              <w:br/>
-              <w:t xml:space="preserve">    printf("\n--&gt; Vehicle Exit &amp; Queue Auto-Allocation...\n");</w:t>
-              <w:br/>
-              <w:t xml:space="preserve">    check_out("DL-02-5678", t);</w:t>
-              <w:br/>
-              <w:t xml:space="preserve">    </w:t>
-              <w:br/>
-              <w:t xml:space="preserve">    display_ai_forecast();</w:t>
-              <w:br/>
-              <w:t xml:space="preserve">    sort_records_by_amount();</w:t>
-              <w:br/>
-              <w:t xml:space="preserve">    display_stats();</w:t>
-              <w:br/>
-              <w:t xml:space="preserve">    printf("\n--- DEMO COMPLETED ---\n\n");</w:t>
-              <w:br/>
-              <w:t>}</w:t>
-              <w:br/>
-              <w:br/>
-              <w:t>/* --- Main Menu --- */</w:t>
-              <w:br/>
-              <w:t>int main(int argc, char* argv[]) {</w:t>
-              <w:br/>
-              <w:t xml:space="preserve">    init_parking();</w:t>
-              <w:br/>
-              <w:br/>
-              <w:t xml:space="preserve">    if (argc &gt; 1 &amp;&amp; strcmp(argv[1], "--demo") == 0) {</w:t>
-              <w:br/>
-              <w:t xml:space="preserve">        run_demo();</w:t>
-              <w:br/>
-              <w:t xml:space="preserve">        return 0;</w:t>
-              <w:br/>
-              <w:t xml:space="preserve">    }</w:t>
-              <w:br/>
-              <w:br/>
-              <w:t xml:space="preserve">    int choice;</w:t>
-              <w:br/>
-              <w:t xml:space="preserve">    char buf[64];</w:t>
-              <w:br/>
-              <w:t xml:space="preserve">    while (1) {</w:t>
-              <w:br/>
-              <w:t xml:space="preserve">        printf("\n=========================================\n");</w:t>
-              <w:br/>
-              <w:t xml:space="preserve">        printf("    SMART PARKING MANAGEMENT SYSTEM      \n");</w:t>
-              <w:br/>
-              <w:t xml:space="preserve">        printf("=========================================\n");</w:t>
-              <w:br/>
-              <w:t xml:space="preserve">        printf(" 1. Check-In Vehicle\n");</w:t>
-              <w:br/>
-              <w:t xml:space="preserve">        printf(" 2. Check-Out &amp; Generate Bill\n");</w:t>
-              <w:br/>
-              <w:t xml:space="preserve">        printf(" 3. Search Slot by License Plate\n");</w:t>
-              <w:br/>
-              <w:t xml:space="preserve">        printf(" 4. View Parking Lot Grid\n");</w:t>
-              <w:br/>
-              <w:t xml:space="preserve">        printf(" 5. Sort Billing Records by Revenue\n");</w:t>
-              <w:br/>
-              <w:t xml:space="preserve">        printf(" 6. AI Demand Forecast &amp; Surge Tariff\n");</w:t>
-              <w:br/>
-              <w:t xml:space="preserve">        printf(" 7. Facility Statistics\n");</w:t>
-              <w:br/>
-              <w:t xml:space="preserve">        printf(" 8. Run Automated Test Demo\n");</w:t>
-              <w:br/>
-              <w:t xml:space="preserve">        printf(" 0. Exit\n");</w:t>
-              <w:br/>
-              <w:t xml:space="preserve">        printf("Choice (0-8): ");</w:t>
-              <w:br/>
-              <w:t xml:space="preserve">        if (!fgets(buf, sizeof(buf), stdin)) break;</w:t>
-              <w:br/>
-              <w:t xml:space="preserve">        if (sscanf(buf, "%d", &amp;choice) != 1) continue;</w:t>
-              <w:br/>
-              <w:t xml:space="preserve">        if (choice == 0) break;</w:t>
-              <w:br/>
-              <w:br/>
-              <w:t xml:space="preserve">        switch (choice) {</w:t>
-              <w:br/>
-              <w:t xml:space="preserve">            case 1: {</w:t>
-              <w:br/>
-              <w:t xml:space="preserve">                char plate[16], owner[32];</w:t>
-              <w:br/>
-              <w:t xml:space="preserve">                int type = 2;</w:t>
-              <w:br/>
-              <w:t xml:space="preserve">                printf("Enter Plate: ");</w:t>
-              <w:br/>
-              <w:t xml:space="preserve">                fgets(plate, sizeof(plate), stdin); plate[strcspn(plate, "\r\n")] = 0;</w:t>
-              <w:br/>
-              <w:t xml:space="preserve">                printf("Enter Owner: ");</w:t>
-              <w:br/>
-              <w:t xml:space="preserve">                fgets(owner, sizeof(owner), stdin); owner[strcspn(owner, "\r\n")] = 0;</w:t>
-              <w:br/>
-              <w:t xml:space="preserve">                printf("Type (1: 2-Wheeler, 2: 4-Wheeler): ");</w:t>
-              <w:br/>
-              <w:t xml:space="preserve">                fgets(buf, sizeof(buf), stdin); sscanf(buf, "%d", &amp;type);</w:t>
-              <w:br/>
-              <w:t xml:space="preserve">                check_in(plate, owner, (VehicleType)type, 0);</w:t>
-              <w:br/>
-              <w:t xml:space="preserve">                break;</w:t>
-              <w:br/>
-              <w:t xml:space="preserve">            }</w:t>
-              <w:br/>
-              <w:t xml:space="preserve">            case 2: {</w:t>
-              <w:br/>
-              <w:t xml:space="preserve">                char plate[16];</w:t>
-              <w:br/>
-              <w:t xml:space="preserve">                printf("Enter Plate to Check-Out: ");</w:t>
-              <w:br/>
-              <w:t xml:space="preserve">                fgets(plate, sizeof(plate), stdin); plate[strcspn(plate, "\r\n")] = 0;</w:t>
-              <w:br/>
-              <w:t xml:space="preserve">                check_out(plate, 0);</w:t>
-              <w:br/>
-              <w:t xml:space="preserve">                break;</w:t>
-              <w:br/>
-              <w:t xml:space="preserve">            }</w:t>
-              <w:br/>
-              <w:t xml:space="preserve">            case 3: {</w:t>
-              <w:br/>
-              <w:t xml:space="preserve">                char plate[16];</w:t>
-              <w:br/>
-              <w:t xml:space="preserve">                printf("Enter Plate: ");</w:t>
-              <w:br/>
-              <w:t xml:space="preserve">                fgets(plate, sizeof(plate), stdin); plate[strcspn(plate, "\r\n")] = 0;</w:t>
-              <w:br/>
-              <w:t xml:space="preserve">                int slot = linear_search_slot(plate);</w:t>
-              <w:br/>
-              <w:t xml:space="preserve">                if (slot != -1) printf("Found: Vehicle '%s' is in Slot #%02d\n", plate, slot);</w:t>
-              <w:br/>
-              <w:t xml:space="preserve">                else printf("Vehicle '%s' not found.\n", plate);</w:t>
-              <w:br/>
-              <w:t xml:space="preserve">                break;</w:t>
-              <w:br/>
-              <w:t xml:space="preserve">            }</w:t>
-              <w:br/>
-              <w:t xml:space="preserve">            case 4: display_slots(); break;</w:t>
-              <w:br/>
-              <w:t xml:space="preserve">            case 5: sort_records_by_amount(); break;</w:t>
-              <w:br/>
-              <w:t xml:space="preserve">            case 6: display_ai_forecast(); break;</w:t>
-              <w:br/>
-              <w:t xml:space="preserve">            case 7: display_stats(); break;</w:t>
-              <w:br/>
-              <w:t xml:space="preserve">            case 8: run_demo(); break;</w:t>
-              <w:br/>
-              <w:t xml:space="preserve">            default: printf("Invalid option.\n"); break;</w:t>
-              <w:br/>
-              <w:t xml:space="preserve">        }</w:t>
-              <w:br/>
-              <w:t xml:space="preserve">    }</w:t>
+              <w:t xml:space="preserve">    printf("Goodbye from BayTrack!\n");</w:t>
               <w:br/>
               <w:t xml:space="preserve">    return 0;</w:t>
               <w:br/>
@@ -962,23 +1557,21 @@
     </w:tbl>
     <w:p>
       <w:pPr>
-        <w:spacing w:before="40" w:after="120"/>
+        <w:spacing w:after="160"/>
       </w:pPr>
     </w:p>
     <w:p>
       <w:pPr>
         <w:pStyle w:val="Heading1"/>
-        <w:spacing w:before="280" w:after="120"/>
+        <w:spacing w:before="280"/>
       </w:pPr>
       <w:r>
-        <w:t>3. Execution Output (Automated Test Simulation)</w:t>
+        <w:t>3. Automated Demo Execution Output</w:t>
       </w:r>
     </w:p>
     <w:tbl>
       <w:tblPr>
         <w:tblW w:type="auto" w:w="0"/>
-        <w:jc w:val="center"/>
-        <w:tblLayout w:type="fixed"/>
         <w:tblLook w:firstColumn="1" w:firstRow="1" w:lastColumn="0" w:lastRow="0" w:noHBand="0" w:noVBand="1" w:val="04A0"/>
       </w:tblPr>
       <w:tblGrid>
@@ -988,23 +1581,23 @@
         <w:tc>
           <w:tcPr>
             <w:tcW w:type="dxa" w:w="9360"/>
-            <w:shd w:fill="F8FAFC"/>
+            <w:shd w:fill="F1F5F9"/>
+            <w:tcBorders>
+              <w:top w:val="single" w:sz="4" w:color="CBD5E1"/>
+              <w:left w:val="single" w:sz="18" w:color="1D4ED8"/>
+              <w:bottom w:val="single" w:sz="4" w:color="CBD5E1"/>
+              <w:right w:val="single" w:sz="4" w:color="CBD5E1"/>
+            </w:tcBorders>
             <w:tcMar>
               <w:top w:w="100" w:type="dxa"/>
               <w:bottom w:w="100" w:type="dxa"/>
-              <w:left w:w="150" w:type="dxa"/>
-              <w:right w:w="150" w:type="dxa"/>
+              <w:left w:w="160" w:type="dxa"/>
+              <w:right w:w="160" w:type="dxa"/>
             </w:tcMar>
-            <w:tcBorders>
-              <w:top w:val="single" w:sz="4" w:space="0" w:color="CBD5E1"/>
-              <w:left w:val="single" w:sz="18" w:space="0" w:color="1D4ED8"/>
-              <w:bottom w:val="single" w:sz="4" w:space="0" w:color="CBD5E1"/>
-              <w:right w:val="single" w:sz="4" w:space="0" w:color="CBD5E1"/>
-            </w:tcBorders>
           </w:tcPr>
           <w:p>
             <w:pPr>
-              <w:spacing w:before="40" w:after="40" w:line="276" w:lineRule="auto"/>
+              <w:spacing w:line="276" w:lineRule="auto"/>
             </w:pPr>
             <w:r>
               <w:rPr>
@@ -1013,122 +1606,333 @@
                 <w:sz w:val="17"/>
               </w:rPr>
               <w:br/>
-              <w:t>--- RUNNING DEMO SIMULATION ---</w:t>
-              <w:br/>
-              <w:br/>
-              <w:t>=== ENTRY PASS ISSUED ===</w:t>
-              <w:br/>
-              <w:t xml:space="preserve"> Ticket #1001 | Plate: KA-01-1234 | 4-Wheeler | Floor: 1 | Slot: #07</w:t>
-              <w:br/>
-              <w:br/>
-              <w:t>=== ENTRY PASS ISSUED ===</w:t>
-              <w:br/>
-              <w:t xml:space="preserve"> Ticket #1002 | Plate: DL-02-5678 | 2-Wheeler | Floor: 1 | Slot: #01</w:t>
-              <w:br/>
-              <w:br/>
-              <w:t>=== ENTRY PASS ISSUED ===</w:t>
-              <w:br/>
-              <w:t xml:space="preserve"> Ticket #1003 | Plate: MH-03-9999 | 4-Wheeler | Floor: 1 | Slot: #08</w:t>
-              <w:br/>
-              <w:br/>
-              <w:t>=== ENTRY PASS ISSUED ===</w:t>
-              <w:br/>
-              <w:t xml:space="preserve"> Ticket #1004 | Plate: 2W-TEST-01 | 2-Wheeler | Floor: 1 | Slot: #02</w:t>
-              <w:br/>
-              <w:br/>
-              <w:t>=== ENTRY PASS ISSUED ===</w:t>
-              <w:br/>
-              <w:t xml:space="preserve"> Ticket #1005 | Plate: 2W-TEST-02 | 2-Wheeler | Floor: 1 | Slot: #03</w:t>
-              <w:br/>
-              <w:br/>
-              <w:t>=== ENTRY PASS ISSUED ===</w:t>
-              <w:br/>
-              <w:t xml:space="preserve"> Ticket #1006 | Plate: 2W-TEST-03 | 2-Wheeler | Floor: 1 | Slot: #04</w:t>
-              <w:br/>
-              <w:br/>
-              <w:t>=== ENTRY PASS ISSUED ===</w:t>
-              <w:br/>
-              <w:t xml:space="preserve"> Ticket #1007 | Plate: 2W-TEST-04 | 2-Wheeler | Floor: 1 | Slot: #05</w:t>
-              <w:br/>
-              <w:br/>
-              <w:t>=== ENTRY PASS ISSUED ===</w:t>
-              <w:br/>
-              <w:t xml:space="preserve"> Ticket #1008 | Plate: 2W-TEST-05 | 2-Wheeler | Floor: 1 | Slot: #06</w:t>
-              <w:br/>
-              <w:t xml:space="preserve">   [!] Lot Full! Vehicle '2W-TEST-06' entered Waiting Queue (Position #1)</w:t>
-              <w:br/>
-              <w:br/>
-              <w:t>--- REAL-TIME PARKING LOT GRID ---</w:t>
-              <w:br/>
-              <w:t xml:space="preserve">Floor 1: [01: X] [02: X] [03: X] [04: X] [05: X] [06: X] [07: X] [08: X] [09: V] [10: V] </w:t>
-              <w:br/>
-              <w:t xml:space="preserve">Floor 2: [11: V] [12: V] [13: V] [14: V] [15: V] [16: V] [17: V] [18: V] [19: V] [20: V] </w:t>
-              <w:br/>
-              <w:t>Legend: [V] = Vacant | [X] = Occupied</w:t>
-              <w:br/>
-              <w:br/>
-              <w:t>--&gt; Searching slot for 'DL-02-5678' (Linear Search)...</w:t>
-              <w:br/>
-              <w:t xml:space="preserve">   Found at Slot #01</w:t>
-              <w:br/>
-              <w:br/>
-              <w:t>--&gt; Vehicle Exit &amp; Queue Auto-Allocation...</w:t>
-              <w:br/>
-              <w:br/>
-              <w:t>**************** BILL RECEIPT ****************</w:t>
-              <w:br/>
-              <w:t xml:space="preserve"> Ticket #1002 | Vehicle: DL-02-5678 (2-Wheeler)</w:t>
-              <w:br/>
-              <w:t xml:space="preserve"> Duration: 1.0 hrs | Rate: $15.00/hr | AI Surge: 1.50x</w:t>
-              <w:br/>
-              <w:t xml:space="preserve"> TOTAL CHARGE PAID: $22.50</w:t>
-              <w:br/>
-              <w:t>**********************************************</w:t>
-              <w:br/>
-              <w:t xml:space="preserve">   [+] Slot #01 is now free.</w:t>
-              <w:br/>
-              <w:t xml:space="preserve">   &gt;&gt;&gt; [AUTO-ALLOCATION]: Dequeued '2W-TEST-06' and assigned to freed Slot #01! &lt;&lt;&lt;</w:t>
-              <w:br/>
-              <w:br/>
-              <w:t>=== AI 24-HOUR DEMAND FORECAST &amp; DYNAMIC PRICING ===</w:t>
-              <w:br/>
-              <w:t>Hour  | Demand | Load Visualization      | Tariff Tier</w:t>
-              <w:br/>
-              <w:t>------+--------+-------------------------+--------------</w:t>
-              <w:br/>
-              <w:t>00:00 |  15.0% | ###                  | OFF-PEAK   (0.85x)</w:t>
-              <w:br/>
-              <w:t>02:00 |  15.0% | ###                  | OFF-PEAK   (0.85x)</w:t>
-              <w:br/>
-              <w:t>04:00 |  15.0% | ###                  | OFF-PEAK   (0.85x)</w:t>
-              <w:br/>
-              <w:t>06:00 |  40.0% | ########             | STANDARD   (1.0x)</w:t>
-              <w:br/>
-              <w:t>08:00 |  90.0% | ##################   | HIGH SURGE (1.5x)</w:t>
-              <w:br/>
-              <w:t>10:00 |  90.0% | ##################   | HIGH SURGE (1.5x)</w:t>
-              <w:br/>
-              <w:t>12:00 |  72.0% | ##############       | MODERATE   (1.25x)</w:t>
-              <w:br/>
-              <w:t>14:00 |  72.0% | ##############       | MODERATE   (1.25x)</w:t>
-              <w:br/>
-              <w:t>16:00 |  72.0% | ##############       | MODERATE   (1.25x)</w:t>
-              <w:br/>
-              <w:t>18:00 |  94.0% | ##################   | HIGH SURGE (1.5x)</w:t>
-              <w:br/>
-              <w:t>20:00 |  15.0% | ###                  | OFF-PEAK   (0.85x)</w:t>
-              <w:br/>
-              <w:t>22:00 |  15.0% | ###                  | OFF-PEAK   (0.85x)</w:t>
-              <w:br/>
-              <w:br/>
-              <w:t>=== PARKING STATISTICS ===</w:t>
-              <w:br/>
-              <w:t xml:space="preserve"> Capacity: 20 slots | Occupied: 8 (40.0%) | Available: 12</w:t>
-              <w:br/>
-              <w:t xml:space="preserve"> Waiting Queue: 0 vehicles | Completed Exits: 1 | Revenue: $22.50</w:t>
-              <w:br/>
-              <w:br/>
-              <w:t>--- DEMO COMPLETED ---</w:t>
+              <w:t>======================================================</w:t>
+              <w:br/>
+              <w:t xml:space="preserve">   BayTrack â€” Full-System Demonstration Session       </w:t>
+              <w:br/>
+              <w:t>======================================================</w:t>
+              <w:br/>
+              <w:br/>
+              <w:br/>
+              <w:t xml:space="preserve">  +-- ENTRY PASS GENERATED ---------------------------------+</w:t>
+              <w:br/>
+              <w:t xml:space="preserve">  | Pass   : #5001</w:t>
+              <w:br/>
+              <w:t xml:space="preserve">  | Vehicle: KA-05-MJ-7823    Driver : Ramesh Iyer          |</w:t>
+              <w:br/>
+              <w:t xml:space="preserve">  | Type   : Four-Wheeler     Bay #07  Level 0               |</w:t>
+              <w:br/>
+              <w:t xml:space="preserve">  | Arrived: 25-Oct 14:48                                     |</w:t>
+              <w:br/>
+              <w:t xml:space="preserve">  | Rate   : Rs.50/hr                                    |</w:t>
+              <w:br/>
+              <w:t xml:space="preserve">  +---------------------------------------------------------+</w:t>
+              <w:br/>
+              <w:br/>
+              <w:t xml:space="preserve">  +-- ENTRY PASS GENERATED ---------------------------------+</w:t>
+              <w:br/>
+              <w:t xml:space="preserve">  | Pass   : #5002</w:t>
+              <w:br/>
+              <w:t xml:space="preserve">  | Vehicle: TN-09-AB-3341    Driver : Meena Suresh         |</w:t>
+              <w:br/>
+              <w:t xml:space="preserve">  | Type   : Two-Wheeler      Bay #01  Level 0               |</w:t>
+              <w:br/>
+              <w:t xml:space="preserve">  | Arrived: 25-Oct 15:18                                     |</w:t>
+              <w:br/>
+              <w:t xml:space="preserve">  | Rate   : Rs.20/hr                                    |</w:t>
+              <w:br/>
+              <w:t xml:space="preserve">  +---------------------------------------------------------+</w:t>
+              <w:br/>
+              <w:br/>
+              <w:t xml:space="preserve">  +-- ENTRY PASS GENERATED ---------------------------------+</w:t>
+              <w:br/>
+              <w:t xml:space="preserve">  | Pass   : #5003</w:t>
+              <w:br/>
+              <w:t xml:space="preserve">  | Vehicle: MH-14-CD-6610    Driver : Arjun Patil          |</w:t>
+              <w:br/>
+              <w:t xml:space="preserve">  | Type   : Four-Wheeler     Bay #08  Level 0               |</w:t>
+              <w:br/>
+              <w:t xml:space="preserve">  | Arrived: 25-Oct 15:48                                     |</w:t>
+              <w:br/>
+              <w:t xml:space="preserve">  | Rate   : Rs.50/hr                                    |</w:t>
+              <w:br/>
+              <w:t xml:space="preserve">  +---------------------------------------------------------+</w:t>
+              <w:br/>
+              <w:br/>
+              <w:t xml:space="preserve">  +-- ENTRY PASS GENERATED ---------------------------------+</w:t>
+              <w:br/>
+              <w:t xml:space="preserve">  | Pass   : #5004</w:t>
+              <w:br/>
+              <w:t xml:space="preserve">  | Vehicle: AP-28-EF-1120    Driver : Divya Reddy          |</w:t>
+              <w:br/>
+              <w:t xml:space="preserve">  | Type   : Two-Wheeler      Bay #02  Level 0               |</w:t>
+              <w:br/>
+              <w:t xml:space="preserve">  | Arrived: 25-Oct 15:58                                     |</w:t>
+              <w:br/>
+              <w:t xml:space="preserve">  | Rate   : Rs.20/hr                                    |</w:t>
+              <w:br/>
+              <w:t xml:space="preserve">  +---------------------------------------------------------+</w:t>
+              <w:br/>
+              <w:br/>
+              <w:t xml:space="preserve">  +-- ENTRY PASS GENERATED ---------------------------------+</w:t>
+              <w:br/>
+              <w:t xml:space="preserve">  | Pass   : #5005</w:t>
+              <w:br/>
+              <w:t xml:space="preserve">  | Vehicle: DL-01-GH-9902    Driver : Priya Mehta          |</w:t>
+              <w:br/>
+              <w:t xml:space="preserve">  | Type   : Four-Wheeler     Bay #09  Level 0               |</w:t>
+              <w:br/>
+              <w:t xml:space="preserve">  | Arrived: 25-Oct 16:18                                     |</w:t>
+              <w:br/>
+              <w:t xml:space="preserve">  | Rate   : Rs.50/hr                                    |</w:t>
+              <w:br/>
+              <w:t xml:space="preserve">  +---------------------------------------------------------+</w:t>
+              <w:br/>
+              <w:br/>
+              <w:t xml:space="preserve">  +-- ENTRY PASS GENERATED ---------------------------------+</w:t>
+              <w:br/>
+              <w:t xml:space="preserve">  | Pass   : #5006</w:t>
+              <w:br/>
+              <w:t xml:space="preserve">  | Vehicle: KL-07-JK-4456    Driver : Suresh Nair          |</w:t>
+              <w:br/>
+              <w:t xml:space="preserve">  | Type   : Two-Wheeler      Bay #03  Level 0               |</w:t>
+              <w:br/>
+              <w:t xml:space="preserve">  | Arrived: 25-Oct 16:28                                     |</w:t>
+              <w:br/>
+              <w:t xml:space="preserve">  | Rate   : Rs.20/hr                                    |</w:t>
+              <w:br/>
+              <w:t xml:space="preserve">  +---------------------------------------------------------+</w:t>
+              <w:br/>
+              <w:br/>
+              <w:t xml:space="preserve">  +-- ENTRY PASS GENERATED ---------------------------------+</w:t>
+              <w:br/>
+              <w:t xml:space="preserve">  | Pass   : #5007</w:t>
+              <w:br/>
+              <w:t xml:space="preserve">  | Vehicle: TS-11-AA-0001    Driver : Ravi Kumar           |</w:t>
+              <w:br/>
+              <w:t xml:space="preserve">  | Type   : Two-Wheeler      Bay #04  Level 0               |</w:t>
+              <w:br/>
+              <w:t xml:space="preserve">  | Arrived: 25-Oct 16:48                                     |</w:t>
+              <w:br/>
+              <w:t xml:space="preserve">  | Rate   : Rs.20/hr                                    |</w:t>
+              <w:br/>
+              <w:t xml:space="preserve">  +---------------------------------------------------------+</w:t>
+              <w:br/>
+              <w:br/>
+              <w:t xml:space="preserve">  +-- ENTRY PASS GENERATED ---------------------------------+</w:t>
+              <w:br/>
+              <w:t xml:space="preserve">  | Pass   : #5008</w:t>
+              <w:br/>
+              <w:t xml:space="preserve">  | Vehicle: GJ-06-BB-0002    Driver : Neha Shah            |</w:t>
+              <w:br/>
+              <w:t xml:space="preserve">  | Type   : Two-Wheeler      Bay #05  Level 0               |</w:t>
+              <w:br/>
+              <w:t xml:space="preserve">  | Arrived: 25-Oct 16:58                                     |</w:t>
+              <w:br/>
+              <w:t xml:space="preserve">  | Rate   : Rs.20/hr                                    |</w:t>
+              <w:br/>
+              <w:t xml:space="preserve">  +---------------------------------------------------------+</w:t>
+              <w:br/>
+              <w:br/>
+              <w:t xml:space="preserve">  +-- ENTRY PASS GENERATED ---------------------------------+</w:t>
+              <w:br/>
+              <w:t xml:space="preserve">  | Pass   : #5009</w:t>
+              <w:br/>
+              <w:t xml:space="preserve">  | Vehicle: RJ-14-CC-0003    Driver : Anil Joshi           |</w:t>
+              <w:br/>
+              <w:t xml:space="preserve">  | Type   : Two-Wheeler      Bay #06  Level 0               |</w:t>
+              <w:br/>
+              <w:t xml:space="preserve">  | Arrived: 25-Oct 17:03                                     |</w:t>
+              <w:br/>
+              <w:t xml:space="preserve">  | Rate   : Rs.20/hr                                    |</w:t>
+              <w:br/>
+              <w:t xml:space="preserve">  +---------------------------------------------------------+</w:t>
+              <w:br/>
+              <w:t xml:space="preserve">  [QUEUE] 'UP-32-DD-0004' entered hold-line at position #1.</w:t>
+              <w:br/>
+              <w:br/>
+              <w:t>--- Bay Layout after initial arrivals ---</w:t>
+              <w:br/>
+              <w:br/>
+              <w:t xml:space="preserve">  +-- Bay Layout Map ----------------------------------------+</w:t>
+              <w:br/>
+              <w:t xml:space="preserve">  | Level 0: [01:XX] [02:XX] [03:XX] [04:XX] [05:XX] [06:XX] [07:XX] [08:XX] [09:XX] [10:--] |</w:t>
+              <w:br/>
+              <w:t xml:space="preserve">  | Level 1: [11:--] [12:--] [13:--] [14:--] [15:--] [16:--] [17:--] [18:--] [19:--] [20:--] |</w:t>
+              <w:br/>
+              <w:t xml:space="preserve">  | Key: [--] = Vacant   [XX] = Occupied                   |</w:t>
+              <w:br/>
+              <w:t xml:space="preserve">  +---------------------------------------------------------+</w:t>
+              <w:br/>
+              <w:br/>
+              <w:br/>
+              <w:t xml:space="preserve">  +-- Hold-Line (FIFO Queue) --------------------------------+</w:t>
+              <w:br/>
+              <w:t xml:space="preserve">  | #1  UP-32-DD-0004    Two-Wheeler                      |</w:t>
+              <w:br/>
+              <w:t xml:space="preserve">  +---------------------------------------------------------+</w:t>
+              <w:br/>
+              <w:br/>
+              <w:t xml:space="preserve">  [LINEAR SEARCH] Locating 'MH-14-CD-6610'...</w:t>
+              <w:br/>
+              <w:t xml:space="preserve">  [RESULT] Found in Bay #08.</w:t>
+              <w:br/>
+              <w:br/>
+              <w:t xml:space="preserve">  [EXIT] TN-09-AB-3341 departing...</w:t>
+              <w:br/>
+              <w:br/>
+              <w:t xml:space="preserve">  +============== PAYMENT RECEIPT ==========================+</w:t>
+              <w:br/>
+              <w:t xml:space="preserve">  | Pass #5002     Vehicle : TN-09-AB-3341                |</w:t>
+              <w:br/>
+              <w:t xml:space="preserve">  | Type  : Two-Wheeler                              |</w:t>
+              <w:br/>
+              <w:t xml:space="preserve">  | Bay   : #01   Arrived : 25-Oct 15:18                |</w:t>
+              <w:br/>
+              <w:t xml:space="preserve">  | Depart: 25-Oct 17:18                             |</w:t>
+              <w:br/>
+              <w:t xml:space="preserve">  | Hours : 2.0 hrs   Rate : Rs.20/hr                   |</w:t>
+              <w:br/>
+              <w:t xml:space="preserve">  | PeakScore: 1.00   Price-Mult: x1.60                    |</w:t>
+              <w:br/>
+              <w:t xml:space="preserve">  |---------------------------------------------------------|</w:t>
+              <w:br/>
+              <w:t xml:space="preserve">  | AMOUNT DUE : Rs. 64.00                                |</w:t>
+              <w:br/>
+              <w:t xml:space="preserve">  +=========================================================+</w:t>
+              <w:br/>
+              <w:t xml:space="preserve">  [BAY] Bay #01 is now free.</w:t>
+              <w:br/>
+              <w:t xml:space="preserve">  [AUTO] 'UP-32-DD-0004' moved from queue to Bay #01.</w:t>
+              <w:br/>
+              <w:br/>
+              <w:t xml:space="preserve">  [EXIT] KA-05-MJ-7823 departing...</w:t>
+              <w:br/>
+              <w:br/>
+              <w:t xml:space="preserve">  +============== PAYMENT RECEIPT ==========================+</w:t>
+              <w:br/>
+              <w:t xml:space="preserve">  | Pass #5001     Vehicle : KA-05-MJ-7823                |</w:t>
+              <w:br/>
+              <w:t xml:space="preserve">  | Type  : Four-Wheeler                             |</w:t>
+              <w:br/>
+              <w:t xml:space="preserve">  | Bay   : #07   Arrived : 25-Oct 14:48                |</w:t>
+              <w:br/>
+              <w:t xml:space="preserve">  | Depart: 25-Oct 17:18                             |</w:t>
+              <w:br/>
+              <w:t xml:space="preserve">  | Hours : 2.5 hrs   Rate : Rs.50/hr                   |</w:t>
+              <w:br/>
+              <w:t xml:space="preserve">  | PeakScore: 1.00   Price-Mult: x1.60                    |</w:t>
+              <w:br/>
+              <w:t xml:space="preserve">  |---------------------------------------------------------|</w:t>
+              <w:br/>
+              <w:t xml:space="preserve">  | AMOUNT DUE : Rs. 200.00                                |</w:t>
+              <w:br/>
+              <w:t xml:space="preserve">  +=========================================================+</w:t>
+              <w:br/>
+              <w:t xml:space="preserve">  [BAY] Bay #07 is now free.</w:t>
+              <w:br/>
+              <w:br/>
+              <w:t xml:space="preserve">  +-- Sessions Ranked by Fee Collected (High -&gt; Low) ------+</w:t>
+              <w:br/>
+              <w:t xml:space="preserve">  | Rank | Pass   | Vehicle        | Hrs   | Fee (Rs)  |</w:t>
+              <w:br/>
+              <w:t xml:space="preserve">  |------+--------+----------------+-------+-----------|</w:t>
+              <w:br/>
+              <w:t xml:space="preserve">  |    1 | #5001  | KA-05-MJ-7823  |   2.5 |    200.00 |</w:t>
+              <w:br/>
+              <w:t xml:space="preserve">  |    2 | #5002  | TN-09-AB-3341  |   2.0 |     64.00 |</w:t>
+              <w:br/>
+              <w:t xml:space="preserve">  +--------------------------------------------------------+</w:t>
+              <w:br/>
+              <w:br/>
+              <w:t xml:space="preserve">  [BINARY SEARCH] Looking up Pass #5001...</w:t>
+              <w:br/>
+              <w:t xml:space="preserve">  [FOUND] Pass #5001 -&gt; KA-05-MJ-7823 | Bay #7 | Rs.200.00</w:t>
+              <w:br/>
+              <w:br/>
+              <w:t xml:space="preserve">  [AI FORECAST] 24-Hour Occupancy &amp; Tariff Schedule:</w:t>
+              <w:br/>
+              <w:br/>
+              <w:t>+------+-------+------------------------+--------------------+</w:t>
+              <w:br/>
+              <w:t>| Hour | Score | Bar (each | = 5%)      | Tariff Tier        |</w:t>
+              <w:br/>
+              <w:t>+------+-------+------------------------+--------------------+</w:t>
+              <w:br/>
+              <w:t>| 00:00| 0.00  |                        | OFF-PEAK    x0.80  |</w:t>
+              <w:br/>
+              <w:t>| 01:00| 0.00  |                        | OFF-PEAK    x0.80  |</w:t>
+              <w:br/>
+              <w:t>| 02:00| 0.00  |                        | OFF-PEAK    x0.80  |</w:t>
+              <w:br/>
+              <w:t>| 03:00| 0.00  |                        | OFF-PEAK    x0.80  |</w:t>
+              <w:br/>
+              <w:t>| 04:00| 0.00  |                        | OFF-PEAK    x0.80  |</w:t>
+              <w:br/>
+              <w:t>| 05:00| 0.01  |                        | OFF-PEAK    x0.80  |</w:t>
+              <w:br/>
+              <w:t>| 06:00| 0.09  | |                      | OFF-PEAK    x0.80  |</w:t>
+              <w:br/>
+              <w:t>| 07:00| 0.31  | ||||||                 | NORMAL      x1.00  |</w:t>
+              <w:br/>
+              <w:t>| 08:00| 0.66  | |||||||||||||          | MODERATE    x1.25  |</w:t>
+              <w:br/>
+              <w:t>| 09:00| 0.85  | |||||||||||||||||      | PEAK SURGE  x1.60  |</w:t>
+              <w:br/>
+              <w:t>| 10:00| 1.00  | ||||||||||||||||||||   | PEAK SURGE  x1.60  |</w:t>
+              <w:br/>
+              <w:t>| 11:00| 0.93  | ||||||||||||||||||     | PEAK SURGE  x1.60  |</w:t>
+              <w:br/>
+              <w:t>| 12:00| 0.71  | ||||||||||||||         | MODERATE    x1.25  |</w:t>
+              <w:br/>
+              <w:t>| 13:00| 0.63  | ||||||||||||           | MODERATE    x1.25  |</w:t>
+              <w:br/>
+              <w:t>| 14:00| 0.62  | ||||||||||||           | MODERATE    x1.25  |</w:t>
+              <w:br/>
+              <w:t>| 15:00| 0.65  | ||||||||||||           | MODERATE    x1.25  |</w:t>
+              <w:br/>
+              <w:t>| 16:00| 0.77  | |||||||||||||||        | MODERATE    x1.25  |</w:t>
+              <w:br/>
+              <w:t>| 17:00| 1.00  | ||||||||||||||||||||   | PEAK SURGE  x1.60  |</w:t>
+              <w:br/>
+              <w:t>| 18:00| 0.87  | |||||||||||||||||      | PEAK SURGE  x1.60  |</w:t>
+              <w:br/>
+              <w:t>| 19:00| 0.87  | |||||||||||||||||      | PEAK SURGE  x1.60  |</w:t>
+              <w:br/>
+              <w:t>| 20:00| 0.48  | |||||||||              | NORMAL      x1.00  |</w:t>
+              <w:br/>
+              <w:t>| 21:00| 0.15  | ||                     | OFF-PEAK    x0.80  |</w:t>
+              <w:br/>
+              <w:t>| 22:00| 0.03  |                        | OFF-PEAK    x0.80  |</w:t>
+              <w:br/>
+              <w:t>| 23:00| 0.00  |                        | OFF-PEAK    x0.80  |</w:t>
+              <w:br/>
+              <w:t>+------+-------+------------------------+--------------------+</w:t>
+              <w:br/>
+              <w:br/>
+              <w:br/>
+              <w:t xml:space="preserve">  +-- Facility Summary -------------------------------------+</w:t>
+              <w:br/>
+              <w:t xml:space="preserve">  | Total Bays      : 20                                    |</w:t>
+              <w:br/>
+              <w:t xml:space="preserve">  | Occupied        : 8                                    |</w:t>
+              <w:br/>
+              <w:t xml:space="preserve">  | Available       : 12                                    |</w:t>
+              <w:br/>
+              <w:t xml:space="preserve">  | Hold Queue Size : 0                                    |</w:t>
+              <w:br/>
+              <w:t xml:space="preserve">  | Sessions Closed : 2                                    |</w:t>
+              <w:br/>
+              <w:t xml:space="preserve">  | Total Revenue   : Rs. 264.00                           |</w:t>
+              <w:br/>
+              <w:t xml:space="preserve">  +---------------------------------------------------------+</w:t>
+              <w:br/>
+              <w:br/>
+              <w:t>======================================================</w:t>
+              <w:br/>
+              <w:t xml:space="preserve">                 Demo Complete.                       </w:t>
+              <w:br/>
+              <w:t>======================================================</w:t>
               <w:br/>
               <w:br/>
             </w:r>
@@ -1138,7 +1942,7 @@
     </w:tbl>
     <w:p>
       <w:pPr>
-        <w:spacing w:before="40" w:after="120"/>
+        <w:spacing w:after="160"/>
       </w:pPr>
     </w:p>
     <w:sectPr>
